--- a/pdf/Trott_CV_Current.docx
+++ b/pdf/Trott_CV_Current.docx
@@ -34,7 +34,10 @@
         <w:t>Assistant Professor |</w:t>
       </w:r>
       <w:r>
-        <w:t xml:space="preserve"> University of California, San Diego</w:t>
+        <w:t xml:space="preserve"> </w:t>
+      </w:r>
+      <w:r>
+        <w:t>Rutgers University-Newark</w:t>
       </w:r>
       <w:r>
         <w:br/>
@@ -88,9 +91,12 @@
           <w:rPr>
             <w:rStyle w:val="Hyperlink"/>
           </w:rPr>
-          <w:t>sttrott@ucsd.edu</w:t>
+          <w:t>sean.trott@rugers.edu</w:t>
         </w:r>
       </w:hyperlink>
+      <w:r>
+        <w:t xml:space="preserve"> </w:t>
+      </w:r>
       <w:r>
         <w:t xml:space="preserve"> </w:t>
       </w:r>
@@ -214,6 +220,109 @@
         <w:rPr>
           <w:b/>
         </w:rPr>
+        <w:t>Assistant Professor</w:t>
+      </w:r>
+      <w:r>
+        <w:rPr>
+          <w:b/>
+        </w:rPr>
+        <w:tab/>
+      </w:r>
+      <w:r>
+        <w:rPr>
+          <w:b/>
+        </w:rPr>
+        <w:tab/>
+      </w:r>
+      <w:r>
+        <w:rPr>
+          <w:b/>
+        </w:rPr>
+        <w:tab/>
+      </w:r>
+      <w:r>
+        <w:rPr>
+          <w:b/>
+        </w:rPr>
+        <w:tab/>
+      </w:r>
+      <w:r>
+        <w:rPr>
+          <w:b/>
+        </w:rPr>
+        <w:tab/>
+      </w:r>
+      <w:r>
+        <w:rPr>
+          <w:b/>
+        </w:rPr>
+        <w:tab/>
+      </w:r>
+      <w:r>
+        <w:rPr>
+          <w:b/>
+        </w:rPr>
+        <w:tab/>
+      </w:r>
+      <w:r>
+        <w:rPr>
+          <w:b/>
+        </w:rPr>
+        <w:tab/>
+      </w:r>
+      <w:r>
+        <w:rPr>
+          <w:b/>
+        </w:rPr>
+        <w:tab/>
+      </w:r>
+      <w:r>
+        <w:rPr>
+          <w:bCs/>
+          <w:i/>
+          <w:iCs/>
+        </w:rPr>
+        <w:t>2026-Present</w:t>
+      </w:r>
+    </w:p>
+    <w:p>
+      <w:pPr>
+        <w:spacing w:line="276" w:lineRule="auto"/>
+        <w:contextualSpacing/>
+        <w:rPr>
+          <w:bCs/>
+        </w:rPr>
+      </w:pPr>
+      <w:r>
+        <w:rPr>
+          <w:bCs/>
+        </w:rPr>
+        <w:t>Department of Psychology, Rutgers University-Newark</w:t>
+      </w:r>
+    </w:p>
+    <w:p>
+      <w:pPr>
+        <w:spacing w:line="276" w:lineRule="auto"/>
+        <w:contextualSpacing/>
+        <w:rPr>
+          <w:b/>
+        </w:rPr>
+      </w:pPr>
+    </w:p>
+    <w:p>
+      <w:pPr>
+        <w:spacing w:line="276" w:lineRule="auto"/>
+        <w:contextualSpacing/>
+        <w:rPr>
+          <w:bCs/>
+          <w:i/>
+          <w:iCs/>
+        </w:rPr>
+      </w:pPr>
+      <w:r>
+        <w:rPr>
+          <w:b/>
+        </w:rPr>
         <w:t>Assistant Teaching Professor</w:t>
       </w:r>
       <w:r>
@@ -264,7 +373,15 @@
           <w:i/>
           <w:iCs/>
         </w:rPr>
-        <w:t>2022-Present</w:t>
+        <w:t>2022-</w:t>
+      </w:r>
+      <w:r>
+        <w:rPr>
+          <w:bCs/>
+          <w:i/>
+          <w:iCs/>
+        </w:rPr>
+        <w:t>2025</w:t>
       </w:r>
     </w:p>
     <w:p>
@@ -675,6 +792,147 @@
           <w:bCs/>
         </w:rPr>
       </w:pPr>
+      <w:r>
+        <w:rPr>
+          <w:b/>
+          <w:bCs/>
+        </w:rPr>
+        <w:t xml:space="preserve">IDRIS </w:t>
+      </w:r>
+      <w:r>
+        <w:rPr>
+          <w:b/>
+          <w:bCs/>
+        </w:rPr>
+        <w:t>F</w:t>
+      </w:r>
+      <w:r>
+        <w:rPr>
+          <w:b/>
+          <w:bCs/>
+        </w:rPr>
+        <w:t xml:space="preserve">aculty </w:t>
+      </w:r>
+      <w:r>
+        <w:rPr>
+          <w:b/>
+          <w:bCs/>
+        </w:rPr>
+        <w:t>Scholar</w:t>
+      </w:r>
+      <w:r>
+        <w:rPr>
+          <w:b/>
+          <w:bCs/>
+        </w:rPr>
+        <w:tab/>
+      </w:r>
+      <w:r>
+        <w:rPr>
+          <w:b/>
+          <w:bCs/>
+        </w:rPr>
+        <w:tab/>
+      </w:r>
+      <w:r>
+        <w:rPr>
+          <w:b/>
+          <w:bCs/>
+        </w:rPr>
+        <w:tab/>
+      </w:r>
+      <w:r>
+        <w:rPr>
+          <w:b/>
+          <w:bCs/>
+        </w:rPr>
+        <w:tab/>
+      </w:r>
+      <w:r>
+        <w:rPr>
+          <w:b/>
+          <w:bCs/>
+        </w:rPr>
+        <w:tab/>
+      </w:r>
+      <w:r>
+        <w:rPr>
+          <w:b/>
+          <w:bCs/>
+        </w:rPr>
+        <w:tab/>
+      </w:r>
+      <w:r>
+        <w:rPr>
+          <w:b/>
+          <w:bCs/>
+        </w:rPr>
+        <w:tab/>
+      </w:r>
+      <w:r>
+        <w:rPr>
+          <w:b/>
+          <w:bCs/>
+        </w:rPr>
+        <w:tab/>
+      </w:r>
+      <w:r>
+        <w:rPr>
+          <w:bCs/>
+          <w:i/>
+          <w:iCs/>
+        </w:rPr>
+        <w:t>2026-2027</w:t>
+      </w:r>
+    </w:p>
+    <w:p>
+      <w:pPr>
+        <w:spacing w:line="276" w:lineRule="auto"/>
+        <w:contextualSpacing/>
+        <w:rPr>
+          <w:b/>
+          <w:i/>
+          <w:iCs/>
+        </w:rPr>
+      </w:pPr>
+      <w:r>
+        <w:rPr>
+          <w:bCs/>
+        </w:rPr>
+        <w:t xml:space="preserve">Institute for Data, Research and Innovation Science, Rutgers University–Newark. </w:t>
+      </w:r>
+      <w:r>
+        <w:rPr>
+          <w:bCs/>
+        </w:rPr>
+        <w:br/>
+      </w:r>
+      <w:r>
+        <w:rPr>
+          <w:bCs/>
+          <w:i/>
+          <w:iCs/>
+        </w:rPr>
+        <w:t>Funded by the Robert Wood Johnson Foundation (AI Data/Science Readiness).</w:t>
+      </w:r>
+    </w:p>
+    <w:p>
+      <w:pPr>
+        <w:spacing w:line="276" w:lineRule="auto"/>
+        <w:contextualSpacing/>
+        <w:rPr>
+          <w:b/>
+        </w:rPr>
+      </w:pPr>
+    </w:p>
+    <w:p>
+      <w:pPr>
+        <w:spacing w:line="276" w:lineRule="auto"/>
+        <w:contextualSpacing/>
+        <w:rPr>
+          <w:bCs/>
+        </w:rPr>
+      </w:pPr>
       <w:proofErr w:type="spellStart"/>
       <w:r>
         <w:rPr>
@@ -735,6 +993,7 @@
           <w:i/>
           <w:iCs/>
         </w:rPr>
+        <w:lastRenderedPageBreak/>
         <w:t>A universal code for meaning in biological and artificial neural networks.</w:t>
       </w:r>
       <w:r>
@@ -1455,7 +1714,20 @@
           <w:szCs w:val="22"/>
           <w:shd w:val="clear" w:color="auto" w:fill="FFFFFF"/>
         </w:rPr>
-        <w:t xml:space="preserve"> &amp; Tetlock, P. E. (</w:t>
+        <w:t xml:space="preserve"> &amp; Tetlock, P. E. (2025). AI-augmented predictions: LLM assistants improve human forecasting accuracy. </w:t>
+      </w:r>
+      <w:r>
+        <w:rPr>
+          <w:b w:val="0"/>
+          <w:bCs w:val="0"/>
+          <w:i/>
+          <w:iCs/>
+          <w:color w:val="262626" w:themeColor="text1" w:themeTint="D9"/>
+          <w:sz w:val="22"/>
+          <w:szCs w:val="22"/>
+          <w:shd w:val="clear" w:color="auto" w:fill="FFFFFF"/>
+        </w:rPr>
+        <w:t>ACM Transactions on Interactive Intelligent Systems</w:t>
       </w:r>
       <w:r>
         <w:rPr>
@@ -1466,7 +1738,20 @@
           <w:szCs w:val="22"/>
           <w:shd w:val="clear" w:color="auto" w:fill="FFFFFF"/>
         </w:rPr>
-        <w:t>2025</w:t>
+        <w:t>, </w:t>
+      </w:r>
+      <w:r>
+        <w:rPr>
+          <w:b w:val="0"/>
+          <w:bCs w:val="0"/>
+          <w:i/>
+          <w:iCs/>
+          <w:color w:val="262626" w:themeColor="text1" w:themeTint="D9"/>
+          <w:sz w:val="22"/>
+          <w:szCs w:val="22"/>
+          <w:shd w:val="clear" w:color="auto" w:fill="FFFFFF"/>
+        </w:rPr>
+        <w:t>15</w:t>
       </w:r>
       <w:r>
         <w:rPr>
@@ -1477,9 +1762,14 @@
           <w:szCs w:val="22"/>
           <w:shd w:val="clear" w:color="auto" w:fill="FFFFFF"/>
         </w:rPr>
-        <w:t>). A</w:t>
-      </w:r>
-      <w:r>
+        <w:t>(1), 1-25.</w:t>
+      </w:r>
+    </w:p>
+    <w:p>
+      <w:pPr>
+        <w:pStyle w:val="Heading2"/>
+        <w:shd w:val="clear" w:color="auto" w:fill="FFFFFF"/>
+        <w:spacing w:before="0" w:beforeAutospacing="0" w:after="0" w:afterAutospacing="0"/>
         <w:rPr>
           <w:b w:val="0"/>
           <w:bCs w:val="0"/>
@@ -1488,9 +1778,1604 @@
           <w:szCs w:val="22"/>
           <w:shd w:val="clear" w:color="auto" w:fill="FFFFFF"/>
         </w:rPr>
-        <w:t>I-</w:t>
-      </w:r>
-      <w:r>
+      </w:pPr>
+    </w:p>
+    <w:p>
+      <w:pPr>
+        <w:rPr>
+          <w:color w:val="222222"/>
+          <w:sz w:val="22"/>
+          <w:szCs w:val="22"/>
+          <w:shd w:val="clear" w:color="auto" w:fill="FFFFFF"/>
+        </w:rPr>
+      </w:pPr>
+      <w:proofErr w:type="spellStart"/>
+      <w:r>
+        <w:rPr>
+          <w:color w:val="222222"/>
+          <w:sz w:val="22"/>
+          <w:szCs w:val="22"/>
+          <w:shd w:val="clear" w:color="auto" w:fill="FFFFFF"/>
+        </w:rPr>
+        <w:t>Zeelenberg</w:t>
+      </w:r>
+      <w:proofErr w:type="spellEnd"/>
+      <w:r>
+        <w:rPr>
+          <w:color w:val="222222"/>
+          <w:sz w:val="22"/>
+          <w:szCs w:val="22"/>
+          <w:shd w:val="clear" w:color="auto" w:fill="FFFFFF"/>
+        </w:rPr>
+        <w:t>, R.,</w:t>
+      </w:r>
+      <w:r>
+        <w:rPr>
+          <w:color w:val="222222"/>
+          <w:sz w:val="22"/>
+          <w:szCs w:val="22"/>
+          <w:shd w:val="clear" w:color="auto" w:fill="FFFFFF"/>
+        </w:rPr>
+        <w:t xml:space="preserve"> </w:t>
+      </w:r>
+      <w:proofErr w:type="spellStart"/>
+      <w:r>
+        <w:rPr>
+          <w:color w:val="222222"/>
+          <w:sz w:val="22"/>
+          <w:szCs w:val="22"/>
+          <w:shd w:val="clear" w:color="auto" w:fill="FFFFFF"/>
+        </w:rPr>
+        <w:t>Pecher</w:t>
+      </w:r>
+      <w:proofErr w:type="spellEnd"/>
+      <w:r>
+        <w:rPr>
+          <w:color w:val="222222"/>
+          <w:sz w:val="22"/>
+          <w:szCs w:val="22"/>
+          <w:shd w:val="clear" w:color="auto" w:fill="FFFFFF"/>
+        </w:rPr>
+        <w:t xml:space="preserve">, D., van der </w:t>
+      </w:r>
+      <w:proofErr w:type="spellStart"/>
+      <w:r>
+        <w:rPr>
+          <w:color w:val="222222"/>
+          <w:sz w:val="22"/>
+          <w:szCs w:val="22"/>
+          <w:shd w:val="clear" w:color="auto" w:fill="FFFFFF"/>
+        </w:rPr>
+        <w:t>Meijden</w:t>
+      </w:r>
+      <w:proofErr w:type="spellEnd"/>
+      <w:r>
+        <w:rPr>
+          <w:color w:val="222222"/>
+          <w:sz w:val="22"/>
+          <w:szCs w:val="22"/>
+          <w:shd w:val="clear" w:color="auto" w:fill="FFFFFF"/>
+        </w:rPr>
+        <w:t xml:space="preserve">, M. E., </w:t>
+      </w:r>
+      <w:r>
+        <w:rPr>
+          <w:b/>
+          <w:bCs/>
+          <w:color w:val="222222"/>
+          <w:sz w:val="22"/>
+          <w:szCs w:val="22"/>
+          <w:shd w:val="clear" w:color="auto" w:fill="FFFFFF"/>
+        </w:rPr>
+        <w:t>Trott, S.,</w:t>
+      </w:r>
+      <w:r>
+        <w:rPr>
+          <w:color w:val="222222"/>
+          <w:sz w:val="22"/>
+          <w:szCs w:val="22"/>
+          <w:shd w:val="clear" w:color="auto" w:fill="FFFFFF"/>
+        </w:rPr>
+        <w:t xml:space="preserve"> &amp; Bergen, B. (</w:t>
+      </w:r>
+      <w:r>
+        <w:rPr>
+          <w:color w:val="222222"/>
+          <w:sz w:val="22"/>
+          <w:szCs w:val="22"/>
+          <w:shd w:val="clear" w:color="auto" w:fill="FFFFFF"/>
+        </w:rPr>
+        <w:t>2025</w:t>
+      </w:r>
+      <w:r>
+        <w:rPr>
+          <w:color w:val="222222"/>
+          <w:sz w:val="22"/>
+          <w:szCs w:val="22"/>
+          <w:shd w:val="clear" w:color="auto" w:fill="FFFFFF"/>
+        </w:rPr>
+        <w:t>). Non-native Language Comprehenders Encode Implied Shapes of Objects in Memory. </w:t>
+      </w:r>
+      <w:r>
+        <w:rPr>
+          <w:i/>
+          <w:iCs/>
+          <w:color w:val="222222"/>
+          <w:sz w:val="22"/>
+          <w:szCs w:val="22"/>
+          <w:shd w:val="clear" w:color="auto" w:fill="FFFFFF"/>
+        </w:rPr>
+        <w:t>Cortex, 182, 100-111.</w:t>
+      </w:r>
+      <w:r>
+        <w:rPr>
+          <w:b/>
+          <w:bCs/>
+          <w:color w:val="222222"/>
+          <w:sz w:val="22"/>
+          <w:szCs w:val="22"/>
+          <w:shd w:val="clear" w:color="auto" w:fill="FFFFFF"/>
+        </w:rPr>
+        <w:t xml:space="preserve"> </w:t>
+      </w:r>
+    </w:p>
+    <w:p>
+      <w:pPr>
+        <w:pStyle w:val="Heading2"/>
+        <w:shd w:val="clear" w:color="auto" w:fill="FFFFFF"/>
+        <w:spacing w:before="0" w:beforeAutospacing="0" w:after="0" w:afterAutospacing="0"/>
+        <w:rPr>
+          <w:color w:val="222222"/>
+          <w:sz w:val="22"/>
+          <w:szCs w:val="22"/>
+          <w:shd w:val="clear" w:color="auto" w:fill="FFFFFF"/>
+        </w:rPr>
+      </w:pPr>
+    </w:p>
+    <w:p>
+      <w:pPr>
+        <w:pStyle w:val="Heading2"/>
+        <w:shd w:val="clear" w:color="auto" w:fill="FFFFFF"/>
+        <w:spacing w:before="0" w:beforeAutospacing="0" w:after="0" w:afterAutospacing="0"/>
+        <w:rPr>
+          <w:color w:val="222222"/>
+          <w:sz w:val="22"/>
+          <w:szCs w:val="22"/>
+          <w:shd w:val="clear" w:color="auto" w:fill="FFFFFF"/>
+        </w:rPr>
+      </w:pPr>
+      <w:r>
+        <w:rPr>
+          <w:color w:val="222222"/>
+          <w:sz w:val="22"/>
+          <w:szCs w:val="22"/>
+          <w:shd w:val="clear" w:color="auto" w:fill="FFFFFF"/>
+        </w:rPr>
+        <w:t>Trott, S.</w:t>
+      </w:r>
+      <w:r>
+        <w:rPr>
+          <w:b w:val="0"/>
+          <w:bCs w:val="0"/>
+          <w:color w:val="222222"/>
+          <w:sz w:val="22"/>
+          <w:szCs w:val="22"/>
+          <w:shd w:val="clear" w:color="auto" w:fill="FFFFFF"/>
+        </w:rPr>
+        <w:t xml:space="preserve"> (2024). Large Language Models and the Wisdom of Small Crowds. </w:t>
+      </w:r>
+      <w:r>
+        <w:rPr>
+          <w:b w:val="0"/>
+          <w:bCs w:val="0"/>
+          <w:i/>
+          <w:iCs/>
+          <w:color w:val="222222"/>
+          <w:sz w:val="22"/>
+          <w:szCs w:val="22"/>
+          <w:shd w:val="clear" w:color="auto" w:fill="FFFFFF"/>
+        </w:rPr>
+        <w:t>Open Mind</w:t>
+      </w:r>
+      <w:r>
+        <w:rPr>
+          <w:b w:val="0"/>
+          <w:bCs w:val="0"/>
+          <w:color w:val="222222"/>
+          <w:sz w:val="22"/>
+          <w:szCs w:val="22"/>
+          <w:shd w:val="clear" w:color="auto" w:fill="FFFFFF"/>
+        </w:rPr>
+        <w:t>, </w:t>
+      </w:r>
+      <w:r>
+        <w:rPr>
+          <w:b w:val="0"/>
+          <w:bCs w:val="0"/>
+          <w:i/>
+          <w:iCs/>
+          <w:color w:val="222222"/>
+          <w:sz w:val="22"/>
+          <w:szCs w:val="22"/>
+          <w:shd w:val="clear" w:color="auto" w:fill="FFFFFF"/>
+        </w:rPr>
+        <w:t>8</w:t>
+      </w:r>
+      <w:r>
+        <w:rPr>
+          <w:b w:val="0"/>
+          <w:bCs w:val="0"/>
+          <w:color w:val="222222"/>
+          <w:sz w:val="22"/>
+          <w:szCs w:val="22"/>
+          <w:shd w:val="clear" w:color="auto" w:fill="FFFFFF"/>
+        </w:rPr>
+        <w:t>, 723-738.</w:t>
+      </w:r>
+    </w:p>
+    <w:p>
+      <w:pPr>
+        <w:rPr>
+          <w:b/>
+          <w:bCs/>
+          <w:color w:val="222222"/>
+          <w:sz w:val="22"/>
+          <w:szCs w:val="22"/>
+          <w:shd w:val="clear" w:color="auto" w:fill="FFFFFF"/>
+        </w:rPr>
+      </w:pPr>
+    </w:p>
+    <w:p>
+      <w:pPr>
+        <w:rPr>
+          <w:b/>
+          <w:bCs/>
+          <w:color w:val="222222"/>
+          <w:sz w:val="22"/>
+          <w:szCs w:val="22"/>
+          <w:shd w:val="clear" w:color="auto" w:fill="FFFFFF"/>
+        </w:rPr>
+      </w:pPr>
+      <w:r>
+        <w:rPr>
+          <w:b/>
+          <w:bCs/>
+          <w:color w:val="222222"/>
+          <w:sz w:val="22"/>
+          <w:szCs w:val="22"/>
+          <w:shd w:val="clear" w:color="auto" w:fill="FFFFFF"/>
+        </w:rPr>
+        <w:t xml:space="preserve">Trott, S. </w:t>
+      </w:r>
+      <w:r>
+        <w:rPr>
+          <w:color w:val="222222"/>
+          <w:sz w:val="22"/>
+          <w:szCs w:val="22"/>
+          <w:shd w:val="clear" w:color="auto" w:fill="FFFFFF"/>
+        </w:rPr>
+        <w:t xml:space="preserve">(2024). Can large language models help augment English psycholinguistic </w:t>
+      </w:r>
+      <w:proofErr w:type="gramStart"/>
+      <w:r>
+        <w:rPr>
+          <w:color w:val="222222"/>
+          <w:sz w:val="22"/>
+          <w:szCs w:val="22"/>
+          <w:shd w:val="clear" w:color="auto" w:fill="FFFFFF"/>
+        </w:rPr>
+        <w:t>datasets?.</w:t>
+      </w:r>
+      <w:proofErr w:type="gramEnd"/>
+      <w:r>
+        <w:rPr>
+          <w:color w:val="222222"/>
+          <w:sz w:val="22"/>
+          <w:szCs w:val="22"/>
+          <w:shd w:val="clear" w:color="auto" w:fill="FFFFFF"/>
+        </w:rPr>
+        <w:t> </w:t>
+      </w:r>
+      <w:r>
+        <w:rPr>
+          <w:i/>
+          <w:iCs/>
+          <w:color w:val="222222"/>
+          <w:sz w:val="22"/>
+          <w:szCs w:val="22"/>
+          <w:shd w:val="clear" w:color="auto" w:fill="FFFFFF"/>
+        </w:rPr>
+        <w:t>Behavior Research Methods</w:t>
+      </w:r>
+      <w:r>
+        <w:rPr>
+          <w:color w:val="222222"/>
+          <w:sz w:val="22"/>
+          <w:szCs w:val="22"/>
+          <w:shd w:val="clear" w:color="auto" w:fill="FFFFFF"/>
+        </w:rPr>
+        <w:t>, </w:t>
+      </w:r>
+      <w:r>
+        <w:rPr>
+          <w:i/>
+          <w:iCs/>
+          <w:color w:val="222222"/>
+          <w:sz w:val="22"/>
+          <w:szCs w:val="22"/>
+          <w:shd w:val="clear" w:color="auto" w:fill="FFFFFF"/>
+        </w:rPr>
+        <w:t>56</w:t>
+      </w:r>
+      <w:r>
+        <w:rPr>
+          <w:color w:val="222222"/>
+          <w:sz w:val="22"/>
+          <w:szCs w:val="22"/>
+          <w:shd w:val="clear" w:color="auto" w:fill="FFFFFF"/>
+        </w:rPr>
+        <w:t>(6), 6082-6100.</w:t>
+      </w:r>
+    </w:p>
+    <w:p>
+      <w:pPr>
+        <w:rPr>
+          <w:b/>
+          <w:bCs/>
+          <w:color w:val="222222"/>
+          <w:sz w:val="22"/>
+          <w:szCs w:val="22"/>
+          <w:shd w:val="clear" w:color="auto" w:fill="FFFFFF"/>
+        </w:rPr>
+      </w:pPr>
+    </w:p>
+    <w:p>
+      <w:pPr>
+        <w:rPr>
+          <w:color w:val="222222"/>
+          <w:sz w:val="22"/>
+          <w:szCs w:val="22"/>
+          <w:shd w:val="clear" w:color="auto" w:fill="FFFFFF"/>
+        </w:rPr>
+      </w:pPr>
+      <w:r>
+        <w:rPr>
+          <w:color w:val="222222"/>
+          <w:sz w:val="22"/>
+          <w:szCs w:val="22"/>
+          <w:shd w:val="clear" w:color="auto" w:fill="FFFFFF"/>
+        </w:rPr>
+        <w:t xml:space="preserve">Jones, C. R., Bergen, B., &amp; </w:t>
+      </w:r>
+      <w:r>
+        <w:rPr>
+          <w:b/>
+          <w:bCs/>
+          <w:color w:val="222222"/>
+          <w:sz w:val="22"/>
+          <w:szCs w:val="22"/>
+          <w:shd w:val="clear" w:color="auto" w:fill="FFFFFF"/>
+        </w:rPr>
+        <w:t>Trott, S.</w:t>
+      </w:r>
+      <w:r>
+        <w:rPr>
+          <w:color w:val="222222"/>
+          <w:sz w:val="22"/>
+          <w:szCs w:val="22"/>
+          <w:shd w:val="clear" w:color="auto" w:fill="FFFFFF"/>
+        </w:rPr>
+        <w:t xml:space="preserve"> (2024). Do multimodal large language models and humans ground language </w:t>
+      </w:r>
+      <w:proofErr w:type="gramStart"/>
+      <w:r>
+        <w:rPr>
+          <w:color w:val="222222"/>
+          <w:sz w:val="22"/>
+          <w:szCs w:val="22"/>
+          <w:shd w:val="clear" w:color="auto" w:fill="FFFFFF"/>
+        </w:rPr>
+        <w:t>similarly?.</w:t>
+      </w:r>
+      <w:proofErr w:type="gramEnd"/>
+      <w:r>
+        <w:rPr>
+          <w:color w:val="222222"/>
+          <w:sz w:val="22"/>
+          <w:szCs w:val="22"/>
+          <w:shd w:val="clear" w:color="auto" w:fill="FFFFFF"/>
+        </w:rPr>
+        <w:t> </w:t>
+      </w:r>
+      <w:r>
+        <w:rPr>
+          <w:i/>
+          <w:iCs/>
+          <w:color w:val="222222"/>
+          <w:sz w:val="22"/>
+          <w:szCs w:val="22"/>
+          <w:shd w:val="clear" w:color="auto" w:fill="FFFFFF"/>
+        </w:rPr>
+        <w:t>Computational Linguistics</w:t>
+      </w:r>
+      <w:r>
+        <w:rPr>
+          <w:color w:val="222222"/>
+          <w:sz w:val="22"/>
+          <w:szCs w:val="22"/>
+          <w:shd w:val="clear" w:color="auto" w:fill="FFFFFF"/>
+        </w:rPr>
+        <w:t>, </w:t>
+      </w:r>
+      <w:r>
+        <w:rPr>
+          <w:i/>
+          <w:iCs/>
+          <w:color w:val="222222"/>
+          <w:sz w:val="22"/>
+          <w:szCs w:val="22"/>
+          <w:shd w:val="clear" w:color="auto" w:fill="FFFFFF"/>
+        </w:rPr>
+        <w:t>50</w:t>
+      </w:r>
+      <w:r>
+        <w:rPr>
+          <w:color w:val="222222"/>
+          <w:sz w:val="22"/>
+          <w:szCs w:val="22"/>
+          <w:shd w:val="clear" w:color="auto" w:fill="FFFFFF"/>
+        </w:rPr>
+        <w:t>(4), 1415-1440.</w:t>
+      </w:r>
+    </w:p>
+    <w:p>
+      <w:pPr>
+        <w:rPr>
+          <w:color w:val="222222"/>
+          <w:sz w:val="22"/>
+          <w:szCs w:val="22"/>
+          <w:shd w:val="clear" w:color="auto" w:fill="FFFFFF"/>
+        </w:rPr>
+      </w:pPr>
+    </w:p>
+    <w:p>
+      <w:pPr>
+        <w:rPr>
+          <w:color w:val="222222"/>
+          <w:sz w:val="22"/>
+          <w:szCs w:val="22"/>
+          <w:shd w:val="clear" w:color="auto" w:fill="FFFFFF"/>
+        </w:rPr>
+      </w:pPr>
+      <w:r>
+        <w:rPr>
+          <w:color w:val="222222"/>
+          <w:sz w:val="22"/>
+          <w:szCs w:val="22"/>
+          <w:shd w:val="clear" w:color="auto" w:fill="FFFFFF"/>
+        </w:rPr>
+        <w:t xml:space="preserve">Jones, C. R., </w:t>
+      </w:r>
+      <w:r>
+        <w:rPr>
+          <w:b/>
+          <w:bCs/>
+          <w:color w:val="222222"/>
+          <w:sz w:val="22"/>
+          <w:szCs w:val="22"/>
+          <w:shd w:val="clear" w:color="auto" w:fill="FFFFFF"/>
+        </w:rPr>
+        <w:t>Trott, S.,</w:t>
+      </w:r>
+      <w:r>
+        <w:rPr>
+          <w:color w:val="222222"/>
+          <w:sz w:val="22"/>
+          <w:szCs w:val="22"/>
+          <w:shd w:val="clear" w:color="auto" w:fill="FFFFFF"/>
+        </w:rPr>
+        <w:t xml:space="preserve"> &amp; Bergen, B. (2024). Comparing humans and large language models on an experimental protocol inventory for theory of mind evaluation (EPITOME). </w:t>
+      </w:r>
+      <w:r>
+        <w:rPr>
+          <w:i/>
+          <w:iCs/>
+          <w:color w:val="222222"/>
+          <w:sz w:val="22"/>
+          <w:szCs w:val="22"/>
+          <w:shd w:val="clear" w:color="auto" w:fill="FFFFFF"/>
+        </w:rPr>
+        <w:t>Transactions of the Association for Computational Linguistics</w:t>
+      </w:r>
+      <w:r>
+        <w:rPr>
+          <w:color w:val="222222"/>
+          <w:sz w:val="22"/>
+          <w:szCs w:val="22"/>
+          <w:shd w:val="clear" w:color="auto" w:fill="FFFFFF"/>
+        </w:rPr>
+        <w:t>, </w:t>
+      </w:r>
+      <w:r>
+        <w:rPr>
+          <w:i/>
+          <w:iCs/>
+          <w:color w:val="222222"/>
+          <w:sz w:val="22"/>
+          <w:szCs w:val="22"/>
+          <w:shd w:val="clear" w:color="auto" w:fill="FFFFFF"/>
+        </w:rPr>
+        <w:t>12</w:t>
+      </w:r>
+      <w:r>
+        <w:rPr>
+          <w:color w:val="222222"/>
+          <w:sz w:val="22"/>
+          <w:szCs w:val="22"/>
+          <w:shd w:val="clear" w:color="auto" w:fill="FFFFFF"/>
+        </w:rPr>
+        <w:t>, 803-819.</w:t>
+      </w:r>
+    </w:p>
+    <w:p>
+      <w:pPr>
+        <w:rPr>
+          <w:b/>
+          <w:bCs/>
+          <w:color w:val="222222"/>
+          <w:sz w:val="22"/>
+          <w:szCs w:val="22"/>
+          <w:shd w:val="clear" w:color="auto" w:fill="FFFFFF"/>
+        </w:rPr>
+      </w:pPr>
+    </w:p>
+    <w:p>
+      <w:pPr>
+        <w:rPr>
+          <w:color w:val="000000" w:themeColor="text1"/>
+          <w:sz w:val="22"/>
+          <w:szCs w:val="22"/>
+          <w:shd w:val="clear" w:color="auto" w:fill="FFFFFF"/>
+        </w:rPr>
+      </w:pPr>
+      <w:r>
+        <w:rPr>
+          <w:b/>
+          <w:bCs/>
+          <w:color w:val="222222"/>
+          <w:sz w:val="22"/>
+          <w:szCs w:val="22"/>
+          <w:shd w:val="clear" w:color="auto" w:fill="FFFFFF"/>
+        </w:rPr>
+        <w:t>Trott, S.,</w:t>
+      </w:r>
+      <w:r>
+        <w:rPr>
+          <w:color w:val="222222"/>
+          <w:sz w:val="22"/>
+          <w:szCs w:val="22"/>
+          <w:shd w:val="clear" w:color="auto" w:fill="FFFFFF"/>
+        </w:rPr>
+        <w:t xml:space="preserve"> Jones, C., Chang, T., Michaelov, J., &amp; Bergen, B. (2023). Do Large Language Models know what humans know? </w:t>
+      </w:r>
+      <w:r>
+        <w:rPr>
+          <w:i/>
+          <w:iCs/>
+          <w:color w:val="222222"/>
+          <w:sz w:val="22"/>
+          <w:szCs w:val="22"/>
+          <w:shd w:val="clear" w:color="auto" w:fill="FFFFFF"/>
+        </w:rPr>
+        <w:t>Cognitive Science</w:t>
+      </w:r>
+      <w:r>
+        <w:rPr>
+          <w:color w:val="222222"/>
+          <w:sz w:val="22"/>
+          <w:szCs w:val="22"/>
+          <w:shd w:val="clear" w:color="auto" w:fill="FFFFFF"/>
+        </w:rPr>
+        <w:t>, </w:t>
+      </w:r>
+      <w:r>
+        <w:rPr>
+          <w:i/>
+          <w:iCs/>
+          <w:color w:val="222222"/>
+          <w:sz w:val="22"/>
+          <w:szCs w:val="22"/>
+          <w:shd w:val="clear" w:color="auto" w:fill="FFFFFF"/>
+        </w:rPr>
+        <w:t>47</w:t>
+      </w:r>
+      <w:r>
+        <w:rPr>
+          <w:color w:val="222222"/>
+          <w:sz w:val="22"/>
+          <w:szCs w:val="22"/>
+          <w:shd w:val="clear" w:color="auto" w:fill="FFFFFF"/>
+        </w:rPr>
+        <w:t xml:space="preserve">(7), e13309. </w:t>
+      </w:r>
+    </w:p>
+    <w:p>
+      <w:pPr>
+        <w:rPr>
+          <w:b/>
+          <w:bCs/>
+          <w:color w:val="222222"/>
+          <w:sz w:val="22"/>
+          <w:szCs w:val="22"/>
+          <w:shd w:val="clear" w:color="auto" w:fill="FFFFFF"/>
+        </w:rPr>
+      </w:pPr>
+    </w:p>
+    <w:p>
+      <w:pPr>
+        <w:rPr>
+          <w:color w:val="000000" w:themeColor="text1"/>
+          <w:sz w:val="22"/>
+          <w:szCs w:val="22"/>
+          <w:shd w:val="clear" w:color="auto" w:fill="FFFFFF"/>
+        </w:rPr>
+      </w:pPr>
+      <w:r>
+        <w:rPr>
+          <w:b/>
+          <w:bCs/>
+          <w:color w:val="000000" w:themeColor="text1"/>
+          <w:sz w:val="22"/>
+          <w:szCs w:val="22"/>
+          <w:shd w:val="clear" w:color="auto" w:fill="FFFFFF"/>
+        </w:rPr>
+        <w:t xml:space="preserve">Trott, S., </w:t>
+      </w:r>
+      <w:r>
+        <w:rPr>
+          <w:color w:val="000000" w:themeColor="text1"/>
+          <w:sz w:val="22"/>
+          <w:szCs w:val="22"/>
+          <w:shd w:val="clear" w:color="auto" w:fill="FFFFFF"/>
+        </w:rPr>
+        <w:t xml:space="preserve">&amp; Bergen, B. </w:t>
+      </w:r>
+      <w:r>
+        <w:rPr>
+          <w:color w:val="000000" w:themeColor="text1"/>
+          <w:sz w:val="22"/>
+          <w:szCs w:val="22"/>
+        </w:rPr>
+        <w:t>(2023)</w:t>
+      </w:r>
+      <w:r>
+        <w:rPr>
+          <w:color w:val="000000" w:themeColor="text1"/>
+          <w:sz w:val="22"/>
+          <w:szCs w:val="22"/>
+        </w:rPr>
+        <w:t>.</w:t>
+      </w:r>
+      <w:r>
+        <w:rPr>
+          <w:color w:val="000000" w:themeColor="text1"/>
+          <w:sz w:val="22"/>
+          <w:szCs w:val="22"/>
+        </w:rPr>
+        <w:t xml:space="preserve"> </w:t>
+      </w:r>
+      <w:r>
+        <w:rPr>
+          <w:color w:val="000000" w:themeColor="text1"/>
+          <w:sz w:val="22"/>
+          <w:szCs w:val="22"/>
+          <w:shd w:val="clear" w:color="auto" w:fill="FFFFFF"/>
+        </w:rPr>
+        <w:t xml:space="preserve">Word meaning is both categorical and continuous. </w:t>
+      </w:r>
+      <w:r>
+        <w:rPr>
+          <w:i/>
+          <w:iCs/>
+          <w:color w:val="000000" w:themeColor="text1"/>
+          <w:sz w:val="22"/>
+          <w:szCs w:val="22"/>
+          <w:shd w:val="clear" w:color="auto" w:fill="FFFFFF"/>
+        </w:rPr>
+        <w:t>Psychological Review</w:t>
+      </w:r>
+      <w:r>
+        <w:rPr>
+          <w:color w:val="000000" w:themeColor="text1"/>
+          <w:sz w:val="22"/>
+          <w:szCs w:val="22"/>
+          <w:shd w:val="clear" w:color="auto" w:fill="FFFFFF"/>
+        </w:rPr>
+        <w:t xml:space="preserve">. </w:t>
+      </w:r>
+    </w:p>
+    <w:p>
+      <w:pPr>
+        <w:rPr>
+          <w:b/>
+          <w:bCs/>
+          <w:color w:val="222222"/>
+          <w:sz w:val="22"/>
+          <w:szCs w:val="22"/>
+          <w:shd w:val="clear" w:color="auto" w:fill="FFFFFF"/>
+        </w:rPr>
+      </w:pPr>
+    </w:p>
+    <w:p>
+      <w:pPr>
+        <w:rPr>
+          <w:color w:val="000000" w:themeColor="text1"/>
+          <w:sz w:val="22"/>
+          <w:szCs w:val="22"/>
+        </w:rPr>
+      </w:pPr>
+      <w:r>
+        <w:rPr>
+          <w:color w:val="000000" w:themeColor="text1"/>
+          <w:sz w:val="22"/>
+          <w:szCs w:val="22"/>
+        </w:rPr>
+        <w:t xml:space="preserve">Ruytenbeek, N., Bergen, B., &amp; </w:t>
+      </w:r>
+      <w:r>
+        <w:rPr>
+          <w:b/>
+          <w:bCs/>
+          <w:color w:val="000000" w:themeColor="text1"/>
+          <w:sz w:val="22"/>
+          <w:szCs w:val="22"/>
+        </w:rPr>
+        <w:t>Trott, S.</w:t>
+      </w:r>
+      <w:r>
+        <w:rPr>
+          <w:color w:val="000000" w:themeColor="text1"/>
+          <w:sz w:val="22"/>
+          <w:szCs w:val="22"/>
+        </w:rPr>
+        <w:t xml:space="preserve"> (2023). Prosody and speech act interpretation: The case of French indirect requests. </w:t>
+      </w:r>
+      <w:r>
+        <w:rPr>
+          <w:i/>
+          <w:iCs/>
+          <w:color w:val="000000" w:themeColor="text1"/>
+          <w:sz w:val="22"/>
+          <w:szCs w:val="22"/>
+        </w:rPr>
+        <w:t>Journal of French Language Studies</w:t>
+      </w:r>
+      <w:r>
+        <w:rPr>
+          <w:color w:val="000000" w:themeColor="text1"/>
+          <w:sz w:val="22"/>
+          <w:szCs w:val="22"/>
+        </w:rPr>
+        <w:t xml:space="preserve">. </w:t>
+      </w:r>
+    </w:p>
+    <w:p>
+      <w:pPr>
+        <w:rPr>
+          <w:color w:val="000000" w:themeColor="text1"/>
+          <w:sz w:val="22"/>
+          <w:szCs w:val="22"/>
+          <w:shd w:val="clear" w:color="auto" w:fill="FFFFFF"/>
+        </w:rPr>
+      </w:pPr>
+    </w:p>
+    <w:p>
+      <w:pPr>
+        <w:rPr>
+          <w:color w:val="000000" w:themeColor="text1"/>
+          <w:sz w:val="22"/>
+          <w:szCs w:val="22"/>
+          <w:shd w:val="clear" w:color="auto" w:fill="FFFFFF"/>
+        </w:rPr>
+      </w:pPr>
+      <w:r>
+        <w:rPr>
+          <w:color w:val="000000" w:themeColor="text1"/>
+          <w:sz w:val="22"/>
+          <w:szCs w:val="22"/>
+          <w:shd w:val="clear" w:color="auto" w:fill="FFFFFF"/>
+        </w:rPr>
+        <w:t xml:space="preserve">DeLong, K., </w:t>
+      </w:r>
+      <w:r>
+        <w:rPr>
+          <w:b/>
+          <w:bCs/>
+          <w:color w:val="000000" w:themeColor="text1"/>
+          <w:sz w:val="22"/>
+          <w:szCs w:val="22"/>
+          <w:shd w:val="clear" w:color="auto" w:fill="FFFFFF"/>
+        </w:rPr>
+        <w:t>Trott, S.,</w:t>
+      </w:r>
+      <w:r>
+        <w:rPr>
+          <w:color w:val="000000" w:themeColor="text1"/>
+          <w:sz w:val="22"/>
+          <w:szCs w:val="22"/>
+          <w:shd w:val="clear" w:color="auto" w:fill="FFFFFF"/>
+        </w:rPr>
+        <w:t xml:space="preserve"> Kutas, M. (2022). Offline dominance and zeugmatic similarity </w:t>
+      </w:r>
+      <w:proofErr w:type="spellStart"/>
+      <w:r>
+        <w:rPr>
+          <w:color w:val="000000" w:themeColor="text1"/>
+          <w:sz w:val="22"/>
+          <w:szCs w:val="22"/>
+          <w:shd w:val="clear" w:color="auto" w:fill="FFFFFF"/>
+        </w:rPr>
+        <w:t>normings</w:t>
+      </w:r>
+      <w:proofErr w:type="spellEnd"/>
+      <w:r>
+        <w:rPr>
+          <w:color w:val="000000" w:themeColor="text1"/>
+          <w:sz w:val="22"/>
+          <w:szCs w:val="22"/>
+          <w:shd w:val="clear" w:color="auto" w:fill="FFFFFF"/>
+        </w:rPr>
+        <w:t xml:space="preserve"> of variably ambiguous words assessed against a neural language model (BERT). </w:t>
+      </w:r>
+      <w:r>
+        <w:rPr>
+          <w:i/>
+          <w:iCs/>
+          <w:color w:val="000000" w:themeColor="text1"/>
+          <w:sz w:val="22"/>
+          <w:szCs w:val="22"/>
+          <w:shd w:val="clear" w:color="auto" w:fill="FFFFFF"/>
+        </w:rPr>
+        <w:t>Behavior Research Methods.</w:t>
+      </w:r>
+      <w:r>
+        <w:rPr>
+          <w:color w:val="000000" w:themeColor="text1"/>
+          <w:sz w:val="22"/>
+          <w:szCs w:val="22"/>
+          <w:shd w:val="clear" w:color="auto" w:fill="FFFFFF"/>
+        </w:rPr>
+        <w:t xml:space="preserve"> </w:t>
+      </w:r>
+    </w:p>
+    <w:p>
+      <w:pPr>
+        <w:rPr>
+          <w:color w:val="000000" w:themeColor="text1"/>
+          <w:sz w:val="22"/>
+          <w:szCs w:val="22"/>
+          <w:shd w:val="clear" w:color="auto" w:fill="FFFFFF"/>
+        </w:rPr>
+      </w:pPr>
+    </w:p>
+    <w:p>
+      <w:pPr>
+        <w:rPr>
+          <w:sz w:val="22"/>
+          <w:szCs w:val="22"/>
+        </w:rPr>
+      </w:pPr>
+      <w:r>
+        <w:rPr>
+          <w:b/>
+          <w:bCs/>
+          <w:color w:val="222222"/>
+          <w:sz w:val="22"/>
+          <w:szCs w:val="22"/>
+          <w:shd w:val="clear" w:color="auto" w:fill="FFFFFF"/>
+        </w:rPr>
+        <w:t>Trott, S.,</w:t>
+      </w:r>
+      <w:r>
+        <w:rPr>
+          <w:color w:val="222222"/>
+          <w:sz w:val="22"/>
+          <w:szCs w:val="22"/>
+          <w:shd w:val="clear" w:color="auto" w:fill="FFFFFF"/>
+        </w:rPr>
+        <w:t xml:space="preserve"> Bergen, B., &amp; Wittenberg, E. (2022). Spontaneous, controlled acts of reference between friends and strangers. </w:t>
+      </w:r>
+      <w:r>
+        <w:rPr>
+          <w:i/>
+          <w:iCs/>
+          <w:color w:val="222222"/>
+          <w:sz w:val="22"/>
+          <w:szCs w:val="22"/>
+          <w:shd w:val="clear" w:color="auto" w:fill="FFFFFF"/>
+        </w:rPr>
+        <w:t>Language Resources and Evaluation</w:t>
+      </w:r>
+      <w:r>
+        <w:rPr>
+          <w:color w:val="222222"/>
+          <w:sz w:val="22"/>
+          <w:szCs w:val="22"/>
+          <w:shd w:val="clear" w:color="auto" w:fill="FFFFFF"/>
+        </w:rPr>
+        <w:t xml:space="preserve">, 1-25. </w:t>
+      </w:r>
+    </w:p>
+    <w:p>
+      <w:pPr>
+        <w:rPr>
+          <w:b/>
+          <w:bCs/>
+          <w:color w:val="222222"/>
+          <w:sz w:val="22"/>
+          <w:szCs w:val="22"/>
+          <w:shd w:val="clear" w:color="auto" w:fill="FFFFFF"/>
+        </w:rPr>
+      </w:pPr>
+    </w:p>
+    <w:p>
+      <w:pPr>
+        <w:rPr>
+          <w:sz w:val="22"/>
+          <w:szCs w:val="22"/>
+        </w:rPr>
+      </w:pPr>
+      <w:r>
+        <w:rPr>
+          <w:color w:val="222222"/>
+          <w:sz w:val="22"/>
+          <w:szCs w:val="22"/>
+          <w:shd w:val="clear" w:color="auto" w:fill="FFFFFF"/>
+        </w:rPr>
+        <w:t xml:space="preserve">Morey, R. D., </w:t>
+      </w:r>
+      <w:proofErr w:type="spellStart"/>
+      <w:r>
+        <w:rPr>
+          <w:color w:val="222222"/>
+          <w:sz w:val="22"/>
+          <w:szCs w:val="22"/>
+          <w:shd w:val="clear" w:color="auto" w:fill="FFFFFF"/>
+        </w:rPr>
+        <w:t>Kaschak</w:t>
+      </w:r>
+      <w:proofErr w:type="spellEnd"/>
+      <w:r>
+        <w:rPr>
+          <w:color w:val="222222"/>
+          <w:sz w:val="22"/>
+          <w:szCs w:val="22"/>
+          <w:shd w:val="clear" w:color="auto" w:fill="FFFFFF"/>
+        </w:rPr>
+        <w:t xml:space="preserve">, M. P., </w:t>
+      </w:r>
+      <w:proofErr w:type="spellStart"/>
+      <w:r>
+        <w:rPr>
+          <w:color w:val="222222"/>
+          <w:sz w:val="22"/>
+          <w:szCs w:val="22"/>
+          <w:shd w:val="clear" w:color="auto" w:fill="FFFFFF"/>
+        </w:rPr>
+        <w:t>Díez-Álamo</w:t>
+      </w:r>
+      <w:proofErr w:type="spellEnd"/>
+      <w:r>
+        <w:rPr>
+          <w:color w:val="222222"/>
+          <w:sz w:val="22"/>
+          <w:szCs w:val="22"/>
+          <w:shd w:val="clear" w:color="auto" w:fill="FFFFFF"/>
+        </w:rPr>
+        <w:t xml:space="preserve">, A. M., </w:t>
+      </w:r>
+      <w:proofErr w:type="spellStart"/>
+      <w:r>
+        <w:rPr>
+          <w:color w:val="222222"/>
+          <w:sz w:val="22"/>
+          <w:szCs w:val="22"/>
+          <w:shd w:val="clear" w:color="auto" w:fill="FFFFFF"/>
+        </w:rPr>
+        <w:t>Glenberg</w:t>
+      </w:r>
+      <w:proofErr w:type="spellEnd"/>
+      <w:r>
+        <w:rPr>
+          <w:color w:val="222222"/>
+          <w:sz w:val="22"/>
+          <w:szCs w:val="22"/>
+          <w:shd w:val="clear" w:color="auto" w:fill="FFFFFF"/>
+        </w:rPr>
+        <w:t xml:space="preserve">, A. M., Zwaan, R. A., </w:t>
+      </w:r>
+      <w:proofErr w:type="spellStart"/>
+      <w:r>
+        <w:rPr>
+          <w:color w:val="222222"/>
+          <w:sz w:val="22"/>
+          <w:szCs w:val="22"/>
+          <w:shd w:val="clear" w:color="auto" w:fill="FFFFFF"/>
+        </w:rPr>
+        <w:t>Lakens</w:t>
+      </w:r>
+      <w:proofErr w:type="spellEnd"/>
+      <w:r>
+        <w:rPr>
+          <w:color w:val="222222"/>
+          <w:sz w:val="22"/>
+          <w:szCs w:val="22"/>
+          <w:shd w:val="clear" w:color="auto" w:fill="FFFFFF"/>
+        </w:rPr>
+        <w:t xml:space="preserve">, D., … </w:t>
+      </w:r>
+      <w:r>
+        <w:rPr>
+          <w:b/>
+          <w:bCs/>
+          <w:color w:val="222222"/>
+          <w:sz w:val="22"/>
+          <w:szCs w:val="22"/>
+          <w:shd w:val="clear" w:color="auto" w:fill="FFFFFF"/>
+        </w:rPr>
+        <w:t>Trott, S.</w:t>
+      </w:r>
+      <w:r>
+        <w:rPr>
+          <w:color w:val="222222"/>
+          <w:sz w:val="22"/>
+          <w:szCs w:val="22"/>
+          <w:shd w:val="clear" w:color="auto" w:fill="FFFFFF"/>
+        </w:rPr>
+        <w:t xml:space="preserve"> ... &amp; Ziv-</w:t>
+      </w:r>
+      <w:proofErr w:type="spellStart"/>
+      <w:r>
+        <w:rPr>
+          <w:color w:val="222222"/>
+          <w:sz w:val="22"/>
+          <w:szCs w:val="22"/>
+          <w:shd w:val="clear" w:color="auto" w:fill="FFFFFF"/>
+        </w:rPr>
+        <w:t>Crispel</w:t>
+      </w:r>
+      <w:proofErr w:type="spellEnd"/>
+      <w:r>
+        <w:rPr>
+          <w:color w:val="222222"/>
+          <w:sz w:val="22"/>
+          <w:szCs w:val="22"/>
+          <w:shd w:val="clear" w:color="auto" w:fill="FFFFFF"/>
+        </w:rPr>
+        <w:t>, N. (2022). A pre-registered, multi-lab non-replication of the action-sentence compatibility effect (ACE). </w:t>
+      </w:r>
+      <w:r>
+        <w:rPr>
+          <w:i/>
+          <w:iCs/>
+          <w:color w:val="222222"/>
+          <w:sz w:val="22"/>
+          <w:szCs w:val="22"/>
+          <w:shd w:val="clear" w:color="auto" w:fill="FFFFFF"/>
+        </w:rPr>
+        <w:t>Psychonomic bulletin &amp; review</w:t>
+      </w:r>
+      <w:r>
+        <w:rPr>
+          <w:color w:val="222222"/>
+          <w:sz w:val="22"/>
+          <w:szCs w:val="22"/>
+          <w:shd w:val="clear" w:color="auto" w:fill="FFFFFF"/>
+        </w:rPr>
+        <w:t>, </w:t>
+      </w:r>
+      <w:r>
+        <w:rPr>
+          <w:i/>
+          <w:iCs/>
+          <w:color w:val="222222"/>
+          <w:sz w:val="22"/>
+          <w:szCs w:val="22"/>
+          <w:shd w:val="clear" w:color="auto" w:fill="FFFFFF"/>
+        </w:rPr>
+        <w:t>29</w:t>
+      </w:r>
+      <w:r>
+        <w:rPr>
+          <w:color w:val="222222"/>
+          <w:sz w:val="22"/>
+          <w:szCs w:val="22"/>
+          <w:shd w:val="clear" w:color="auto" w:fill="FFFFFF"/>
+        </w:rPr>
+        <w:t xml:space="preserve">(2), 613-626. </w:t>
+      </w:r>
+    </w:p>
+    <w:p>
+      <w:pPr>
+        <w:rPr>
+          <w:b/>
+          <w:bCs/>
+          <w:color w:val="222222"/>
+          <w:sz w:val="22"/>
+          <w:szCs w:val="22"/>
+          <w:shd w:val="clear" w:color="auto" w:fill="FFFFFF"/>
+        </w:rPr>
+      </w:pPr>
+    </w:p>
+    <w:p>
+      <w:pPr>
+        <w:rPr>
+          <w:color w:val="222222"/>
+          <w:sz w:val="22"/>
+          <w:szCs w:val="22"/>
+          <w:shd w:val="clear" w:color="auto" w:fill="FFFFFF"/>
+        </w:rPr>
+      </w:pPr>
+      <w:r>
+        <w:rPr>
+          <w:b/>
+          <w:bCs/>
+          <w:color w:val="222222"/>
+          <w:sz w:val="22"/>
+          <w:szCs w:val="22"/>
+          <w:shd w:val="clear" w:color="auto" w:fill="FFFFFF"/>
+        </w:rPr>
+        <w:t>Trott, S.,</w:t>
+      </w:r>
+      <w:r>
+        <w:rPr>
+          <w:color w:val="222222"/>
+          <w:sz w:val="22"/>
+          <w:szCs w:val="22"/>
+          <w:shd w:val="clear" w:color="auto" w:fill="FFFFFF"/>
+        </w:rPr>
+        <w:t xml:space="preserve"> Reed, S., </w:t>
+      </w:r>
+      <w:proofErr w:type="spellStart"/>
+      <w:r>
+        <w:rPr>
+          <w:color w:val="222222"/>
+          <w:sz w:val="22"/>
+          <w:szCs w:val="22"/>
+          <w:shd w:val="clear" w:color="auto" w:fill="FFFFFF"/>
+        </w:rPr>
+        <w:t>Kaliblotzky</w:t>
+      </w:r>
+      <w:proofErr w:type="spellEnd"/>
+      <w:r>
+        <w:rPr>
+          <w:color w:val="222222"/>
+          <w:sz w:val="22"/>
+          <w:szCs w:val="22"/>
+          <w:shd w:val="clear" w:color="auto" w:fill="FFFFFF"/>
+        </w:rPr>
+        <w:t>, D., Ferreira, V., &amp; Bergen, B. (2022). The Role of Prosody in Disambiguating English Indirect Requests. </w:t>
+      </w:r>
+      <w:r>
+        <w:rPr>
+          <w:i/>
+          <w:iCs/>
+          <w:color w:val="222222"/>
+          <w:sz w:val="22"/>
+          <w:szCs w:val="22"/>
+          <w:shd w:val="clear" w:color="auto" w:fill="FFFFFF"/>
+        </w:rPr>
+        <w:t>Language and Speech</w:t>
+      </w:r>
+      <w:r>
+        <w:rPr>
+          <w:color w:val="222222"/>
+          <w:sz w:val="22"/>
+          <w:szCs w:val="22"/>
+          <w:shd w:val="clear" w:color="auto" w:fill="FFFFFF"/>
+        </w:rPr>
+        <w:t xml:space="preserve">, 00238309221087715. </w:t>
+      </w:r>
+    </w:p>
+    <w:p>
+      <w:pPr>
+        <w:rPr>
+          <w:b/>
+          <w:bCs/>
+          <w:color w:val="222222"/>
+          <w:sz w:val="22"/>
+          <w:szCs w:val="22"/>
+          <w:shd w:val="clear" w:color="auto" w:fill="FFFFFF"/>
+        </w:rPr>
+      </w:pPr>
+    </w:p>
+    <w:p>
+      <w:pPr>
+        <w:rPr>
+          <w:sz w:val="22"/>
+          <w:szCs w:val="22"/>
+        </w:rPr>
+      </w:pPr>
+      <w:r>
+        <w:rPr>
+          <w:b/>
+          <w:bCs/>
+          <w:color w:val="222222"/>
+          <w:sz w:val="22"/>
+          <w:szCs w:val="22"/>
+          <w:shd w:val="clear" w:color="auto" w:fill="FFFFFF"/>
+        </w:rPr>
+        <w:t>Trott, S</w:t>
+      </w:r>
+      <w:r>
+        <w:rPr>
+          <w:color w:val="222222"/>
+          <w:sz w:val="22"/>
+          <w:szCs w:val="22"/>
+          <w:shd w:val="clear" w:color="auto" w:fill="FFFFFF"/>
+        </w:rPr>
+        <w:t>., &amp; Bergen, B. (2022). Languages are efficient, but for whom? </w:t>
+      </w:r>
+      <w:r>
+        <w:rPr>
+          <w:i/>
+          <w:iCs/>
+          <w:color w:val="222222"/>
+          <w:sz w:val="22"/>
+          <w:szCs w:val="22"/>
+          <w:shd w:val="clear" w:color="auto" w:fill="FFFFFF"/>
+        </w:rPr>
+        <w:t>Cognition</w:t>
+      </w:r>
+      <w:r>
+        <w:rPr>
+          <w:color w:val="222222"/>
+          <w:sz w:val="22"/>
+          <w:szCs w:val="22"/>
+          <w:shd w:val="clear" w:color="auto" w:fill="FFFFFF"/>
+        </w:rPr>
+        <w:t>, </w:t>
+      </w:r>
+      <w:r>
+        <w:rPr>
+          <w:i/>
+          <w:iCs/>
+          <w:color w:val="222222"/>
+          <w:sz w:val="22"/>
+          <w:szCs w:val="22"/>
+          <w:shd w:val="clear" w:color="auto" w:fill="FFFFFF"/>
+        </w:rPr>
+        <w:t>225</w:t>
+      </w:r>
+      <w:r>
+        <w:rPr>
+          <w:color w:val="222222"/>
+          <w:sz w:val="22"/>
+          <w:szCs w:val="22"/>
+          <w:shd w:val="clear" w:color="auto" w:fill="FFFFFF"/>
+        </w:rPr>
+        <w:t>, 105094.</w:t>
+      </w:r>
+    </w:p>
+    <w:p>
+      <w:pPr>
+        <w:rPr>
+          <w:b/>
+          <w:bCs/>
+          <w:color w:val="222222"/>
+          <w:sz w:val="22"/>
+          <w:szCs w:val="22"/>
+          <w:shd w:val="clear" w:color="auto" w:fill="FFFFFF"/>
+        </w:rPr>
+      </w:pPr>
+    </w:p>
+    <w:p>
+      <w:pPr>
+        <w:rPr>
+          <w:sz w:val="22"/>
+          <w:szCs w:val="22"/>
+        </w:rPr>
+      </w:pPr>
+      <w:r>
+        <w:rPr>
+          <w:b/>
+          <w:bCs/>
+          <w:color w:val="222222"/>
+          <w:sz w:val="22"/>
+          <w:szCs w:val="22"/>
+          <w:shd w:val="clear" w:color="auto" w:fill="FFFFFF"/>
+        </w:rPr>
+        <w:t>Trott, S.,</w:t>
+      </w:r>
+      <w:r>
+        <w:rPr>
+          <w:color w:val="222222"/>
+          <w:sz w:val="22"/>
+          <w:szCs w:val="22"/>
+          <w:shd w:val="clear" w:color="auto" w:fill="FFFFFF"/>
+        </w:rPr>
+        <w:t xml:space="preserve"> &amp; Bergen, B. (2020). Why do human languages have homophones? </w:t>
+      </w:r>
+      <w:r>
+        <w:rPr>
+          <w:i/>
+          <w:iCs/>
+          <w:color w:val="222222"/>
+          <w:sz w:val="22"/>
+          <w:szCs w:val="22"/>
+          <w:shd w:val="clear" w:color="auto" w:fill="FFFFFF"/>
+        </w:rPr>
+        <w:t>Cognition</w:t>
+      </w:r>
+      <w:r>
+        <w:rPr>
+          <w:color w:val="222222"/>
+          <w:sz w:val="22"/>
+          <w:szCs w:val="22"/>
+          <w:shd w:val="clear" w:color="auto" w:fill="FFFFFF"/>
+        </w:rPr>
+        <w:t>, </w:t>
+      </w:r>
+      <w:r>
+        <w:rPr>
+          <w:i/>
+          <w:iCs/>
+          <w:color w:val="222222"/>
+          <w:sz w:val="22"/>
+          <w:szCs w:val="22"/>
+          <w:shd w:val="clear" w:color="auto" w:fill="FFFFFF"/>
+        </w:rPr>
+        <w:t>205</w:t>
+      </w:r>
+      <w:r>
+        <w:rPr>
+          <w:color w:val="222222"/>
+          <w:sz w:val="22"/>
+          <w:szCs w:val="22"/>
+          <w:shd w:val="clear" w:color="auto" w:fill="FFFFFF"/>
+        </w:rPr>
+        <w:t>, 104449.</w:t>
+      </w:r>
+    </w:p>
+    <w:p>
+      <w:pPr>
+        <w:spacing w:line="276" w:lineRule="auto"/>
+        <w:contextualSpacing/>
+        <w:rPr>
+          <w:sz w:val="22"/>
+          <w:szCs w:val="22"/>
+        </w:rPr>
+      </w:pPr>
+    </w:p>
+    <w:p>
+      <w:pPr>
+        <w:rPr>
+          <w:sz w:val="22"/>
+          <w:szCs w:val="22"/>
+        </w:rPr>
+      </w:pPr>
+      <w:r>
+        <w:rPr>
+          <w:b/>
+          <w:bCs/>
+          <w:color w:val="222222"/>
+          <w:sz w:val="22"/>
+          <w:szCs w:val="22"/>
+          <w:shd w:val="clear" w:color="auto" w:fill="FFFFFF"/>
+        </w:rPr>
+        <w:t>Trott, S.,</w:t>
+      </w:r>
+      <w:r>
+        <w:rPr>
+          <w:color w:val="222222"/>
+          <w:sz w:val="22"/>
+          <w:szCs w:val="22"/>
+          <w:shd w:val="clear" w:color="auto" w:fill="FFFFFF"/>
+        </w:rPr>
+        <w:t xml:space="preserve"> &amp; Bergen, B. (2020). When Do Comprehenders Mentalize for Pragmatic </w:t>
+      </w:r>
+      <w:proofErr w:type="gramStart"/>
+      <w:r>
+        <w:rPr>
+          <w:color w:val="222222"/>
+          <w:sz w:val="22"/>
+          <w:szCs w:val="22"/>
+          <w:shd w:val="clear" w:color="auto" w:fill="FFFFFF"/>
+        </w:rPr>
+        <w:t>Inference?.</w:t>
+      </w:r>
+      <w:proofErr w:type="gramEnd"/>
+      <w:r>
+        <w:rPr>
+          <w:color w:val="222222"/>
+          <w:sz w:val="22"/>
+          <w:szCs w:val="22"/>
+          <w:shd w:val="clear" w:color="auto" w:fill="FFFFFF"/>
+        </w:rPr>
+        <w:t> </w:t>
+      </w:r>
+      <w:r>
+        <w:rPr>
+          <w:i/>
+          <w:iCs/>
+          <w:color w:val="222222"/>
+          <w:sz w:val="22"/>
+          <w:szCs w:val="22"/>
+          <w:shd w:val="clear" w:color="auto" w:fill="FFFFFF"/>
+        </w:rPr>
+        <w:t>Discourse Processes</w:t>
+      </w:r>
+      <w:r>
+        <w:rPr>
+          <w:color w:val="222222"/>
+          <w:sz w:val="22"/>
+          <w:szCs w:val="22"/>
+          <w:shd w:val="clear" w:color="auto" w:fill="FFFFFF"/>
+        </w:rPr>
+        <w:t>, 1-21.</w:t>
+      </w:r>
+    </w:p>
+    <w:p>
+      <w:pPr>
+        <w:spacing w:line="276" w:lineRule="auto"/>
+        <w:contextualSpacing/>
+        <w:rPr>
+          <w:sz w:val="22"/>
+          <w:szCs w:val="22"/>
+        </w:rPr>
+      </w:pPr>
+    </w:p>
+    <w:p>
+      <w:pPr>
+        <w:rPr>
+          <w:sz w:val="22"/>
+          <w:szCs w:val="22"/>
+        </w:rPr>
+      </w:pPr>
+      <w:r>
+        <w:rPr>
+          <w:b/>
+          <w:bCs/>
+          <w:color w:val="222222"/>
+          <w:sz w:val="22"/>
+          <w:szCs w:val="22"/>
+          <w:shd w:val="clear" w:color="auto" w:fill="FFFFFF"/>
+        </w:rPr>
+        <w:t>Trott, S.,</w:t>
+      </w:r>
+      <w:r>
+        <w:rPr>
+          <w:color w:val="222222"/>
+          <w:sz w:val="22"/>
+          <w:szCs w:val="22"/>
+          <w:shd w:val="clear" w:color="auto" w:fill="FFFFFF"/>
+        </w:rPr>
+        <w:t xml:space="preserve"> &amp; </w:t>
+      </w:r>
+      <w:proofErr w:type="spellStart"/>
+      <w:r>
+        <w:rPr>
+          <w:color w:val="222222"/>
+          <w:sz w:val="22"/>
+          <w:szCs w:val="22"/>
+          <w:shd w:val="clear" w:color="auto" w:fill="FFFFFF"/>
+        </w:rPr>
+        <w:t>Rossano</w:t>
+      </w:r>
+      <w:proofErr w:type="spellEnd"/>
+      <w:r>
+        <w:rPr>
+          <w:color w:val="222222"/>
+          <w:sz w:val="22"/>
+          <w:szCs w:val="22"/>
+          <w:shd w:val="clear" w:color="auto" w:fill="FFFFFF"/>
+        </w:rPr>
+        <w:t>, F. (2020). The Role of Entitlement in Formatting Preferences Across Requesters and Recipients. </w:t>
+      </w:r>
+      <w:r>
+        <w:rPr>
+          <w:i/>
+          <w:iCs/>
+          <w:color w:val="222222"/>
+          <w:sz w:val="22"/>
+          <w:szCs w:val="22"/>
+          <w:shd w:val="clear" w:color="auto" w:fill="FFFFFF"/>
+        </w:rPr>
+        <w:t>Discourse Processes</w:t>
+      </w:r>
+      <w:r>
+        <w:rPr>
+          <w:color w:val="222222"/>
+          <w:sz w:val="22"/>
+          <w:szCs w:val="22"/>
+          <w:shd w:val="clear" w:color="auto" w:fill="FFFFFF"/>
+        </w:rPr>
+        <w:t>, 1-22.</w:t>
+      </w:r>
+    </w:p>
+    <w:p>
+      <w:pPr>
+        <w:spacing w:line="276" w:lineRule="auto"/>
+        <w:contextualSpacing/>
+        <w:rPr>
+          <w:sz w:val="22"/>
+          <w:szCs w:val="22"/>
+        </w:rPr>
+      </w:pPr>
+    </w:p>
+    <w:p>
+      <w:pPr>
+        <w:rPr>
+          <w:sz w:val="22"/>
+          <w:szCs w:val="22"/>
+        </w:rPr>
+      </w:pPr>
+      <w:r>
+        <w:rPr>
+          <w:b/>
+          <w:sz w:val="22"/>
+          <w:szCs w:val="22"/>
+        </w:rPr>
+        <w:t>Trott, S.,</w:t>
+      </w:r>
+      <w:r>
+        <w:rPr>
+          <w:sz w:val="22"/>
+          <w:szCs w:val="22"/>
+        </w:rPr>
+        <w:t xml:space="preserve"> &amp; Bergen, B. (2018). Individual Differences in Mentalizing Capacity Predict Indirect Request Comprehension. </w:t>
+      </w:r>
+      <w:r>
+        <w:rPr>
+          <w:i/>
+          <w:iCs/>
+          <w:sz w:val="22"/>
+          <w:szCs w:val="22"/>
+        </w:rPr>
+        <w:t>Discourse Processes</w:t>
+      </w:r>
+      <w:r>
+        <w:rPr>
+          <w:sz w:val="22"/>
+          <w:szCs w:val="22"/>
+        </w:rPr>
+        <w:t>, 1-33.</w:t>
+      </w:r>
+    </w:p>
+    <w:p/>
+    <w:p/>
+    <w:p>
+      <w:pPr>
+        <w:spacing w:line="276" w:lineRule="auto"/>
+        <w:contextualSpacing/>
+        <w:rPr>
+          <w:b/>
+          <w:sz w:val="28"/>
+          <w:szCs w:val="28"/>
+        </w:rPr>
+      </w:pPr>
+      <w:r>
+        <w:rPr>
+          <w:b/>
+          <w:sz w:val="28"/>
+          <w:szCs w:val="28"/>
+        </w:rPr>
+        <w:t>Peer-Reviewed</w:t>
+      </w:r>
+      <w:r>
+        <w:rPr>
+          <w:b/>
+          <w:sz w:val="28"/>
+          <w:szCs w:val="28"/>
+        </w:rPr>
+        <w:t xml:space="preserve"> Conference Proceedings</w:t>
+      </w:r>
+    </w:p>
+    <w:p>
+      <w:pPr>
+        <w:pStyle w:val="Heading2"/>
+        <w:shd w:val="clear" w:color="auto" w:fill="FFFFFF"/>
+        <w:spacing w:before="0" w:beforeAutospacing="0" w:after="0" w:afterAutospacing="0"/>
         <w:rPr>
           <w:b w:val="0"/>
           <w:bCs w:val="0"/>
@@ -1499,10 +3384,607 @@
           <w:szCs w:val="22"/>
           <w:shd w:val="clear" w:color="auto" w:fill="FFFFFF"/>
         </w:rPr>
-        <w:t xml:space="preserve">augmented predictions: </w:t>
-      </w:r>
-      <w:proofErr w:type="spellStart"/>
-      <w:r>
+      </w:pPr>
+    </w:p>
+    <w:p>
+      <w:pPr>
+        <w:rPr>
+          <w:color w:val="222222"/>
+          <w:sz w:val="22"/>
+          <w:szCs w:val="22"/>
+          <w:shd w:val="clear" w:color="auto" w:fill="FFFFFF"/>
+        </w:rPr>
+      </w:pPr>
+      <w:r>
+        <w:rPr>
+          <w:b/>
+          <w:bCs/>
+          <w:color w:val="222222"/>
+          <w:sz w:val="22"/>
+          <w:szCs w:val="22"/>
+          <w:shd w:val="clear" w:color="auto" w:fill="FFFFFF"/>
+        </w:rPr>
+        <w:t>Trott, S.,</w:t>
+      </w:r>
+      <w:r>
+        <w:rPr>
+          <w:color w:val="222222"/>
+          <w:sz w:val="22"/>
+          <w:szCs w:val="22"/>
+          <w:shd w:val="clear" w:color="auto" w:fill="FFFFFF"/>
+        </w:rPr>
+        <w:t xml:space="preserve"> Taylor, S., Jones, C., Michaelov, J. A., &amp; Rivière, P. D. (2026</w:t>
+      </w:r>
+      <w:r>
+        <w:rPr>
+          <w:color w:val="222222"/>
+          <w:sz w:val="22"/>
+          <w:szCs w:val="22"/>
+          <w:shd w:val="clear" w:color="auto" w:fill="FFFFFF"/>
+        </w:rPr>
+        <w:t>, July</w:t>
+      </w:r>
+      <w:r>
+        <w:rPr>
+          <w:color w:val="222222"/>
+          <w:sz w:val="22"/>
+          <w:szCs w:val="22"/>
+          <w:shd w:val="clear" w:color="auto" w:fill="FFFFFF"/>
+        </w:rPr>
+        <w:t>). Language Statistics and False Belief Reasoning: Evidence from 41 Open-Weight LMs. </w:t>
+      </w:r>
+      <w:r>
+        <w:rPr>
+          <w:i/>
+          <w:iCs/>
+          <w:color w:val="222222"/>
+          <w:sz w:val="22"/>
+          <w:szCs w:val="22"/>
+          <w:shd w:val="clear" w:color="auto" w:fill="FFFFFF"/>
+        </w:rPr>
+        <w:t>Proceedings of the 64</w:t>
+      </w:r>
+      <w:r>
+        <w:rPr>
+          <w:i/>
+          <w:iCs/>
+          <w:color w:val="222222"/>
+          <w:sz w:val="22"/>
+          <w:szCs w:val="22"/>
+          <w:shd w:val="clear" w:color="auto" w:fill="FFFFFF"/>
+          <w:vertAlign w:val="superscript"/>
+        </w:rPr>
+        <w:t>th</w:t>
+      </w:r>
+      <w:r>
+        <w:rPr>
+          <w:i/>
+          <w:iCs/>
+          <w:color w:val="222222"/>
+          <w:sz w:val="22"/>
+          <w:szCs w:val="22"/>
+          <w:shd w:val="clear" w:color="auto" w:fill="FFFFFF"/>
+        </w:rPr>
+        <w:t xml:space="preserve"> Annual Meeting of the Association for Computational Linguistics</w:t>
+      </w:r>
+      <w:r>
+        <w:rPr>
+          <w:color w:val="222222"/>
+          <w:sz w:val="22"/>
+          <w:szCs w:val="22"/>
+          <w:shd w:val="clear" w:color="auto" w:fill="FFFFFF"/>
+        </w:rPr>
+        <w:t>.</w:t>
+      </w:r>
+      <w:r>
+        <w:rPr>
+          <w:color w:val="222222"/>
+          <w:sz w:val="22"/>
+          <w:szCs w:val="22"/>
+          <w:shd w:val="clear" w:color="auto" w:fill="FFFFFF"/>
+        </w:rPr>
+        <w:t xml:space="preserve"> Main Conference.</w:t>
+      </w:r>
+    </w:p>
+    <w:p>
+      <w:pPr>
+        <w:rPr>
+          <w:color w:val="222222"/>
+          <w:sz w:val="22"/>
+          <w:szCs w:val="22"/>
+          <w:shd w:val="clear" w:color="auto" w:fill="FFFFFF"/>
+        </w:rPr>
+      </w:pPr>
+    </w:p>
+    <w:p>
+      <w:pPr>
+        <w:rPr>
+          <w:color w:val="222222"/>
+          <w:sz w:val="22"/>
+          <w:szCs w:val="22"/>
+          <w:shd w:val="clear" w:color="auto" w:fill="FFFFFF"/>
+        </w:rPr>
+      </w:pPr>
+      <w:r>
+        <w:rPr>
+          <w:color w:val="222222"/>
+          <w:sz w:val="22"/>
+          <w:szCs w:val="22"/>
+          <w:shd w:val="clear" w:color="auto" w:fill="FFFFFF"/>
+        </w:rPr>
+        <w:t xml:space="preserve">Vinaya, H., </w:t>
+      </w:r>
+      <w:r>
+        <w:rPr>
+          <w:b/>
+          <w:bCs/>
+          <w:color w:val="222222"/>
+          <w:sz w:val="22"/>
+          <w:szCs w:val="22"/>
+          <w:shd w:val="clear" w:color="auto" w:fill="FFFFFF"/>
+        </w:rPr>
+        <w:t>Trott, S.,</w:t>
+      </w:r>
+      <w:r>
+        <w:rPr>
+          <w:color w:val="222222"/>
+          <w:sz w:val="22"/>
+          <w:szCs w:val="22"/>
+          <w:shd w:val="clear" w:color="auto" w:fill="FFFFFF"/>
+        </w:rPr>
+        <w:t xml:space="preserve"> &amp; Coulson, S. (2026</w:t>
+      </w:r>
+      <w:r>
+        <w:rPr>
+          <w:color w:val="222222"/>
+          <w:sz w:val="22"/>
+          <w:szCs w:val="22"/>
+          <w:shd w:val="clear" w:color="auto" w:fill="FFFFFF"/>
+        </w:rPr>
+        <w:t xml:space="preserve">, March). </w:t>
+      </w:r>
+      <w:r>
+        <w:rPr>
+          <w:color w:val="222222"/>
+          <w:sz w:val="22"/>
+          <w:szCs w:val="22"/>
+          <w:shd w:val="clear" w:color="auto" w:fill="FFFFFF"/>
+        </w:rPr>
+        <w:t>Audition and vision-aligned models diverge in EEG prediction of visual vs</w:t>
+      </w:r>
+      <w:r>
+        <w:rPr>
+          <w:color w:val="222222"/>
+          <w:sz w:val="22"/>
+          <w:szCs w:val="22"/>
+          <w:shd w:val="clear" w:color="auto" w:fill="FFFFFF"/>
+        </w:rPr>
+        <w:t xml:space="preserve">. </w:t>
+      </w:r>
+      <w:r>
+        <w:rPr>
+          <w:color w:val="222222"/>
+          <w:sz w:val="22"/>
+          <w:szCs w:val="22"/>
+          <w:shd w:val="clear" w:color="auto" w:fill="FFFFFF"/>
+        </w:rPr>
+        <w:t>auditory words</w:t>
+      </w:r>
+      <w:r>
+        <w:rPr>
+          <w:color w:val="222222"/>
+          <w:sz w:val="22"/>
+          <w:szCs w:val="22"/>
+          <w:shd w:val="clear" w:color="auto" w:fill="FFFFFF"/>
+        </w:rPr>
+        <w:t xml:space="preserve">. </w:t>
+      </w:r>
+      <w:r>
+        <w:rPr>
+          <w:i/>
+          <w:iCs/>
+          <w:color w:val="222222"/>
+          <w:sz w:val="22"/>
+          <w:szCs w:val="22"/>
+          <w:shd w:val="clear" w:color="auto" w:fill="FFFFFF"/>
+        </w:rPr>
+        <w:t>39th Annual Conference on Human Sentence Processing.</w:t>
+      </w:r>
+    </w:p>
+    <w:p>
+      <w:pPr>
+        <w:rPr>
+          <w:color w:val="222222"/>
+          <w:sz w:val="22"/>
+          <w:szCs w:val="22"/>
+          <w:shd w:val="clear" w:color="auto" w:fill="FFFFFF"/>
+        </w:rPr>
+      </w:pPr>
+    </w:p>
+    <w:p>
+      <w:pPr>
+        <w:rPr>
+          <w:color w:val="222222"/>
+          <w:sz w:val="22"/>
+          <w:szCs w:val="22"/>
+          <w:shd w:val="clear" w:color="auto" w:fill="FFFFFF"/>
+        </w:rPr>
+      </w:pPr>
+      <w:r>
+        <w:rPr>
+          <w:color w:val="222222"/>
+          <w:sz w:val="22"/>
+          <w:szCs w:val="22"/>
+          <w:shd w:val="clear" w:color="auto" w:fill="FFFFFF"/>
+        </w:rPr>
+        <w:t xml:space="preserve">He, Z. W., </w:t>
+      </w:r>
+      <w:r>
+        <w:rPr>
+          <w:b/>
+          <w:bCs/>
+          <w:color w:val="222222"/>
+          <w:sz w:val="22"/>
+          <w:szCs w:val="22"/>
+          <w:shd w:val="clear" w:color="auto" w:fill="FFFFFF"/>
+        </w:rPr>
+        <w:t>Trott, S.,</w:t>
+      </w:r>
+      <w:r>
+        <w:rPr>
+          <w:color w:val="222222"/>
+          <w:sz w:val="22"/>
+          <w:szCs w:val="22"/>
+          <w:shd w:val="clear" w:color="auto" w:fill="FFFFFF"/>
+        </w:rPr>
+        <w:t xml:space="preserve"> &amp; Khosla, M. (2025, November). Seeing through words, speaking through pixels: Deep representational alignment between vision and language models. In </w:t>
+      </w:r>
+      <w:r>
+        <w:rPr>
+          <w:i/>
+          <w:iCs/>
+          <w:color w:val="222222"/>
+          <w:sz w:val="22"/>
+          <w:szCs w:val="22"/>
+          <w:shd w:val="clear" w:color="auto" w:fill="FFFFFF"/>
+        </w:rPr>
+        <w:t>Proceedings of the 2025 Conference on Empirical Methods in Natural Language Processing</w:t>
+      </w:r>
+      <w:r>
+        <w:rPr>
+          <w:color w:val="222222"/>
+          <w:sz w:val="22"/>
+          <w:szCs w:val="22"/>
+          <w:shd w:val="clear" w:color="auto" w:fill="FFFFFF"/>
+        </w:rPr>
+        <w:t> (pp. 35645-35660).</w:t>
+      </w:r>
+    </w:p>
+    <w:p>
+      <w:pPr>
+        <w:rPr>
+          <w:color w:val="222222"/>
+          <w:sz w:val="22"/>
+          <w:szCs w:val="22"/>
+          <w:shd w:val="clear" w:color="auto" w:fill="FFFFFF"/>
+        </w:rPr>
+      </w:pPr>
+    </w:p>
+    <w:p>
+      <w:pPr>
+        <w:rPr>
+          <w:color w:val="222222"/>
+          <w:sz w:val="22"/>
+          <w:szCs w:val="22"/>
+          <w:shd w:val="clear" w:color="auto" w:fill="FFFFFF"/>
+        </w:rPr>
+      </w:pPr>
+      <w:r>
+        <w:rPr>
+          <w:color w:val="222222"/>
+          <w:sz w:val="22"/>
+          <w:szCs w:val="22"/>
+          <w:shd w:val="clear" w:color="auto" w:fill="FFFFFF"/>
+        </w:rPr>
+        <w:lastRenderedPageBreak/>
+        <w:t xml:space="preserve">Vinaya, H., </w:t>
+      </w:r>
+      <w:r>
+        <w:rPr>
+          <w:b/>
+          <w:bCs/>
+          <w:color w:val="222222"/>
+          <w:sz w:val="22"/>
+          <w:szCs w:val="22"/>
+          <w:shd w:val="clear" w:color="auto" w:fill="FFFFFF"/>
+        </w:rPr>
+        <w:t>Trott, S.,</w:t>
+      </w:r>
+      <w:r>
+        <w:rPr>
+          <w:color w:val="222222"/>
+          <w:sz w:val="22"/>
+          <w:szCs w:val="22"/>
+          <w:shd w:val="clear" w:color="auto" w:fill="FFFFFF"/>
+        </w:rPr>
+        <w:t xml:space="preserve"> &amp; Coulson, S. (2025, September). </w:t>
+      </w:r>
+      <w:r>
+        <w:rPr>
+          <w:color w:val="222222"/>
+          <w:sz w:val="22"/>
+          <w:szCs w:val="22"/>
+          <w:shd w:val="clear" w:color="auto" w:fill="FFFFFF"/>
+        </w:rPr>
+        <w:t>Vision Language Model Representations Predict EEG Response to Visual and Auditory Attributes in Property Verification</w:t>
+      </w:r>
+      <w:r>
+        <w:rPr>
+          <w:color w:val="222222"/>
+          <w:sz w:val="22"/>
+          <w:szCs w:val="22"/>
+          <w:shd w:val="clear" w:color="auto" w:fill="FFFFFF"/>
+        </w:rPr>
+        <w:t xml:space="preserve">. </w:t>
+      </w:r>
+      <w:r>
+        <w:rPr>
+          <w:i/>
+          <w:iCs/>
+          <w:color w:val="222222"/>
+          <w:sz w:val="22"/>
+          <w:szCs w:val="22"/>
+          <w:shd w:val="clear" w:color="auto" w:fill="FFFFFF"/>
+        </w:rPr>
+        <w:t>Architectures and Mechanisms for Language Processing</w:t>
+      </w:r>
+      <w:r>
+        <w:rPr>
+          <w:color w:val="222222"/>
+          <w:sz w:val="22"/>
+          <w:szCs w:val="22"/>
+          <w:shd w:val="clear" w:color="auto" w:fill="FFFFFF"/>
+        </w:rPr>
+        <w:t>.</w:t>
+      </w:r>
+    </w:p>
+    <w:p>
+      <w:pPr>
+        <w:rPr>
+          <w:color w:val="222222"/>
+          <w:sz w:val="22"/>
+          <w:szCs w:val="22"/>
+          <w:shd w:val="clear" w:color="auto" w:fill="FFFFFF"/>
+        </w:rPr>
+      </w:pPr>
+    </w:p>
+    <w:p>
+      <w:pPr>
+        <w:rPr>
+          <w:i/>
+          <w:iCs/>
+          <w:color w:val="222222"/>
+          <w:sz w:val="22"/>
+          <w:szCs w:val="22"/>
+          <w:shd w:val="clear" w:color="auto" w:fill="FFFFFF"/>
+        </w:rPr>
+      </w:pPr>
+      <w:r>
+        <w:rPr>
+          <w:color w:val="222222"/>
+          <w:sz w:val="22"/>
+          <w:szCs w:val="22"/>
+          <w:shd w:val="clear" w:color="auto" w:fill="FFFFFF"/>
+        </w:rPr>
+        <w:t xml:space="preserve">Rivière, P. D., </w:t>
+      </w:r>
+      <w:r>
+        <w:rPr>
+          <w:color w:val="222222"/>
+          <w:sz w:val="22"/>
+          <w:szCs w:val="22"/>
+          <w:shd w:val="clear" w:color="auto" w:fill="FFFFFF"/>
+        </w:rPr>
+        <w:t>Parkinson-Coombs, O., Jones, C.,</w:t>
+      </w:r>
+      <w:r>
+        <w:rPr>
+          <w:color w:val="222222"/>
+          <w:sz w:val="22"/>
+          <w:szCs w:val="22"/>
+          <w:shd w:val="clear" w:color="auto" w:fill="FFFFFF"/>
+        </w:rPr>
+        <w:t xml:space="preserve"> &amp; </w:t>
+      </w:r>
+      <w:r>
+        <w:rPr>
+          <w:b/>
+          <w:bCs/>
+          <w:color w:val="222222"/>
+          <w:sz w:val="22"/>
+          <w:szCs w:val="22"/>
+          <w:shd w:val="clear" w:color="auto" w:fill="FFFFFF"/>
+        </w:rPr>
+        <w:t>Trott, S.</w:t>
+      </w:r>
+      <w:r>
+        <w:rPr>
+          <w:color w:val="222222"/>
+          <w:sz w:val="22"/>
+          <w:szCs w:val="22"/>
+          <w:shd w:val="clear" w:color="auto" w:fill="FFFFFF"/>
+        </w:rPr>
+        <w:t xml:space="preserve"> (</w:t>
+      </w:r>
+      <w:r>
+        <w:rPr>
+          <w:color w:val="222222"/>
+          <w:sz w:val="22"/>
+          <w:szCs w:val="22"/>
+          <w:shd w:val="clear" w:color="auto" w:fill="FFFFFF"/>
+        </w:rPr>
+        <w:t>2025, July</w:t>
+      </w:r>
+      <w:r>
+        <w:rPr>
+          <w:color w:val="222222"/>
+          <w:sz w:val="22"/>
+          <w:szCs w:val="22"/>
+          <w:shd w:val="clear" w:color="auto" w:fill="FFFFFF"/>
+        </w:rPr>
+        <w:t xml:space="preserve">). </w:t>
+      </w:r>
+      <w:r>
+        <w:rPr>
+          <w:color w:val="222222"/>
+          <w:sz w:val="22"/>
+          <w:szCs w:val="22"/>
+          <w:shd w:val="clear" w:color="auto" w:fill="FFFFFF"/>
+        </w:rPr>
+        <w:t xml:space="preserve">Does Language Stabilize Quantity Representations in Vision Transformers? </w:t>
+      </w:r>
+      <w:r>
+        <w:rPr>
+          <w:color w:val="222222"/>
+          <w:sz w:val="22"/>
+          <w:szCs w:val="22"/>
+          <w:shd w:val="clear" w:color="auto" w:fill="FFFFFF"/>
+        </w:rPr>
+        <w:t>In </w:t>
+      </w:r>
+      <w:r>
+        <w:rPr>
+          <w:i/>
+          <w:iCs/>
+          <w:color w:val="222222"/>
+          <w:sz w:val="22"/>
+          <w:szCs w:val="22"/>
+          <w:shd w:val="clear" w:color="auto" w:fill="FFFFFF"/>
+        </w:rPr>
+        <w:t>Proceedings of the Annual Meeting of the Cognitive Science Society</w:t>
+      </w:r>
+      <w:r>
+        <w:rPr>
+          <w:color w:val="222222"/>
+          <w:sz w:val="22"/>
+          <w:szCs w:val="22"/>
+          <w:shd w:val="clear" w:color="auto" w:fill="FFFFFF"/>
+        </w:rPr>
+        <w:t> (Vol. 4</w:t>
+      </w:r>
+      <w:r>
+        <w:rPr>
+          <w:color w:val="222222"/>
+          <w:sz w:val="22"/>
+          <w:szCs w:val="22"/>
+          <w:shd w:val="clear" w:color="auto" w:fill="FFFFFF"/>
+        </w:rPr>
+        <w:t>7</w:t>
+      </w:r>
+      <w:r>
+        <w:rPr>
+          <w:color w:val="222222"/>
+          <w:sz w:val="22"/>
+          <w:szCs w:val="22"/>
+          <w:shd w:val="clear" w:color="auto" w:fill="FFFFFF"/>
+        </w:rPr>
+        <w:t>, No. 4</w:t>
+      </w:r>
+      <w:r>
+        <w:rPr>
+          <w:color w:val="222222"/>
+          <w:sz w:val="22"/>
+          <w:szCs w:val="22"/>
+          <w:shd w:val="clear" w:color="auto" w:fill="FFFFFF"/>
+        </w:rPr>
+        <w:t>7).</w:t>
+      </w:r>
+    </w:p>
+    <w:p>
+      <w:pPr>
+        <w:rPr>
+          <w:color w:val="222222"/>
+          <w:sz w:val="22"/>
+          <w:szCs w:val="22"/>
+          <w:shd w:val="clear" w:color="auto" w:fill="FFFFFF"/>
+        </w:rPr>
+      </w:pPr>
+    </w:p>
+    <w:p>
+      <w:pPr>
+        <w:pStyle w:val="Heading2"/>
+        <w:shd w:val="clear" w:color="auto" w:fill="FFFFFF"/>
+        <w:spacing w:before="0" w:beforeAutospacing="0" w:after="0" w:afterAutospacing="0"/>
+        <w:rPr>
+          <w:b w:val="0"/>
+          <w:bCs w:val="0"/>
+          <w:color w:val="222222"/>
+          <w:sz w:val="22"/>
+          <w:szCs w:val="22"/>
+          <w:shd w:val="clear" w:color="auto" w:fill="FFFFFF"/>
+        </w:rPr>
+      </w:pPr>
+      <w:r>
+        <w:rPr>
+          <w:b w:val="0"/>
+          <w:bCs w:val="0"/>
+          <w:color w:val="222222"/>
+          <w:sz w:val="22"/>
+          <w:szCs w:val="22"/>
+          <w:shd w:val="clear" w:color="auto" w:fill="FFFFFF"/>
+        </w:rPr>
+        <w:t xml:space="preserve">Rivière, P. D., Beatty-Martínez, A. L., &amp; </w:t>
+      </w:r>
+      <w:r>
+        <w:rPr>
+          <w:color w:val="222222"/>
+          <w:sz w:val="22"/>
+          <w:szCs w:val="22"/>
+          <w:shd w:val="clear" w:color="auto" w:fill="FFFFFF"/>
+        </w:rPr>
+        <w:t>Trott, S.</w:t>
+      </w:r>
+      <w:r>
+        <w:rPr>
+          <w:b w:val="0"/>
+          <w:bCs w:val="0"/>
+          <w:color w:val="222222"/>
+          <w:sz w:val="22"/>
+          <w:szCs w:val="22"/>
+          <w:shd w:val="clear" w:color="auto" w:fill="FFFFFF"/>
+        </w:rPr>
+        <w:t xml:space="preserve"> (2025, April). Evaluating Contextualized Representations of (Spanish) Ambiguous Words: A New Lexical Resource and Empirical Analysis. In </w:t>
+      </w:r>
+      <w:r>
+        <w:rPr>
+          <w:b w:val="0"/>
+          <w:bCs w:val="0"/>
+          <w:i/>
+          <w:iCs/>
+          <w:color w:val="222222"/>
+          <w:sz w:val="22"/>
+          <w:szCs w:val="22"/>
+          <w:shd w:val="clear" w:color="auto" w:fill="FFFFFF"/>
+        </w:rPr>
+        <w:t>Proceedings of the 2025 Conference of the Nations of the Americas Chapter of the Association for Computational Linguistics: Human Language Technologies (Volume 1: Long Papers)</w:t>
+      </w:r>
+      <w:r>
+        <w:rPr>
+          <w:b w:val="0"/>
+          <w:bCs w:val="0"/>
+          <w:color w:val="222222"/>
+          <w:sz w:val="22"/>
+          <w:szCs w:val="22"/>
+          <w:shd w:val="clear" w:color="auto" w:fill="FFFFFF"/>
+        </w:rPr>
+        <w:t> (pp. 8322-8338).</w:t>
+      </w:r>
+    </w:p>
+    <w:p>
+      <w:pPr>
+        <w:pStyle w:val="Heading2"/>
+        <w:shd w:val="clear" w:color="auto" w:fill="FFFFFF"/>
+        <w:spacing w:before="0" w:beforeAutospacing="0" w:after="0" w:afterAutospacing="0"/>
         <w:rPr>
           <w:b w:val="0"/>
           <w:bCs w:val="0"/>
@@ -1511,10 +3993,13 @@
           <w:szCs w:val="22"/>
           <w:shd w:val="clear" w:color="auto" w:fill="FFFFFF"/>
         </w:rPr>
-        <w:t>Llm</w:t>
-      </w:r>
-      <w:proofErr w:type="spellEnd"/>
-      <w:r>
+      </w:pPr>
+    </w:p>
+    <w:p>
+      <w:pPr>
+        <w:pStyle w:val="Heading2"/>
+        <w:shd w:val="clear" w:color="auto" w:fill="FFFFFF"/>
+        <w:spacing w:before="0" w:beforeAutospacing="0" w:after="0" w:afterAutospacing="0"/>
         <w:rPr>
           <w:b w:val="0"/>
           <w:bCs w:val="0"/>
@@ -1523,21 +4008,7 @@
           <w:szCs w:val="22"/>
           <w:shd w:val="clear" w:color="auto" w:fill="FFFFFF"/>
         </w:rPr>
-        <w:t xml:space="preserve"> assistants improve human forecasting accuracy. </w:t>
-      </w:r>
-      <w:r>
-        <w:rPr>
-          <w:b w:val="0"/>
-          <w:bCs w:val="0"/>
-          <w:i/>
-          <w:iCs/>
-          <w:color w:val="262626" w:themeColor="text1" w:themeTint="D9"/>
-          <w:sz w:val="22"/>
-          <w:szCs w:val="22"/>
-          <w:shd w:val="clear" w:color="auto" w:fill="FFFFFF"/>
-        </w:rPr>
-        <w:t>ACM Transactions on Interactive Intelligent Systems</w:t>
-      </w:r>
+      </w:pPr>
       <w:r>
         <w:rPr>
           <w:b w:val="0"/>
@@ -1547,7 +4018,79 @@
           <w:szCs w:val="22"/>
           <w:shd w:val="clear" w:color="auto" w:fill="FFFFFF"/>
         </w:rPr>
-        <w:t>.</w:t>
+        <w:t xml:space="preserve">Shin, H., &amp; </w:t>
+      </w:r>
+      <w:r>
+        <w:rPr>
+          <w:color w:val="262626" w:themeColor="text1" w:themeTint="D9"/>
+          <w:sz w:val="22"/>
+          <w:szCs w:val="22"/>
+          <w:shd w:val="clear" w:color="auto" w:fill="FFFFFF"/>
+        </w:rPr>
+        <w:t>Trott, S.</w:t>
+      </w:r>
+      <w:r>
+        <w:rPr>
+          <w:b w:val="0"/>
+          <w:bCs w:val="0"/>
+          <w:color w:val="262626" w:themeColor="text1" w:themeTint="D9"/>
+          <w:sz w:val="22"/>
+          <w:szCs w:val="22"/>
+          <w:shd w:val="clear" w:color="auto" w:fill="FFFFFF"/>
+        </w:rPr>
+        <w:t xml:space="preserve"> (2024, June). Do language models capture implied discourse meanings? </w:t>
+      </w:r>
+      <w:r>
+        <w:rPr>
+          <w:b w:val="0"/>
+          <w:bCs w:val="0"/>
+          <w:i/>
+          <w:iCs/>
+          <w:color w:val="262626" w:themeColor="text1" w:themeTint="D9"/>
+          <w:sz w:val="22"/>
+          <w:szCs w:val="22"/>
+          <w:shd w:val="clear" w:color="auto" w:fill="FFFFFF"/>
+        </w:rPr>
+        <w:t>The 2024 Meeting of the Society for Computation in Linguistics (</w:t>
+      </w:r>
+      <w:proofErr w:type="spellStart"/>
+      <w:r>
+        <w:rPr>
+          <w:b w:val="0"/>
+          <w:bCs w:val="0"/>
+          <w:i/>
+          <w:iCs/>
+          <w:color w:val="262626" w:themeColor="text1" w:themeTint="D9"/>
+          <w:sz w:val="22"/>
+          <w:szCs w:val="22"/>
+          <w:shd w:val="clear" w:color="auto" w:fill="FFFFFF"/>
+        </w:rPr>
+        <w:t>SCiL</w:t>
+      </w:r>
+      <w:proofErr w:type="spellEnd"/>
+      <w:r>
+        <w:rPr>
+          <w:b w:val="0"/>
+          <w:bCs w:val="0"/>
+          <w:i/>
+          <w:iCs/>
+          <w:color w:val="262626" w:themeColor="text1" w:themeTint="D9"/>
+          <w:sz w:val="22"/>
+          <w:szCs w:val="22"/>
+          <w:shd w:val="clear" w:color="auto" w:fill="FFFFFF"/>
+        </w:rPr>
+        <w:t>)</w:t>
+      </w:r>
+      <w:r>
+        <w:rPr>
+          <w:b w:val="0"/>
+          <w:bCs w:val="0"/>
+          <w:color w:val="262626" w:themeColor="text1" w:themeTint="D9"/>
+          <w:sz w:val="22"/>
+          <w:szCs w:val="22"/>
+          <w:shd w:val="clear" w:color="auto" w:fill="FFFFFF"/>
+        </w:rPr>
+        <w:t xml:space="preserve">. </w:t>
       </w:r>
     </w:p>
     <w:p>
@@ -1574,2054 +4117,13 @@
           <w:shd w:val="clear" w:color="auto" w:fill="FFFFFF"/>
         </w:rPr>
       </w:pPr>
-      <w:proofErr w:type="spellStart"/>
-      <w:r>
-        <w:rPr>
-          <w:color w:val="222222"/>
-          <w:sz w:val="22"/>
-          <w:szCs w:val="22"/>
-          <w:shd w:val="clear" w:color="auto" w:fill="FFFFFF"/>
-        </w:rPr>
-        <w:t>Zeelenberg</w:t>
-      </w:r>
-      <w:proofErr w:type="spellEnd"/>
-      <w:r>
-        <w:rPr>
-          <w:color w:val="222222"/>
-          <w:sz w:val="22"/>
-          <w:szCs w:val="22"/>
-          <w:shd w:val="clear" w:color="auto" w:fill="FFFFFF"/>
-        </w:rPr>
-        <w:t>, R.,</w:t>
-      </w:r>
-      <w:r>
-        <w:rPr>
-          <w:color w:val="222222"/>
-          <w:sz w:val="22"/>
-          <w:szCs w:val="22"/>
-          <w:shd w:val="clear" w:color="auto" w:fill="FFFFFF"/>
-        </w:rPr>
-        <w:t xml:space="preserve"> </w:t>
-      </w:r>
-      <w:proofErr w:type="spellStart"/>
-      <w:r>
-        <w:rPr>
-          <w:color w:val="222222"/>
-          <w:sz w:val="22"/>
-          <w:szCs w:val="22"/>
-          <w:shd w:val="clear" w:color="auto" w:fill="FFFFFF"/>
-        </w:rPr>
-        <w:t>Pecher</w:t>
-      </w:r>
-      <w:proofErr w:type="spellEnd"/>
-      <w:r>
-        <w:rPr>
-          <w:color w:val="222222"/>
-          <w:sz w:val="22"/>
-          <w:szCs w:val="22"/>
-          <w:shd w:val="clear" w:color="auto" w:fill="FFFFFF"/>
-        </w:rPr>
-        <w:t xml:space="preserve">, D., van der </w:t>
-      </w:r>
-      <w:proofErr w:type="spellStart"/>
-      <w:r>
-        <w:rPr>
-          <w:color w:val="222222"/>
-          <w:sz w:val="22"/>
-          <w:szCs w:val="22"/>
-          <w:shd w:val="clear" w:color="auto" w:fill="FFFFFF"/>
-        </w:rPr>
-        <w:t>Meijden</w:t>
-      </w:r>
-      <w:proofErr w:type="spellEnd"/>
-      <w:r>
-        <w:rPr>
-          <w:color w:val="222222"/>
-          <w:sz w:val="22"/>
-          <w:szCs w:val="22"/>
-          <w:shd w:val="clear" w:color="auto" w:fill="FFFFFF"/>
-        </w:rPr>
-        <w:t xml:space="preserve">, M. E., </w:t>
-      </w:r>
-      <w:r>
-        <w:rPr>
-          <w:b/>
-          <w:bCs/>
-          <w:color w:val="222222"/>
-          <w:sz w:val="22"/>
-          <w:szCs w:val="22"/>
-          <w:shd w:val="clear" w:color="auto" w:fill="FFFFFF"/>
-        </w:rPr>
-        <w:t>Trott, S.,</w:t>
-      </w:r>
-      <w:r>
-        <w:rPr>
-          <w:color w:val="222222"/>
-          <w:sz w:val="22"/>
-          <w:szCs w:val="22"/>
-          <w:shd w:val="clear" w:color="auto" w:fill="FFFFFF"/>
-        </w:rPr>
-        <w:t xml:space="preserve"> &amp; Bergen, B. (</w:t>
-      </w:r>
-      <w:r>
-        <w:rPr>
-          <w:color w:val="222222"/>
-          <w:sz w:val="22"/>
-          <w:szCs w:val="22"/>
-          <w:shd w:val="clear" w:color="auto" w:fill="FFFFFF"/>
-        </w:rPr>
-        <w:t>2025</w:t>
-      </w:r>
-      <w:r>
-        <w:rPr>
-          <w:color w:val="222222"/>
-          <w:sz w:val="22"/>
-          <w:szCs w:val="22"/>
-          <w:shd w:val="clear" w:color="auto" w:fill="FFFFFF"/>
-        </w:rPr>
-        <w:t>). Non-native Language Comprehenders Encode Implied Shapes of Objects in Memory. </w:t>
-      </w:r>
-      <w:r>
-        <w:rPr>
-          <w:i/>
-          <w:iCs/>
-          <w:color w:val="222222"/>
-          <w:sz w:val="22"/>
-          <w:szCs w:val="22"/>
-          <w:shd w:val="clear" w:color="auto" w:fill="FFFFFF"/>
-        </w:rPr>
-        <w:t>Cortex</w:t>
-      </w:r>
-      <w:r>
-        <w:rPr>
-          <w:color w:val="222222"/>
-          <w:sz w:val="22"/>
-          <w:szCs w:val="22"/>
-          <w:shd w:val="clear" w:color="auto" w:fill="FFFFFF"/>
-        </w:rPr>
-        <w:t>.</w:t>
-      </w:r>
-      <w:r>
-        <w:rPr>
-          <w:b/>
-          <w:bCs/>
-          <w:color w:val="222222"/>
-          <w:sz w:val="22"/>
-          <w:szCs w:val="22"/>
-          <w:shd w:val="clear" w:color="auto" w:fill="FFFFFF"/>
-        </w:rPr>
-        <w:t xml:space="preserve"> </w:t>
-      </w:r>
-    </w:p>
-    <w:p>
-      <w:pPr>
-        <w:pStyle w:val="Heading2"/>
-        <w:shd w:val="clear" w:color="auto" w:fill="FFFFFF"/>
-        <w:spacing w:before="0" w:beforeAutospacing="0" w:after="0" w:afterAutospacing="0"/>
-        <w:rPr>
-          <w:color w:val="222222"/>
-          <w:sz w:val="22"/>
-          <w:szCs w:val="22"/>
-          <w:shd w:val="clear" w:color="auto" w:fill="FFFFFF"/>
-        </w:rPr>
-      </w:pPr>
-    </w:p>
-    <w:p>
-      <w:pPr>
-        <w:pStyle w:val="Heading2"/>
-        <w:shd w:val="clear" w:color="auto" w:fill="FFFFFF"/>
-        <w:spacing w:before="0" w:beforeAutospacing="0" w:after="0" w:afterAutospacing="0"/>
-        <w:rPr>
-          <w:color w:val="222222"/>
-          <w:sz w:val="22"/>
-          <w:szCs w:val="22"/>
-          <w:shd w:val="clear" w:color="auto" w:fill="FFFFFF"/>
-        </w:rPr>
-      </w:pPr>
-      <w:r>
-        <w:rPr>
-          <w:color w:val="222222"/>
-          <w:sz w:val="22"/>
-          <w:szCs w:val="22"/>
-          <w:shd w:val="clear" w:color="auto" w:fill="FFFFFF"/>
-        </w:rPr>
-        <w:t>Trott, S.</w:t>
-      </w:r>
-      <w:r>
-        <w:rPr>
-          <w:b w:val="0"/>
-          <w:bCs w:val="0"/>
-          <w:color w:val="222222"/>
-          <w:sz w:val="22"/>
-          <w:szCs w:val="22"/>
-          <w:shd w:val="clear" w:color="auto" w:fill="FFFFFF"/>
-        </w:rPr>
-        <w:t xml:space="preserve"> (2024). Large Language Models and the Wisdom of Small Crowds. </w:t>
-      </w:r>
-      <w:r>
-        <w:rPr>
-          <w:b w:val="0"/>
-          <w:bCs w:val="0"/>
-          <w:i/>
-          <w:iCs/>
-          <w:color w:val="222222"/>
-          <w:sz w:val="22"/>
-          <w:szCs w:val="22"/>
-          <w:shd w:val="clear" w:color="auto" w:fill="FFFFFF"/>
-        </w:rPr>
-        <w:t>Open Mind</w:t>
-      </w:r>
-      <w:r>
-        <w:rPr>
-          <w:b w:val="0"/>
-          <w:bCs w:val="0"/>
-          <w:color w:val="222222"/>
-          <w:sz w:val="22"/>
-          <w:szCs w:val="22"/>
-          <w:shd w:val="clear" w:color="auto" w:fill="FFFFFF"/>
-        </w:rPr>
-        <w:t>, </w:t>
-      </w:r>
-      <w:r>
-        <w:rPr>
-          <w:b w:val="0"/>
-          <w:bCs w:val="0"/>
-          <w:i/>
-          <w:iCs/>
-          <w:color w:val="222222"/>
-          <w:sz w:val="22"/>
-          <w:szCs w:val="22"/>
-          <w:shd w:val="clear" w:color="auto" w:fill="FFFFFF"/>
-        </w:rPr>
-        <w:t>8</w:t>
-      </w:r>
-      <w:r>
-        <w:rPr>
-          <w:b w:val="0"/>
-          <w:bCs w:val="0"/>
-          <w:color w:val="222222"/>
-          <w:sz w:val="22"/>
-          <w:szCs w:val="22"/>
-          <w:shd w:val="clear" w:color="auto" w:fill="FFFFFF"/>
-        </w:rPr>
-        <w:t>, 723-738.</w:t>
-      </w:r>
-    </w:p>
-    <w:p>
-      <w:pPr>
-        <w:rPr>
-          <w:b/>
-          <w:bCs/>
-          <w:color w:val="222222"/>
-          <w:sz w:val="22"/>
-          <w:szCs w:val="22"/>
-          <w:shd w:val="clear" w:color="auto" w:fill="FFFFFF"/>
-        </w:rPr>
-      </w:pPr>
-    </w:p>
-    <w:p>
-      <w:pPr>
-        <w:rPr>
-          <w:color w:val="222222"/>
-          <w:sz w:val="22"/>
-          <w:szCs w:val="22"/>
-          <w:shd w:val="clear" w:color="auto" w:fill="FFFFFF"/>
-        </w:rPr>
-      </w:pPr>
-      <w:r>
-        <w:rPr>
-          <w:b/>
-          <w:bCs/>
-          <w:color w:val="222222"/>
-          <w:sz w:val="22"/>
-          <w:szCs w:val="22"/>
-          <w:shd w:val="clear" w:color="auto" w:fill="FFFFFF"/>
-        </w:rPr>
-        <w:t>Trott, S.</w:t>
-      </w:r>
-      <w:r>
-        <w:rPr>
-          <w:color w:val="222222"/>
-          <w:sz w:val="22"/>
-          <w:szCs w:val="22"/>
-          <w:shd w:val="clear" w:color="auto" w:fill="FFFFFF"/>
-        </w:rPr>
-        <w:t xml:space="preserve"> (2024). Can large language models help augment English psycholinguistic datasets? </w:t>
-      </w:r>
-      <w:r>
-        <w:rPr>
-          <w:i/>
-          <w:iCs/>
-          <w:color w:val="222222"/>
-          <w:sz w:val="22"/>
-          <w:szCs w:val="22"/>
-          <w:shd w:val="clear" w:color="auto" w:fill="FFFFFF"/>
-        </w:rPr>
-        <w:t>Behavior Research Methods</w:t>
-      </w:r>
-      <w:r>
-        <w:rPr>
-          <w:color w:val="222222"/>
-          <w:sz w:val="22"/>
-          <w:szCs w:val="22"/>
-          <w:shd w:val="clear" w:color="auto" w:fill="FFFFFF"/>
-        </w:rPr>
-        <w:t>, 1-19.</w:t>
-      </w:r>
-    </w:p>
-    <w:p>
-      <w:pPr>
-        <w:rPr>
-          <w:b/>
-          <w:bCs/>
-          <w:color w:val="222222"/>
-          <w:sz w:val="22"/>
-          <w:szCs w:val="22"/>
-          <w:shd w:val="clear" w:color="auto" w:fill="FFFFFF"/>
-        </w:rPr>
-      </w:pPr>
-    </w:p>
-    <w:p>
-      <w:pPr>
-        <w:rPr>
-          <w:color w:val="222222"/>
-          <w:sz w:val="22"/>
-          <w:szCs w:val="22"/>
-          <w:shd w:val="clear" w:color="auto" w:fill="FFFFFF"/>
-        </w:rPr>
-      </w:pPr>
-      <w:r>
-        <w:rPr>
-          <w:color w:val="222222"/>
-          <w:sz w:val="22"/>
-          <w:szCs w:val="22"/>
-          <w:shd w:val="clear" w:color="auto" w:fill="FFFFFF"/>
-        </w:rPr>
-        <w:t xml:space="preserve">Jones, C., Bergen, B., &amp; </w:t>
-      </w:r>
-      <w:r>
-        <w:rPr>
-          <w:b/>
-          <w:bCs/>
-          <w:color w:val="222222"/>
-          <w:sz w:val="22"/>
-          <w:szCs w:val="22"/>
-          <w:shd w:val="clear" w:color="auto" w:fill="FFFFFF"/>
-        </w:rPr>
-        <w:t>Trott, S.</w:t>
-      </w:r>
-      <w:r>
-        <w:rPr>
-          <w:color w:val="222222"/>
-          <w:sz w:val="22"/>
-          <w:szCs w:val="22"/>
-          <w:shd w:val="clear" w:color="auto" w:fill="FFFFFF"/>
-        </w:rPr>
-        <w:t xml:space="preserve"> (2024). Do Multimodal Large Language Models and Humans Ground Language Similarly? </w:t>
-      </w:r>
-      <w:r>
-        <w:rPr>
-          <w:i/>
-          <w:iCs/>
-          <w:color w:val="222222"/>
-          <w:sz w:val="22"/>
-          <w:szCs w:val="22"/>
-          <w:shd w:val="clear" w:color="auto" w:fill="FFFFFF"/>
-        </w:rPr>
-        <w:t>Computational Linguistics</w:t>
-      </w:r>
-      <w:r>
-        <w:rPr>
-          <w:color w:val="222222"/>
-          <w:sz w:val="22"/>
-          <w:szCs w:val="22"/>
-          <w:shd w:val="clear" w:color="auto" w:fill="FFFFFF"/>
-        </w:rPr>
-        <w:t>, 1-25.</w:t>
-      </w:r>
-    </w:p>
-    <w:p>
-      <w:pPr>
-        <w:rPr>
-          <w:color w:val="222222"/>
-          <w:sz w:val="22"/>
-          <w:szCs w:val="22"/>
-          <w:shd w:val="clear" w:color="auto" w:fill="FFFFFF"/>
-        </w:rPr>
-      </w:pPr>
-    </w:p>
-    <w:p>
-      <w:pPr>
-        <w:rPr>
-          <w:color w:val="222222"/>
-          <w:sz w:val="22"/>
-          <w:szCs w:val="22"/>
-          <w:shd w:val="clear" w:color="auto" w:fill="FFFFFF"/>
-        </w:rPr>
-      </w:pPr>
-      <w:r>
-        <w:rPr>
-          <w:color w:val="222222"/>
-          <w:sz w:val="22"/>
-          <w:szCs w:val="22"/>
-          <w:shd w:val="clear" w:color="auto" w:fill="FFFFFF"/>
-        </w:rPr>
-        <w:t xml:space="preserve">Jones, C., </w:t>
-      </w:r>
-      <w:r>
-        <w:rPr>
-          <w:b/>
-          <w:bCs/>
-          <w:color w:val="222222"/>
-          <w:sz w:val="22"/>
-          <w:szCs w:val="22"/>
-          <w:shd w:val="clear" w:color="auto" w:fill="FFFFFF"/>
-        </w:rPr>
-        <w:t>Trott, S</w:t>
-      </w:r>
-      <w:r>
-        <w:rPr>
-          <w:color w:val="222222"/>
-          <w:sz w:val="22"/>
-          <w:szCs w:val="22"/>
-          <w:shd w:val="clear" w:color="auto" w:fill="FFFFFF"/>
-        </w:rPr>
-        <w:t xml:space="preserve">., &amp; Bergen, B. (2024). Comparing Humans and Large Language Models on an Experimental Protocol Inventory for Theory of Mind Evaluation (EPITOME). </w:t>
-      </w:r>
-      <w:r>
-        <w:rPr>
-          <w:i/>
-          <w:iCs/>
-          <w:color w:val="222222"/>
-          <w:sz w:val="22"/>
-          <w:szCs w:val="22"/>
-          <w:shd w:val="clear" w:color="auto" w:fill="FFFFFF"/>
-        </w:rPr>
-        <w:t>Transactions of the</w:t>
-      </w:r>
-      <w:r>
-        <w:rPr>
-          <w:i/>
-          <w:iCs/>
-          <w:color w:val="222222"/>
-          <w:sz w:val="22"/>
-          <w:szCs w:val="22"/>
-          <w:shd w:val="clear" w:color="auto" w:fill="FFFFFF"/>
-        </w:rPr>
-        <w:t xml:space="preserve"> Association for Computational Linguistics (TACL). </w:t>
-      </w:r>
-    </w:p>
-    <w:p>
-      <w:pPr>
-        <w:rPr>
-          <w:b/>
-          <w:bCs/>
-          <w:color w:val="222222"/>
-          <w:sz w:val="22"/>
-          <w:szCs w:val="22"/>
-          <w:shd w:val="clear" w:color="auto" w:fill="FFFFFF"/>
-        </w:rPr>
-      </w:pPr>
-    </w:p>
-    <w:p>
-      <w:pPr>
-        <w:rPr>
-          <w:color w:val="000000" w:themeColor="text1"/>
-          <w:sz w:val="22"/>
-          <w:szCs w:val="22"/>
-          <w:shd w:val="clear" w:color="auto" w:fill="FFFFFF"/>
-        </w:rPr>
-      </w:pPr>
-      <w:r>
-        <w:rPr>
-          <w:b/>
-          <w:bCs/>
-          <w:color w:val="222222"/>
-          <w:sz w:val="22"/>
-          <w:szCs w:val="22"/>
-          <w:shd w:val="clear" w:color="auto" w:fill="FFFFFF"/>
-        </w:rPr>
-        <w:t>Trott, S.,</w:t>
-      </w:r>
-      <w:r>
-        <w:rPr>
-          <w:color w:val="222222"/>
-          <w:sz w:val="22"/>
-          <w:szCs w:val="22"/>
-          <w:shd w:val="clear" w:color="auto" w:fill="FFFFFF"/>
-        </w:rPr>
-        <w:t xml:space="preserve"> Jones, C., Chang, T., Michaelov, J., &amp; Bergen, B. (2023). Do Large Language Models know what humans know? </w:t>
-      </w:r>
-      <w:r>
-        <w:rPr>
-          <w:i/>
-          <w:iCs/>
-          <w:color w:val="222222"/>
-          <w:sz w:val="22"/>
-          <w:szCs w:val="22"/>
-          <w:shd w:val="clear" w:color="auto" w:fill="FFFFFF"/>
-        </w:rPr>
-        <w:t>Cognitive Science</w:t>
-      </w:r>
-      <w:r>
-        <w:rPr>
-          <w:color w:val="222222"/>
-          <w:sz w:val="22"/>
-          <w:szCs w:val="22"/>
-          <w:shd w:val="clear" w:color="auto" w:fill="FFFFFF"/>
-        </w:rPr>
-        <w:t>, </w:t>
-      </w:r>
-      <w:r>
-        <w:rPr>
-          <w:i/>
-          <w:iCs/>
-          <w:color w:val="222222"/>
-          <w:sz w:val="22"/>
-          <w:szCs w:val="22"/>
-          <w:shd w:val="clear" w:color="auto" w:fill="FFFFFF"/>
-        </w:rPr>
-        <w:t>47</w:t>
-      </w:r>
-      <w:r>
-        <w:rPr>
-          <w:color w:val="222222"/>
-          <w:sz w:val="22"/>
-          <w:szCs w:val="22"/>
-          <w:shd w:val="clear" w:color="auto" w:fill="FFFFFF"/>
-        </w:rPr>
-        <w:t xml:space="preserve">(7), e13309. </w:t>
-      </w:r>
-    </w:p>
-    <w:p>
-      <w:pPr>
-        <w:rPr>
-          <w:b/>
-          <w:bCs/>
-          <w:color w:val="222222"/>
-          <w:sz w:val="22"/>
-          <w:szCs w:val="22"/>
-          <w:shd w:val="clear" w:color="auto" w:fill="FFFFFF"/>
-        </w:rPr>
-      </w:pPr>
-    </w:p>
-    <w:p>
-      <w:pPr>
-        <w:rPr>
-          <w:color w:val="000000" w:themeColor="text1"/>
-          <w:sz w:val="22"/>
-          <w:szCs w:val="22"/>
-          <w:shd w:val="clear" w:color="auto" w:fill="FFFFFF"/>
-        </w:rPr>
-      </w:pPr>
-      <w:r>
-        <w:rPr>
-          <w:b/>
-          <w:bCs/>
-          <w:color w:val="000000" w:themeColor="text1"/>
-          <w:sz w:val="22"/>
-          <w:szCs w:val="22"/>
-          <w:shd w:val="clear" w:color="auto" w:fill="FFFFFF"/>
-        </w:rPr>
-        <w:t xml:space="preserve">Trott, S., </w:t>
-      </w:r>
-      <w:r>
-        <w:rPr>
-          <w:color w:val="000000" w:themeColor="text1"/>
-          <w:sz w:val="22"/>
-          <w:szCs w:val="22"/>
-          <w:shd w:val="clear" w:color="auto" w:fill="FFFFFF"/>
-        </w:rPr>
-        <w:t xml:space="preserve">&amp; Bergen, B. </w:t>
-      </w:r>
-      <w:r>
-        <w:rPr>
-          <w:color w:val="000000" w:themeColor="text1"/>
-          <w:sz w:val="22"/>
-          <w:szCs w:val="22"/>
-        </w:rPr>
-        <w:t>(2023)</w:t>
-      </w:r>
-      <w:r>
-        <w:rPr>
-          <w:color w:val="000000" w:themeColor="text1"/>
-          <w:sz w:val="22"/>
-          <w:szCs w:val="22"/>
-        </w:rPr>
-        <w:t>.</w:t>
-      </w:r>
-      <w:r>
-        <w:rPr>
-          <w:color w:val="000000" w:themeColor="text1"/>
-          <w:sz w:val="22"/>
-          <w:szCs w:val="22"/>
-        </w:rPr>
-        <w:t xml:space="preserve"> </w:t>
-      </w:r>
-      <w:r>
-        <w:rPr>
-          <w:color w:val="000000" w:themeColor="text1"/>
-          <w:sz w:val="22"/>
-          <w:szCs w:val="22"/>
-          <w:shd w:val="clear" w:color="auto" w:fill="FFFFFF"/>
-        </w:rPr>
-        <w:t xml:space="preserve">Word meaning is both categorical and continuous. </w:t>
-      </w:r>
-      <w:r>
-        <w:rPr>
-          <w:i/>
-          <w:iCs/>
-          <w:color w:val="000000" w:themeColor="text1"/>
-          <w:sz w:val="22"/>
-          <w:szCs w:val="22"/>
-          <w:shd w:val="clear" w:color="auto" w:fill="FFFFFF"/>
-        </w:rPr>
-        <w:t>Psychological Review</w:t>
-      </w:r>
-      <w:r>
-        <w:rPr>
-          <w:color w:val="000000" w:themeColor="text1"/>
-          <w:sz w:val="22"/>
-          <w:szCs w:val="22"/>
-          <w:shd w:val="clear" w:color="auto" w:fill="FFFFFF"/>
-        </w:rPr>
-        <w:t xml:space="preserve">. </w:t>
-      </w:r>
-    </w:p>
-    <w:p>
-      <w:pPr>
-        <w:rPr>
-          <w:b/>
-          <w:bCs/>
-          <w:color w:val="222222"/>
-          <w:sz w:val="22"/>
-          <w:szCs w:val="22"/>
-          <w:shd w:val="clear" w:color="auto" w:fill="FFFFFF"/>
-        </w:rPr>
-      </w:pPr>
-    </w:p>
-    <w:p>
-      <w:pPr>
-        <w:rPr>
-          <w:color w:val="000000" w:themeColor="text1"/>
-          <w:sz w:val="22"/>
-          <w:szCs w:val="22"/>
-        </w:rPr>
-      </w:pPr>
-      <w:r>
-        <w:rPr>
-          <w:color w:val="000000" w:themeColor="text1"/>
-          <w:sz w:val="22"/>
-          <w:szCs w:val="22"/>
-        </w:rPr>
-        <w:t xml:space="preserve">Ruytenbeek, N., Bergen, B., &amp; </w:t>
-      </w:r>
-      <w:r>
-        <w:rPr>
-          <w:b/>
-          <w:bCs/>
-          <w:color w:val="000000" w:themeColor="text1"/>
-          <w:sz w:val="22"/>
-          <w:szCs w:val="22"/>
-        </w:rPr>
-        <w:t>Trott, S.</w:t>
-      </w:r>
-      <w:r>
-        <w:rPr>
-          <w:color w:val="000000" w:themeColor="text1"/>
-          <w:sz w:val="22"/>
-          <w:szCs w:val="22"/>
-        </w:rPr>
-        <w:t xml:space="preserve"> (2023). Prosody and speech act interpretation: The case of French indirect requests. </w:t>
-      </w:r>
-      <w:r>
-        <w:rPr>
-          <w:i/>
-          <w:iCs/>
-          <w:color w:val="000000" w:themeColor="text1"/>
-          <w:sz w:val="22"/>
-          <w:szCs w:val="22"/>
-        </w:rPr>
-        <w:t>Journal of French Language Studies</w:t>
-      </w:r>
-      <w:r>
-        <w:rPr>
-          <w:color w:val="000000" w:themeColor="text1"/>
-          <w:sz w:val="22"/>
-          <w:szCs w:val="22"/>
-        </w:rPr>
-        <w:t xml:space="preserve">. </w:t>
-      </w:r>
-    </w:p>
-    <w:p>
-      <w:pPr>
-        <w:rPr>
-          <w:color w:val="000000" w:themeColor="text1"/>
-          <w:sz w:val="22"/>
-          <w:szCs w:val="22"/>
-          <w:shd w:val="clear" w:color="auto" w:fill="FFFFFF"/>
-        </w:rPr>
-      </w:pPr>
-    </w:p>
-    <w:p>
-      <w:pPr>
-        <w:rPr>
-          <w:color w:val="000000" w:themeColor="text1"/>
-          <w:sz w:val="22"/>
-          <w:szCs w:val="22"/>
-          <w:shd w:val="clear" w:color="auto" w:fill="FFFFFF"/>
-        </w:rPr>
-      </w:pPr>
-      <w:r>
-        <w:rPr>
-          <w:color w:val="000000" w:themeColor="text1"/>
-          <w:sz w:val="22"/>
-          <w:szCs w:val="22"/>
-          <w:shd w:val="clear" w:color="auto" w:fill="FFFFFF"/>
-        </w:rPr>
-        <w:lastRenderedPageBreak/>
-        <w:t xml:space="preserve">DeLong, K., </w:t>
-      </w:r>
-      <w:r>
-        <w:rPr>
-          <w:b/>
-          <w:bCs/>
-          <w:color w:val="000000" w:themeColor="text1"/>
-          <w:sz w:val="22"/>
-          <w:szCs w:val="22"/>
-          <w:shd w:val="clear" w:color="auto" w:fill="FFFFFF"/>
-        </w:rPr>
-        <w:t>Trott, S.,</w:t>
-      </w:r>
-      <w:r>
-        <w:rPr>
-          <w:color w:val="000000" w:themeColor="text1"/>
-          <w:sz w:val="22"/>
-          <w:szCs w:val="22"/>
-          <w:shd w:val="clear" w:color="auto" w:fill="FFFFFF"/>
-        </w:rPr>
-        <w:t xml:space="preserve"> Kutas, M. (2022). Offline dominance and zeugmatic similarity </w:t>
-      </w:r>
-      <w:proofErr w:type="spellStart"/>
-      <w:r>
-        <w:rPr>
-          <w:color w:val="000000" w:themeColor="text1"/>
-          <w:sz w:val="22"/>
-          <w:szCs w:val="22"/>
-          <w:shd w:val="clear" w:color="auto" w:fill="FFFFFF"/>
-        </w:rPr>
-        <w:t>normings</w:t>
-      </w:r>
-      <w:proofErr w:type="spellEnd"/>
-      <w:r>
-        <w:rPr>
-          <w:color w:val="000000" w:themeColor="text1"/>
-          <w:sz w:val="22"/>
-          <w:szCs w:val="22"/>
-          <w:shd w:val="clear" w:color="auto" w:fill="FFFFFF"/>
-        </w:rPr>
-        <w:t xml:space="preserve"> of variably ambiguous words assessed against a neural language model (BERT). </w:t>
-      </w:r>
-      <w:r>
-        <w:rPr>
-          <w:i/>
-          <w:iCs/>
-          <w:color w:val="000000" w:themeColor="text1"/>
-          <w:sz w:val="22"/>
-          <w:szCs w:val="22"/>
-          <w:shd w:val="clear" w:color="auto" w:fill="FFFFFF"/>
-        </w:rPr>
-        <w:t>Behavior Research Methods.</w:t>
-      </w:r>
-      <w:r>
-        <w:rPr>
-          <w:color w:val="000000" w:themeColor="text1"/>
-          <w:sz w:val="22"/>
-          <w:szCs w:val="22"/>
-          <w:shd w:val="clear" w:color="auto" w:fill="FFFFFF"/>
-        </w:rPr>
-        <w:t xml:space="preserve"> </w:t>
-      </w:r>
-    </w:p>
-    <w:p>
-      <w:pPr>
-        <w:rPr>
-          <w:color w:val="000000" w:themeColor="text1"/>
-          <w:sz w:val="22"/>
-          <w:szCs w:val="22"/>
-          <w:shd w:val="clear" w:color="auto" w:fill="FFFFFF"/>
-        </w:rPr>
-      </w:pPr>
-    </w:p>
-    <w:p>
-      <w:pPr>
-        <w:rPr>
-          <w:sz w:val="22"/>
-          <w:szCs w:val="22"/>
-        </w:rPr>
-      </w:pPr>
-      <w:r>
-        <w:rPr>
-          <w:b/>
-          <w:bCs/>
-          <w:color w:val="222222"/>
-          <w:sz w:val="22"/>
-          <w:szCs w:val="22"/>
-          <w:shd w:val="clear" w:color="auto" w:fill="FFFFFF"/>
-        </w:rPr>
-        <w:t>Trott, S.,</w:t>
-      </w:r>
-      <w:r>
-        <w:rPr>
-          <w:color w:val="222222"/>
-          <w:sz w:val="22"/>
-          <w:szCs w:val="22"/>
-          <w:shd w:val="clear" w:color="auto" w:fill="FFFFFF"/>
-        </w:rPr>
-        <w:t xml:space="preserve"> Bergen, B., &amp; Wittenberg, E. (2022). Spontaneous, controlled acts of reference between friends and strangers. </w:t>
-      </w:r>
-      <w:r>
-        <w:rPr>
-          <w:i/>
-          <w:iCs/>
-          <w:color w:val="222222"/>
-          <w:sz w:val="22"/>
-          <w:szCs w:val="22"/>
-          <w:shd w:val="clear" w:color="auto" w:fill="FFFFFF"/>
-        </w:rPr>
-        <w:t>Language Resources and Evaluation</w:t>
-      </w:r>
-      <w:r>
-        <w:rPr>
-          <w:color w:val="222222"/>
-          <w:sz w:val="22"/>
-          <w:szCs w:val="22"/>
-          <w:shd w:val="clear" w:color="auto" w:fill="FFFFFF"/>
-        </w:rPr>
-        <w:t xml:space="preserve">, 1-25. </w:t>
-      </w:r>
-    </w:p>
-    <w:p>
-      <w:pPr>
-        <w:rPr>
-          <w:b/>
-          <w:bCs/>
-          <w:color w:val="222222"/>
-          <w:sz w:val="22"/>
-          <w:szCs w:val="22"/>
-          <w:shd w:val="clear" w:color="auto" w:fill="FFFFFF"/>
-        </w:rPr>
-      </w:pPr>
-    </w:p>
-    <w:p>
-      <w:pPr>
-        <w:rPr>
-          <w:sz w:val="22"/>
-          <w:szCs w:val="22"/>
-        </w:rPr>
-      </w:pPr>
-      <w:r>
-        <w:rPr>
-          <w:color w:val="222222"/>
-          <w:sz w:val="22"/>
-          <w:szCs w:val="22"/>
-          <w:shd w:val="clear" w:color="auto" w:fill="FFFFFF"/>
-        </w:rPr>
-        <w:t xml:space="preserve">Morey, R. D., </w:t>
-      </w:r>
-      <w:proofErr w:type="spellStart"/>
-      <w:r>
-        <w:rPr>
-          <w:color w:val="222222"/>
-          <w:sz w:val="22"/>
-          <w:szCs w:val="22"/>
-          <w:shd w:val="clear" w:color="auto" w:fill="FFFFFF"/>
-        </w:rPr>
-        <w:t>Kaschak</w:t>
-      </w:r>
-      <w:proofErr w:type="spellEnd"/>
-      <w:r>
-        <w:rPr>
-          <w:color w:val="222222"/>
-          <w:sz w:val="22"/>
-          <w:szCs w:val="22"/>
-          <w:shd w:val="clear" w:color="auto" w:fill="FFFFFF"/>
-        </w:rPr>
-        <w:t xml:space="preserve">, M. P., </w:t>
-      </w:r>
-      <w:proofErr w:type="spellStart"/>
-      <w:r>
-        <w:rPr>
-          <w:color w:val="222222"/>
-          <w:sz w:val="22"/>
-          <w:szCs w:val="22"/>
-          <w:shd w:val="clear" w:color="auto" w:fill="FFFFFF"/>
-        </w:rPr>
-        <w:t>Díez-Álamo</w:t>
-      </w:r>
-      <w:proofErr w:type="spellEnd"/>
-      <w:r>
-        <w:rPr>
-          <w:color w:val="222222"/>
-          <w:sz w:val="22"/>
-          <w:szCs w:val="22"/>
-          <w:shd w:val="clear" w:color="auto" w:fill="FFFFFF"/>
-        </w:rPr>
-        <w:t xml:space="preserve">, A. M., </w:t>
-      </w:r>
-      <w:proofErr w:type="spellStart"/>
-      <w:r>
-        <w:rPr>
-          <w:color w:val="222222"/>
-          <w:sz w:val="22"/>
-          <w:szCs w:val="22"/>
-          <w:shd w:val="clear" w:color="auto" w:fill="FFFFFF"/>
-        </w:rPr>
-        <w:t>Glenberg</w:t>
-      </w:r>
-      <w:proofErr w:type="spellEnd"/>
-      <w:r>
-        <w:rPr>
-          <w:color w:val="222222"/>
-          <w:sz w:val="22"/>
-          <w:szCs w:val="22"/>
-          <w:shd w:val="clear" w:color="auto" w:fill="FFFFFF"/>
-        </w:rPr>
-        <w:t xml:space="preserve">, A. M., Zwaan, R. A., </w:t>
-      </w:r>
-      <w:proofErr w:type="spellStart"/>
-      <w:r>
-        <w:rPr>
-          <w:color w:val="222222"/>
-          <w:sz w:val="22"/>
-          <w:szCs w:val="22"/>
-          <w:shd w:val="clear" w:color="auto" w:fill="FFFFFF"/>
-        </w:rPr>
-        <w:t>Lakens</w:t>
-      </w:r>
-      <w:proofErr w:type="spellEnd"/>
-      <w:r>
-        <w:rPr>
-          <w:color w:val="222222"/>
-          <w:sz w:val="22"/>
-          <w:szCs w:val="22"/>
-          <w:shd w:val="clear" w:color="auto" w:fill="FFFFFF"/>
-        </w:rPr>
-        <w:t xml:space="preserve">, D., … </w:t>
-      </w:r>
-      <w:r>
-        <w:rPr>
-          <w:b/>
-          <w:bCs/>
-          <w:color w:val="222222"/>
-          <w:sz w:val="22"/>
-          <w:szCs w:val="22"/>
-          <w:shd w:val="clear" w:color="auto" w:fill="FFFFFF"/>
-        </w:rPr>
-        <w:t>Trott, S.</w:t>
-      </w:r>
-      <w:r>
-        <w:rPr>
-          <w:color w:val="222222"/>
-          <w:sz w:val="22"/>
-          <w:szCs w:val="22"/>
-          <w:shd w:val="clear" w:color="auto" w:fill="FFFFFF"/>
-        </w:rPr>
-        <w:t xml:space="preserve"> ... &amp; Ziv-</w:t>
-      </w:r>
-      <w:proofErr w:type="spellStart"/>
-      <w:r>
-        <w:rPr>
-          <w:color w:val="222222"/>
-          <w:sz w:val="22"/>
-          <w:szCs w:val="22"/>
-          <w:shd w:val="clear" w:color="auto" w:fill="FFFFFF"/>
-        </w:rPr>
-        <w:t>Crispel</w:t>
-      </w:r>
-      <w:proofErr w:type="spellEnd"/>
-      <w:r>
-        <w:rPr>
-          <w:color w:val="222222"/>
-          <w:sz w:val="22"/>
-          <w:szCs w:val="22"/>
-          <w:shd w:val="clear" w:color="auto" w:fill="FFFFFF"/>
-        </w:rPr>
-        <w:t>, N. (2022). A pre-registered, multi-lab non-replication of the action-sentence compatibility effect (ACE). </w:t>
-      </w:r>
-      <w:r>
-        <w:rPr>
-          <w:i/>
-          <w:iCs/>
-          <w:color w:val="222222"/>
-          <w:sz w:val="22"/>
-          <w:szCs w:val="22"/>
-          <w:shd w:val="clear" w:color="auto" w:fill="FFFFFF"/>
-        </w:rPr>
-        <w:t>Psychonomic bulletin &amp; review</w:t>
-      </w:r>
-      <w:r>
-        <w:rPr>
-          <w:color w:val="222222"/>
-          <w:sz w:val="22"/>
-          <w:szCs w:val="22"/>
-          <w:shd w:val="clear" w:color="auto" w:fill="FFFFFF"/>
-        </w:rPr>
-        <w:t>, </w:t>
-      </w:r>
-      <w:r>
-        <w:rPr>
-          <w:i/>
-          <w:iCs/>
-          <w:color w:val="222222"/>
-          <w:sz w:val="22"/>
-          <w:szCs w:val="22"/>
-          <w:shd w:val="clear" w:color="auto" w:fill="FFFFFF"/>
-        </w:rPr>
-        <w:t>29</w:t>
-      </w:r>
-      <w:r>
-        <w:rPr>
-          <w:color w:val="222222"/>
-          <w:sz w:val="22"/>
-          <w:szCs w:val="22"/>
-          <w:shd w:val="clear" w:color="auto" w:fill="FFFFFF"/>
-        </w:rPr>
-        <w:t xml:space="preserve">(2), 613-626. </w:t>
-      </w:r>
-    </w:p>
-    <w:p>
-      <w:pPr>
-        <w:rPr>
-          <w:b/>
-          <w:bCs/>
-          <w:color w:val="222222"/>
-          <w:sz w:val="22"/>
-          <w:szCs w:val="22"/>
-          <w:shd w:val="clear" w:color="auto" w:fill="FFFFFF"/>
-        </w:rPr>
-      </w:pPr>
-    </w:p>
-    <w:p>
-      <w:pPr>
-        <w:rPr>
-          <w:color w:val="222222"/>
-          <w:sz w:val="22"/>
-          <w:szCs w:val="22"/>
-          <w:shd w:val="clear" w:color="auto" w:fill="FFFFFF"/>
-        </w:rPr>
-      </w:pPr>
-      <w:r>
-        <w:rPr>
-          <w:b/>
-          <w:bCs/>
-          <w:color w:val="222222"/>
-          <w:sz w:val="22"/>
-          <w:szCs w:val="22"/>
-          <w:shd w:val="clear" w:color="auto" w:fill="FFFFFF"/>
-        </w:rPr>
-        <w:t>Trott, S.,</w:t>
-      </w:r>
-      <w:r>
-        <w:rPr>
-          <w:color w:val="222222"/>
-          <w:sz w:val="22"/>
-          <w:szCs w:val="22"/>
-          <w:shd w:val="clear" w:color="auto" w:fill="FFFFFF"/>
-        </w:rPr>
-        <w:t xml:space="preserve"> Reed, S., </w:t>
-      </w:r>
-      <w:proofErr w:type="spellStart"/>
-      <w:r>
-        <w:rPr>
-          <w:color w:val="222222"/>
-          <w:sz w:val="22"/>
-          <w:szCs w:val="22"/>
-          <w:shd w:val="clear" w:color="auto" w:fill="FFFFFF"/>
-        </w:rPr>
-        <w:t>Kaliblotzky</w:t>
-      </w:r>
-      <w:proofErr w:type="spellEnd"/>
-      <w:r>
-        <w:rPr>
-          <w:color w:val="222222"/>
-          <w:sz w:val="22"/>
-          <w:szCs w:val="22"/>
-          <w:shd w:val="clear" w:color="auto" w:fill="FFFFFF"/>
-        </w:rPr>
-        <w:t>, D., Ferreira, V., &amp; Bergen, B. (2022). The Role of Prosody in Disambiguating English Indirect Requests. </w:t>
-      </w:r>
-      <w:r>
-        <w:rPr>
-          <w:i/>
-          <w:iCs/>
-          <w:color w:val="222222"/>
-          <w:sz w:val="22"/>
-          <w:szCs w:val="22"/>
-          <w:shd w:val="clear" w:color="auto" w:fill="FFFFFF"/>
-        </w:rPr>
-        <w:t>Language and Speech</w:t>
-      </w:r>
-      <w:r>
-        <w:rPr>
-          <w:color w:val="222222"/>
-          <w:sz w:val="22"/>
-          <w:szCs w:val="22"/>
-          <w:shd w:val="clear" w:color="auto" w:fill="FFFFFF"/>
-        </w:rPr>
-        <w:t xml:space="preserve">, 00238309221087715. </w:t>
-      </w:r>
-    </w:p>
-    <w:p>
-      <w:pPr>
-        <w:rPr>
-          <w:b/>
-          <w:bCs/>
-          <w:color w:val="222222"/>
-          <w:sz w:val="22"/>
-          <w:szCs w:val="22"/>
-          <w:shd w:val="clear" w:color="auto" w:fill="FFFFFF"/>
-        </w:rPr>
-      </w:pPr>
-    </w:p>
-    <w:p>
-      <w:pPr>
-        <w:rPr>
-          <w:sz w:val="22"/>
-          <w:szCs w:val="22"/>
-        </w:rPr>
-      </w:pPr>
-      <w:r>
-        <w:rPr>
-          <w:b/>
-          <w:bCs/>
-          <w:color w:val="222222"/>
-          <w:sz w:val="22"/>
-          <w:szCs w:val="22"/>
-          <w:shd w:val="clear" w:color="auto" w:fill="FFFFFF"/>
-        </w:rPr>
-        <w:t>Trott, S</w:t>
-      </w:r>
-      <w:r>
-        <w:rPr>
-          <w:color w:val="222222"/>
-          <w:sz w:val="22"/>
-          <w:szCs w:val="22"/>
-          <w:shd w:val="clear" w:color="auto" w:fill="FFFFFF"/>
-        </w:rPr>
-        <w:t>., &amp; Bergen, B. (2022). Languages are efficient, but for whom? </w:t>
-      </w:r>
-      <w:r>
-        <w:rPr>
-          <w:i/>
-          <w:iCs/>
-          <w:color w:val="222222"/>
-          <w:sz w:val="22"/>
-          <w:szCs w:val="22"/>
-          <w:shd w:val="clear" w:color="auto" w:fill="FFFFFF"/>
-        </w:rPr>
-        <w:t>Cognition</w:t>
-      </w:r>
-      <w:r>
-        <w:rPr>
-          <w:color w:val="222222"/>
-          <w:sz w:val="22"/>
-          <w:szCs w:val="22"/>
-          <w:shd w:val="clear" w:color="auto" w:fill="FFFFFF"/>
-        </w:rPr>
-        <w:t>, </w:t>
-      </w:r>
-      <w:r>
-        <w:rPr>
-          <w:i/>
-          <w:iCs/>
-          <w:color w:val="222222"/>
-          <w:sz w:val="22"/>
-          <w:szCs w:val="22"/>
-          <w:shd w:val="clear" w:color="auto" w:fill="FFFFFF"/>
-        </w:rPr>
-        <w:t>225</w:t>
-      </w:r>
-      <w:r>
-        <w:rPr>
-          <w:color w:val="222222"/>
-          <w:sz w:val="22"/>
-          <w:szCs w:val="22"/>
-          <w:shd w:val="clear" w:color="auto" w:fill="FFFFFF"/>
-        </w:rPr>
-        <w:t>, 105094.</w:t>
-      </w:r>
-    </w:p>
-    <w:p>
-      <w:pPr>
-        <w:rPr>
-          <w:b/>
-          <w:bCs/>
-          <w:color w:val="222222"/>
-          <w:sz w:val="22"/>
-          <w:szCs w:val="22"/>
-          <w:shd w:val="clear" w:color="auto" w:fill="FFFFFF"/>
-        </w:rPr>
-      </w:pPr>
-    </w:p>
-    <w:p>
-      <w:pPr>
-        <w:rPr>
-          <w:sz w:val="22"/>
-          <w:szCs w:val="22"/>
-        </w:rPr>
-      </w:pPr>
-      <w:r>
-        <w:rPr>
-          <w:b/>
-          <w:bCs/>
-          <w:color w:val="222222"/>
-          <w:sz w:val="22"/>
-          <w:szCs w:val="22"/>
-          <w:shd w:val="clear" w:color="auto" w:fill="FFFFFF"/>
-        </w:rPr>
-        <w:t>Trott, S.,</w:t>
-      </w:r>
-      <w:r>
-        <w:rPr>
-          <w:color w:val="222222"/>
-          <w:sz w:val="22"/>
-          <w:szCs w:val="22"/>
-          <w:shd w:val="clear" w:color="auto" w:fill="FFFFFF"/>
-        </w:rPr>
-        <w:t xml:space="preserve"> &amp; Bergen, B. (2020). Why do human languages have homophones? </w:t>
-      </w:r>
-      <w:r>
-        <w:rPr>
-          <w:i/>
-          <w:iCs/>
-          <w:color w:val="222222"/>
-          <w:sz w:val="22"/>
-          <w:szCs w:val="22"/>
-          <w:shd w:val="clear" w:color="auto" w:fill="FFFFFF"/>
-        </w:rPr>
-        <w:t>Cognition</w:t>
-      </w:r>
-      <w:r>
-        <w:rPr>
-          <w:color w:val="222222"/>
-          <w:sz w:val="22"/>
-          <w:szCs w:val="22"/>
-          <w:shd w:val="clear" w:color="auto" w:fill="FFFFFF"/>
-        </w:rPr>
-        <w:t>, </w:t>
-      </w:r>
-      <w:r>
-        <w:rPr>
-          <w:i/>
-          <w:iCs/>
-          <w:color w:val="222222"/>
-          <w:sz w:val="22"/>
-          <w:szCs w:val="22"/>
-          <w:shd w:val="clear" w:color="auto" w:fill="FFFFFF"/>
-        </w:rPr>
-        <w:t>205</w:t>
-      </w:r>
-      <w:r>
-        <w:rPr>
-          <w:color w:val="222222"/>
-          <w:sz w:val="22"/>
-          <w:szCs w:val="22"/>
-          <w:shd w:val="clear" w:color="auto" w:fill="FFFFFF"/>
-        </w:rPr>
-        <w:t>, 104449.</w:t>
-      </w:r>
-    </w:p>
-    <w:p>
-      <w:pPr>
-        <w:spacing w:line="276" w:lineRule="auto"/>
-        <w:contextualSpacing/>
-        <w:rPr>
-          <w:sz w:val="22"/>
-          <w:szCs w:val="22"/>
-        </w:rPr>
-      </w:pPr>
-    </w:p>
-    <w:p>
-      <w:pPr>
-        <w:rPr>
-          <w:sz w:val="22"/>
-          <w:szCs w:val="22"/>
-        </w:rPr>
-      </w:pPr>
-      <w:r>
-        <w:rPr>
-          <w:b/>
-          <w:bCs/>
-          <w:color w:val="222222"/>
-          <w:sz w:val="22"/>
-          <w:szCs w:val="22"/>
-          <w:shd w:val="clear" w:color="auto" w:fill="FFFFFF"/>
-        </w:rPr>
-        <w:t>Trott, S.,</w:t>
-      </w:r>
-      <w:r>
-        <w:rPr>
-          <w:color w:val="222222"/>
-          <w:sz w:val="22"/>
-          <w:szCs w:val="22"/>
-          <w:shd w:val="clear" w:color="auto" w:fill="FFFFFF"/>
-        </w:rPr>
-        <w:t xml:space="preserve"> &amp; Bergen, B. (2020). When Do Comprehenders Mentalize for Pragmatic </w:t>
-      </w:r>
-      <w:proofErr w:type="gramStart"/>
-      <w:r>
-        <w:rPr>
-          <w:color w:val="222222"/>
-          <w:sz w:val="22"/>
-          <w:szCs w:val="22"/>
-          <w:shd w:val="clear" w:color="auto" w:fill="FFFFFF"/>
-        </w:rPr>
-        <w:t>Inference?.</w:t>
-      </w:r>
-      <w:proofErr w:type="gramEnd"/>
-      <w:r>
-        <w:rPr>
-          <w:color w:val="222222"/>
-          <w:sz w:val="22"/>
-          <w:szCs w:val="22"/>
-          <w:shd w:val="clear" w:color="auto" w:fill="FFFFFF"/>
-        </w:rPr>
-        <w:t> </w:t>
-      </w:r>
-      <w:r>
-        <w:rPr>
-          <w:i/>
-          <w:iCs/>
-          <w:color w:val="222222"/>
-          <w:sz w:val="22"/>
-          <w:szCs w:val="22"/>
-          <w:shd w:val="clear" w:color="auto" w:fill="FFFFFF"/>
-        </w:rPr>
-        <w:t>Discourse Processes</w:t>
-      </w:r>
-      <w:r>
-        <w:rPr>
-          <w:color w:val="222222"/>
-          <w:sz w:val="22"/>
-          <w:szCs w:val="22"/>
-          <w:shd w:val="clear" w:color="auto" w:fill="FFFFFF"/>
-        </w:rPr>
-        <w:t>, 1-21.</w:t>
-      </w:r>
-    </w:p>
-    <w:p>
-      <w:pPr>
-        <w:spacing w:line="276" w:lineRule="auto"/>
-        <w:contextualSpacing/>
-        <w:rPr>
-          <w:sz w:val="22"/>
-          <w:szCs w:val="22"/>
-        </w:rPr>
-      </w:pPr>
-    </w:p>
-    <w:p>
-      <w:pPr>
-        <w:rPr>
-          <w:sz w:val="22"/>
-          <w:szCs w:val="22"/>
-        </w:rPr>
-      </w:pPr>
-      <w:r>
-        <w:rPr>
-          <w:b/>
-          <w:bCs/>
-          <w:color w:val="222222"/>
-          <w:sz w:val="22"/>
-          <w:szCs w:val="22"/>
-          <w:shd w:val="clear" w:color="auto" w:fill="FFFFFF"/>
-        </w:rPr>
-        <w:t>Trott, S.,</w:t>
-      </w:r>
-      <w:r>
-        <w:rPr>
-          <w:color w:val="222222"/>
-          <w:sz w:val="22"/>
-          <w:szCs w:val="22"/>
-          <w:shd w:val="clear" w:color="auto" w:fill="FFFFFF"/>
-        </w:rPr>
-        <w:t xml:space="preserve"> &amp; </w:t>
-      </w:r>
-      <w:proofErr w:type="spellStart"/>
-      <w:r>
-        <w:rPr>
-          <w:color w:val="222222"/>
-          <w:sz w:val="22"/>
-          <w:szCs w:val="22"/>
-          <w:shd w:val="clear" w:color="auto" w:fill="FFFFFF"/>
-        </w:rPr>
-        <w:t>Rossano</w:t>
-      </w:r>
-      <w:proofErr w:type="spellEnd"/>
-      <w:r>
-        <w:rPr>
-          <w:color w:val="222222"/>
-          <w:sz w:val="22"/>
-          <w:szCs w:val="22"/>
-          <w:shd w:val="clear" w:color="auto" w:fill="FFFFFF"/>
-        </w:rPr>
-        <w:t>, F. (2020). The Role of Entitlement in Formatting Preferences Across Requesters and Recipients. </w:t>
-      </w:r>
-      <w:r>
-        <w:rPr>
-          <w:i/>
-          <w:iCs/>
-          <w:color w:val="222222"/>
-          <w:sz w:val="22"/>
-          <w:szCs w:val="22"/>
-          <w:shd w:val="clear" w:color="auto" w:fill="FFFFFF"/>
-        </w:rPr>
-        <w:t>Discourse Processes</w:t>
-      </w:r>
-      <w:r>
-        <w:rPr>
-          <w:color w:val="222222"/>
-          <w:sz w:val="22"/>
-          <w:szCs w:val="22"/>
-          <w:shd w:val="clear" w:color="auto" w:fill="FFFFFF"/>
-        </w:rPr>
-        <w:t>, 1-22.</w:t>
-      </w:r>
-    </w:p>
-    <w:p>
-      <w:pPr>
-        <w:spacing w:line="276" w:lineRule="auto"/>
-        <w:contextualSpacing/>
-        <w:rPr>
-          <w:sz w:val="22"/>
-          <w:szCs w:val="22"/>
-        </w:rPr>
-      </w:pPr>
-    </w:p>
-    <w:p>
-      <w:pPr>
-        <w:rPr>
-          <w:sz w:val="22"/>
-          <w:szCs w:val="22"/>
-        </w:rPr>
-      </w:pPr>
-      <w:r>
-        <w:rPr>
-          <w:b/>
-          <w:sz w:val="22"/>
-          <w:szCs w:val="22"/>
-        </w:rPr>
-        <w:t>Trott, S.,</w:t>
-      </w:r>
-      <w:r>
-        <w:rPr>
-          <w:sz w:val="22"/>
-          <w:szCs w:val="22"/>
-        </w:rPr>
-        <w:t xml:space="preserve"> &amp; Bergen, B. (2018). Individual Differences in Mentalizing Capacity Predict Indirect Request Comprehension. </w:t>
-      </w:r>
-      <w:r>
-        <w:rPr>
-          <w:i/>
-          <w:iCs/>
-          <w:sz w:val="22"/>
-          <w:szCs w:val="22"/>
-        </w:rPr>
-        <w:t>Discourse Processes</w:t>
-      </w:r>
-      <w:r>
-        <w:rPr>
-          <w:sz w:val="22"/>
-          <w:szCs w:val="22"/>
-        </w:rPr>
-        <w:t>, 1-33.</w:t>
-      </w:r>
-    </w:p>
-    <w:p/>
-    <w:p/>
-    <w:p>
-      <w:pPr>
-        <w:spacing w:line="276" w:lineRule="auto"/>
-        <w:contextualSpacing/>
-        <w:rPr>
-          <w:b/>
-          <w:sz w:val="28"/>
-          <w:szCs w:val="28"/>
-        </w:rPr>
-      </w:pPr>
-      <w:r>
-        <w:rPr>
-          <w:b/>
-          <w:sz w:val="28"/>
-          <w:szCs w:val="28"/>
-        </w:rPr>
-        <w:t>Peer-Reviewed</w:t>
-      </w:r>
-      <w:r>
-        <w:rPr>
-          <w:b/>
-          <w:sz w:val="28"/>
-          <w:szCs w:val="28"/>
-        </w:rPr>
-        <w:t xml:space="preserve"> Conference Proceedings</w:t>
-      </w:r>
-    </w:p>
-    <w:p>
-      <w:pPr>
-        <w:pStyle w:val="Heading2"/>
-        <w:shd w:val="clear" w:color="auto" w:fill="FFFFFF"/>
-        <w:spacing w:before="0" w:beforeAutospacing="0" w:after="0" w:afterAutospacing="0"/>
-        <w:rPr>
-          <w:b w:val="0"/>
-          <w:bCs w:val="0"/>
-          <w:color w:val="262626" w:themeColor="text1" w:themeTint="D9"/>
-          <w:sz w:val="22"/>
-          <w:szCs w:val="22"/>
-          <w:shd w:val="clear" w:color="auto" w:fill="FFFFFF"/>
-        </w:rPr>
-      </w:pPr>
-    </w:p>
-    <w:p>
-      <w:pPr>
-        <w:rPr>
-          <w:color w:val="222222"/>
-          <w:sz w:val="22"/>
-          <w:szCs w:val="22"/>
-          <w:shd w:val="clear" w:color="auto" w:fill="FFFFFF"/>
-        </w:rPr>
-      </w:pPr>
-      <w:r>
-        <w:rPr>
-          <w:color w:val="222222"/>
-          <w:sz w:val="22"/>
-          <w:szCs w:val="22"/>
-          <w:shd w:val="clear" w:color="auto" w:fill="FFFFFF"/>
-        </w:rPr>
-        <w:t xml:space="preserve">He, Z., </w:t>
-      </w:r>
-      <w:r>
-        <w:rPr>
-          <w:b/>
-          <w:bCs/>
-          <w:color w:val="222222"/>
-          <w:sz w:val="22"/>
-          <w:szCs w:val="22"/>
-          <w:shd w:val="clear" w:color="auto" w:fill="FFFFFF"/>
-        </w:rPr>
-        <w:t>Trott, S.,</w:t>
-      </w:r>
-      <w:r>
-        <w:rPr>
-          <w:color w:val="222222"/>
-          <w:sz w:val="22"/>
-          <w:szCs w:val="22"/>
-          <w:shd w:val="clear" w:color="auto" w:fill="FFFFFF"/>
-        </w:rPr>
-        <w:t xml:space="preserve"> Khosla, M. (2025, November.) </w:t>
-      </w:r>
-      <w:r>
-        <w:rPr>
-          <w:color w:val="222222"/>
-          <w:sz w:val="22"/>
-          <w:szCs w:val="22"/>
-          <w:shd w:val="clear" w:color="auto" w:fill="FFFFFF"/>
-        </w:rPr>
-        <w:t>Seeing Through Words, Speaking Through Pixels: Deep Representational Alignment Between Vision and Language Models</w:t>
-      </w:r>
-      <w:r>
-        <w:rPr>
-          <w:color w:val="222222"/>
-          <w:sz w:val="22"/>
-          <w:szCs w:val="22"/>
-          <w:shd w:val="clear" w:color="auto" w:fill="FFFFFF"/>
-        </w:rPr>
-        <w:t xml:space="preserve">. </w:t>
-      </w:r>
-      <w:r>
-        <w:rPr>
-          <w:i/>
-          <w:iCs/>
-          <w:color w:val="222222"/>
-          <w:sz w:val="22"/>
-          <w:szCs w:val="22"/>
-          <w:shd w:val="clear" w:color="auto" w:fill="FFFFFF"/>
-        </w:rPr>
-        <w:t>Empirical Methods in Natural Language Processing (EMNLP), Main Conference</w:t>
-      </w:r>
-      <w:r>
-        <w:rPr>
-          <w:color w:val="222222"/>
-          <w:sz w:val="22"/>
-          <w:szCs w:val="22"/>
-          <w:shd w:val="clear" w:color="auto" w:fill="FFFFFF"/>
-        </w:rPr>
-        <w:t>.</w:t>
-      </w:r>
-    </w:p>
-    <w:p>
-      <w:pPr>
-        <w:rPr>
-          <w:color w:val="222222"/>
-          <w:sz w:val="22"/>
-          <w:szCs w:val="22"/>
-          <w:shd w:val="clear" w:color="auto" w:fill="FFFFFF"/>
-        </w:rPr>
-      </w:pPr>
-    </w:p>
-    <w:p>
-      <w:pPr>
-        <w:rPr>
-          <w:color w:val="222222"/>
-          <w:sz w:val="22"/>
-          <w:szCs w:val="22"/>
-          <w:shd w:val="clear" w:color="auto" w:fill="FFFFFF"/>
-        </w:rPr>
-      </w:pPr>
-      <w:r>
-        <w:rPr>
-          <w:color w:val="222222"/>
-          <w:sz w:val="22"/>
-          <w:szCs w:val="22"/>
-          <w:shd w:val="clear" w:color="auto" w:fill="FFFFFF"/>
-        </w:rPr>
-        <w:t xml:space="preserve">Vinaya, H., </w:t>
-      </w:r>
-      <w:r>
-        <w:rPr>
-          <w:b/>
-          <w:bCs/>
-          <w:color w:val="222222"/>
-          <w:sz w:val="22"/>
-          <w:szCs w:val="22"/>
-          <w:shd w:val="clear" w:color="auto" w:fill="FFFFFF"/>
-        </w:rPr>
-        <w:t>Trott, S.,</w:t>
-      </w:r>
-      <w:r>
-        <w:rPr>
-          <w:color w:val="222222"/>
-          <w:sz w:val="22"/>
-          <w:szCs w:val="22"/>
-          <w:shd w:val="clear" w:color="auto" w:fill="FFFFFF"/>
-        </w:rPr>
-        <w:t xml:space="preserve"> &amp; Coulson, S. (2025, September). </w:t>
-      </w:r>
-      <w:r>
-        <w:rPr>
-          <w:color w:val="222222"/>
-          <w:sz w:val="22"/>
-          <w:szCs w:val="22"/>
-          <w:shd w:val="clear" w:color="auto" w:fill="FFFFFF"/>
-        </w:rPr>
-        <w:t>Vision Language Model Representations Predict EEG Response to Visual and Auditory Attributes in Property Verification</w:t>
-      </w:r>
-      <w:r>
-        <w:rPr>
-          <w:color w:val="222222"/>
-          <w:sz w:val="22"/>
-          <w:szCs w:val="22"/>
-          <w:shd w:val="clear" w:color="auto" w:fill="FFFFFF"/>
-        </w:rPr>
-        <w:t xml:space="preserve">. </w:t>
-      </w:r>
-      <w:r>
-        <w:rPr>
-          <w:i/>
-          <w:iCs/>
-          <w:color w:val="222222"/>
-          <w:sz w:val="22"/>
-          <w:szCs w:val="22"/>
-          <w:shd w:val="clear" w:color="auto" w:fill="FFFFFF"/>
-        </w:rPr>
-        <w:t>Architectures and Mechanisms for Language Processing</w:t>
-      </w:r>
-      <w:r>
-        <w:rPr>
-          <w:color w:val="222222"/>
-          <w:sz w:val="22"/>
-          <w:szCs w:val="22"/>
-          <w:shd w:val="clear" w:color="auto" w:fill="FFFFFF"/>
-        </w:rPr>
-        <w:t>.</w:t>
-      </w:r>
-    </w:p>
-    <w:p>
-      <w:pPr>
-        <w:rPr>
-          <w:color w:val="222222"/>
-          <w:sz w:val="22"/>
-          <w:szCs w:val="22"/>
-          <w:shd w:val="clear" w:color="auto" w:fill="FFFFFF"/>
-        </w:rPr>
-      </w:pPr>
-    </w:p>
-    <w:p>
-      <w:pPr>
-        <w:rPr>
-          <w:i/>
-          <w:iCs/>
-          <w:color w:val="222222"/>
-          <w:sz w:val="22"/>
-          <w:szCs w:val="22"/>
-          <w:shd w:val="clear" w:color="auto" w:fill="FFFFFF"/>
-        </w:rPr>
-      </w:pPr>
-      <w:r>
-        <w:rPr>
-          <w:color w:val="222222"/>
-          <w:sz w:val="22"/>
-          <w:szCs w:val="22"/>
-          <w:shd w:val="clear" w:color="auto" w:fill="FFFFFF"/>
-        </w:rPr>
-        <w:t xml:space="preserve">Rivière, P. D., </w:t>
-      </w:r>
-      <w:r>
-        <w:rPr>
-          <w:color w:val="222222"/>
-          <w:sz w:val="22"/>
-          <w:szCs w:val="22"/>
-          <w:shd w:val="clear" w:color="auto" w:fill="FFFFFF"/>
-        </w:rPr>
-        <w:t>Parkinson-Coombs, O., Jones, C.,</w:t>
-      </w:r>
-      <w:r>
-        <w:rPr>
-          <w:color w:val="222222"/>
-          <w:sz w:val="22"/>
-          <w:szCs w:val="22"/>
-          <w:shd w:val="clear" w:color="auto" w:fill="FFFFFF"/>
-        </w:rPr>
-        <w:t xml:space="preserve"> &amp; </w:t>
-      </w:r>
-      <w:r>
-        <w:rPr>
-          <w:b/>
-          <w:bCs/>
-          <w:color w:val="222222"/>
-          <w:sz w:val="22"/>
-          <w:szCs w:val="22"/>
-          <w:shd w:val="clear" w:color="auto" w:fill="FFFFFF"/>
-        </w:rPr>
-        <w:t>Trott, S.</w:t>
-      </w:r>
-      <w:r>
-        <w:rPr>
-          <w:color w:val="222222"/>
-          <w:sz w:val="22"/>
-          <w:szCs w:val="22"/>
-          <w:shd w:val="clear" w:color="auto" w:fill="FFFFFF"/>
-        </w:rPr>
-        <w:t xml:space="preserve"> (</w:t>
-      </w:r>
-      <w:r>
-        <w:rPr>
-          <w:color w:val="222222"/>
-          <w:sz w:val="22"/>
-          <w:szCs w:val="22"/>
-          <w:shd w:val="clear" w:color="auto" w:fill="FFFFFF"/>
-        </w:rPr>
-        <w:t>2025, July</w:t>
-      </w:r>
-      <w:r>
-        <w:rPr>
-          <w:color w:val="222222"/>
-          <w:sz w:val="22"/>
-          <w:szCs w:val="22"/>
-          <w:shd w:val="clear" w:color="auto" w:fill="FFFFFF"/>
-        </w:rPr>
-        <w:t xml:space="preserve">). </w:t>
-      </w:r>
-      <w:r>
-        <w:rPr>
-          <w:color w:val="222222"/>
-          <w:sz w:val="22"/>
-          <w:szCs w:val="22"/>
-          <w:shd w:val="clear" w:color="auto" w:fill="FFFFFF"/>
-        </w:rPr>
-        <w:t xml:space="preserve">Does Language Stabilize Quantity Representations in Vision Transformers? </w:t>
-      </w:r>
-      <w:r>
-        <w:rPr>
-          <w:color w:val="222222"/>
-          <w:sz w:val="22"/>
-          <w:szCs w:val="22"/>
-          <w:shd w:val="clear" w:color="auto" w:fill="FFFFFF"/>
-        </w:rPr>
-        <w:t>In </w:t>
-      </w:r>
-      <w:r>
-        <w:rPr>
-          <w:i/>
-          <w:iCs/>
-          <w:color w:val="222222"/>
-          <w:sz w:val="22"/>
-          <w:szCs w:val="22"/>
-          <w:shd w:val="clear" w:color="auto" w:fill="FFFFFF"/>
-        </w:rPr>
-        <w:t>Proceedings of the Annual Meeting of the Cognitive Science Society</w:t>
-      </w:r>
-      <w:r>
-        <w:rPr>
-          <w:color w:val="222222"/>
-          <w:sz w:val="22"/>
-          <w:szCs w:val="22"/>
-          <w:shd w:val="clear" w:color="auto" w:fill="FFFFFF"/>
-        </w:rPr>
-        <w:t> (Vol. 4</w:t>
-      </w:r>
-      <w:r>
-        <w:rPr>
-          <w:color w:val="222222"/>
-          <w:sz w:val="22"/>
-          <w:szCs w:val="22"/>
-          <w:shd w:val="clear" w:color="auto" w:fill="FFFFFF"/>
-        </w:rPr>
-        <w:t>7</w:t>
-      </w:r>
-      <w:r>
-        <w:rPr>
-          <w:color w:val="222222"/>
-          <w:sz w:val="22"/>
-          <w:szCs w:val="22"/>
-          <w:shd w:val="clear" w:color="auto" w:fill="FFFFFF"/>
-        </w:rPr>
-        <w:t>, No. 4</w:t>
-      </w:r>
-      <w:r>
-        <w:rPr>
-          <w:color w:val="222222"/>
-          <w:sz w:val="22"/>
-          <w:szCs w:val="22"/>
-          <w:shd w:val="clear" w:color="auto" w:fill="FFFFFF"/>
-        </w:rPr>
-        <w:t>7).</w:t>
-      </w:r>
-    </w:p>
-    <w:p>
-      <w:pPr>
-        <w:rPr>
-          <w:color w:val="222222"/>
-          <w:sz w:val="22"/>
-          <w:szCs w:val="22"/>
-          <w:shd w:val="clear" w:color="auto" w:fill="FFFFFF"/>
-        </w:rPr>
-      </w:pPr>
-    </w:p>
-    <w:p>
-      <w:pPr>
-        <w:pStyle w:val="Heading2"/>
-        <w:shd w:val="clear" w:color="auto" w:fill="FFFFFF"/>
-        <w:spacing w:before="0" w:beforeAutospacing="0" w:after="0" w:afterAutospacing="0"/>
-        <w:rPr>
-          <w:b w:val="0"/>
-          <w:bCs w:val="0"/>
-          <w:color w:val="222222"/>
-          <w:sz w:val="22"/>
-          <w:szCs w:val="22"/>
-          <w:shd w:val="clear" w:color="auto" w:fill="FFFFFF"/>
-        </w:rPr>
-      </w:pPr>
-      <w:r>
-        <w:rPr>
-          <w:b w:val="0"/>
-          <w:bCs w:val="0"/>
-          <w:color w:val="222222"/>
-          <w:sz w:val="22"/>
-          <w:szCs w:val="22"/>
-          <w:shd w:val="clear" w:color="auto" w:fill="FFFFFF"/>
-        </w:rPr>
-        <w:t xml:space="preserve">Rivière, P. D., Beatty-Martínez, A. L., &amp; </w:t>
-      </w:r>
-      <w:r>
-        <w:rPr>
-          <w:color w:val="222222"/>
-          <w:sz w:val="22"/>
-          <w:szCs w:val="22"/>
-          <w:shd w:val="clear" w:color="auto" w:fill="FFFFFF"/>
-        </w:rPr>
-        <w:t>Trott, S.</w:t>
-      </w:r>
-      <w:r>
-        <w:rPr>
-          <w:b w:val="0"/>
-          <w:bCs w:val="0"/>
-          <w:color w:val="222222"/>
-          <w:sz w:val="22"/>
-          <w:szCs w:val="22"/>
-          <w:shd w:val="clear" w:color="auto" w:fill="FFFFFF"/>
-        </w:rPr>
-        <w:t xml:space="preserve"> (2025, April). Evaluating Contextualized Representations of (Spanish) Ambiguous Words: A New Lexical Resource and Empirical Analysis. In </w:t>
-      </w:r>
-      <w:r>
-        <w:rPr>
-          <w:b w:val="0"/>
-          <w:bCs w:val="0"/>
-          <w:i/>
-          <w:iCs/>
-          <w:color w:val="222222"/>
-          <w:sz w:val="22"/>
-          <w:szCs w:val="22"/>
-          <w:shd w:val="clear" w:color="auto" w:fill="FFFFFF"/>
-        </w:rPr>
-        <w:t>Proceedings of the 2025 Conference of the Nations of the Americas Chapter of the Association for Computational Linguistics: Human Language Technologies (Volume 1: Long Papers)</w:t>
-      </w:r>
-      <w:r>
-        <w:rPr>
-          <w:b w:val="0"/>
-          <w:bCs w:val="0"/>
-          <w:color w:val="222222"/>
-          <w:sz w:val="22"/>
-          <w:szCs w:val="22"/>
-          <w:shd w:val="clear" w:color="auto" w:fill="FFFFFF"/>
-        </w:rPr>
-        <w:t> (pp. 8322-8338).</w:t>
-      </w:r>
-    </w:p>
-    <w:p>
-      <w:pPr>
-        <w:pStyle w:val="Heading2"/>
-        <w:shd w:val="clear" w:color="auto" w:fill="FFFFFF"/>
-        <w:spacing w:before="0" w:beforeAutospacing="0" w:after="0" w:afterAutospacing="0"/>
-        <w:rPr>
-          <w:b w:val="0"/>
-          <w:bCs w:val="0"/>
-          <w:color w:val="262626" w:themeColor="text1" w:themeTint="D9"/>
-          <w:sz w:val="22"/>
-          <w:szCs w:val="22"/>
-          <w:shd w:val="clear" w:color="auto" w:fill="FFFFFF"/>
-        </w:rPr>
-      </w:pPr>
-    </w:p>
-    <w:p>
-      <w:pPr>
-        <w:pStyle w:val="Heading2"/>
-        <w:shd w:val="clear" w:color="auto" w:fill="FFFFFF"/>
-        <w:spacing w:before="0" w:beforeAutospacing="0" w:after="0" w:afterAutospacing="0"/>
-        <w:rPr>
-          <w:b w:val="0"/>
-          <w:bCs w:val="0"/>
-          <w:color w:val="262626" w:themeColor="text1" w:themeTint="D9"/>
-          <w:sz w:val="22"/>
-          <w:szCs w:val="22"/>
-          <w:shd w:val="clear" w:color="auto" w:fill="FFFFFF"/>
-        </w:rPr>
-      </w:pPr>
-      <w:r>
-        <w:rPr>
-          <w:b w:val="0"/>
-          <w:bCs w:val="0"/>
-          <w:color w:val="262626" w:themeColor="text1" w:themeTint="D9"/>
-          <w:sz w:val="22"/>
-          <w:szCs w:val="22"/>
-          <w:shd w:val="clear" w:color="auto" w:fill="FFFFFF"/>
-        </w:rPr>
-        <w:t xml:space="preserve">Shin, H., &amp; </w:t>
-      </w:r>
-      <w:r>
-        <w:rPr>
-          <w:color w:val="262626" w:themeColor="text1" w:themeTint="D9"/>
-          <w:sz w:val="22"/>
-          <w:szCs w:val="22"/>
-          <w:shd w:val="clear" w:color="auto" w:fill="FFFFFF"/>
-        </w:rPr>
-        <w:t>Trott, S.</w:t>
-      </w:r>
-      <w:r>
-        <w:rPr>
-          <w:b w:val="0"/>
-          <w:bCs w:val="0"/>
-          <w:color w:val="262626" w:themeColor="text1" w:themeTint="D9"/>
-          <w:sz w:val="22"/>
-          <w:szCs w:val="22"/>
-          <w:shd w:val="clear" w:color="auto" w:fill="FFFFFF"/>
-        </w:rPr>
-        <w:t xml:space="preserve"> (2024, June). Do language models capture implied discourse meanings? </w:t>
-      </w:r>
-      <w:r>
-        <w:rPr>
-          <w:b w:val="0"/>
-          <w:bCs w:val="0"/>
-          <w:i/>
-          <w:iCs/>
-          <w:color w:val="262626" w:themeColor="text1" w:themeTint="D9"/>
-          <w:sz w:val="22"/>
-          <w:szCs w:val="22"/>
-          <w:shd w:val="clear" w:color="auto" w:fill="FFFFFF"/>
-        </w:rPr>
-        <w:t>The 2024 Meeting of the Society for Computation in Linguistics (</w:t>
-      </w:r>
-      <w:proofErr w:type="spellStart"/>
-      <w:r>
-        <w:rPr>
-          <w:b w:val="0"/>
-          <w:bCs w:val="0"/>
-          <w:i/>
-          <w:iCs/>
-          <w:color w:val="262626" w:themeColor="text1" w:themeTint="D9"/>
-          <w:sz w:val="22"/>
-          <w:szCs w:val="22"/>
-          <w:shd w:val="clear" w:color="auto" w:fill="FFFFFF"/>
-        </w:rPr>
-        <w:t>SCiL</w:t>
-      </w:r>
-      <w:proofErr w:type="spellEnd"/>
-      <w:r>
-        <w:rPr>
-          <w:b w:val="0"/>
-          <w:bCs w:val="0"/>
-          <w:i/>
-          <w:iCs/>
-          <w:color w:val="262626" w:themeColor="text1" w:themeTint="D9"/>
-          <w:sz w:val="22"/>
-          <w:szCs w:val="22"/>
-          <w:shd w:val="clear" w:color="auto" w:fill="FFFFFF"/>
-        </w:rPr>
-        <w:t>)</w:t>
-      </w:r>
-      <w:r>
-        <w:rPr>
-          <w:b w:val="0"/>
-          <w:bCs w:val="0"/>
-          <w:color w:val="262626" w:themeColor="text1" w:themeTint="D9"/>
-          <w:sz w:val="22"/>
-          <w:szCs w:val="22"/>
-          <w:shd w:val="clear" w:color="auto" w:fill="FFFFFF"/>
-        </w:rPr>
-        <w:t xml:space="preserve">. </w:t>
-      </w:r>
-    </w:p>
-    <w:p>
-      <w:pPr>
-        <w:pStyle w:val="Heading2"/>
-        <w:shd w:val="clear" w:color="auto" w:fill="FFFFFF"/>
-        <w:spacing w:before="0" w:beforeAutospacing="0" w:after="0" w:afterAutospacing="0"/>
-        <w:rPr>
-          <w:b w:val="0"/>
-          <w:bCs w:val="0"/>
-          <w:color w:val="262626" w:themeColor="text1" w:themeTint="D9"/>
-          <w:sz w:val="22"/>
-          <w:szCs w:val="22"/>
-          <w:shd w:val="clear" w:color="auto" w:fill="FFFFFF"/>
-        </w:rPr>
-      </w:pPr>
-    </w:p>
-    <w:p>
-      <w:pPr>
-        <w:rPr>
-          <w:color w:val="222222"/>
-          <w:sz w:val="22"/>
-          <w:szCs w:val="22"/>
-          <w:shd w:val="clear" w:color="auto" w:fill="FFFFFF"/>
-        </w:rPr>
-      </w:pPr>
-      <w:r>
-        <w:rPr>
-          <w:color w:val="222222"/>
-          <w:sz w:val="22"/>
-          <w:szCs w:val="22"/>
-          <w:shd w:val="clear" w:color="auto" w:fill="FFFFFF"/>
-        </w:rPr>
-        <w:lastRenderedPageBreak/>
+      <w:r>
+        <w:rPr>
+          <w:color w:val="222222"/>
+          <w:sz w:val="22"/>
+          <w:szCs w:val="22"/>
+          <w:shd w:val="clear" w:color="auto" w:fill="FFFFFF"/>
+        </w:rPr>
         <w:t xml:space="preserve">Jones, C., </w:t>
       </w:r>
       <w:r>
@@ -4350,6 +4852,7 @@
           <w:sz w:val="28"/>
           <w:szCs w:val="28"/>
         </w:rPr>
+        <w:lastRenderedPageBreak/>
         <w:t xml:space="preserve">Pending </w:t>
       </w:r>
       <w:r>
@@ -4375,74 +4878,6 @@
     </w:p>
     <w:p>
       <w:pPr>
-        <w:rPr>
-          <w:color w:val="222222"/>
-          <w:sz w:val="22"/>
-          <w:szCs w:val="22"/>
-          <w:shd w:val="clear" w:color="auto" w:fill="FFFFFF"/>
-        </w:rPr>
-      </w:pPr>
-      <w:r>
-        <w:rPr>
-          <w:color w:val="222222"/>
-          <w:sz w:val="22"/>
-          <w:szCs w:val="22"/>
-          <w:shd w:val="clear" w:color="auto" w:fill="FFFFFF"/>
-        </w:rPr>
-        <w:t xml:space="preserve">Rivière, P., &amp; </w:t>
-      </w:r>
-      <w:r>
-        <w:rPr>
-          <w:b/>
-          <w:bCs/>
-          <w:color w:val="222222"/>
-          <w:sz w:val="22"/>
-          <w:szCs w:val="22"/>
-          <w:shd w:val="clear" w:color="auto" w:fill="FFFFFF"/>
-        </w:rPr>
-        <w:t>Trott, S.</w:t>
-      </w:r>
-      <w:r>
-        <w:rPr>
-          <w:color w:val="222222"/>
-          <w:sz w:val="22"/>
-          <w:szCs w:val="22"/>
-          <w:shd w:val="clear" w:color="auto" w:fill="FFFFFF"/>
-        </w:rPr>
-        <w:t xml:space="preserve"> (</w:t>
-      </w:r>
-      <w:r>
-        <w:rPr>
-          <w:color w:val="222222"/>
-          <w:sz w:val="22"/>
-          <w:szCs w:val="22"/>
-          <w:shd w:val="clear" w:color="auto" w:fill="FFFFFF"/>
-        </w:rPr>
-        <w:t>To appear</w:t>
-      </w:r>
-      <w:r>
-        <w:rPr>
-          <w:color w:val="222222"/>
-          <w:sz w:val="22"/>
-          <w:szCs w:val="22"/>
-          <w:shd w:val="clear" w:color="auto" w:fill="FFFFFF"/>
-        </w:rPr>
-        <w:t xml:space="preserve">). Start Making Sense(s): A Developmental Probe of Attention Specialization Using Lexical Ambiguity. </w:t>
-      </w:r>
-      <w:r>
-        <w:rPr>
-          <w:i/>
-          <w:iCs/>
-          <w:color w:val="222222"/>
-          <w:sz w:val="22"/>
-          <w:szCs w:val="22"/>
-          <w:shd w:val="clear" w:color="auto" w:fill="FFFFFF"/>
-        </w:rPr>
-        <w:t xml:space="preserve">Transactions of the Association for Computational Linguistics (TACL). </w:t>
-      </w:r>
-    </w:p>
-    <w:p>
-      <w:pPr>
         <w:tabs>
           <w:tab w:val="left" w:pos="5500"/>
         </w:tabs>
@@ -4452,6 +4887,38 @@
           <w:szCs w:val="22"/>
         </w:rPr>
       </w:pPr>
+      <w:r>
+        <w:rPr>
+          <w:b/>
+          <w:bCs/>
+          <w:sz w:val="22"/>
+          <w:szCs w:val="22"/>
+        </w:rPr>
+        <w:t>Trott, S.</w:t>
+      </w:r>
+      <w:r>
+        <w:rPr>
+          <w:sz w:val="22"/>
+          <w:szCs w:val="22"/>
+        </w:rPr>
+        <w:t xml:space="preserve">, Jones, C., Michaelov, J., Chang, T., Bergen, B. (To appear.) Large Language Models as Distributional Baselines for Language Tasks. </w:t>
+      </w:r>
+      <w:r>
+        <w:rPr>
+          <w:i/>
+          <w:iCs/>
+          <w:sz w:val="22"/>
+          <w:szCs w:val="22"/>
+        </w:rPr>
+        <w:t>Open Mind</w:t>
+      </w:r>
+      <w:r>
+        <w:rPr>
+          <w:sz w:val="22"/>
+          <w:szCs w:val="22"/>
+        </w:rPr>
+        <w:t>.</w:t>
+      </w:r>
     </w:p>
     <w:p>
       <w:pPr>
@@ -4464,88 +4931,73 @@
           <w:szCs w:val="22"/>
         </w:rPr>
       </w:pPr>
-      <w:r>
-        <w:rPr>
-          <w:sz w:val="22"/>
-          <w:szCs w:val="22"/>
-        </w:rPr>
-        <w:t xml:space="preserve">Conde, J., Martínez, G., Arriaga, C., </w:t>
-      </w:r>
-      <w:r>
-        <w:rPr>
-          <w:b/>
-          <w:bCs/>
-          <w:sz w:val="22"/>
-          <w:szCs w:val="22"/>
-        </w:rPr>
-        <w:t>Trott, S.,</w:t>
-      </w:r>
-      <w:r>
-        <w:rPr>
-          <w:sz w:val="22"/>
-          <w:szCs w:val="22"/>
-        </w:rPr>
-        <w:t xml:space="preserve"> &amp; </w:t>
-      </w:r>
-      <w:proofErr w:type="spellStart"/>
-      <w:r>
-        <w:rPr>
-          <w:sz w:val="22"/>
-          <w:szCs w:val="22"/>
-        </w:rPr>
-        <w:t>Reviriego</w:t>
-      </w:r>
-      <w:proofErr w:type="spellEnd"/>
-      <w:r>
-        <w:rPr>
-          <w:sz w:val="22"/>
-          <w:szCs w:val="22"/>
-        </w:rPr>
-        <w:t>, P. (</w:t>
-      </w:r>
-      <w:r>
-        <w:rPr>
-          <w:sz w:val="22"/>
-          <w:szCs w:val="22"/>
+    </w:p>
+    <w:p>
+      <w:pPr>
+        <w:rPr>
+          <w:color w:val="222222"/>
+          <w:sz w:val="22"/>
+          <w:szCs w:val="22"/>
+          <w:shd w:val="clear" w:color="auto" w:fill="FFFFFF"/>
+        </w:rPr>
+      </w:pPr>
+      <w:r>
+        <w:rPr>
+          <w:color w:val="222222"/>
+          <w:sz w:val="22"/>
+          <w:szCs w:val="22"/>
+          <w:shd w:val="clear" w:color="auto" w:fill="FFFFFF"/>
+        </w:rPr>
+        <w:t xml:space="preserve">Rivière, P., &amp; </w:t>
+      </w:r>
+      <w:r>
+        <w:rPr>
+          <w:b/>
+          <w:bCs/>
+          <w:color w:val="222222"/>
+          <w:sz w:val="22"/>
+          <w:szCs w:val="22"/>
+          <w:shd w:val="clear" w:color="auto" w:fill="FFFFFF"/>
+        </w:rPr>
+        <w:t>Trott, S.</w:t>
+      </w:r>
+      <w:r>
+        <w:rPr>
+          <w:color w:val="222222"/>
+          <w:sz w:val="22"/>
+          <w:szCs w:val="22"/>
+          <w:shd w:val="clear" w:color="auto" w:fill="FFFFFF"/>
+        </w:rPr>
+        <w:t xml:space="preserve"> (</w:t>
+      </w:r>
+      <w:r>
+        <w:rPr>
+          <w:color w:val="222222"/>
+          <w:sz w:val="22"/>
+          <w:szCs w:val="22"/>
+          <w:shd w:val="clear" w:color="auto" w:fill="FFFFFF"/>
         </w:rPr>
         <w:t>To appear</w:t>
       </w:r>
       <w:r>
         <w:rPr>
-          <w:sz w:val="22"/>
-          <w:szCs w:val="22"/>
-        </w:rPr>
-        <w:t xml:space="preserve">). </w:t>
-      </w:r>
-      <w:r>
-        <w:rPr>
-          <w:sz w:val="22"/>
-          <w:szCs w:val="22"/>
-        </w:rPr>
-        <w:t xml:space="preserve">LLM </w:t>
-      </w:r>
-      <w:r>
-        <w:rPr>
-          <w:sz w:val="22"/>
-          <w:szCs w:val="22"/>
-        </w:rPr>
-        <w:t xml:space="preserve">estimates of word characteristics. </w:t>
-      </w:r>
-      <w:r>
-        <w:rPr>
-          <w:i/>
-          <w:iCs/>
-          <w:sz w:val="22"/>
-          <w:szCs w:val="22"/>
-        </w:rPr>
-        <w:t>International Encyclopedia of Language and Linguistics, 3rd Edition</w:t>
-      </w:r>
-      <w:r>
-        <w:rPr>
-          <w:sz w:val="22"/>
-          <w:szCs w:val="22"/>
-        </w:rPr>
-        <w:t>.</w:t>
+          <w:color w:val="222222"/>
+          <w:sz w:val="22"/>
+          <w:szCs w:val="22"/>
+          <w:shd w:val="clear" w:color="auto" w:fill="FFFFFF"/>
+        </w:rPr>
+        <w:t xml:space="preserve">). Start Making Sense(s): A Developmental Probe of Attention Specialization Using Lexical Ambiguity. </w:t>
+      </w:r>
+      <w:r>
+        <w:rPr>
+          <w:i/>
+          <w:iCs/>
+          <w:color w:val="222222"/>
+          <w:sz w:val="22"/>
+          <w:szCs w:val="22"/>
+          <w:shd w:val="clear" w:color="auto" w:fill="FFFFFF"/>
+        </w:rPr>
+        <w:t xml:space="preserve">Transactions of the Association for Computational Linguistics (TACL). </w:t>
       </w:r>
     </w:p>
     <w:p>
@@ -4576,6 +5028,113 @@
           <w:sz w:val="22"/>
           <w:szCs w:val="22"/>
         </w:rPr>
+        <w:t xml:space="preserve">Conde, J., Martínez, G., Arriaga, C., </w:t>
+      </w:r>
+      <w:r>
+        <w:rPr>
+          <w:b/>
+          <w:bCs/>
+          <w:sz w:val="22"/>
+          <w:szCs w:val="22"/>
+        </w:rPr>
+        <w:t>Trott, S.,</w:t>
+      </w:r>
+      <w:r>
+        <w:rPr>
+          <w:sz w:val="22"/>
+          <w:szCs w:val="22"/>
+        </w:rPr>
+        <w:t xml:space="preserve"> &amp; </w:t>
+      </w:r>
+      <w:proofErr w:type="spellStart"/>
+      <w:r>
+        <w:rPr>
+          <w:sz w:val="22"/>
+          <w:szCs w:val="22"/>
+        </w:rPr>
+        <w:t>Reviriego</w:t>
+      </w:r>
+      <w:proofErr w:type="spellEnd"/>
+      <w:r>
+        <w:rPr>
+          <w:sz w:val="22"/>
+          <w:szCs w:val="22"/>
+        </w:rPr>
+        <w:t>, P. (</w:t>
+      </w:r>
+      <w:r>
+        <w:rPr>
+          <w:sz w:val="22"/>
+          <w:szCs w:val="22"/>
+        </w:rPr>
+        <w:t>To appear</w:t>
+      </w:r>
+      <w:r>
+        <w:rPr>
+          <w:sz w:val="22"/>
+          <w:szCs w:val="22"/>
+        </w:rPr>
+        <w:t xml:space="preserve">). </w:t>
+      </w:r>
+      <w:r>
+        <w:rPr>
+          <w:sz w:val="22"/>
+          <w:szCs w:val="22"/>
+        </w:rPr>
+        <w:t xml:space="preserve">LLM </w:t>
+      </w:r>
+      <w:r>
+        <w:rPr>
+          <w:sz w:val="22"/>
+          <w:szCs w:val="22"/>
+        </w:rPr>
+        <w:t xml:space="preserve">estimates of word characteristics. </w:t>
+      </w:r>
+      <w:r>
+        <w:rPr>
+          <w:i/>
+          <w:iCs/>
+          <w:sz w:val="22"/>
+          <w:szCs w:val="22"/>
+        </w:rPr>
+        <w:t>International Encyclopedia of Language and Linguistics, 3rd Edition</w:t>
+      </w:r>
+      <w:r>
+        <w:rPr>
+          <w:sz w:val="22"/>
+          <w:szCs w:val="22"/>
+        </w:rPr>
+        <w:t>.</w:t>
+      </w:r>
+    </w:p>
+    <w:p>
+      <w:pPr>
+        <w:tabs>
+          <w:tab w:val="left" w:pos="5500"/>
+        </w:tabs>
+        <w:spacing w:line="276" w:lineRule="auto"/>
+        <w:rPr>
+          <w:sz w:val="22"/>
+          <w:szCs w:val="22"/>
+        </w:rPr>
+      </w:pPr>
+    </w:p>
+    <w:p>
+      <w:pPr>
+        <w:tabs>
+          <w:tab w:val="left" w:pos="5500"/>
+        </w:tabs>
+        <w:spacing w:line="276" w:lineRule="auto"/>
+        <w:rPr>
+          <w:sz w:val="22"/>
+          <w:szCs w:val="22"/>
+        </w:rPr>
+      </w:pPr>
+      <w:r>
+        <w:rPr>
+          <w:sz w:val="22"/>
+          <w:szCs w:val="22"/>
+        </w:rPr>
         <w:t xml:space="preserve">Conde, J., </w:t>
       </w:r>
       <w:proofErr w:type="spellStart"/>
@@ -4656,6 +5215,138 @@
         </w:rPr>
         <w:t>). Adding LLMs to the psycholinguistic norming toolbox: A practical guide to getting the most out of human ratings.</w:t>
       </w:r>
+      <w:r>
+        <w:rPr>
+          <w:rFonts w:ascii="Arial" w:hAnsi="Arial" w:cs="Arial"/>
+          <w:i/>
+          <w:iCs/>
+          <w:color w:val="222222"/>
+          <w:sz w:val="20"/>
+          <w:szCs w:val="20"/>
+          <w:shd w:val="clear" w:color="auto" w:fill="FFFFFF"/>
+        </w:rPr>
+        <w:t xml:space="preserve"> </w:t>
+      </w:r>
+      <w:proofErr w:type="spellStart"/>
+      <w:r>
+        <w:rPr>
+          <w:i/>
+          <w:iCs/>
+          <w:sz w:val="22"/>
+          <w:szCs w:val="22"/>
+        </w:rPr>
+        <w:t>arXiv</w:t>
+      </w:r>
+      <w:proofErr w:type="spellEnd"/>
+      <w:r>
+        <w:rPr>
+          <w:i/>
+          <w:iCs/>
+          <w:sz w:val="22"/>
+          <w:szCs w:val="22"/>
+        </w:rPr>
+        <w:t xml:space="preserve"> preprint arXiv:2509.14405</w:t>
+      </w:r>
+      <w:r>
+        <w:rPr>
+          <w:sz w:val="22"/>
+          <w:szCs w:val="22"/>
+        </w:rPr>
+        <w:t>.</w:t>
+      </w:r>
+    </w:p>
+    <w:p>
+      <w:pPr>
+        <w:tabs>
+          <w:tab w:val="left" w:pos="5500"/>
+        </w:tabs>
+        <w:spacing w:line="276" w:lineRule="auto"/>
+        <w:rPr>
+          <w:sz w:val="22"/>
+          <w:szCs w:val="22"/>
+        </w:rPr>
+      </w:pPr>
+    </w:p>
+    <w:p>
+      <w:pPr>
+        <w:tabs>
+          <w:tab w:val="left" w:pos="5500"/>
+        </w:tabs>
+        <w:spacing w:line="276" w:lineRule="auto"/>
+        <w:rPr>
+          <w:sz w:val="22"/>
+          <w:szCs w:val="22"/>
+        </w:rPr>
+      </w:pPr>
+      <w:r>
+        <w:rPr>
+          <w:b/>
+          <w:bCs/>
+          <w:sz w:val="22"/>
+          <w:szCs w:val="22"/>
+        </w:rPr>
+        <w:t>Trott, S.</w:t>
+      </w:r>
+      <w:r>
+        <w:rPr>
+          <w:sz w:val="22"/>
+          <w:szCs w:val="22"/>
+        </w:rPr>
+        <w:t>, &amp; Rivière, P. D. (</w:t>
+      </w:r>
+      <w:r>
+        <w:rPr>
+          <w:sz w:val="22"/>
+          <w:szCs w:val="22"/>
+        </w:rPr>
+        <w:t>Under Review</w:t>
+      </w:r>
+      <w:r>
+        <w:rPr>
+          <w:sz w:val="22"/>
+          <w:szCs w:val="22"/>
+        </w:rPr>
+        <w:t>). Capacity Constraints and the Multilingual Penalty for Lexical Disambiguation. </w:t>
+      </w:r>
+      <w:proofErr w:type="spellStart"/>
+      <w:r>
+        <w:rPr>
+          <w:i/>
+          <w:iCs/>
+          <w:sz w:val="22"/>
+          <w:szCs w:val="22"/>
+        </w:rPr>
+        <w:t>arXiv</w:t>
+      </w:r>
+      <w:proofErr w:type="spellEnd"/>
+      <w:r>
+        <w:rPr>
+          <w:i/>
+          <w:iCs/>
+          <w:sz w:val="22"/>
+          <w:szCs w:val="22"/>
+        </w:rPr>
+        <w:t xml:space="preserve"> preprint arXiv:2602.05035</w:t>
+      </w:r>
+      <w:r>
+        <w:rPr>
+          <w:sz w:val="22"/>
+          <w:szCs w:val="22"/>
+        </w:rPr>
+        <w:t>.</w:t>
+      </w:r>
+    </w:p>
+    <w:p>
+      <w:pPr>
+        <w:tabs>
+          <w:tab w:val="left" w:pos="5500"/>
+        </w:tabs>
+        <w:spacing w:line="276" w:lineRule="auto"/>
+        <w:rPr>
+          <w:sz w:val="22"/>
+          <w:szCs w:val="22"/>
+        </w:rPr>
+      </w:pPr>
     </w:p>
     <w:p>
       <w:pPr>
@@ -4943,6 +5634,279 @@
           <w:sz w:val="22"/>
           <w:szCs w:val="22"/>
         </w:rPr>
+        <w:t>2026</w:t>
+      </w:r>
+      <w:r>
+        <w:rPr>
+          <w:b/>
+          <w:sz w:val="22"/>
+          <w:szCs w:val="22"/>
+        </w:rPr>
+        <w:t>)</w:t>
+      </w:r>
+      <w:r>
+        <w:rPr>
+          <w:bCs/>
+          <w:sz w:val="22"/>
+          <w:szCs w:val="22"/>
+        </w:rPr>
+        <w:t xml:space="preserve">. </w:t>
+      </w:r>
+      <w:r>
+        <w:rPr>
+          <w:bCs/>
+          <w:sz w:val="22"/>
+          <w:szCs w:val="22"/>
+        </w:rPr>
+        <w:t xml:space="preserve">Sensitivity to false beliefs in language models and humans: what can we learn from the comparison? </w:t>
+      </w:r>
+      <w:r>
+        <w:rPr>
+          <w:bCs/>
+          <w:i/>
+          <w:iCs/>
+          <w:sz w:val="22"/>
+          <w:szCs w:val="22"/>
+        </w:rPr>
+        <w:t>Computational Psycholinguistics Lab, New York University</w:t>
+      </w:r>
+      <w:r>
+        <w:rPr>
+          <w:bCs/>
+          <w:sz w:val="22"/>
+          <w:szCs w:val="22"/>
+        </w:rPr>
+        <w:t xml:space="preserve">. (April 21, 2026). </w:t>
+      </w:r>
+    </w:p>
+    <w:p>
+      <w:pPr>
+        <w:pStyle w:val="NormalWeb"/>
+        <w:spacing w:line="276" w:lineRule="auto"/>
+        <w:contextualSpacing/>
+        <w:rPr>
+          <w:b/>
+          <w:sz w:val="22"/>
+          <w:szCs w:val="22"/>
+        </w:rPr>
+      </w:pPr>
+    </w:p>
+    <w:p>
+      <w:pPr>
+        <w:pStyle w:val="NormalWeb"/>
+        <w:spacing w:line="276" w:lineRule="auto"/>
+        <w:contextualSpacing/>
+        <w:rPr>
+          <w:bCs/>
+          <w:sz w:val="22"/>
+          <w:szCs w:val="22"/>
+        </w:rPr>
+      </w:pPr>
+      <w:r>
+        <w:rPr>
+          <w:b/>
+          <w:sz w:val="22"/>
+          <w:szCs w:val="22"/>
+        </w:rPr>
+        <w:t>Trott, S. (</w:t>
+      </w:r>
+      <w:r>
+        <w:rPr>
+          <w:b/>
+          <w:sz w:val="22"/>
+          <w:szCs w:val="22"/>
+        </w:rPr>
+        <w:t>2026</w:t>
+      </w:r>
+      <w:r>
+        <w:rPr>
+          <w:b/>
+          <w:sz w:val="22"/>
+          <w:szCs w:val="22"/>
+        </w:rPr>
+        <w:t>)</w:t>
+      </w:r>
+      <w:r>
+        <w:rPr>
+          <w:bCs/>
+          <w:sz w:val="22"/>
+          <w:szCs w:val="22"/>
+        </w:rPr>
+        <w:t xml:space="preserve">. </w:t>
+      </w:r>
+      <w:r>
+        <w:rPr>
+          <w:bCs/>
+          <w:sz w:val="22"/>
+          <w:szCs w:val="22"/>
+        </w:rPr>
+        <w:t xml:space="preserve">Making Sense(s): Disambiguation in Transformer Language Models. </w:t>
+      </w:r>
+      <w:r>
+        <w:rPr>
+          <w:bCs/>
+          <w:i/>
+          <w:iCs/>
+          <w:sz w:val="22"/>
+          <w:szCs w:val="22"/>
+        </w:rPr>
+        <w:t>Georgetown University</w:t>
+      </w:r>
+      <w:r>
+        <w:rPr>
+          <w:bCs/>
+          <w:sz w:val="22"/>
+          <w:szCs w:val="22"/>
+        </w:rPr>
+        <w:t xml:space="preserve">. (March 27, 2026). </w:t>
+      </w:r>
+    </w:p>
+    <w:p>
+      <w:pPr>
+        <w:pStyle w:val="NormalWeb"/>
+        <w:spacing w:line="276" w:lineRule="auto"/>
+        <w:contextualSpacing/>
+        <w:rPr>
+          <w:b/>
+          <w:sz w:val="22"/>
+          <w:szCs w:val="22"/>
+        </w:rPr>
+      </w:pPr>
+    </w:p>
+    <w:p>
+      <w:pPr>
+        <w:pStyle w:val="NormalWeb"/>
+        <w:spacing w:line="276" w:lineRule="auto"/>
+        <w:contextualSpacing/>
+        <w:rPr>
+          <w:bCs/>
+          <w:sz w:val="22"/>
+          <w:szCs w:val="22"/>
+        </w:rPr>
+      </w:pPr>
+      <w:r>
+        <w:rPr>
+          <w:b/>
+          <w:sz w:val="22"/>
+          <w:szCs w:val="22"/>
+        </w:rPr>
+        <w:t>Trott, S. (</w:t>
+      </w:r>
+      <w:r>
+        <w:rPr>
+          <w:b/>
+          <w:sz w:val="22"/>
+          <w:szCs w:val="22"/>
+        </w:rPr>
+        <w:t>2026</w:t>
+      </w:r>
+      <w:r>
+        <w:rPr>
+          <w:b/>
+          <w:sz w:val="22"/>
+          <w:szCs w:val="22"/>
+        </w:rPr>
+        <w:t>)</w:t>
+      </w:r>
+      <w:r>
+        <w:rPr>
+          <w:bCs/>
+          <w:sz w:val="22"/>
+          <w:szCs w:val="22"/>
+        </w:rPr>
+        <w:t xml:space="preserve">. </w:t>
+      </w:r>
+      <w:r>
+        <w:rPr>
+          <w:bCs/>
+          <w:sz w:val="22"/>
+          <w:szCs w:val="22"/>
+        </w:rPr>
+        <w:t xml:space="preserve">Sensitivity to false beliefs in language models and humans: what can (and can’t) we learn from the comparison? </w:t>
+      </w:r>
+      <w:r>
+        <w:rPr>
+          <w:bCs/>
+          <w:i/>
+          <w:iCs/>
+          <w:sz w:val="22"/>
+          <w:szCs w:val="22"/>
+        </w:rPr>
+        <w:t>Rutgers University Center for Cognitive Science (RUCCS)</w:t>
+      </w:r>
+      <w:r>
+        <w:rPr>
+          <w:bCs/>
+          <w:sz w:val="22"/>
+          <w:szCs w:val="22"/>
+        </w:rPr>
+        <w:t>. (February 10, 2026).</w:t>
+      </w:r>
+      <w:r>
+        <w:rPr>
+          <w:bCs/>
+          <w:sz w:val="22"/>
+          <w:szCs w:val="22"/>
+        </w:rPr>
+        <w:t xml:space="preserve"> Recording available at: </w:t>
+      </w:r>
+      <w:hyperlink r:id="rId9" w:history="1">
+        <w:r>
+          <w:rPr>
+            <w:rStyle w:val="Hyperlink"/>
+            <w:bCs/>
+            <w:sz w:val="22"/>
+            <w:szCs w:val="22"/>
+          </w:rPr>
+          <w:t>https://www.youtube.com/watch?v=Tngg3qpuo7o</w:t>
+        </w:r>
+      </w:hyperlink>
+      <w:r>
+        <w:rPr>
+          <w:bCs/>
+          <w:sz w:val="22"/>
+          <w:szCs w:val="22"/>
+        </w:rPr>
+        <w:t xml:space="preserve">. </w:t>
+      </w:r>
+    </w:p>
+    <w:p>
+      <w:pPr>
+        <w:pStyle w:val="NormalWeb"/>
+        <w:spacing w:line="276" w:lineRule="auto"/>
+        <w:contextualSpacing/>
+        <w:rPr>
+          <w:b/>
+          <w:sz w:val="22"/>
+          <w:szCs w:val="22"/>
+        </w:rPr>
+      </w:pPr>
+    </w:p>
+    <w:p>
+      <w:pPr>
+        <w:pStyle w:val="NormalWeb"/>
+        <w:spacing w:line="276" w:lineRule="auto"/>
+        <w:contextualSpacing/>
+        <w:rPr>
+          <w:bCs/>
+          <w:sz w:val="22"/>
+          <w:szCs w:val="22"/>
+        </w:rPr>
+      </w:pPr>
+      <w:r>
+        <w:rPr>
+          <w:b/>
+          <w:sz w:val="22"/>
+          <w:szCs w:val="22"/>
+        </w:rPr>
+        <w:t>Trott, S. (</w:t>
+      </w:r>
+      <w:r>
+        <w:rPr>
+          <w:b/>
+          <w:sz w:val="22"/>
+          <w:szCs w:val="22"/>
+        </w:rPr>
         <w:t>2025</w:t>
       </w:r>
       <w:r>
@@ -5120,7 +6084,7 @@
         </w:rPr>
         <w:t xml:space="preserve">. Recording available at: </w:t>
       </w:r>
-      <w:hyperlink r:id="rId9" w:history="1">
+      <w:hyperlink r:id="rId10" w:history="1">
         <w:r>
           <w:rPr>
             <w:rStyle w:val="Hyperlink"/>
@@ -5735,7 +6699,6 @@
           <w:sz w:val="22"/>
           <w:szCs w:val="22"/>
         </w:rPr>
-        <w:lastRenderedPageBreak/>
         <w:t>Trott, S. (</w:t>
       </w:r>
       <w:r>
@@ -6106,6 +7069,7 @@
           <w:szCs w:val="22"/>
           <w:shd w:val="clear" w:color="auto" w:fill="FFFFFF"/>
         </w:rPr>
+        <w:lastRenderedPageBreak/>
         <w:t>Trott, S.,</w:t>
       </w:r>
       <w:r>
@@ -6308,6 +7272,214 @@
         <w:contextualSpacing/>
         <w:rPr>
           <w:b/>
+          <w:sz w:val="22"/>
+          <w:szCs w:val="22"/>
+        </w:rPr>
+      </w:pPr>
+    </w:p>
+    <w:p>
+      <w:pPr>
+        <w:spacing w:line="276" w:lineRule="auto"/>
+        <w:contextualSpacing/>
+        <w:rPr>
+          <w:bCs/>
+          <w:sz w:val="22"/>
+          <w:szCs w:val="22"/>
+        </w:rPr>
+      </w:pPr>
+      <w:r>
+        <w:rPr>
+          <w:b/>
+          <w:sz w:val="22"/>
+          <w:szCs w:val="22"/>
+        </w:rPr>
+        <w:t>Trott, S.,</w:t>
+      </w:r>
+      <w:r>
+        <w:rPr>
+          <w:bCs/>
+          <w:sz w:val="22"/>
+          <w:szCs w:val="22"/>
+        </w:rPr>
+        <w:t xml:space="preserve"> Rivière, P. D., &amp; Jones, C. R. </w:t>
+      </w:r>
+      <w:r>
+        <w:rPr>
+          <w:bCs/>
+          <w:sz w:val="22"/>
+          <w:szCs w:val="22"/>
+        </w:rPr>
+        <w:t xml:space="preserve">(2026). </w:t>
+      </w:r>
+      <w:r>
+        <w:rPr>
+          <w:bCs/>
+          <w:sz w:val="22"/>
+          <w:szCs w:val="22"/>
+        </w:rPr>
+        <w:t>Do Different Theory of Mind Tasks for LLMs Measure the Same Thing?</w:t>
+      </w:r>
+      <w:r>
+        <w:rPr>
+          <w:bCs/>
+          <w:sz w:val="22"/>
+          <w:szCs w:val="22"/>
+        </w:rPr>
+        <w:t xml:space="preserve"> </w:t>
+      </w:r>
+      <w:r>
+        <w:rPr>
+          <w:bCs/>
+          <w:i/>
+          <w:iCs/>
+          <w:sz w:val="22"/>
+          <w:szCs w:val="22"/>
+        </w:rPr>
+        <w:t>ACL 2026 Workshop on Evaluating Evaluations (</w:t>
+      </w:r>
+      <w:proofErr w:type="spellStart"/>
+      <w:r>
+        <w:rPr>
+          <w:bCs/>
+          <w:i/>
+          <w:iCs/>
+          <w:sz w:val="22"/>
+          <w:szCs w:val="22"/>
+        </w:rPr>
+        <w:t>EvalEval</w:t>
+      </w:r>
+      <w:proofErr w:type="spellEnd"/>
+      <w:r>
+        <w:rPr>
+          <w:bCs/>
+          <w:i/>
+          <w:iCs/>
+          <w:sz w:val="22"/>
+          <w:szCs w:val="22"/>
+        </w:rPr>
+        <w:t>)</w:t>
+      </w:r>
+      <w:r>
+        <w:rPr>
+          <w:bCs/>
+          <w:i/>
+          <w:iCs/>
+          <w:sz w:val="22"/>
+          <w:szCs w:val="22"/>
+        </w:rPr>
+        <w:t>.</w:t>
+      </w:r>
+    </w:p>
+    <w:p>
+      <w:pPr>
+        <w:spacing w:line="276" w:lineRule="auto"/>
+        <w:contextualSpacing/>
+        <w:rPr>
+          <w:b/>
+          <w:sz w:val="22"/>
+          <w:szCs w:val="22"/>
+        </w:rPr>
+      </w:pPr>
+    </w:p>
+    <w:p>
+      <w:pPr>
+        <w:spacing w:line="276" w:lineRule="auto"/>
+        <w:contextualSpacing/>
+        <w:rPr>
+          <w:bCs/>
+          <w:sz w:val="22"/>
+          <w:szCs w:val="22"/>
+        </w:rPr>
+      </w:pPr>
+      <w:r>
+        <w:rPr>
+          <w:b/>
+          <w:sz w:val="22"/>
+          <w:szCs w:val="22"/>
+        </w:rPr>
+        <w:t>Trott, S.,</w:t>
+      </w:r>
+      <w:r>
+        <w:rPr>
+          <w:bCs/>
+          <w:sz w:val="22"/>
+          <w:szCs w:val="22"/>
+        </w:rPr>
+        <w:t xml:space="preserve"> &amp; Parkinson-Coombs, O. </w:t>
+      </w:r>
+      <w:r>
+        <w:rPr>
+          <w:bCs/>
+          <w:sz w:val="22"/>
+          <w:szCs w:val="22"/>
+        </w:rPr>
+        <w:t xml:space="preserve">(2026). </w:t>
+      </w:r>
+      <w:r>
+        <w:rPr>
+          <w:bCs/>
+          <w:sz w:val="22"/>
+          <w:szCs w:val="22"/>
+        </w:rPr>
+        <w:t>Graduating the Benchmark Scale: Lessons from Thermometry.</w:t>
+      </w:r>
+      <w:r>
+        <w:rPr>
+          <w:bCs/>
+          <w:sz w:val="22"/>
+          <w:szCs w:val="22"/>
+        </w:rPr>
+        <w:t xml:space="preserve"> </w:t>
+      </w:r>
+      <w:r>
+        <w:rPr>
+          <w:bCs/>
+          <w:i/>
+          <w:iCs/>
+          <w:sz w:val="22"/>
+          <w:szCs w:val="22"/>
+        </w:rPr>
+        <w:t>ACL 2026 Workshop on Evaluating Evaluations (</w:t>
+      </w:r>
+      <w:proofErr w:type="spellStart"/>
+      <w:r>
+        <w:rPr>
+          <w:bCs/>
+          <w:i/>
+          <w:iCs/>
+          <w:sz w:val="22"/>
+          <w:szCs w:val="22"/>
+        </w:rPr>
+        <w:t>EvalEval</w:t>
+      </w:r>
+      <w:proofErr w:type="spellEnd"/>
+      <w:r>
+        <w:rPr>
+          <w:bCs/>
+          <w:i/>
+          <w:iCs/>
+          <w:sz w:val="22"/>
+          <w:szCs w:val="22"/>
+        </w:rPr>
+        <w:t>)</w:t>
+      </w:r>
+      <w:r>
+        <w:rPr>
+          <w:bCs/>
+          <w:i/>
+          <w:iCs/>
+          <w:sz w:val="22"/>
+          <w:szCs w:val="22"/>
+        </w:rPr>
+        <w:t>.</w:t>
+      </w:r>
+    </w:p>
+    <w:p>
+      <w:pPr>
+        <w:spacing w:line="276" w:lineRule="auto"/>
+        <w:contextualSpacing/>
+        <w:rPr>
+          <w:b/>
           <w:sz w:val="28"/>
           <w:szCs w:val="28"/>
         </w:rPr>
@@ -6315,445 +7487,96 @@
     </w:p>
     <w:p>
       <w:pPr>
-        <w:rPr>
-          <w:color w:val="222222"/>
-          <w:sz w:val="22"/>
-          <w:szCs w:val="22"/>
-          <w:shd w:val="clear" w:color="auto" w:fill="FFFFFF"/>
-        </w:rPr>
-      </w:pPr>
-      <w:r>
-        <w:rPr>
-          <w:b/>
-          <w:bCs/>
-          <w:color w:val="222222"/>
-          <w:sz w:val="22"/>
-          <w:szCs w:val="22"/>
-          <w:shd w:val="clear" w:color="auto" w:fill="FFFFFF"/>
-        </w:rPr>
-        <w:t>Trott, S.</w:t>
-      </w:r>
-      <w:r>
-        <w:rPr>
-          <w:color w:val="222222"/>
-          <w:sz w:val="22"/>
-          <w:szCs w:val="22"/>
-          <w:shd w:val="clear" w:color="auto" w:fill="FFFFFF"/>
-        </w:rPr>
-        <w:t xml:space="preserve">, &amp; Rivière, P. D. (2026). </w:t>
-      </w:r>
-      <w:r>
-        <w:rPr>
-          <w:color w:val="222222"/>
-          <w:sz w:val="22"/>
-          <w:szCs w:val="22"/>
-          <w:shd w:val="clear" w:color="auto" w:fill="FFFFFF"/>
-        </w:rPr>
-        <w:t xml:space="preserve">Developmental Trajectories of Dative Alternation Learning in Transformer Language Models. In </w:t>
-      </w:r>
-      <w:r>
-        <w:rPr>
-          <w:i/>
-          <w:iCs/>
-          <w:color w:val="222222"/>
-          <w:sz w:val="22"/>
-          <w:szCs w:val="22"/>
-          <w:shd w:val="clear" w:color="auto" w:fill="FFFFFF"/>
-        </w:rPr>
-        <w:t>14</w:t>
-      </w:r>
-      <w:r>
-        <w:rPr>
-          <w:i/>
-          <w:iCs/>
-          <w:color w:val="222222"/>
-          <w:sz w:val="22"/>
-          <w:szCs w:val="22"/>
-          <w:shd w:val="clear" w:color="auto" w:fill="FFFFFF"/>
-          <w:vertAlign w:val="superscript"/>
-        </w:rPr>
-        <w:t>th</w:t>
-      </w:r>
-      <w:r>
-        <w:rPr>
-          <w:i/>
-          <w:iCs/>
-          <w:color w:val="222222"/>
-          <w:sz w:val="22"/>
-          <w:szCs w:val="22"/>
-          <w:shd w:val="clear" w:color="auto" w:fill="FFFFFF"/>
-        </w:rPr>
-        <w:t xml:space="preserve"> International Conference on Construction Grammar</w:t>
-      </w:r>
-      <w:r>
-        <w:rPr>
-          <w:color w:val="222222"/>
-          <w:sz w:val="22"/>
-          <w:szCs w:val="22"/>
-          <w:shd w:val="clear" w:color="auto" w:fill="FFFFFF"/>
-        </w:rPr>
-        <w:t>.</w:t>
-      </w:r>
-    </w:p>
-    <w:p>
-      <w:pPr>
-        <w:rPr>
-          <w:b/>
-          <w:bCs/>
-          <w:color w:val="222222"/>
-          <w:sz w:val="22"/>
-          <w:szCs w:val="22"/>
-          <w:shd w:val="clear" w:color="auto" w:fill="FFFFFF"/>
-        </w:rPr>
-      </w:pPr>
-    </w:p>
-    <w:p>
-      <w:pPr>
-        <w:rPr>
-          <w:color w:val="222222"/>
-          <w:sz w:val="22"/>
-          <w:szCs w:val="22"/>
-          <w:shd w:val="clear" w:color="auto" w:fill="FFFFFF"/>
-        </w:rPr>
-      </w:pPr>
-      <w:r>
-        <w:rPr>
-          <w:b/>
-          <w:bCs/>
-          <w:color w:val="222222"/>
-          <w:sz w:val="22"/>
-          <w:szCs w:val="22"/>
-          <w:shd w:val="clear" w:color="auto" w:fill="FFFFFF"/>
-        </w:rPr>
-        <w:t>Trott, S.</w:t>
-      </w:r>
-      <w:r>
-        <w:rPr>
-          <w:color w:val="222222"/>
-          <w:sz w:val="22"/>
-          <w:szCs w:val="22"/>
-          <w:shd w:val="clear" w:color="auto" w:fill="FFFFFF"/>
-        </w:rPr>
-        <w:t xml:space="preserve"> </w:t>
-      </w:r>
-      <w:r>
-        <w:rPr>
-          <w:color w:val="222222"/>
-          <w:sz w:val="22"/>
-          <w:szCs w:val="22"/>
-          <w:shd w:val="clear" w:color="auto" w:fill="FFFFFF"/>
-        </w:rPr>
-        <w:t xml:space="preserve">(2025). </w:t>
-      </w:r>
-      <w:r>
-        <w:rPr>
-          <w:color w:val="222222"/>
-          <w:sz w:val="22"/>
-          <w:szCs w:val="22"/>
-          <w:shd w:val="clear" w:color="auto" w:fill="FFFFFF"/>
-        </w:rPr>
-        <w:t>Toward a Theory of Generalizability in LLM Mechanistic Interpretability Research. In </w:t>
-      </w:r>
-      <w:r>
-        <w:rPr>
-          <w:i/>
-          <w:iCs/>
-          <w:color w:val="222222"/>
-          <w:sz w:val="22"/>
-          <w:szCs w:val="22"/>
-          <w:shd w:val="clear" w:color="auto" w:fill="FFFFFF"/>
-        </w:rPr>
-        <w:t xml:space="preserve">Mechanistic Interpretability Workshop at </w:t>
-      </w:r>
-      <w:proofErr w:type="spellStart"/>
-      <w:r>
-        <w:rPr>
-          <w:i/>
-          <w:iCs/>
-          <w:color w:val="222222"/>
-          <w:sz w:val="22"/>
-          <w:szCs w:val="22"/>
-          <w:shd w:val="clear" w:color="auto" w:fill="FFFFFF"/>
-        </w:rPr>
-        <w:t>NeurIPS</w:t>
-      </w:r>
-      <w:proofErr w:type="spellEnd"/>
-      <w:r>
-        <w:rPr>
-          <w:i/>
-          <w:iCs/>
-          <w:color w:val="222222"/>
-          <w:sz w:val="22"/>
-          <w:szCs w:val="22"/>
-          <w:shd w:val="clear" w:color="auto" w:fill="FFFFFF"/>
-        </w:rPr>
-        <w:t xml:space="preserve"> 2025</w:t>
-      </w:r>
-      <w:r>
-        <w:rPr>
-          <w:color w:val="222222"/>
-          <w:sz w:val="22"/>
-          <w:szCs w:val="22"/>
-          <w:shd w:val="clear" w:color="auto" w:fill="FFFFFF"/>
-        </w:rPr>
-        <w:t>.</w:t>
-      </w:r>
-    </w:p>
-    <w:p>
-      <w:pPr>
-        <w:rPr>
-          <w:color w:val="222222"/>
-          <w:sz w:val="22"/>
-          <w:szCs w:val="22"/>
-          <w:shd w:val="clear" w:color="auto" w:fill="FFFFFF"/>
-        </w:rPr>
-      </w:pPr>
-    </w:p>
-    <w:p>
-      <w:pPr>
-        <w:rPr>
-          <w:color w:val="222222"/>
-          <w:sz w:val="22"/>
-          <w:szCs w:val="22"/>
-          <w:shd w:val="clear" w:color="auto" w:fill="FFFFFF"/>
-        </w:rPr>
-      </w:pPr>
-      <w:r>
-        <w:rPr>
-          <w:color w:val="222222"/>
-          <w:sz w:val="22"/>
-          <w:szCs w:val="22"/>
-          <w:shd w:val="clear" w:color="auto" w:fill="FFFFFF"/>
-        </w:rPr>
-        <w:t>Vinaya</w:t>
-      </w:r>
-      <w:r>
-        <w:rPr>
-          <w:color w:val="222222"/>
-          <w:sz w:val="22"/>
-          <w:szCs w:val="22"/>
-          <w:shd w:val="clear" w:color="auto" w:fill="FFFFFF"/>
-        </w:rPr>
-        <w:t xml:space="preserve">, H., Coulson, S., &amp; </w:t>
-      </w:r>
-      <w:r>
-        <w:rPr>
-          <w:b/>
-          <w:bCs/>
-          <w:color w:val="222222"/>
-          <w:sz w:val="22"/>
-          <w:szCs w:val="22"/>
-          <w:shd w:val="clear" w:color="auto" w:fill="FFFFFF"/>
-        </w:rPr>
-        <w:t>Trott, S.</w:t>
-      </w:r>
-      <w:r>
-        <w:rPr>
-          <w:color w:val="222222"/>
-          <w:sz w:val="22"/>
-          <w:szCs w:val="22"/>
-          <w:shd w:val="clear" w:color="auto" w:fill="FFFFFF"/>
-        </w:rPr>
-        <w:t xml:space="preserve"> (2025). </w:t>
-      </w:r>
-      <w:r>
-        <w:rPr>
-          <w:color w:val="222222"/>
-          <w:sz w:val="22"/>
-          <w:szCs w:val="22"/>
-          <w:shd w:val="clear" w:color="auto" w:fill="FFFFFF"/>
-        </w:rPr>
-        <w:t>Vision Language Model Representations Predict EEG Response to Visual and Auditory Attributes in Property Verification.</w:t>
-      </w:r>
-      <w:r>
-        <w:rPr>
-          <w:color w:val="222222"/>
-          <w:sz w:val="22"/>
-          <w:szCs w:val="22"/>
-          <w:shd w:val="clear" w:color="auto" w:fill="FFFFFF"/>
-        </w:rPr>
-        <w:t xml:space="preserve"> </w:t>
-      </w:r>
-      <w:r>
-        <w:rPr>
-          <w:i/>
-          <w:iCs/>
-          <w:color w:val="222222"/>
-          <w:sz w:val="22"/>
-          <w:szCs w:val="22"/>
-          <w:shd w:val="clear" w:color="auto" w:fill="FFFFFF"/>
-        </w:rPr>
-        <w:t>Society for Neurobiology of Language</w:t>
-      </w:r>
-      <w:r>
-        <w:rPr>
-          <w:color w:val="222222"/>
-          <w:sz w:val="22"/>
-          <w:szCs w:val="22"/>
-          <w:shd w:val="clear" w:color="auto" w:fill="FFFFFF"/>
-        </w:rPr>
-        <w:t xml:space="preserve">. </w:t>
-      </w:r>
-    </w:p>
-    <w:p>
-      <w:pPr>
-        <w:rPr>
-          <w:color w:val="222222"/>
-          <w:sz w:val="22"/>
-          <w:szCs w:val="22"/>
-          <w:shd w:val="clear" w:color="auto" w:fill="FFFFFF"/>
-        </w:rPr>
-      </w:pPr>
-    </w:p>
-    <w:p>
-      <w:pPr>
-        <w:rPr>
-          <w:i/>
-          <w:iCs/>
-          <w:color w:val="222222"/>
-          <w:sz w:val="22"/>
-          <w:szCs w:val="22"/>
-          <w:shd w:val="clear" w:color="auto" w:fill="FFFFFF"/>
-        </w:rPr>
-      </w:pPr>
-      <w:r>
-        <w:rPr>
-          <w:color w:val="222222"/>
-          <w:sz w:val="22"/>
-          <w:szCs w:val="22"/>
-          <w:shd w:val="clear" w:color="auto" w:fill="FFFFFF"/>
-        </w:rPr>
-        <w:t xml:space="preserve">He, Z., </w:t>
-      </w:r>
-      <w:r>
-        <w:rPr>
-          <w:b/>
-          <w:bCs/>
-          <w:color w:val="222222"/>
-          <w:sz w:val="22"/>
-          <w:szCs w:val="22"/>
-          <w:shd w:val="clear" w:color="auto" w:fill="FFFFFF"/>
-        </w:rPr>
-        <w:t>Trott, S.,</w:t>
-      </w:r>
-      <w:r>
-        <w:rPr>
-          <w:color w:val="222222"/>
-          <w:sz w:val="22"/>
-          <w:szCs w:val="22"/>
-          <w:shd w:val="clear" w:color="auto" w:fill="FFFFFF"/>
-        </w:rPr>
-        <w:t xml:space="preserve"> &amp; Khosla, M. (2025). </w:t>
-      </w:r>
-      <w:r>
-        <w:rPr>
-          <w:color w:val="222222"/>
-          <w:sz w:val="22"/>
-          <w:szCs w:val="22"/>
-          <w:shd w:val="clear" w:color="auto" w:fill="FFFFFF"/>
-        </w:rPr>
-        <w:t>Many-to-Many, Yet Convergent: Insights into the Alignment of Vision and Language Models</w:t>
-      </w:r>
-      <w:r>
-        <w:rPr>
-          <w:i/>
-          <w:iCs/>
-          <w:color w:val="222222"/>
-          <w:sz w:val="22"/>
-          <w:szCs w:val="22"/>
-          <w:shd w:val="clear" w:color="auto" w:fill="FFFFFF"/>
-        </w:rPr>
-        <w:t xml:space="preserve">. </w:t>
-      </w:r>
-      <w:r>
-        <w:rPr>
-          <w:i/>
-          <w:iCs/>
-          <w:color w:val="222222"/>
-          <w:sz w:val="22"/>
-          <w:szCs w:val="22"/>
-          <w:shd w:val="clear" w:color="auto" w:fill="FFFFFF"/>
-        </w:rPr>
-        <w:t>8</w:t>
-      </w:r>
-      <w:r>
-        <w:rPr>
-          <w:i/>
-          <w:iCs/>
-          <w:color w:val="222222"/>
-          <w:sz w:val="22"/>
-          <w:szCs w:val="22"/>
-          <w:shd w:val="clear" w:color="auto" w:fill="FFFFFF"/>
-          <w:vertAlign w:val="superscript"/>
-        </w:rPr>
-        <w:t>th</w:t>
-      </w:r>
-      <w:r>
-        <w:rPr>
-          <w:i/>
-          <w:iCs/>
-          <w:color w:val="222222"/>
-          <w:sz w:val="22"/>
-          <w:szCs w:val="22"/>
-          <w:shd w:val="clear" w:color="auto" w:fill="FFFFFF"/>
-        </w:rPr>
-        <w:t xml:space="preserve"> Annual </w:t>
-      </w:r>
-      <w:r>
-        <w:rPr>
-          <w:i/>
-          <w:iCs/>
-          <w:color w:val="222222"/>
-          <w:sz w:val="22"/>
-          <w:szCs w:val="22"/>
-          <w:shd w:val="clear" w:color="auto" w:fill="FFFFFF"/>
-        </w:rPr>
-        <w:t xml:space="preserve">Conference on Cognitive Computational </w:t>
-      </w:r>
-      <w:r>
-        <w:rPr>
-          <w:i/>
-          <w:iCs/>
-          <w:color w:val="222222"/>
-          <w:sz w:val="22"/>
-          <w:szCs w:val="22"/>
-          <w:shd w:val="clear" w:color="auto" w:fill="FFFFFF"/>
-        </w:rPr>
-        <w:t>Neuroscience</w:t>
-      </w:r>
-      <w:r>
-        <w:rPr>
-          <w:i/>
-          <w:iCs/>
-          <w:color w:val="222222"/>
-          <w:sz w:val="22"/>
-          <w:szCs w:val="22"/>
-          <w:shd w:val="clear" w:color="auto" w:fill="FFFFFF"/>
-        </w:rPr>
-        <w:t xml:space="preserve">. </w:t>
-      </w:r>
-      <w:r>
-        <w:rPr>
-          <w:i/>
-          <w:iCs/>
-          <w:color w:val="222222"/>
-          <w:sz w:val="22"/>
-          <w:szCs w:val="22"/>
-          <w:shd w:val="clear" w:color="auto" w:fill="FFFFFF"/>
-        </w:rPr>
-        <w:t xml:space="preserve"> </w:t>
-      </w:r>
-    </w:p>
-    <w:p>
-      <w:pPr>
-        <w:spacing w:line="276" w:lineRule="auto"/>
-        <w:contextualSpacing/>
-        <w:rPr>
-          <w:bCs/>
+        <w:spacing w:line="276" w:lineRule="auto"/>
+        <w:contextualSpacing/>
+        <w:rPr>
+          <w:b/>
           <w:sz w:val="28"/>
           <w:szCs w:val="28"/>
         </w:rPr>
       </w:pPr>
+      <w:r>
+        <w:rPr>
+          <w:bCs/>
+          <w:sz w:val="22"/>
+          <w:szCs w:val="22"/>
+        </w:rPr>
+        <w:t>Rivière, P., Jones, C., &amp;</w:t>
+      </w:r>
+      <w:r>
+        <w:rPr>
+          <w:b/>
+          <w:sz w:val="22"/>
+          <w:szCs w:val="22"/>
+        </w:rPr>
+        <w:t xml:space="preserve"> Trott, S.</w:t>
+      </w:r>
+      <w:r>
+        <w:rPr>
+          <w:bCs/>
+          <w:sz w:val="22"/>
+          <w:szCs w:val="22"/>
+        </w:rPr>
+        <w:t xml:space="preserve"> </w:t>
+      </w:r>
+      <w:r>
+        <w:rPr>
+          <w:bCs/>
+          <w:sz w:val="22"/>
+          <w:szCs w:val="22"/>
+        </w:rPr>
+        <w:t xml:space="preserve">(2026). Developmental Trajectories of Situation Models and Mentalizing in Transformer Language Models. </w:t>
+      </w:r>
+      <w:r>
+        <w:rPr>
+          <w:bCs/>
+          <w:i/>
+          <w:iCs/>
+          <w:sz w:val="22"/>
+          <w:szCs w:val="22"/>
+        </w:rPr>
+        <w:t>1</w:t>
+      </w:r>
+      <w:r>
+        <w:rPr>
+          <w:bCs/>
+          <w:i/>
+          <w:iCs/>
+          <w:sz w:val="22"/>
+          <w:szCs w:val="22"/>
+          <w:vertAlign w:val="superscript"/>
+        </w:rPr>
+        <w:t>st</w:t>
+      </w:r>
+      <w:r>
+        <w:rPr>
+          <w:bCs/>
+          <w:i/>
+          <w:iCs/>
+          <w:sz w:val="22"/>
+          <w:szCs w:val="22"/>
+        </w:rPr>
+        <w:t xml:space="preserve"> Workshop on Computational Developmental Linguistics (CDL); co-located with ACL 2026</w:t>
+      </w:r>
+      <w:r>
+        <w:rPr>
+          <w:bCs/>
+          <w:sz w:val="22"/>
+          <w:szCs w:val="22"/>
+        </w:rPr>
+        <w:t>.</w:t>
+      </w:r>
+    </w:p>
+    <w:p>
+      <w:pPr>
+        <w:spacing w:line="276" w:lineRule="auto"/>
+        <w:contextualSpacing/>
+        <w:rPr>
+          <w:b/>
+          <w:sz w:val="28"/>
+          <w:szCs w:val="28"/>
+        </w:rPr>
+      </w:pPr>
     </w:p>
     <w:p>
       <w:pPr>
@@ -6784,6 +7607,768 @@
           <w:szCs w:val="22"/>
           <w:shd w:val="clear" w:color="auto" w:fill="FFFFFF"/>
         </w:rPr>
+        <w:t xml:space="preserve"> &amp; Parkinson-Coombs, O. (2026). Differential construct validity: when does the same test mean different things for humans and language models? </w:t>
+      </w:r>
+      <w:r>
+        <w:rPr>
+          <w:i/>
+          <w:iCs/>
+          <w:color w:val="222222"/>
+          <w:sz w:val="22"/>
+          <w:szCs w:val="22"/>
+          <w:shd w:val="clear" w:color="auto" w:fill="FFFFFF"/>
+        </w:rPr>
+        <w:t>52</w:t>
+      </w:r>
+      <w:r>
+        <w:rPr>
+          <w:i/>
+          <w:iCs/>
+          <w:color w:val="222222"/>
+          <w:sz w:val="22"/>
+          <w:szCs w:val="22"/>
+          <w:shd w:val="clear" w:color="auto" w:fill="FFFFFF"/>
+          <w:vertAlign w:val="superscript"/>
+        </w:rPr>
+        <w:t>nd</w:t>
+      </w:r>
+      <w:r>
+        <w:rPr>
+          <w:i/>
+          <w:iCs/>
+          <w:color w:val="222222"/>
+          <w:sz w:val="22"/>
+          <w:szCs w:val="22"/>
+          <w:shd w:val="clear" w:color="auto" w:fill="FFFFFF"/>
+        </w:rPr>
+        <w:t xml:space="preserve"> Annual Meeting of the Society for Philosophy and Psychology (SPP)</w:t>
+      </w:r>
+      <w:r>
+        <w:rPr>
+          <w:color w:val="222222"/>
+          <w:sz w:val="22"/>
+          <w:szCs w:val="22"/>
+          <w:shd w:val="clear" w:color="auto" w:fill="FFFFFF"/>
+        </w:rPr>
+        <w:t>.</w:t>
+      </w:r>
+      <w:r>
+        <w:rPr>
+          <w:i/>
+          <w:iCs/>
+          <w:color w:val="222222"/>
+          <w:sz w:val="22"/>
+          <w:szCs w:val="22"/>
+          <w:shd w:val="clear" w:color="auto" w:fill="FFFFFF"/>
+        </w:rPr>
+        <w:t xml:space="preserve"> </w:t>
+      </w:r>
+    </w:p>
+    <w:p>
+      <w:pPr>
+        <w:rPr>
+          <w:color w:val="222222"/>
+          <w:sz w:val="22"/>
+          <w:szCs w:val="22"/>
+          <w:shd w:val="clear" w:color="auto" w:fill="FFFFFF"/>
+        </w:rPr>
+      </w:pPr>
+    </w:p>
+    <w:p>
+      <w:pPr>
+        <w:rPr>
+          <w:i/>
+          <w:iCs/>
+          <w:color w:val="222222"/>
+          <w:sz w:val="22"/>
+          <w:szCs w:val="22"/>
+          <w:shd w:val="clear" w:color="auto" w:fill="FFFFFF"/>
+        </w:rPr>
+      </w:pPr>
+      <w:r>
+        <w:rPr>
+          <w:color w:val="222222"/>
+          <w:sz w:val="22"/>
+          <w:szCs w:val="22"/>
+          <w:shd w:val="clear" w:color="auto" w:fill="FFFFFF"/>
+        </w:rPr>
+        <w:t xml:space="preserve">Bergen, B., &amp; </w:t>
+      </w:r>
+      <w:r>
+        <w:rPr>
+          <w:b/>
+          <w:bCs/>
+          <w:color w:val="222222"/>
+          <w:sz w:val="22"/>
+          <w:szCs w:val="22"/>
+          <w:shd w:val="clear" w:color="auto" w:fill="FFFFFF"/>
+        </w:rPr>
+        <w:t>Trott, S.</w:t>
+      </w:r>
+      <w:r>
+        <w:rPr>
+          <w:color w:val="222222"/>
+          <w:sz w:val="22"/>
+          <w:szCs w:val="22"/>
+          <w:shd w:val="clear" w:color="auto" w:fill="FFFFFF"/>
+        </w:rPr>
+        <w:t xml:space="preserve"> (202</w:t>
+      </w:r>
+      <w:r>
+        <w:rPr>
+          <w:color w:val="222222"/>
+          <w:sz w:val="22"/>
+          <w:szCs w:val="22"/>
+          <w:shd w:val="clear" w:color="auto" w:fill="FFFFFF"/>
+        </w:rPr>
+        <w:t>6</w:t>
+      </w:r>
+      <w:r>
+        <w:rPr>
+          <w:color w:val="222222"/>
+          <w:sz w:val="22"/>
+          <w:szCs w:val="22"/>
+          <w:shd w:val="clear" w:color="auto" w:fill="FFFFFF"/>
+        </w:rPr>
+        <w:t>)</w:t>
+      </w:r>
+      <w:r>
+        <w:rPr>
+          <w:color w:val="222222"/>
+          <w:sz w:val="22"/>
+          <w:szCs w:val="22"/>
+          <w:shd w:val="clear" w:color="auto" w:fill="FFFFFF"/>
+        </w:rPr>
+        <w:t xml:space="preserve">. How can language models serve as “model organisms” for the study of human cognition? </w:t>
+      </w:r>
+      <w:r>
+        <w:rPr>
+          <w:i/>
+          <w:iCs/>
+          <w:color w:val="222222"/>
+          <w:sz w:val="22"/>
+          <w:szCs w:val="22"/>
+          <w:shd w:val="clear" w:color="auto" w:fill="FFFFFF"/>
+        </w:rPr>
+        <w:t>52</w:t>
+      </w:r>
+      <w:r>
+        <w:rPr>
+          <w:i/>
+          <w:iCs/>
+          <w:color w:val="222222"/>
+          <w:sz w:val="22"/>
+          <w:szCs w:val="22"/>
+          <w:shd w:val="clear" w:color="auto" w:fill="FFFFFF"/>
+          <w:vertAlign w:val="superscript"/>
+        </w:rPr>
+        <w:t>nd</w:t>
+      </w:r>
+      <w:r>
+        <w:rPr>
+          <w:i/>
+          <w:iCs/>
+          <w:color w:val="222222"/>
+          <w:sz w:val="22"/>
+          <w:szCs w:val="22"/>
+          <w:shd w:val="clear" w:color="auto" w:fill="FFFFFF"/>
+        </w:rPr>
+        <w:t xml:space="preserve"> Annual Meeting of the Society for Philosophy and Psychology (SPP)</w:t>
+      </w:r>
+      <w:r>
+        <w:rPr>
+          <w:color w:val="222222"/>
+          <w:sz w:val="22"/>
+          <w:szCs w:val="22"/>
+          <w:shd w:val="clear" w:color="auto" w:fill="FFFFFF"/>
+        </w:rPr>
+        <w:t>.</w:t>
+      </w:r>
+      <w:r>
+        <w:rPr>
+          <w:i/>
+          <w:iCs/>
+          <w:color w:val="222222"/>
+          <w:sz w:val="22"/>
+          <w:szCs w:val="22"/>
+          <w:shd w:val="clear" w:color="auto" w:fill="FFFFFF"/>
+        </w:rPr>
+        <w:t xml:space="preserve"> </w:t>
+      </w:r>
+    </w:p>
+    <w:p>
+      <w:pPr>
+        <w:rPr>
+          <w:b/>
+          <w:bCs/>
+          <w:color w:val="222222"/>
+          <w:sz w:val="22"/>
+          <w:szCs w:val="22"/>
+          <w:shd w:val="clear" w:color="auto" w:fill="FFFFFF"/>
+        </w:rPr>
+      </w:pPr>
+    </w:p>
+    <w:p>
+      <w:pPr>
+        <w:rPr>
+          <w:color w:val="222222"/>
+          <w:sz w:val="22"/>
+          <w:szCs w:val="22"/>
+          <w:shd w:val="clear" w:color="auto" w:fill="FFFFFF"/>
+        </w:rPr>
+      </w:pPr>
+      <w:r>
+        <w:rPr>
+          <w:b/>
+          <w:bCs/>
+          <w:color w:val="222222"/>
+          <w:sz w:val="22"/>
+          <w:szCs w:val="22"/>
+          <w:shd w:val="clear" w:color="auto" w:fill="FFFFFF"/>
+        </w:rPr>
+        <w:t>Trott, S.</w:t>
+      </w:r>
+      <w:r>
+        <w:rPr>
+          <w:color w:val="222222"/>
+          <w:sz w:val="22"/>
+          <w:szCs w:val="22"/>
+          <w:shd w:val="clear" w:color="auto" w:fill="FFFFFF"/>
+        </w:rPr>
+        <w:t xml:space="preserve">, &amp; Rivière, P. D. (2026). </w:t>
+      </w:r>
+      <w:r>
+        <w:rPr>
+          <w:color w:val="222222"/>
+          <w:sz w:val="22"/>
+          <w:szCs w:val="22"/>
+          <w:shd w:val="clear" w:color="auto" w:fill="FFFFFF"/>
+        </w:rPr>
+        <w:t xml:space="preserve">Developmental Trajectories of Dative Alternation Learning in Transformer Language Models. In </w:t>
+      </w:r>
+      <w:r>
+        <w:rPr>
+          <w:i/>
+          <w:iCs/>
+          <w:color w:val="222222"/>
+          <w:sz w:val="22"/>
+          <w:szCs w:val="22"/>
+          <w:shd w:val="clear" w:color="auto" w:fill="FFFFFF"/>
+        </w:rPr>
+        <w:t>14</w:t>
+      </w:r>
+      <w:r>
+        <w:rPr>
+          <w:i/>
+          <w:iCs/>
+          <w:color w:val="222222"/>
+          <w:sz w:val="22"/>
+          <w:szCs w:val="22"/>
+          <w:shd w:val="clear" w:color="auto" w:fill="FFFFFF"/>
+          <w:vertAlign w:val="superscript"/>
+        </w:rPr>
+        <w:t>th</w:t>
+      </w:r>
+      <w:r>
+        <w:rPr>
+          <w:i/>
+          <w:iCs/>
+          <w:color w:val="222222"/>
+          <w:sz w:val="22"/>
+          <w:szCs w:val="22"/>
+          <w:shd w:val="clear" w:color="auto" w:fill="FFFFFF"/>
+        </w:rPr>
+        <w:t xml:space="preserve"> International Conference on Construction Grammar</w:t>
+      </w:r>
+      <w:r>
+        <w:rPr>
+          <w:color w:val="222222"/>
+          <w:sz w:val="22"/>
+          <w:szCs w:val="22"/>
+          <w:shd w:val="clear" w:color="auto" w:fill="FFFFFF"/>
+        </w:rPr>
+        <w:t>.</w:t>
+      </w:r>
+    </w:p>
+    <w:p>
+      <w:pPr>
+        <w:rPr>
+          <w:color w:val="222222"/>
+          <w:sz w:val="22"/>
+          <w:szCs w:val="22"/>
+          <w:shd w:val="clear" w:color="auto" w:fill="FFFFFF"/>
+        </w:rPr>
+      </w:pPr>
+    </w:p>
+    <w:p>
+      <w:pPr>
+        <w:rPr>
+          <w:color w:val="222222"/>
+          <w:sz w:val="22"/>
+          <w:szCs w:val="22"/>
+          <w:shd w:val="clear" w:color="auto" w:fill="FFFFFF"/>
+        </w:rPr>
+      </w:pPr>
+      <w:r>
+        <w:rPr>
+          <w:b/>
+          <w:bCs/>
+          <w:color w:val="222222"/>
+          <w:sz w:val="22"/>
+          <w:szCs w:val="22"/>
+          <w:shd w:val="clear" w:color="auto" w:fill="FFFFFF"/>
+        </w:rPr>
+        <w:t>Trott, S.</w:t>
+      </w:r>
+      <w:r>
+        <w:rPr>
+          <w:b/>
+          <w:bCs/>
+          <w:color w:val="222222"/>
+          <w:sz w:val="22"/>
+          <w:szCs w:val="22"/>
+          <w:shd w:val="clear" w:color="auto" w:fill="FFFFFF"/>
+        </w:rPr>
+        <w:t xml:space="preserve"> </w:t>
+      </w:r>
+      <w:r>
+        <w:rPr>
+          <w:color w:val="222222"/>
+          <w:sz w:val="22"/>
+          <w:szCs w:val="22"/>
+          <w:shd w:val="clear" w:color="auto" w:fill="FFFFFF"/>
+        </w:rPr>
+        <w:t xml:space="preserve">(2026). Social intelligence in Large Language Models? </w:t>
+      </w:r>
+      <w:r>
+        <w:rPr>
+          <w:i/>
+          <w:iCs/>
+          <w:color w:val="222222"/>
+          <w:sz w:val="22"/>
+          <w:szCs w:val="22"/>
+          <w:shd w:val="clear" w:color="auto" w:fill="FFFFFF"/>
+        </w:rPr>
+        <w:t>IDRIS Roadmaps Day</w:t>
+      </w:r>
+      <w:r>
+        <w:rPr>
+          <w:color w:val="222222"/>
+          <w:sz w:val="22"/>
+          <w:szCs w:val="22"/>
+          <w:shd w:val="clear" w:color="auto" w:fill="FFFFFF"/>
+        </w:rPr>
+        <w:t xml:space="preserve"> (Rutgers </w:t>
+      </w:r>
+      <w:r>
+        <w:rPr>
+          <w:color w:val="222222"/>
+          <w:sz w:val="22"/>
+          <w:szCs w:val="22"/>
+          <w:shd w:val="clear" w:color="auto" w:fill="FFFFFF"/>
+        </w:rPr>
+        <w:t>University</w:t>
+      </w:r>
+      <w:r>
+        <w:rPr>
+          <w:color w:val="222222"/>
+          <w:sz w:val="22"/>
+          <w:szCs w:val="22"/>
+          <w:shd w:val="clear" w:color="auto" w:fill="FFFFFF"/>
+        </w:rPr>
+        <w:t xml:space="preserve">-Newark). </w:t>
+      </w:r>
+    </w:p>
+    <w:p>
+      <w:pPr>
+        <w:rPr>
+          <w:b/>
+          <w:bCs/>
+          <w:color w:val="222222"/>
+          <w:sz w:val="22"/>
+          <w:szCs w:val="22"/>
+          <w:shd w:val="clear" w:color="auto" w:fill="FFFFFF"/>
+        </w:rPr>
+      </w:pPr>
+    </w:p>
+    <w:p>
+      <w:pPr>
+        <w:rPr>
+          <w:color w:val="222222"/>
+          <w:sz w:val="22"/>
+          <w:szCs w:val="22"/>
+          <w:shd w:val="clear" w:color="auto" w:fill="FFFFFF"/>
+        </w:rPr>
+      </w:pPr>
+      <w:r>
+        <w:rPr>
+          <w:b/>
+          <w:bCs/>
+          <w:color w:val="222222"/>
+          <w:sz w:val="22"/>
+          <w:szCs w:val="22"/>
+          <w:shd w:val="clear" w:color="auto" w:fill="FFFFFF"/>
+        </w:rPr>
+        <w:t>Trott, S.</w:t>
+      </w:r>
+      <w:r>
+        <w:rPr>
+          <w:color w:val="222222"/>
+          <w:sz w:val="22"/>
+          <w:szCs w:val="22"/>
+          <w:shd w:val="clear" w:color="auto" w:fill="FFFFFF"/>
+        </w:rPr>
+        <w:t xml:space="preserve"> </w:t>
+      </w:r>
+      <w:r>
+        <w:rPr>
+          <w:color w:val="222222"/>
+          <w:sz w:val="22"/>
+          <w:szCs w:val="22"/>
+          <w:shd w:val="clear" w:color="auto" w:fill="FFFFFF"/>
+        </w:rPr>
+        <w:t xml:space="preserve">(2025). </w:t>
+      </w:r>
+      <w:r>
+        <w:rPr>
+          <w:color w:val="222222"/>
+          <w:sz w:val="22"/>
+          <w:szCs w:val="22"/>
+          <w:shd w:val="clear" w:color="auto" w:fill="FFFFFF"/>
+        </w:rPr>
+        <w:t>Toward a Theory of Generalizability in LLM Mechanistic Interpretability Research. In </w:t>
+      </w:r>
+      <w:r>
+        <w:rPr>
+          <w:i/>
+          <w:iCs/>
+          <w:color w:val="222222"/>
+          <w:sz w:val="22"/>
+          <w:szCs w:val="22"/>
+          <w:shd w:val="clear" w:color="auto" w:fill="FFFFFF"/>
+        </w:rPr>
+        <w:t xml:space="preserve">Mechanistic Interpretability Workshop at </w:t>
+      </w:r>
+      <w:proofErr w:type="spellStart"/>
+      <w:r>
+        <w:rPr>
+          <w:i/>
+          <w:iCs/>
+          <w:color w:val="222222"/>
+          <w:sz w:val="22"/>
+          <w:szCs w:val="22"/>
+          <w:shd w:val="clear" w:color="auto" w:fill="FFFFFF"/>
+        </w:rPr>
+        <w:t>NeurIPS</w:t>
+      </w:r>
+      <w:proofErr w:type="spellEnd"/>
+      <w:r>
+        <w:rPr>
+          <w:i/>
+          <w:iCs/>
+          <w:color w:val="222222"/>
+          <w:sz w:val="22"/>
+          <w:szCs w:val="22"/>
+          <w:shd w:val="clear" w:color="auto" w:fill="FFFFFF"/>
+        </w:rPr>
+        <w:t xml:space="preserve"> 2025</w:t>
+      </w:r>
+      <w:r>
+        <w:rPr>
+          <w:color w:val="222222"/>
+          <w:sz w:val="22"/>
+          <w:szCs w:val="22"/>
+          <w:shd w:val="clear" w:color="auto" w:fill="FFFFFF"/>
+        </w:rPr>
+        <w:t>.</w:t>
+      </w:r>
+    </w:p>
+    <w:p>
+      <w:pPr>
+        <w:rPr>
+          <w:color w:val="222222"/>
+          <w:sz w:val="22"/>
+          <w:szCs w:val="22"/>
+          <w:shd w:val="clear" w:color="auto" w:fill="FFFFFF"/>
+        </w:rPr>
+      </w:pPr>
+    </w:p>
+    <w:p>
+      <w:pPr>
+        <w:rPr>
+          <w:color w:val="222222"/>
+          <w:sz w:val="22"/>
+          <w:szCs w:val="22"/>
+          <w:shd w:val="clear" w:color="auto" w:fill="FFFFFF"/>
+        </w:rPr>
+      </w:pPr>
+      <w:r>
+        <w:rPr>
+          <w:color w:val="222222"/>
+          <w:sz w:val="22"/>
+          <w:szCs w:val="22"/>
+          <w:shd w:val="clear" w:color="auto" w:fill="FFFFFF"/>
+        </w:rPr>
+        <w:t>Vinaya</w:t>
+      </w:r>
+      <w:r>
+        <w:rPr>
+          <w:color w:val="222222"/>
+          <w:sz w:val="22"/>
+          <w:szCs w:val="22"/>
+          <w:shd w:val="clear" w:color="auto" w:fill="FFFFFF"/>
+        </w:rPr>
+        <w:t xml:space="preserve">, H., Coulson, S., &amp; </w:t>
+      </w:r>
+      <w:r>
+        <w:rPr>
+          <w:b/>
+          <w:bCs/>
+          <w:color w:val="222222"/>
+          <w:sz w:val="22"/>
+          <w:szCs w:val="22"/>
+          <w:shd w:val="clear" w:color="auto" w:fill="FFFFFF"/>
+        </w:rPr>
+        <w:t>Trott, S.</w:t>
+      </w:r>
+      <w:r>
+        <w:rPr>
+          <w:color w:val="222222"/>
+          <w:sz w:val="22"/>
+          <w:szCs w:val="22"/>
+          <w:shd w:val="clear" w:color="auto" w:fill="FFFFFF"/>
+        </w:rPr>
+        <w:t xml:space="preserve"> (2025). </w:t>
+      </w:r>
+      <w:r>
+        <w:rPr>
+          <w:color w:val="222222"/>
+          <w:sz w:val="22"/>
+          <w:szCs w:val="22"/>
+          <w:shd w:val="clear" w:color="auto" w:fill="FFFFFF"/>
+        </w:rPr>
+        <w:t>Vision Language Model Representations Predict EEG Response to Visual and Auditory Attributes in Property Verification.</w:t>
+      </w:r>
+      <w:r>
+        <w:rPr>
+          <w:color w:val="222222"/>
+          <w:sz w:val="22"/>
+          <w:szCs w:val="22"/>
+          <w:shd w:val="clear" w:color="auto" w:fill="FFFFFF"/>
+        </w:rPr>
+        <w:t xml:space="preserve"> </w:t>
+      </w:r>
+      <w:r>
+        <w:rPr>
+          <w:i/>
+          <w:iCs/>
+          <w:color w:val="222222"/>
+          <w:sz w:val="22"/>
+          <w:szCs w:val="22"/>
+          <w:shd w:val="clear" w:color="auto" w:fill="FFFFFF"/>
+        </w:rPr>
+        <w:t>Society for Neurobiology of Language</w:t>
+      </w:r>
+      <w:r>
+        <w:rPr>
+          <w:color w:val="222222"/>
+          <w:sz w:val="22"/>
+          <w:szCs w:val="22"/>
+          <w:shd w:val="clear" w:color="auto" w:fill="FFFFFF"/>
+        </w:rPr>
+        <w:t xml:space="preserve">. </w:t>
+      </w:r>
+    </w:p>
+    <w:p>
+      <w:pPr>
+        <w:rPr>
+          <w:color w:val="222222"/>
+          <w:sz w:val="22"/>
+          <w:szCs w:val="22"/>
+          <w:shd w:val="clear" w:color="auto" w:fill="FFFFFF"/>
+        </w:rPr>
+      </w:pPr>
+    </w:p>
+    <w:p>
+      <w:pPr>
+        <w:rPr>
+          <w:i/>
+          <w:iCs/>
+          <w:color w:val="222222"/>
+          <w:sz w:val="22"/>
+          <w:szCs w:val="22"/>
+          <w:shd w:val="clear" w:color="auto" w:fill="FFFFFF"/>
+        </w:rPr>
+      </w:pPr>
+      <w:r>
+        <w:rPr>
+          <w:color w:val="222222"/>
+          <w:sz w:val="22"/>
+          <w:szCs w:val="22"/>
+          <w:shd w:val="clear" w:color="auto" w:fill="FFFFFF"/>
+        </w:rPr>
+        <w:t xml:space="preserve">He, Z., </w:t>
+      </w:r>
+      <w:r>
+        <w:rPr>
+          <w:b/>
+          <w:bCs/>
+          <w:color w:val="222222"/>
+          <w:sz w:val="22"/>
+          <w:szCs w:val="22"/>
+          <w:shd w:val="clear" w:color="auto" w:fill="FFFFFF"/>
+        </w:rPr>
+        <w:t>Trott, S.,</w:t>
+      </w:r>
+      <w:r>
+        <w:rPr>
+          <w:color w:val="222222"/>
+          <w:sz w:val="22"/>
+          <w:szCs w:val="22"/>
+          <w:shd w:val="clear" w:color="auto" w:fill="FFFFFF"/>
+        </w:rPr>
+        <w:t xml:space="preserve"> &amp; Khosla, M. (2025). </w:t>
+      </w:r>
+      <w:r>
+        <w:rPr>
+          <w:color w:val="222222"/>
+          <w:sz w:val="22"/>
+          <w:szCs w:val="22"/>
+          <w:shd w:val="clear" w:color="auto" w:fill="FFFFFF"/>
+        </w:rPr>
+        <w:t>Many-to-Many, Yet Convergent: Insights into the Alignment of Vision and Language Models</w:t>
+      </w:r>
+      <w:r>
+        <w:rPr>
+          <w:i/>
+          <w:iCs/>
+          <w:color w:val="222222"/>
+          <w:sz w:val="22"/>
+          <w:szCs w:val="22"/>
+          <w:shd w:val="clear" w:color="auto" w:fill="FFFFFF"/>
+        </w:rPr>
+        <w:t xml:space="preserve">. </w:t>
+      </w:r>
+      <w:r>
+        <w:rPr>
+          <w:i/>
+          <w:iCs/>
+          <w:color w:val="222222"/>
+          <w:sz w:val="22"/>
+          <w:szCs w:val="22"/>
+          <w:shd w:val="clear" w:color="auto" w:fill="FFFFFF"/>
+        </w:rPr>
+        <w:t>8</w:t>
+      </w:r>
+      <w:r>
+        <w:rPr>
+          <w:i/>
+          <w:iCs/>
+          <w:color w:val="222222"/>
+          <w:sz w:val="22"/>
+          <w:szCs w:val="22"/>
+          <w:shd w:val="clear" w:color="auto" w:fill="FFFFFF"/>
+          <w:vertAlign w:val="superscript"/>
+        </w:rPr>
+        <w:t>th</w:t>
+      </w:r>
+      <w:r>
+        <w:rPr>
+          <w:i/>
+          <w:iCs/>
+          <w:color w:val="222222"/>
+          <w:sz w:val="22"/>
+          <w:szCs w:val="22"/>
+          <w:shd w:val="clear" w:color="auto" w:fill="FFFFFF"/>
+        </w:rPr>
+        <w:t xml:space="preserve"> Annual </w:t>
+      </w:r>
+      <w:r>
+        <w:rPr>
+          <w:i/>
+          <w:iCs/>
+          <w:color w:val="222222"/>
+          <w:sz w:val="22"/>
+          <w:szCs w:val="22"/>
+          <w:shd w:val="clear" w:color="auto" w:fill="FFFFFF"/>
+        </w:rPr>
+        <w:t xml:space="preserve">Conference on Cognitive Computational </w:t>
+      </w:r>
+      <w:r>
+        <w:rPr>
+          <w:i/>
+          <w:iCs/>
+          <w:color w:val="222222"/>
+          <w:sz w:val="22"/>
+          <w:szCs w:val="22"/>
+          <w:shd w:val="clear" w:color="auto" w:fill="FFFFFF"/>
+        </w:rPr>
+        <w:t>Neuroscience</w:t>
+      </w:r>
+      <w:r>
+        <w:rPr>
+          <w:i/>
+          <w:iCs/>
+          <w:color w:val="222222"/>
+          <w:sz w:val="22"/>
+          <w:szCs w:val="22"/>
+          <w:shd w:val="clear" w:color="auto" w:fill="FFFFFF"/>
+        </w:rPr>
+        <w:t xml:space="preserve">. </w:t>
+      </w:r>
+      <w:r>
+        <w:rPr>
+          <w:i/>
+          <w:iCs/>
+          <w:color w:val="222222"/>
+          <w:sz w:val="22"/>
+          <w:szCs w:val="22"/>
+          <w:shd w:val="clear" w:color="auto" w:fill="FFFFFF"/>
+        </w:rPr>
+        <w:t xml:space="preserve"> </w:t>
+      </w:r>
+    </w:p>
+    <w:p>
+      <w:pPr>
+        <w:spacing w:line="276" w:lineRule="auto"/>
+        <w:contextualSpacing/>
+        <w:rPr>
+          <w:bCs/>
+          <w:sz w:val="28"/>
+          <w:szCs w:val="28"/>
+        </w:rPr>
+      </w:pPr>
+    </w:p>
+    <w:p>
+      <w:pPr>
+        <w:rPr>
+          <w:i/>
+          <w:iCs/>
+          <w:color w:val="222222"/>
+          <w:sz w:val="22"/>
+          <w:szCs w:val="22"/>
+          <w:shd w:val="clear" w:color="auto" w:fill="FFFFFF"/>
+        </w:rPr>
+      </w:pPr>
+      <w:r>
+        <w:rPr>
+          <w:b/>
+          <w:bCs/>
+          <w:color w:val="222222"/>
+          <w:sz w:val="22"/>
+          <w:szCs w:val="22"/>
+          <w:shd w:val="clear" w:color="auto" w:fill="FFFFFF"/>
+        </w:rPr>
+        <w:lastRenderedPageBreak/>
+        <w:t>Trott, S.,</w:t>
+      </w:r>
+      <w:r>
+        <w:rPr>
+          <w:color w:val="222222"/>
+          <w:sz w:val="22"/>
+          <w:szCs w:val="22"/>
+          <w:shd w:val="clear" w:color="auto" w:fill="FFFFFF"/>
+        </w:rPr>
         <w:t xml:space="preserve"> &amp; Rivière, P. D. (2024). Measuring and Modifying the Readability of English Texts with GPT-4. </w:t>
       </w:r>
       <w:r>
@@ -6847,7 +8432,6 @@
           <w:szCs w:val="22"/>
           <w:shd w:val="clear" w:color="auto" w:fill="FFFFFF"/>
         </w:rPr>
-        <w:lastRenderedPageBreak/>
         <w:t>Chkhaidze</w:t>
       </w:r>
       <w:proofErr w:type="spellEnd"/>
@@ -7863,6 +9447,7 @@
         <w:rPr>
           <w:bCs/>
         </w:rPr>
+        <w:lastRenderedPageBreak/>
         <w:t xml:space="preserve">CSS 211*: </w:t>
       </w:r>
       <w:r>
@@ -7914,736 +9499,736 @@
         <w:rPr>
           <w:bCs/>
         </w:rPr>
+        <w:t>COGS 150*: Large Language Models and Cognitive Science [Spring, 2025]</w:t>
+      </w:r>
+    </w:p>
+    <w:p>
+      <w:pPr>
+        <w:spacing w:line="276" w:lineRule="auto"/>
+        <w:contextualSpacing/>
+        <w:rPr>
+          <w:bCs/>
+        </w:rPr>
+      </w:pPr>
+      <w:r>
+        <w:rPr>
+          <w:bCs/>
+        </w:rPr>
+        <w:t>CSS 100*: Advanced Programming for Computational Social Science [Spring, 2025]</w:t>
+      </w:r>
+    </w:p>
+    <w:p>
+      <w:pPr>
+        <w:spacing w:line="276" w:lineRule="auto"/>
+        <w:contextualSpacing/>
+        <w:rPr>
+          <w:bCs/>
+        </w:rPr>
+      </w:pPr>
+      <w:r>
+        <w:rPr>
+          <w:bCs/>
+        </w:rPr>
+        <w:t>CSS 100*: Advanced Programming for Computational Social Science [Spring, 2024]</w:t>
+      </w:r>
+    </w:p>
+    <w:p>
+      <w:pPr>
+        <w:spacing w:line="276" w:lineRule="auto"/>
+        <w:contextualSpacing/>
+        <w:rPr>
+          <w:bCs/>
+        </w:rPr>
+      </w:pPr>
+      <w:r>
+        <w:rPr>
+          <w:bCs/>
+        </w:rPr>
+        <w:t>COGS 101C: Language [Spring, 2024]</w:t>
+      </w:r>
+    </w:p>
+    <w:p>
+      <w:pPr>
+        <w:spacing w:line="276" w:lineRule="auto"/>
+        <w:contextualSpacing/>
+        <w:rPr>
+          <w:bCs/>
+        </w:rPr>
+      </w:pPr>
+      <w:r>
+        <w:rPr>
+          <w:bCs/>
+        </w:rPr>
+        <w:t>COGS 150*: Large Language Models and Cognitive Science [Winter, 2024]</w:t>
+      </w:r>
+    </w:p>
+    <w:p>
+      <w:pPr>
+        <w:spacing w:line="276" w:lineRule="auto"/>
+        <w:contextualSpacing/>
+        <w:rPr>
+          <w:bCs/>
+        </w:rPr>
+      </w:pPr>
+      <w:r>
+        <w:rPr>
+          <w:bCs/>
+        </w:rPr>
+        <w:t>CSS 2*: Data and Model Programming for Computational Social Science [Winter, 2024]</w:t>
+      </w:r>
+    </w:p>
+    <w:p>
+      <w:pPr>
+        <w:spacing w:line="276" w:lineRule="auto"/>
+        <w:contextualSpacing/>
+        <w:rPr>
+          <w:bCs/>
+        </w:rPr>
+      </w:pPr>
+      <w:r>
+        <w:rPr>
+          <w:bCs/>
+        </w:rPr>
+        <w:t>COGS 153*: Language Comprehension [Fall, 2023]</w:t>
+      </w:r>
+    </w:p>
+    <w:p>
+      <w:pPr>
+        <w:spacing w:line="276" w:lineRule="auto"/>
+        <w:contextualSpacing/>
+        <w:rPr>
+          <w:bCs/>
+        </w:rPr>
+      </w:pPr>
+      <w:r>
+        <w:rPr>
+          <w:bCs/>
+        </w:rPr>
+        <w:t>CSS 1*: Introductory Programming for Computational Social Science [Fall, 2023]</w:t>
+      </w:r>
+    </w:p>
+    <w:p>
+      <w:pPr>
+        <w:spacing w:line="276" w:lineRule="auto"/>
+        <w:contextualSpacing/>
+        <w:rPr>
+          <w:bCs/>
+        </w:rPr>
+      </w:pPr>
+      <w:r>
+        <w:rPr>
+          <w:bCs/>
+        </w:rPr>
+        <w:t>COGS 14A: Introduction to Research Methods [Spring, 2023]</w:t>
+      </w:r>
+    </w:p>
+    <w:p>
+      <w:pPr>
+        <w:spacing w:line="276" w:lineRule="auto"/>
+        <w:contextualSpacing/>
+        <w:rPr>
+          <w:bCs/>
+        </w:rPr>
+      </w:pPr>
+      <w:r>
+        <w:rPr>
+          <w:bCs/>
+        </w:rPr>
+        <w:t>COGS 101C: Language [Winter, 2023]</w:t>
+      </w:r>
+    </w:p>
+    <w:p>
+      <w:pPr>
+        <w:spacing w:line="276" w:lineRule="auto"/>
+        <w:contextualSpacing/>
+        <w:rPr>
+          <w:bCs/>
+        </w:rPr>
+      </w:pPr>
+      <w:r>
+        <w:rPr>
+          <w:bCs/>
+        </w:rPr>
+        <w:t>CSS 2*: Data and Model Programming for Computational Social Science [Winter, 2023]</w:t>
+      </w:r>
+    </w:p>
+    <w:p>
+      <w:pPr>
+        <w:spacing w:line="276" w:lineRule="auto"/>
+        <w:contextualSpacing/>
+        <w:rPr>
+          <w:bCs/>
+        </w:rPr>
+      </w:pPr>
+      <w:r>
+        <w:rPr>
+          <w:bCs/>
+        </w:rPr>
+        <w:t>CSS 1*: Introductory Programming for Computational Social Science [Fall, 2022]</w:t>
+      </w:r>
+    </w:p>
+    <w:p>
+      <w:pPr>
+        <w:spacing w:line="276" w:lineRule="auto"/>
+        <w:contextualSpacing/>
+        <w:rPr>
+          <w:bCs/>
+        </w:rPr>
+      </w:pPr>
+      <w:r>
+        <w:rPr>
+          <w:bCs/>
+        </w:rPr>
+        <w:t>COGS 101C: Language [Spring, 2022]</w:t>
+      </w:r>
+    </w:p>
+    <w:p>
+      <w:pPr>
+        <w:spacing w:line="276" w:lineRule="auto"/>
+        <w:contextualSpacing/>
+        <w:rPr>
+          <w:bCs/>
+        </w:rPr>
+      </w:pPr>
+      <w:r>
+        <w:rPr>
+          <w:bCs/>
+        </w:rPr>
+        <w:t>COGS 14B: Introduction to Statistical Analysis [Summer 2021]</w:t>
+      </w:r>
+    </w:p>
+    <w:p>
+      <w:pPr>
+        <w:spacing w:line="276" w:lineRule="auto"/>
+        <w:contextualSpacing/>
+        <w:rPr>
+          <w:bCs/>
+        </w:rPr>
+      </w:pPr>
+      <w:r>
+        <w:rPr>
+          <w:bCs/>
+        </w:rPr>
+        <w:t>COGS 14B: Introduction to Statistical Analysis [Summer 2020]</w:t>
+      </w:r>
+    </w:p>
+    <w:p>
+      <w:pPr>
+        <w:spacing w:line="276" w:lineRule="auto"/>
+        <w:rPr>
+          <w:b/>
+        </w:rPr>
+      </w:pPr>
+    </w:p>
+    <w:p>
+      <w:pPr>
+        <w:spacing w:line="276" w:lineRule="auto"/>
+        <w:contextualSpacing/>
+        <w:rPr>
+          <w:i/>
+        </w:rPr>
+      </w:pPr>
+      <w:r>
+        <w:rPr>
+          <w:b/>
+        </w:rPr>
+        <w:t>Teaching Assistant</w:t>
+      </w:r>
+      <w:r>
+        <w:t xml:space="preserve"> </w:t>
+      </w:r>
+      <w:r>
+        <w:tab/>
+      </w:r>
+      <w:r>
+        <w:tab/>
+      </w:r>
+      <w:r>
+        <w:tab/>
+      </w:r>
+      <w:r>
+        <w:tab/>
+      </w:r>
+      <w:r>
+        <w:tab/>
+      </w:r>
+      <w:r>
+        <w:tab/>
+      </w:r>
+      <w:r>
+        <w:tab/>
+      </w:r>
+      <w:r>
+        <w:tab/>
+      </w:r>
+      <w:r>
+        <w:tab/>
+      </w:r>
+      <w:r>
+        <w:rPr>
+          <w:i/>
+        </w:rPr>
+        <w:t>2016-</w:t>
+      </w:r>
+      <w:r>
+        <w:rPr>
+          <w:i/>
+        </w:rPr>
+        <w:t>2022</w:t>
+      </w:r>
+    </w:p>
+    <w:p>
+      <w:pPr>
+        <w:spacing w:line="276" w:lineRule="auto"/>
+        <w:rPr>
+          <w:iCs/>
+        </w:rPr>
+      </w:pPr>
+      <w:r>
+        <w:rPr>
+          <w:iCs/>
+        </w:rPr>
+        <w:t>COGS 101C: Language [Winter, 2022]</w:t>
+      </w:r>
+    </w:p>
+    <w:p>
+      <w:pPr>
+        <w:spacing w:line="276" w:lineRule="auto"/>
+        <w:rPr>
+          <w:iCs/>
+        </w:rPr>
+      </w:pPr>
+      <w:r>
+        <w:rPr>
+          <w:iCs/>
+        </w:rPr>
+        <w:t>COGS 137: Practical Data Science in R</w:t>
+      </w:r>
+      <w:r>
+        <w:rPr>
+          <w:iCs/>
+        </w:rPr>
+        <w:t xml:space="preserve"> [Fall 2021]</w:t>
+      </w:r>
+    </w:p>
+    <w:p>
+      <w:pPr>
+        <w:spacing w:line="276" w:lineRule="auto"/>
+        <w:rPr>
+          <w:iCs/>
+        </w:rPr>
+      </w:pPr>
+      <w:r>
+        <w:rPr>
+          <w:iCs/>
+        </w:rPr>
+        <w:t xml:space="preserve">COGS 101B: Learning, Memory, and Attention </w:t>
+      </w:r>
+      <w:r>
+        <w:rPr>
+          <w:iCs/>
+        </w:rPr>
+        <w:t>[Winter 2021]</w:t>
+      </w:r>
+    </w:p>
+    <w:p>
+      <w:pPr>
+        <w:spacing w:line="276" w:lineRule="auto"/>
+        <w:rPr>
+          <w:iCs/>
+        </w:rPr>
+      </w:pPr>
+      <w:r>
+        <w:rPr>
+          <w:iCs/>
+        </w:rPr>
+        <w:t xml:space="preserve">COGS 109: Data Analysis and Modeling </w:t>
+      </w:r>
+      <w:r>
+        <w:rPr>
+          <w:iCs/>
+        </w:rPr>
+        <w:t>[Spring 2021]</w:t>
+      </w:r>
+    </w:p>
+    <w:p>
+      <w:pPr>
+        <w:spacing w:line="276" w:lineRule="auto"/>
+        <w:rPr>
+          <w:iCs/>
+        </w:rPr>
+      </w:pPr>
+      <w:r>
+        <w:rPr>
+          <w:iCs/>
+        </w:rPr>
+        <w:t xml:space="preserve">COGS 153: Language Comprehension </w:t>
+      </w:r>
+      <w:r>
+        <w:rPr>
+          <w:iCs/>
+        </w:rPr>
+        <w:t>[Spring 2021]</w:t>
+      </w:r>
+    </w:p>
+    <w:p>
+      <w:pPr>
+        <w:spacing w:line="276" w:lineRule="auto"/>
+        <w:rPr>
+          <w:iCs/>
+        </w:rPr>
+      </w:pPr>
+      <w:r>
+        <w:rPr>
+          <w:iCs/>
+        </w:rPr>
+        <w:t xml:space="preserve">COGS 14B: Introduction to Statistical Analysis </w:t>
+      </w:r>
+      <w:r>
+        <w:rPr>
+          <w:iCs/>
+        </w:rPr>
+        <w:t>[Fall 2020]</w:t>
+      </w:r>
+    </w:p>
+    <w:p>
+      <w:pPr>
+        <w:spacing w:line="276" w:lineRule="auto"/>
+        <w:rPr>
+          <w:iCs/>
+        </w:rPr>
+      </w:pPr>
+      <w:r>
+        <w:rPr>
+          <w:iCs/>
+        </w:rPr>
+        <w:t xml:space="preserve">COGS 14B: Introduction to Statistical Analysis </w:t>
+      </w:r>
+      <w:r>
+        <w:rPr>
+          <w:iCs/>
+        </w:rPr>
+        <w:t>[Winter 2020]</w:t>
+      </w:r>
+    </w:p>
+    <w:p>
+      <w:pPr>
+        <w:spacing w:line="276" w:lineRule="auto"/>
+        <w:rPr>
+          <w:iCs/>
+        </w:rPr>
+      </w:pPr>
+      <w:r>
+        <w:rPr>
+          <w:iCs/>
+        </w:rPr>
+        <w:t xml:space="preserve">COGS 14A: Introduction to Research Methods </w:t>
+      </w:r>
+      <w:r>
+        <w:rPr>
+          <w:iCs/>
+        </w:rPr>
+        <w:t xml:space="preserve">[Winter 2018] </w:t>
+      </w:r>
+    </w:p>
+    <w:p>
+      <w:pPr>
+        <w:spacing w:line="276" w:lineRule="auto"/>
+        <w:rPr>
+          <w:iCs/>
+        </w:rPr>
+      </w:pPr>
+      <w:r>
+        <w:rPr>
+          <w:iCs/>
+        </w:rPr>
+        <w:t xml:space="preserve">COGS 100: Cyborgs Now and in the Future </w:t>
+      </w:r>
+      <w:r>
+        <w:rPr>
+          <w:iCs/>
+        </w:rPr>
+        <w:t>[Fall 2017]</w:t>
+      </w:r>
+    </w:p>
+    <w:p>
+      <w:pPr>
+        <w:spacing w:line="276" w:lineRule="auto"/>
+        <w:rPr>
+          <w:iCs/>
+        </w:rPr>
+      </w:pPr>
+      <w:r>
+        <w:rPr>
+          <w:iCs/>
+        </w:rPr>
+        <w:t xml:space="preserve">COGS 101C: Language </w:t>
+      </w:r>
+      <w:r>
+        <w:rPr>
+          <w:iCs/>
+        </w:rPr>
+        <w:t>[Spring 2017]</w:t>
+      </w:r>
+    </w:p>
+    <w:p>
+      <w:pPr>
+        <w:spacing w:line="276" w:lineRule="auto"/>
+        <w:rPr>
+          <w:iCs/>
+        </w:rPr>
+      </w:pPr>
+      <w:r>
+        <w:rPr>
+          <w:iCs/>
+        </w:rPr>
+        <w:t xml:space="preserve">COGS 3: Introduction to Computing </w:t>
+      </w:r>
+      <w:r>
+        <w:rPr>
+          <w:iCs/>
+        </w:rPr>
+        <w:t>[Winter 2017]</w:t>
+      </w:r>
+    </w:p>
+    <w:p>
+      <w:pPr>
+        <w:spacing w:line="276" w:lineRule="auto"/>
+        <w:rPr>
+          <w:iCs/>
+        </w:rPr>
+      </w:pPr>
+    </w:p>
+    <w:p>
+      <w:pPr>
+        <w:spacing w:line="276" w:lineRule="auto"/>
+        <w:rPr>
+          <w:b/>
+          <w:bCs/>
+          <w:iCs/>
+        </w:rPr>
+      </w:pPr>
+      <w:r>
+        <w:rPr>
+          <w:b/>
+          <w:bCs/>
+          <w:iCs/>
+        </w:rPr>
+        <w:t>Mentorship</w:t>
+      </w:r>
+    </w:p>
+    <w:p>
+      <w:pPr>
+        <w:spacing w:line="276" w:lineRule="auto"/>
+        <w:rPr>
+          <w:iCs/>
+        </w:rPr>
+      </w:pPr>
+      <w:r>
+        <w:rPr>
+          <w:iCs/>
+        </w:rPr>
+        <w:t>2023</w:t>
+      </w:r>
+      <w:r>
+        <w:rPr>
+          <w:iCs/>
+        </w:rPr>
+        <w:t>-2024</w:t>
+      </w:r>
+      <w:r>
+        <w:rPr>
+          <w:iCs/>
+        </w:rPr>
+        <w:t xml:space="preserve">: </w:t>
+      </w:r>
+      <w:proofErr w:type="spellStart"/>
+      <w:r>
+        <w:rPr>
+          <w:iCs/>
+        </w:rPr>
+        <w:t>Yuhan</w:t>
+      </w:r>
+      <w:proofErr w:type="spellEnd"/>
+      <w:r>
+        <w:rPr>
+          <w:iCs/>
+        </w:rPr>
+        <w:t xml:space="preserve"> Fu (Honors student), </w:t>
+      </w:r>
+      <w:r>
+        <w:rPr>
+          <w:iCs/>
+        </w:rPr>
+        <w:t>Kai Bian</w:t>
+      </w:r>
+      <w:r>
+        <w:rPr>
+          <w:iCs/>
+        </w:rPr>
+        <w:t xml:space="preserve"> (Faculty Mentor Program), Alice Li (Faculty Mentor Program), Sydney Taylor (Faculty Mentor Program)</w:t>
+      </w:r>
+    </w:p>
+    <w:p>
+      <w:pPr>
+        <w:spacing w:line="276" w:lineRule="auto"/>
+        <w:rPr>
+          <w:iCs/>
+        </w:rPr>
+      </w:pPr>
+      <w:r>
+        <w:rPr>
+          <w:iCs/>
+        </w:rPr>
+        <w:t>2022</w:t>
+      </w:r>
+      <w:r>
+        <w:rPr>
+          <w:iCs/>
+        </w:rPr>
+        <w:t>-2023</w:t>
+      </w:r>
+      <w:r>
+        <w:rPr>
+          <w:iCs/>
+        </w:rPr>
+        <w:t>: Owen Pi</w:t>
+      </w:r>
+    </w:p>
+    <w:p>
+      <w:pPr>
+        <w:spacing w:line="276" w:lineRule="auto"/>
+        <w:rPr>
+          <w:iCs/>
+        </w:rPr>
+      </w:pPr>
+      <w:r>
+        <w:rPr>
+          <w:iCs/>
+        </w:rPr>
+        <w:t>2021</w:t>
+      </w:r>
+      <w:r>
+        <w:rPr>
+          <w:iCs/>
+        </w:rPr>
+        <w:t>-2022</w:t>
+      </w:r>
+      <w:r>
+        <w:rPr>
+          <w:iCs/>
+        </w:rPr>
+        <w:t>: Monica Van</w:t>
+      </w:r>
+      <w:r>
+        <w:rPr>
+          <w:iCs/>
+        </w:rPr>
+        <w:t xml:space="preserve"> (Honors student)</w:t>
+      </w:r>
+      <w:r>
+        <w:rPr>
+          <w:iCs/>
+        </w:rPr>
+        <w:t>,</w:t>
+      </w:r>
+      <w:r>
+        <w:rPr>
+          <w:iCs/>
+        </w:rPr>
+        <w:t xml:space="preserve"> Dan </w:t>
+      </w:r>
+      <w:proofErr w:type="spellStart"/>
+      <w:r>
+        <w:rPr>
+          <w:iCs/>
+        </w:rPr>
+        <w:t>Kaliblotzky</w:t>
+      </w:r>
+      <w:proofErr w:type="spellEnd"/>
+    </w:p>
+    <w:p>
+      <w:pPr>
+        <w:spacing w:line="276" w:lineRule="auto"/>
+        <w:rPr>
+          <w:iCs/>
+        </w:rPr>
+      </w:pPr>
+      <w:r>
+        <w:rPr>
+          <w:iCs/>
+        </w:rPr>
+        <w:t xml:space="preserve">2020-2021: Alex </w:t>
+      </w:r>
+      <w:proofErr w:type="spellStart"/>
+      <w:r>
+        <w:rPr>
+          <w:iCs/>
+        </w:rPr>
+        <w:t>Liebscher</w:t>
+      </w:r>
+      <w:proofErr w:type="spellEnd"/>
+      <w:r>
+        <w:rPr>
+          <w:iCs/>
+        </w:rPr>
+        <w:t xml:space="preserve"> (Honors student)</w:t>
+      </w:r>
+    </w:p>
+    <w:p>
+      <w:pPr>
+        <w:spacing w:line="276" w:lineRule="auto"/>
+        <w:rPr>
+          <w:iCs/>
+        </w:rPr>
+      </w:pPr>
+      <w:r>
+        <w:rPr>
+          <w:iCs/>
+        </w:rPr>
+        <w:t>2019-2020: Stefanie Reed</w:t>
+      </w:r>
+    </w:p>
+    <w:p>
+      <w:pPr>
+        <w:spacing w:line="276" w:lineRule="auto"/>
+        <w:rPr>
+          <w:iCs/>
+        </w:rPr>
+      </w:pPr>
+    </w:p>
+    <w:p>
+      <w:pPr>
+        <w:spacing w:line="276" w:lineRule="auto"/>
+        <w:rPr>
+          <w:b/>
+          <w:bCs/>
+          <w:iCs/>
+        </w:rPr>
+      </w:pPr>
+      <w:r>
+        <w:rPr>
+          <w:b/>
+          <w:bCs/>
+          <w:iCs/>
+        </w:rPr>
+        <w:t>Mentee-led Presentations and Publications</w:t>
+      </w:r>
+    </w:p>
+    <w:p>
+      <w:pPr>
+        <w:spacing w:line="276" w:lineRule="auto"/>
+        <w:rPr>
+          <w:iCs/>
+        </w:rPr>
+      </w:pPr>
+      <w:proofErr w:type="spellStart"/>
+      <w:r>
+        <w:rPr>
+          <w:color w:val="222222"/>
+          <w:shd w:val="clear" w:color="auto" w:fill="FFFFFF"/>
+        </w:rPr>
         <w:lastRenderedPageBreak/>
-        <w:t>COGS 150*: Large Language Models and Cognitive Science [Spring, 2025]</w:t>
-      </w:r>
-    </w:p>
-    <w:p>
-      <w:pPr>
-        <w:spacing w:line="276" w:lineRule="auto"/>
-        <w:contextualSpacing/>
-        <w:rPr>
-          <w:bCs/>
-        </w:rPr>
-      </w:pPr>
-      <w:r>
-        <w:rPr>
-          <w:bCs/>
-        </w:rPr>
-        <w:t>CSS 100*: Advanced Programming for Computational Social Science [Spring, 2025]</w:t>
-      </w:r>
-    </w:p>
-    <w:p>
-      <w:pPr>
-        <w:spacing w:line="276" w:lineRule="auto"/>
-        <w:contextualSpacing/>
-        <w:rPr>
-          <w:bCs/>
-        </w:rPr>
-      </w:pPr>
-      <w:r>
-        <w:rPr>
-          <w:bCs/>
-        </w:rPr>
-        <w:t>CSS 100*: Advanced Programming for Computational Social Science [Spring, 2024]</w:t>
-      </w:r>
-    </w:p>
-    <w:p>
-      <w:pPr>
-        <w:spacing w:line="276" w:lineRule="auto"/>
-        <w:contextualSpacing/>
-        <w:rPr>
-          <w:bCs/>
-        </w:rPr>
-      </w:pPr>
-      <w:r>
-        <w:rPr>
-          <w:bCs/>
-        </w:rPr>
-        <w:t>COGS 101C: Language [Spring, 2024]</w:t>
-      </w:r>
-    </w:p>
-    <w:p>
-      <w:pPr>
-        <w:spacing w:line="276" w:lineRule="auto"/>
-        <w:contextualSpacing/>
-        <w:rPr>
-          <w:bCs/>
-        </w:rPr>
-      </w:pPr>
-      <w:r>
-        <w:rPr>
-          <w:bCs/>
-        </w:rPr>
-        <w:t>COGS 150*: Large Language Models and Cognitive Science [Winter, 2024]</w:t>
-      </w:r>
-    </w:p>
-    <w:p>
-      <w:pPr>
-        <w:spacing w:line="276" w:lineRule="auto"/>
-        <w:contextualSpacing/>
-        <w:rPr>
-          <w:bCs/>
-        </w:rPr>
-      </w:pPr>
-      <w:r>
-        <w:rPr>
-          <w:bCs/>
-        </w:rPr>
-        <w:t>CSS 2*: Data and Model Programming for Computational Social Science [Winter, 2024]</w:t>
-      </w:r>
-    </w:p>
-    <w:p>
-      <w:pPr>
-        <w:spacing w:line="276" w:lineRule="auto"/>
-        <w:contextualSpacing/>
-        <w:rPr>
-          <w:bCs/>
-        </w:rPr>
-      </w:pPr>
-      <w:r>
-        <w:rPr>
-          <w:bCs/>
-        </w:rPr>
-        <w:t>COGS 153*: Language Comprehension [Fall, 2023]</w:t>
-      </w:r>
-    </w:p>
-    <w:p>
-      <w:pPr>
-        <w:spacing w:line="276" w:lineRule="auto"/>
-        <w:contextualSpacing/>
-        <w:rPr>
-          <w:bCs/>
-        </w:rPr>
-      </w:pPr>
-      <w:r>
-        <w:rPr>
-          <w:bCs/>
-        </w:rPr>
-        <w:t>CSS 1*: Introductory Programming for Computational Social Science [Fall, 2023]</w:t>
-      </w:r>
-    </w:p>
-    <w:p>
-      <w:pPr>
-        <w:spacing w:line="276" w:lineRule="auto"/>
-        <w:contextualSpacing/>
-        <w:rPr>
-          <w:bCs/>
-        </w:rPr>
-      </w:pPr>
-      <w:r>
-        <w:rPr>
-          <w:bCs/>
-        </w:rPr>
-        <w:t>COGS 14A: Introduction to Research Methods [Spring, 2023]</w:t>
-      </w:r>
-    </w:p>
-    <w:p>
-      <w:pPr>
-        <w:spacing w:line="276" w:lineRule="auto"/>
-        <w:contextualSpacing/>
-        <w:rPr>
-          <w:bCs/>
-        </w:rPr>
-      </w:pPr>
-      <w:r>
-        <w:rPr>
-          <w:bCs/>
-        </w:rPr>
-        <w:t>COGS 101C: Language [Winter, 2023]</w:t>
-      </w:r>
-    </w:p>
-    <w:p>
-      <w:pPr>
-        <w:spacing w:line="276" w:lineRule="auto"/>
-        <w:contextualSpacing/>
-        <w:rPr>
-          <w:bCs/>
-        </w:rPr>
-      </w:pPr>
-      <w:r>
-        <w:rPr>
-          <w:bCs/>
-        </w:rPr>
-        <w:t>CSS 2*: Data and Model Programming for Computational Social Science [Winter, 2023]</w:t>
-      </w:r>
-    </w:p>
-    <w:p>
-      <w:pPr>
-        <w:spacing w:line="276" w:lineRule="auto"/>
-        <w:contextualSpacing/>
-        <w:rPr>
-          <w:bCs/>
-        </w:rPr>
-      </w:pPr>
-      <w:r>
-        <w:rPr>
-          <w:bCs/>
-        </w:rPr>
-        <w:t>CSS 1*: Introductory Programming for Computational Social Science [Fall, 2022]</w:t>
-      </w:r>
-    </w:p>
-    <w:p>
-      <w:pPr>
-        <w:spacing w:line="276" w:lineRule="auto"/>
-        <w:contextualSpacing/>
-        <w:rPr>
-          <w:bCs/>
-        </w:rPr>
-      </w:pPr>
-      <w:r>
-        <w:rPr>
-          <w:bCs/>
-        </w:rPr>
-        <w:t>COGS 101C: Language [Spring, 2022]</w:t>
-      </w:r>
-    </w:p>
-    <w:p>
-      <w:pPr>
-        <w:spacing w:line="276" w:lineRule="auto"/>
-        <w:contextualSpacing/>
-        <w:rPr>
-          <w:bCs/>
-        </w:rPr>
-      </w:pPr>
-      <w:r>
-        <w:rPr>
-          <w:bCs/>
-        </w:rPr>
-        <w:t>COGS 14B: Introduction to Statistical Analysis [Summer 2021]</w:t>
-      </w:r>
-    </w:p>
-    <w:p>
-      <w:pPr>
-        <w:spacing w:line="276" w:lineRule="auto"/>
-        <w:contextualSpacing/>
-        <w:rPr>
-          <w:bCs/>
-        </w:rPr>
-      </w:pPr>
-      <w:r>
-        <w:rPr>
-          <w:bCs/>
-        </w:rPr>
-        <w:t>COGS 14B: Introduction to Statistical Analysis [Summer 2020]</w:t>
-      </w:r>
-    </w:p>
-    <w:p>
-      <w:pPr>
-        <w:spacing w:line="276" w:lineRule="auto"/>
-        <w:rPr>
-          <w:b/>
-        </w:rPr>
-      </w:pPr>
-    </w:p>
-    <w:p>
-      <w:pPr>
-        <w:spacing w:line="276" w:lineRule="auto"/>
-        <w:contextualSpacing/>
-        <w:rPr>
-          <w:i/>
-        </w:rPr>
-      </w:pPr>
-      <w:r>
-        <w:rPr>
-          <w:b/>
-        </w:rPr>
-        <w:t>Teaching Assistant</w:t>
-      </w:r>
-      <w:r>
-        <w:t xml:space="preserve"> </w:t>
-      </w:r>
-      <w:r>
-        <w:tab/>
-      </w:r>
-      <w:r>
-        <w:tab/>
-      </w:r>
-      <w:r>
-        <w:tab/>
-      </w:r>
-      <w:r>
-        <w:tab/>
-      </w:r>
-      <w:r>
-        <w:tab/>
-      </w:r>
-      <w:r>
-        <w:tab/>
-      </w:r>
-      <w:r>
-        <w:tab/>
-      </w:r>
-      <w:r>
-        <w:tab/>
-      </w:r>
-      <w:r>
-        <w:tab/>
-      </w:r>
-      <w:r>
-        <w:rPr>
-          <w:i/>
-        </w:rPr>
-        <w:t>2016-</w:t>
-      </w:r>
-      <w:r>
-        <w:rPr>
-          <w:i/>
-        </w:rPr>
-        <w:t>2022</w:t>
-      </w:r>
-    </w:p>
-    <w:p>
-      <w:pPr>
-        <w:spacing w:line="276" w:lineRule="auto"/>
-        <w:rPr>
-          <w:iCs/>
-        </w:rPr>
-      </w:pPr>
-      <w:r>
-        <w:rPr>
-          <w:iCs/>
-        </w:rPr>
-        <w:t>COGS 101C: Language [Winter, 2022]</w:t>
-      </w:r>
-    </w:p>
-    <w:p>
-      <w:pPr>
-        <w:spacing w:line="276" w:lineRule="auto"/>
-        <w:rPr>
-          <w:iCs/>
-        </w:rPr>
-      </w:pPr>
-      <w:r>
-        <w:rPr>
-          <w:iCs/>
-        </w:rPr>
-        <w:t>COGS 137: Practical Data Science in R</w:t>
-      </w:r>
-      <w:r>
-        <w:rPr>
-          <w:iCs/>
-        </w:rPr>
-        <w:t xml:space="preserve"> [Fall 2021]</w:t>
-      </w:r>
-    </w:p>
-    <w:p>
-      <w:pPr>
-        <w:spacing w:line="276" w:lineRule="auto"/>
-        <w:rPr>
-          <w:iCs/>
-        </w:rPr>
-      </w:pPr>
-      <w:r>
-        <w:rPr>
-          <w:iCs/>
-        </w:rPr>
-        <w:t xml:space="preserve">COGS 101B: Learning, Memory, and Attention </w:t>
-      </w:r>
-      <w:r>
-        <w:rPr>
-          <w:iCs/>
-        </w:rPr>
-        <w:t>[Winter 2021]</w:t>
-      </w:r>
-    </w:p>
-    <w:p>
-      <w:pPr>
-        <w:spacing w:line="276" w:lineRule="auto"/>
-        <w:rPr>
-          <w:iCs/>
-        </w:rPr>
-      </w:pPr>
-      <w:r>
-        <w:rPr>
-          <w:iCs/>
-        </w:rPr>
-        <w:t xml:space="preserve">COGS 109: Data Analysis and Modeling </w:t>
-      </w:r>
-      <w:r>
-        <w:rPr>
-          <w:iCs/>
-        </w:rPr>
-        <w:t>[Spring 2021]</w:t>
-      </w:r>
-    </w:p>
-    <w:p>
-      <w:pPr>
-        <w:spacing w:line="276" w:lineRule="auto"/>
-        <w:rPr>
-          <w:iCs/>
-        </w:rPr>
-      </w:pPr>
-      <w:r>
-        <w:rPr>
-          <w:iCs/>
-        </w:rPr>
-        <w:t xml:space="preserve">COGS 153: Language Comprehension </w:t>
-      </w:r>
-      <w:r>
-        <w:rPr>
-          <w:iCs/>
-        </w:rPr>
-        <w:t>[Spring 2021]</w:t>
-      </w:r>
-    </w:p>
-    <w:p>
-      <w:pPr>
-        <w:spacing w:line="276" w:lineRule="auto"/>
-        <w:rPr>
-          <w:iCs/>
-        </w:rPr>
-      </w:pPr>
-      <w:r>
-        <w:rPr>
-          <w:iCs/>
-        </w:rPr>
-        <w:t xml:space="preserve">COGS 14B: Introduction to Statistical Analysis </w:t>
-      </w:r>
-      <w:r>
-        <w:rPr>
-          <w:iCs/>
-        </w:rPr>
-        <w:t>[Fall 2020]</w:t>
-      </w:r>
-    </w:p>
-    <w:p>
-      <w:pPr>
-        <w:spacing w:line="276" w:lineRule="auto"/>
-        <w:rPr>
-          <w:iCs/>
-        </w:rPr>
-      </w:pPr>
-      <w:r>
-        <w:rPr>
-          <w:iCs/>
-        </w:rPr>
-        <w:t xml:space="preserve">COGS 14B: Introduction to Statistical Analysis </w:t>
-      </w:r>
-      <w:r>
-        <w:rPr>
-          <w:iCs/>
-        </w:rPr>
-        <w:t>[Winter 2020]</w:t>
-      </w:r>
-    </w:p>
-    <w:p>
-      <w:pPr>
-        <w:spacing w:line="276" w:lineRule="auto"/>
-        <w:rPr>
-          <w:iCs/>
-        </w:rPr>
-      </w:pPr>
-      <w:r>
-        <w:rPr>
-          <w:iCs/>
-        </w:rPr>
-        <w:t xml:space="preserve">COGS 14A: Introduction to Research Methods </w:t>
-      </w:r>
-      <w:r>
-        <w:rPr>
-          <w:iCs/>
-        </w:rPr>
-        <w:t xml:space="preserve">[Winter 2018] </w:t>
-      </w:r>
-    </w:p>
-    <w:p>
-      <w:pPr>
-        <w:spacing w:line="276" w:lineRule="auto"/>
-        <w:rPr>
-          <w:iCs/>
-        </w:rPr>
-      </w:pPr>
-      <w:r>
-        <w:rPr>
-          <w:iCs/>
-        </w:rPr>
-        <w:t xml:space="preserve">COGS 100: Cyborgs Now and in the Future </w:t>
-      </w:r>
-      <w:r>
-        <w:rPr>
-          <w:iCs/>
-        </w:rPr>
-        <w:t>[Fall 2017]</w:t>
-      </w:r>
-    </w:p>
-    <w:p>
-      <w:pPr>
-        <w:spacing w:line="276" w:lineRule="auto"/>
-        <w:rPr>
-          <w:iCs/>
-        </w:rPr>
-      </w:pPr>
-      <w:r>
-        <w:rPr>
-          <w:iCs/>
-        </w:rPr>
-        <w:t xml:space="preserve">COGS 101C: Language </w:t>
-      </w:r>
-      <w:r>
-        <w:rPr>
-          <w:iCs/>
-        </w:rPr>
-        <w:t>[Spring 2017]</w:t>
-      </w:r>
-    </w:p>
-    <w:p>
-      <w:pPr>
-        <w:spacing w:line="276" w:lineRule="auto"/>
-        <w:rPr>
-          <w:iCs/>
-        </w:rPr>
-      </w:pPr>
-      <w:r>
-        <w:rPr>
-          <w:iCs/>
-        </w:rPr>
-        <w:t xml:space="preserve">COGS 3: Introduction to Computing </w:t>
-      </w:r>
-      <w:r>
-        <w:rPr>
-          <w:iCs/>
-        </w:rPr>
-        <w:t>[Winter 2017]</w:t>
-      </w:r>
-    </w:p>
-    <w:p>
-      <w:pPr>
-        <w:spacing w:line="276" w:lineRule="auto"/>
-        <w:rPr>
-          <w:iCs/>
-        </w:rPr>
-      </w:pPr>
-    </w:p>
-    <w:p>
-      <w:pPr>
-        <w:spacing w:line="276" w:lineRule="auto"/>
-        <w:rPr>
-          <w:b/>
-          <w:bCs/>
-          <w:iCs/>
-        </w:rPr>
-      </w:pPr>
-      <w:r>
-        <w:rPr>
-          <w:b/>
-          <w:bCs/>
-          <w:iCs/>
-        </w:rPr>
-        <w:t>Mentorship</w:t>
-      </w:r>
-    </w:p>
-    <w:p>
-      <w:pPr>
-        <w:spacing w:line="276" w:lineRule="auto"/>
-        <w:rPr>
-          <w:iCs/>
-        </w:rPr>
-      </w:pPr>
-      <w:r>
-        <w:rPr>
-          <w:iCs/>
-        </w:rPr>
-        <w:t>2023</w:t>
-      </w:r>
-      <w:r>
-        <w:rPr>
-          <w:iCs/>
-        </w:rPr>
-        <w:t>-2024</w:t>
-      </w:r>
-      <w:r>
-        <w:rPr>
-          <w:iCs/>
-        </w:rPr>
-        <w:t xml:space="preserve">: </w:t>
-      </w:r>
-      <w:proofErr w:type="spellStart"/>
-      <w:r>
-        <w:rPr>
-          <w:iCs/>
-        </w:rPr>
-        <w:t>Yuhan</w:t>
-      </w:r>
-      <w:proofErr w:type="spellEnd"/>
-      <w:r>
-        <w:rPr>
-          <w:iCs/>
-        </w:rPr>
-        <w:t xml:space="preserve"> Fu (Honors student), </w:t>
-      </w:r>
-      <w:r>
-        <w:rPr>
-          <w:iCs/>
-        </w:rPr>
-        <w:t>Kai Bian</w:t>
-      </w:r>
-      <w:r>
-        <w:rPr>
-          <w:iCs/>
-        </w:rPr>
-        <w:t xml:space="preserve"> (Faculty Mentor Program), Alice Li (Faculty Mentor Program), Sydney Taylor (Faculty Mentor Program)</w:t>
-      </w:r>
-    </w:p>
-    <w:p>
-      <w:pPr>
-        <w:spacing w:line="276" w:lineRule="auto"/>
-        <w:rPr>
-          <w:iCs/>
-        </w:rPr>
-      </w:pPr>
-      <w:r>
-        <w:rPr>
-          <w:iCs/>
-        </w:rPr>
-        <w:t>2022</w:t>
-      </w:r>
-      <w:r>
-        <w:rPr>
-          <w:iCs/>
-        </w:rPr>
-        <w:t>-2023</w:t>
-      </w:r>
-      <w:r>
-        <w:rPr>
-          <w:iCs/>
-        </w:rPr>
-        <w:t>: Owen Pi</w:t>
-      </w:r>
-    </w:p>
-    <w:p>
-      <w:pPr>
-        <w:spacing w:line="276" w:lineRule="auto"/>
-        <w:rPr>
-          <w:iCs/>
-        </w:rPr>
-      </w:pPr>
-      <w:r>
-        <w:rPr>
-          <w:iCs/>
-        </w:rPr>
-        <w:t>2021</w:t>
-      </w:r>
-      <w:r>
-        <w:rPr>
-          <w:iCs/>
-        </w:rPr>
-        <w:t>-2022</w:t>
-      </w:r>
-      <w:r>
-        <w:rPr>
-          <w:iCs/>
-        </w:rPr>
-        <w:t>: Monica Van</w:t>
-      </w:r>
-      <w:r>
-        <w:rPr>
-          <w:iCs/>
-        </w:rPr>
-        <w:t xml:space="preserve"> (Honors student)</w:t>
-      </w:r>
-      <w:r>
-        <w:rPr>
-          <w:iCs/>
-        </w:rPr>
-        <w:t>,</w:t>
-      </w:r>
-      <w:r>
-        <w:rPr>
-          <w:iCs/>
-        </w:rPr>
-        <w:t xml:space="preserve"> Dan </w:t>
-      </w:r>
-      <w:proofErr w:type="spellStart"/>
-      <w:r>
-        <w:rPr>
-          <w:iCs/>
-        </w:rPr>
-        <w:t>Kaliblotzky</w:t>
-      </w:r>
-      <w:proofErr w:type="spellEnd"/>
-    </w:p>
-    <w:p>
-      <w:pPr>
-        <w:spacing w:line="276" w:lineRule="auto"/>
-        <w:rPr>
-          <w:iCs/>
-        </w:rPr>
-      </w:pPr>
-      <w:r>
-        <w:rPr>
-          <w:iCs/>
-        </w:rPr>
-        <w:t xml:space="preserve">2020-2021: Alex </w:t>
-      </w:r>
-      <w:proofErr w:type="spellStart"/>
-      <w:r>
-        <w:rPr>
-          <w:iCs/>
-        </w:rPr>
-        <w:t>Liebscher</w:t>
-      </w:r>
-      <w:proofErr w:type="spellEnd"/>
-      <w:r>
-        <w:rPr>
-          <w:iCs/>
-        </w:rPr>
-        <w:t xml:space="preserve"> (Honors student)</w:t>
-      </w:r>
-    </w:p>
-    <w:p>
-      <w:pPr>
-        <w:spacing w:line="276" w:lineRule="auto"/>
-        <w:rPr>
-          <w:iCs/>
-        </w:rPr>
-      </w:pPr>
-      <w:r>
-        <w:rPr>
-          <w:iCs/>
-        </w:rPr>
-        <w:t>2019-2020: Stefanie Reed</w:t>
-      </w:r>
-    </w:p>
-    <w:p>
-      <w:pPr>
-        <w:spacing w:line="276" w:lineRule="auto"/>
-        <w:rPr>
-          <w:iCs/>
-        </w:rPr>
-      </w:pPr>
-    </w:p>
-    <w:p>
-      <w:pPr>
-        <w:spacing w:line="276" w:lineRule="auto"/>
-        <w:rPr>
-          <w:b/>
-          <w:bCs/>
-          <w:iCs/>
-        </w:rPr>
-      </w:pPr>
-      <w:r>
-        <w:rPr>
-          <w:b/>
-          <w:bCs/>
-          <w:iCs/>
-        </w:rPr>
-        <w:t>Mentee-led Presentations and Publications</w:t>
-      </w:r>
-    </w:p>
-    <w:p>
-      <w:pPr>
-        <w:spacing w:line="276" w:lineRule="auto"/>
-        <w:rPr>
-          <w:iCs/>
-        </w:rPr>
-      </w:pPr>
-      <w:proofErr w:type="spellStart"/>
-      <w:r>
-        <w:rPr>
-          <w:color w:val="222222"/>
-          <w:shd w:val="clear" w:color="auto" w:fill="FFFFFF"/>
-        </w:rPr>
         <w:t>Liebscher</w:t>
       </w:r>
       <w:proofErr w:type="spellEnd"/>
@@ -8808,12 +10393,6 @@
         </w:rPr>
         <w:t>Service to the Field</w:t>
       </w:r>
-      <w:r>
-        <w:rPr>
-          <w:bCs/>
-        </w:rPr>
-        <w:t>:</w:t>
-      </w:r>
     </w:p>
     <w:p>
       <w:pPr>
@@ -8855,7 +10434,7 @@
         <w:rPr>
           <w:b/>
         </w:rPr>
-        <w:t>Department Service:</w:t>
+        <w:t>Department Service</w:t>
       </w:r>
     </w:p>
     <w:p>
@@ -8876,15 +10455,25 @@
         <w:rPr>
           <w:bCs/>
         </w:rPr>
-        <w:t xml:space="preserve">CSS Academic Support Lead [Fall, 2023 - </w:t>
-      </w:r>
-      <w:r>
-        <w:rPr>
-          <w:bCs/>
-          <w:i/>
-          <w:iCs/>
-        </w:rPr>
-        <w:t>Present</w:t>
+        <w:t xml:space="preserve">CSS Academic Support Lead [Fall, 2023 </w:t>
+      </w:r>
+      <w:r>
+        <w:rPr>
+          <w:bCs/>
+        </w:rPr>
+        <w:t>–</w:t>
+      </w:r>
+      <w:r>
+        <w:rPr>
+          <w:bCs/>
+        </w:rPr>
+        <w:t xml:space="preserve"> </w:t>
+      </w:r>
+      <w:r>
+        <w:rPr>
+          <w:bCs/>
+        </w:rPr>
+        <w:t>Fall, 2025</w:t>
       </w:r>
       <w:r>
         <w:rPr>
@@ -9037,17 +10626,13 @@
     <w:p>
       <w:pPr>
         <w:spacing w:line="276" w:lineRule="auto"/>
-        <w:rPr>
-          <w:b/>
-          <w:bCs/>
-        </w:rPr>
-      </w:pPr>
-      <w:r>
-        <w:rPr>
-          <w:b/>
-          <w:bCs/>
-        </w:rPr>
-        <w:t>Reviewer</w:t>
+      </w:pPr>
+      <w:r>
+        <w:rPr>
+          <w:b/>
+          <w:bCs/>
+        </w:rPr>
+        <w:t>Grant Reviewer</w:t>
       </w:r>
     </w:p>
     <w:p>
@@ -9101,6 +10686,101 @@
           <w:bCs/>
         </w:rPr>
         <w:t>er</w:t>
+      </w:r>
+    </w:p>
+    <w:p>
+      <w:pPr>
+        <w:spacing w:line="276" w:lineRule="auto"/>
+      </w:pPr>
+      <w:r>
+        <w:rPr>
+          <w:b/>
+          <w:bCs/>
+        </w:rPr>
+        <w:t>2026</w:t>
+      </w:r>
+      <w:r>
+        <w:t xml:space="preserve">: </w:t>
+      </w:r>
+      <w:r>
+        <w:rPr>
+          <w:i/>
+          <w:iCs/>
+        </w:rPr>
+        <w:t xml:space="preserve">ACL </w:t>
+      </w:r>
+      <w:r>
+        <w:t xml:space="preserve">(3x), </w:t>
+      </w:r>
+      <w:r>
+        <w:rPr>
+          <w:i/>
+          <w:iCs/>
+        </w:rPr>
+        <w:t>Cognition</w:t>
+      </w:r>
+      <w:r>
+        <w:t xml:space="preserve">, </w:t>
+      </w:r>
+      <w:r>
+        <w:rPr>
+          <w:i/>
+          <w:iCs/>
+        </w:rPr>
+        <w:t xml:space="preserve">Conference on Language Modeling </w:t>
+      </w:r>
+      <w:r>
+        <w:t xml:space="preserve">(6x), </w:t>
+      </w:r>
+      <w:r>
+        <w:rPr>
+          <w:i/>
+          <w:iCs/>
+        </w:rPr>
+        <w:t>Pragmatics</w:t>
+      </w:r>
+      <w:r>
+        <w:t xml:space="preserve">, </w:t>
+      </w:r>
+      <w:r>
+        <w:rPr>
+          <w:i/>
+          <w:iCs/>
+        </w:rPr>
+        <w:t>Cognitive Science</w:t>
+      </w:r>
+      <w:r>
+        <w:t xml:space="preserve"> conference (1x), </w:t>
+      </w:r>
+      <w:r>
+        <w:rPr>
+          <w:i/>
+          <w:iCs/>
+        </w:rPr>
+        <w:t>Cognitive Science</w:t>
+      </w:r>
+      <w:r>
+        <w:t xml:space="preserve">, </w:t>
+      </w:r>
+      <w:r>
+        <w:rPr>
+          <w:i/>
+          <w:iCs/>
+        </w:rPr>
+        <w:t>Transactions in ACL</w:t>
+      </w:r>
+      <w:r>
+        <w:t xml:space="preserve">, </w:t>
+      </w:r>
+      <w:r>
+        <w:rPr>
+          <w:i/>
+          <w:iCs/>
+        </w:rPr>
+        <w:t>Language Resources and Evaluation</w:t>
+      </w:r>
+      <w:r>
+        <w:t>.</w:t>
       </w:r>
     </w:p>
     <w:p>
@@ -9520,6 +11200,7 @@
           <w:b/>
           <w:noProof/>
         </w:rPr>
+        <w:lastRenderedPageBreak/>
         <w:pict w14:anchorId="674BE7C9">
           <v:rect id="_x0000_i1025" alt="" style="width:468pt;height:1.5pt;mso-width-percent:0;mso-height-percent:0;mso-width-percent:0;mso-height-percent:0" o:hralign="center" o:hrstd="t" o:hrnoshade="t" o:hr="t" fillcolor="black [3213]" stroked="f"/>
         </w:pict>
@@ -9590,7 +11271,6 @@
           <w:rFonts w:ascii="Times New Roman" w:hAnsi="Times New Roman"/>
           <w:bCs/>
         </w:rPr>
-        <w:lastRenderedPageBreak/>
         <w:t xml:space="preserve">Proposed and implemented a system to analyze non-literal language use (e.g., metaphor, construal). </w:t>
       </w:r>
     </w:p>
@@ -11708,6 +13388,27 @@
       <w:szCs w:val="24"/>
     </w:rPr>
   </w:style>
+  <w:style w:type="paragraph" w:styleId="Heading1">
+    <w:name w:val="heading 1"/>
+    <w:basedOn w:val="Normal"/>
+    <w:next w:val="Normal"/>
+    <w:link w:val="Heading1Char"/>
+    <w:uiPriority w:val="9"/>
+    <w:qFormat/>
+    <w:rsid w:val="0019301C"/>
+    <w:pPr>
+      <w:keepNext/>
+      <w:keepLines/>
+      <w:spacing w:before="240"/>
+      <w:outlineLvl w:val="0"/>
+    </w:pPr>
+    <w:rPr>
+      <w:rFonts w:asciiTheme="majorHAnsi" w:eastAsiaTheme="majorEastAsia" w:hAnsiTheme="majorHAnsi" w:cstheme="majorBidi"/>
+      <w:color w:val="365F91" w:themeColor="accent1" w:themeShade="BF"/>
+      <w:sz w:val="32"/>
+      <w:szCs w:val="32"/>
+    </w:rPr>
+  </w:style>
   <w:style w:type="paragraph" w:styleId="Heading2">
     <w:name w:val="heading 2"/>
     <w:basedOn w:val="Normal"/>
@@ -12002,6 +13703,19 @@
       <w:szCs w:val="36"/>
     </w:rPr>
   </w:style>
+  <w:style w:type="character" w:customStyle="1" w:styleId="Heading1Char">
+    <w:name w:val="Heading 1 Char"/>
+    <w:basedOn w:val="DefaultParagraphFont"/>
+    <w:link w:val="Heading1"/>
+    <w:uiPriority w:val="9"/>
+    <w:rsid w:val="0019301C"/>
+    <w:rPr>
+      <w:rFonts w:asciiTheme="majorHAnsi" w:eastAsiaTheme="majorEastAsia" w:hAnsiTheme="majorHAnsi" w:cstheme="majorBidi"/>
+      <w:color w:val="365F91" w:themeColor="accent1" w:themeShade="BF"/>
+      <w:sz w:val="32"/>
+      <w:szCs w:val="32"/>
+    </w:rPr>
+  </w:style>
 </w:styles>
 </file>
 

--- a/pdf/Trott_CV_Current.docx
+++ b/pdf/Trott_CV_Current.docx
@@ -1,6 +1,6 @@
 
 <file path=word/document.xml><?xml version="1.0" encoding="utf-8"?>
-<w:document xmlns:wpc="http://schemas.microsoft.com/office/word/2010/wordprocessingCanvas" xmlns:cx="http://schemas.microsoft.com/office/drawing/2014/chartex" xmlns:cx1="http://schemas.microsoft.com/office/drawing/2015/9/8/chartex" xmlns:cx2="http://schemas.microsoft.com/office/drawing/2015/10/21/chartex" xmlns:cx3="http://schemas.microsoft.com/office/drawing/2016/5/9/chartex" xmlns:cx4="http://schemas.microsoft.com/office/drawing/2016/5/10/chartex" xmlns:cx5="http://schemas.microsoft.com/office/drawing/2016/5/11/chartex" xmlns:cx6="http://schemas.microsoft.com/office/drawing/2016/5/12/chartex" xmlns:cx7="http://schemas.microsoft.com/office/drawing/2016/5/13/chartex" xmlns:cx8="http://schemas.microsoft.com/office/drawing/2016/5/14/chartex" xmlns:mc="http://schemas.openxmlformats.org/markup-compatibility/2006" xmlns:aink="http://schemas.microsoft.com/office/drawing/2016/ink" xmlns:am3d="http://schemas.microsoft.com/office/drawing/2017/model3d" xmlns:o="urn:schemas-microsoft-com:office:office" xmlns:oel="http://schemas.microsoft.com/office/2019/extlst" xmlns:r="http://schemas.openxmlformats.org/officeDocument/2006/relationships" xmlns:m="http://schemas.openxmlformats.org/officeDocument/2006/math" xmlns:v="urn:schemas-microsoft-com:vml" xmlns:wp14="http://schemas.microsoft.com/office/word/2010/wordprocessingDrawing" xmlns:wp="http://schemas.openxmlformats.org/drawingml/2006/wordprocessingDrawing" xmlns:w10="urn:schemas-microsoft-com:office:word" xmlns:w="http://schemas.openxmlformats.org/wordprocessingml/2006/main" xmlns:w14="http://schemas.microsoft.com/office/word/2010/wordml" xmlns:w15="http://schemas.microsoft.com/office/word/2012/wordml" xmlns:w16cex="http://schemas.microsoft.com/office/word/2018/wordml/cex" xmlns:w16cid="http://schemas.microsoft.com/office/word/2016/wordml/cid" xmlns:w16="http://schemas.microsoft.com/office/word/2018/wordml" xmlns:w16du="http://schemas.microsoft.com/office/word/2023/wordml/word16du" xmlns:w16sdtdh="http://schemas.microsoft.com/office/word/2020/wordml/sdtdatahash" xmlns:w16se="http://schemas.microsoft.com/office/word/2015/wordml/symex" xmlns:wpg="http://schemas.microsoft.com/office/word/2010/wordprocessingGroup" xmlns:wpi="http://schemas.microsoft.com/office/word/2010/wordprocessingInk" xmlns:wne="http://schemas.microsoft.com/office/word/2006/wordml" xmlns:wps="http://schemas.microsoft.com/office/word/2010/wordprocessingShape" mc:Ignorable="w14 w15 w16se w16cid w16 w16cex w16sdtdh w16du wp14">
+<w:document xmlns:wpc="http://schemas.microsoft.com/office/word/2010/wordprocessingCanvas" xmlns:cx="http://schemas.microsoft.com/office/drawing/2014/chartex" xmlns:cx1="http://schemas.microsoft.com/office/drawing/2015/9/8/chartex" xmlns:cx2="http://schemas.microsoft.com/office/drawing/2015/10/21/chartex" xmlns:cx3="http://schemas.microsoft.com/office/drawing/2016/5/9/chartex" xmlns:cx4="http://schemas.microsoft.com/office/drawing/2016/5/10/chartex" xmlns:cx5="http://schemas.microsoft.com/office/drawing/2016/5/11/chartex" xmlns:cx6="http://schemas.microsoft.com/office/drawing/2016/5/12/chartex" xmlns:cx7="http://schemas.microsoft.com/office/drawing/2016/5/13/chartex" xmlns:cx8="http://schemas.microsoft.com/office/drawing/2016/5/14/chartex" xmlns:mc="http://schemas.openxmlformats.org/markup-compatibility/2006" xmlns:m="http://schemas.openxmlformats.org/officeDocument/2006/math" xmlns:aink="http://schemas.microsoft.com/office/drawing/2016/ink" xmlns:am3d="http://schemas.microsoft.com/office/drawing/2017/model3d" xmlns:oel="http://schemas.microsoft.com/office/2019/extlst" xmlns:r="http://schemas.openxmlformats.org/officeDocument/2006/relationships" xmlns:wp14="http://schemas.microsoft.com/office/word/2010/wordprocessingDrawing" xmlns:wp="http://schemas.openxmlformats.org/drawingml/2006/wordprocessingDrawing" xmlns:wpg="http://schemas.microsoft.com/office/word/2010/wordprocessingGroup" xmlns:wpi="http://schemas.microsoft.com/office/word/2010/wordprocessingInk" xmlns:wps="http://schemas.microsoft.com/office/word/2010/wordprocessingShape" xmlns:o="urn:schemas-microsoft-com:office:office" xmlns:v="urn:schemas-microsoft-com:vml" xmlns:w10="urn:schemas-microsoft-com:office:word" xmlns:w="http://schemas.openxmlformats.org/wordprocessingml/2006/main" xmlns:w14="http://schemas.microsoft.com/office/word/2010/wordml" xmlns:w15="http://schemas.microsoft.com/office/word/2012/wordml" xmlns:w16cex="http://schemas.microsoft.com/office/word/2018/wordml/cex" xmlns:w16cid="http://schemas.microsoft.com/office/word/2016/wordml/cid" xmlns:w16="http://schemas.microsoft.com/office/word/2018/wordml" xmlns:w16sdtdh="http://schemas.microsoft.com/office/word/2020/wordml/sdtdatahash" xmlns:w16sdtfl="http://schemas.microsoft.com/office/word/2024/wordml/sdtformatlock" xmlns:w16se="http://schemas.microsoft.com/office/word/2015/wordml/symex" xmlns:w16du="http://schemas.microsoft.com/office/word/2023/wordml/word16du" xmlns:wne="http://schemas.microsoft.com/office/word/2006/wordml" mc:Ignorable="w14 w15 w16se w16cid w16 w16cex w16sdtdh w16sdtfl w16du wp14">
   <w:body>
     <w:p>
       <w:pPr>
@@ -191,7 +191,7 @@
           <w:b/>
           <w:noProof/>
         </w:rPr>
-        <w:pict w14:anchorId="04F72918">
+        <w:pict w14:anchorId="04365B7F">
           <v:rect id="_x0000_i1033" alt="" style="width:468pt;height:1.5pt;mso-width-percent:0;mso-height-percent:0;mso-width-percent:0;mso-height-percent:0" o:hralign="center" o:hrstd="t" o:hrnoshade="t" o:hr="t" fillcolor="black [3213]" stroked="f"/>
         </w:pict>
       </w:r>
@@ -481,7 +481,7 @@
           <w:b/>
           <w:noProof/>
         </w:rPr>
-        <w:pict w14:anchorId="3A0C3A45">
+        <w:pict w14:anchorId="6B385F34">
           <v:rect id="_x0000_i1032" alt="" style="width:468pt;height:1.5pt;mso-width-percent:0;mso-height-percent:0;mso-width-percent:0;mso-height-percent:0" o:hralign="center" o:hrstd="t" o:hrnoshade="t" o:hr="t" fillcolor="black [3213]" stroked="f"/>
         </w:pict>
       </w:r>
@@ -707,13 +707,8 @@
       </w:pPr>
       <w:r>
         <w:tab/>
-        <w:t xml:space="preserve">Thesis advisor: Terry </w:t>
-      </w:r>
-      <w:proofErr w:type="spellStart"/>
-      <w:r>
-        <w:t>Regier</w:t>
-      </w:r>
-      <w:proofErr w:type="spellEnd"/>
+        <w:t>Thesis advisor: Terry Regier</w:t>
+      </w:r>
     </w:p>
     <w:p>
       <w:pPr>
@@ -770,7 +765,7 @@
           <w:b/>
           <w:noProof/>
         </w:rPr>
-        <w:pict w14:anchorId="0C681958">
+        <w:pict w14:anchorId="697AE53A">
           <v:rect id="_x0000_i1031" alt="" style="width:468pt;height:1.5pt;mso-width-percent:0;mso-height-percent:0;mso-width-percent:0;mso-height-percent:0" o:hralign="center" o:hrstd="t" o:hrnoshade="t" o:hr="t" fillcolor="black [3213]" stroked="f"/>
         </w:pict>
       </w:r>
@@ -933,19 +928,11 @@
           <w:bCs/>
         </w:rPr>
       </w:pPr>
-      <w:proofErr w:type="spellStart"/>
-      <w:r>
-        <w:rPr>
-          <w:b/>
-        </w:rPr>
-        <w:t>Kavli</w:t>
-      </w:r>
-      <w:proofErr w:type="spellEnd"/>
-      <w:r>
-        <w:rPr>
-          <w:b/>
-        </w:rPr>
-        <w:t xml:space="preserve"> Institute for Brain and Mind</w:t>
+      <w:r>
+        <w:rPr>
+          <w:b/>
+        </w:rPr>
+        <w:t>Kavli Institute for Brain and Mind</w:t>
       </w:r>
       <w:r>
         <w:rPr>
@@ -1104,15 +1091,7 @@
         <w:t xml:space="preserve">; </w:t>
       </w:r>
       <w:r>
-        <w:t xml:space="preserve">James </w:t>
-      </w:r>
-      <w:proofErr w:type="spellStart"/>
-      <w:r>
-        <w:t>Hollan</w:t>
-      </w:r>
-      <w:proofErr w:type="spellEnd"/>
-      <w:r>
-        <w:t xml:space="preserve"> (Cognitive Science, CSE)</w:t>
+        <w:t>James Hollan (Cognitive Science, CSE)</w:t>
       </w:r>
     </w:p>
     <w:p>
@@ -1253,7 +1232,7 @@
           <w:b/>
           <w:noProof/>
         </w:rPr>
-        <w:pict w14:anchorId="6546DCF4">
+        <w:pict w14:anchorId="683ECAB2">
           <v:rect id="_x0000_i1030" alt="" style="width:468pt;height:1.5pt;mso-width-percent:0;mso-height-percent:0;mso-width-percent:0;mso-height-percent:0" o:hralign="center" o:hrstd="t" o:hrnoshade="t" o:hr="t" fillcolor="black [3213]" stroked="f"/>
         </w:pict>
       </w:r>
@@ -1321,6 +1300,115 @@
           <w:szCs w:val="22"/>
           <w:shd w:val="clear" w:color="auto" w:fill="FFFFFF"/>
         </w:rPr>
+        <w:t xml:space="preserve">Rivière, P. D., &amp; </w:t>
+      </w:r>
+      <w:r>
+        <w:rPr>
+          <w:color w:val="222222"/>
+          <w:sz w:val="22"/>
+          <w:szCs w:val="22"/>
+          <w:shd w:val="clear" w:color="auto" w:fill="FFFFFF"/>
+        </w:rPr>
+        <w:t>Trott, S.</w:t>
+      </w:r>
+      <w:r>
+        <w:rPr>
+          <w:b w:val="0"/>
+          <w:bCs w:val="0"/>
+          <w:color w:val="222222"/>
+          <w:sz w:val="22"/>
+          <w:szCs w:val="22"/>
+          <w:shd w:val="clear" w:color="auto" w:fill="FFFFFF"/>
+        </w:rPr>
+        <w:t xml:space="preserve"> (2026). Start making sense (s): A developmental probe of attention specialization using lexical ambiguity. </w:t>
+      </w:r>
+      <w:r>
+        <w:rPr>
+          <w:b w:val="0"/>
+          <w:bCs w:val="0"/>
+          <w:i/>
+          <w:iCs/>
+          <w:color w:val="222222"/>
+          <w:sz w:val="22"/>
+          <w:szCs w:val="22"/>
+          <w:shd w:val="clear" w:color="auto" w:fill="FFFFFF"/>
+        </w:rPr>
+        <w:t>Transactions of the Association for Computational Linguistics</w:t>
+      </w:r>
+      <w:r>
+        <w:rPr>
+          <w:b w:val="0"/>
+          <w:bCs w:val="0"/>
+          <w:color w:val="222222"/>
+          <w:sz w:val="22"/>
+          <w:szCs w:val="22"/>
+          <w:shd w:val="clear" w:color="auto" w:fill="FFFFFF"/>
+        </w:rPr>
+        <w:t>, </w:t>
+      </w:r>
+      <w:r>
+        <w:rPr>
+          <w:b w:val="0"/>
+          <w:bCs w:val="0"/>
+          <w:i/>
+          <w:iCs/>
+          <w:color w:val="222222"/>
+          <w:sz w:val="22"/>
+          <w:szCs w:val="22"/>
+          <w:shd w:val="clear" w:color="auto" w:fill="FFFFFF"/>
+        </w:rPr>
+        <w:t>14</w:t>
+      </w:r>
+      <w:r>
+        <w:rPr>
+          <w:b w:val="0"/>
+          <w:bCs w:val="0"/>
+          <w:color w:val="222222"/>
+          <w:sz w:val="22"/>
+          <w:szCs w:val="22"/>
+          <w:shd w:val="clear" w:color="auto" w:fill="FFFFFF"/>
+        </w:rPr>
+        <w:t>, 936-959.</w:t>
+      </w:r>
+    </w:p>
+    <w:p>
+      <w:pPr>
+        <w:pStyle w:val="Heading2"/>
+        <w:shd w:val="clear" w:color="auto" w:fill="FFFFFF"/>
+        <w:spacing w:before="0" w:beforeAutospacing="0" w:after="0" w:afterAutospacing="0"/>
+        <w:rPr>
+          <w:b w:val="0"/>
+          <w:bCs w:val="0"/>
+          <w:color w:val="222222"/>
+          <w:sz w:val="22"/>
+          <w:szCs w:val="22"/>
+          <w:shd w:val="clear" w:color="auto" w:fill="FFFFFF"/>
+        </w:rPr>
+      </w:pPr>
+    </w:p>
+    <w:p>
+      <w:pPr>
+        <w:pStyle w:val="Heading2"/>
+        <w:shd w:val="clear" w:color="auto" w:fill="FFFFFF"/>
+        <w:spacing w:before="0" w:beforeAutospacing="0" w:after="0" w:afterAutospacing="0"/>
+        <w:rPr>
+          <w:b w:val="0"/>
+          <w:bCs w:val="0"/>
+          <w:color w:val="222222"/>
+          <w:sz w:val="22"/>
+          <w:szCs w:val="22"/>
+          <w:shd w:val="clear" w:color="auto" w:fill="FFFFFF"/>
+        </w:rPr>
+      </w:pPr>
+      <w:r>
+        <w:rPr>
+          <w:b w:val="0"/>
+          <w:bCs w:val="0"/>
+          <w:color w:val="222222"/>
+          <w:sz w:val="22"/>
+          <w:szCs w:val="22"/>
+          <w:shd w:val="clear" w:color="auto" w:fill="FFFFFF"/>
+        </w:rPr>
         <w:t>Ruytenbeek, N.</w:t>
       </w:r>
       <w:r>
@@ -1480,39 +1568,7 @@
           <w:sz w:val="22"/>
           <w:szCs w:val="22"/>
         </w:rPr>
-        <w:t xml:space="preserve"> </w:t>
-      </w:r>
-      <w:proofErr w:type="spellStart"/>
-      <w:r>
-        <w:rPr>
-          <w:sz w:val="22"/>
-          <w:szCs w:val="22"/>
-        </w:rPr>
-        <w:t>Pecher</w:t>
-      </w:r>
-      <w:proofErr w:type="spellEnd"/>
-      <w:r>
-        <w:rPr>
-          <w:sz w:val="22"/>
-          <w:szCs w:val="22"/>
-        </w:rPr>
-        <w:t xml:space="preserve">, D., </w:t>
-      </w:r>
-      <w:proofErr w:type="spellStart"/>
-      <w:r>
-        <w:rPr>
-          <w:sz w:val="22"/>
-          <w:szCs w:val="22"/>
-        </w:rPr>
-        <w:t>Zeelenberg</w:t>
-      </w:r>
-      <w:proofErr w:type="spellEnd"/>
-      <w:r>
-        <w:rPr>
-          <w:sz w:val="22"/>
-          <w:szCs w:val="22"/>
-        </w:rPr>
-        <w:t>, R., &amp; Coulson, S. (2025). Words and Worlds Both: Dynamic Effects of Distributional and Sensorimotor Information in Semantic Processing. </w:t>
+        <w:t xml:space="preserve"> Pecher, D., Zeelenberg, R., &amp; Coulson, S. (2025). Words and Worlds Both: Dynamic Effects of Distributional and Sensorimotor Information in Semantic Processing. </w:t>
       </w:r>
       <w:r>
         <w:rPr>
@@ -1672,7 +1728,6 @@
           <w:shd w:val="clear" w:color="auto" w:fill="FFFFFF"/>
         </w:rPr>
       </w:pPr>
-      <w:proofErr w:type="spellStart"/>
       <w:r>
         <w:rPr>
           <w:b w:val="0"/>
@@ -1682,9 +1737,17 @@
           <w:szCs w:val="22"/>
           <w:shd w:val="clear" w:color="auto" w:fill="FFFFFF"/>
         </w:rPr>
-        <w:t>Schoenegger</w:t>
-      </w:r>
-      <w:proofErr w:type="spellEnd"/>
+        <w:t xml:space="preserve">Schoenegger, P., Park, P. S., Karger, E., </w:t>
+      </w:r>
+      <w:r>
+        <w:rPr>
+          <w:color w:val="262626" w:themeColor="text1" w:themeTint="D9"/>
+          <w:sz w:val="22"/>
+          <w:szCs w:val="22"/>
+          <w:shd w:val="clear" w:color="auto" w:fill="FFFFFF"/>
+        </w:rPr>
+        <w:t>Trott, S.,</w:t>
+      </w:r>
       <w:r>
         <w:rPr>
           <w:b w:val="0"/>
@@ -1694,16 +1757,20 @@
           <w:szCs w:val="22"/>
           <w:shd w:val="clear" w:color="auto" w:fill="FFFFFF"/>
         </w:rPr>
-        <w:t xml:space="preserve">, P., Park, P. S., Karger, E., </w:t>
-      </w:r>
-      <w:r>
-        <w:rPr>
+        <w:t xml:space="preserve"> &amp; Tetlock, P. E. (2025). AI-augmented predictions: LLM assistants improve human forecasting accuracy. </w:t>
+      </w:r>
+      <w:r>
+        <w:rPr>
+          <w:b w:val="0"/>
+          <w:bCs w:val="0"/>
+          <w:i/>
+          <w:iCs/>
           <w:color w:val="262626" w:themeColor="text1" w:themeTint="D9"/>
           <w:sz w:val="22"/>
           <w:szCs w:val="22"/>
           <w:shd w:val="clear" w:color="auto" w:fill="FFFFFF"/>
         </w:rPr>
-        <w:t>Trott, S.,</w:t>
+        <w:t>ACM Transactions on Interactive Intelligent Systems</w:t>
       </w:r>
       <w:r>
         <w:rPr>
@@ -1714,7 +1781,7 @@
           <w:szCs w:val="22"/>
           <w:shd w:val="clear" w:color="auto" w:fill="FFFFFF"/>
         </w:rPr>
-        <w:t xml:space="preserve"> &amp; Tetlock, P. E. (2025). AI-augmented predictions: LLM assistants improve human forecasting accuracy. </w:t>
+        <w:t>, </w:t>
       </w:r>
       <w:r>
         <w:rPr>
@@ -1727,7 +1794,7 @@
           <w:szCs w:val="22"/>
           <w:shd w:val="clear" w:color="auto" w:fill="FFFFFF"/>
         </w:rPr>
-        <w:t>ACM Transactions on Interactive Intelligent Systems</w:t>
+        <w:t>15</w:t>
       </w:r>
       <w:r>
         <w:rPr>
@@ -1738,22 +1805,14 @@
           <w:szCs w:val="22"/>
           <w:shd w:val="clear" w:color="auto" w:fill="FFFFFF"/>
         </w:rPr>
-        <w:t>, </w:t>
-      </w:r>
-      <w:r>
-        <w:rPr>
-          <w:b w:val="0"/>
-          <w:bCs w:val="0"/>
-          <w:i/>
-          <w:iCs/>
-          <w:color w:val="262626" w:themeColor="text1" w:themeTint="D9"/>
-          <w:sz w:val="22"/>
-          <w:szCs w:val="22"/>
-          <w:shd w:val="clear" w:color="auto" w:fill="FFFFFF"/>
-        </w:rPr>
-        <w:t>15</w:t>
-      </w:r>
-      <w:r>
+        <w:t>(1), 1-25.</w:t>
+      </w:r>
+    </w:p>
+    <w:p>
+      <w:pPr>
+        <w:pStyle w:val="Heading2"/>
+        <w:shd w:val="clear" w:color="auto" w:fill="FFFFFF"/>
+        <w:spacing w:before="0" w:beforeAutospacing="0" w:after="0" w:afterAutospacing="0"/>
         <w:rPr>
           <w:b w:val="0"/>
           <w:bCs w:val="0"/>
@@ -1762,7 +1821,94 @@
           <w:szCs w:val="22"/>
           <w:shd w:val="clear" w:color="auto" w:fill="FFFFFF"/>
         </w:rPr>
-        <w:t>(1), 1-25.</w:t>
+      </w:pPr>
+    </w:p>
+    <w:p>
+      <w:pPr>
+        <w:rPr>
+          <w:color w:val="222222"/>
+          <w:sz w:val="22"/>
+          <w:szCs w:val="22"/>
+          <w:shd w:val="clear" w:color="auto" w:fill="FFFFFF"/>
+        </w:rPr>
+      </w:pPr>
+      <w:r>
+        <w:rPr>
+          <w:color w:val="222222"/>
+          <w:sz w:val="22"/>
+          <w:szCs w:val="22"/>
+          <w:shd w:val="clear" w:color="auto" w:fill="FFFFFF"/>
+        </w:rPr>
+        <w:t>Zeelenberg, R.,</w:t>
+      </w:r>
+      <w:r>
+        <w:rPr>
+          <w:color w:val="222222"/>
+          <w:sz w:val="22"/>
+          <w:szCs w:val="22"/>
+          <w:shd w:val="clear" w:color="auto" w:fill="FFFFFF"/>
+        </w:rPr>
+        <w:t xml:space="preserve"> Pecher, D., van der Meijden, M. E., </w:t>
+      </w:r>
+      <w:r>
+        <w:rPr>
+          <w:b/>
+          <w:bCs/>
+          <w:color w:val="222222"/>
+          <w:sz w:val="22"/>
+          <w:szCs w:val="22"/>
+          <w:shd w:val="clear" w:color="auto" w:fill="FFFFFF"/>
+        </w:rPr>
+        <w:t>Trott, S.,</w:t>
+      </w:r>
+      <w:r>
+        <w:rPr>
+          <w:color w:val="222222"/>
+          <w:sz w:val="22"/>
+          <w:szCs w:val="22"/>
+          <w:shd w:val="clear" w:color="auto" w:fill="FFFFFF"/>
+        </w:rPr>
+        <w:t xml:space="preserve"> &amp; Bergen, B. (</w:t>
+      </w:r>
+      <w:r>
+        <w:rPr>
+          <w:color w:val="222222"/>
+          <w:sz w:val="22"/>
+          <w:szCs w:val="22"/>
+          <w:shd w:val="clear" w:color="auto" w:fill="FFFFFF"/>
+        </w:rPr>
+        <w:t>2025</w:t>
+      </w:r>
+      <w:r>
+        <w:rPr>
+          <w:color w:val="222222"/>
+          <w:sz w:val="22"/>
+          <w:szCs w:val="22"/>
+          <w:shd w:val="clear" w:color="auto" w:fill="FFFFFF"/>
+        </w:rPr>
+        <w:t>). Non-native Language Comprehenders Encode Implied Shapes of Objects in Memory. </w:t>
+      </w:r>
+      <w:r>
+        <w:rPr>
+          <w:i/>
+          <w:iCs/>
+          <w:color w:val="222222"/>
+          <w:sz w:val="22"/>
+          <w:szCs w:val="22"/>
+          <w:shd w:val="clear" w:color="auto" w:fill="FFFFFF"/>
+        </w:rPr>
+        <w:t>Cortex, 182, 100-111.</w:t>
+      </w:r>
+      <w:r>
+        <w:rPr>
+          <w:b/>
+          <w:bCs/>
+          <w:color w:val="222222"/>
+          <w:sz w:val="22"/>
+          <w:szCs w:val="22"/>
+          <w:shd w:val="clear" w:color="auto" w:fill="FFFFFF"/>
+        </w:rPr>
+        <w:t xml:space="preserve"> </w:t>
       </w:r>
     </w:p>
     <w:p>
@@ -1771,6 +1917,1238 @@
         <w:shd w:val="clear" w:color="auto" w:fill="FFFFFF"/>
         <w:spacing w:before="0" w:beforeAutospacing="0" w:after="0" w:afterAutospacing="0"/>
         <w:rPr>
+          <w:color w:val="222222"/>
+          <w:sz w:val="22"/>
+          <w:szCs w:val="22"/>
+          <w:shd w:val="clear" w:color="auto" w:fill="FFFFFF"/>
+        </w:rPr>
+      </w:pPr>
+    </w:p>
+    <w:p>
+      <w:pPr>
+        <w:pStyle w:val="Heading2"/>
+        <w:shd w:val="clear" w:color="auto" w:fill="FFFFFF"/>
+        <w:spacing w:before="0" w:beforeAutospacing="0" w:after="0" w:afterAutospacing="0"/>
+        <w:rPr>
+          <w:color w:val="222222"/>
+          <w:sz w:val="22"/>
+          <w:szCs w:val="22"/>
+          <w:shd w:val="clear" w:color="auto" w:fill="FFFFFF"/>
+        </w:rPr>
+      </w:pPr>
+      <w:r>
+        <w:rPr>
+          <w:color w:val="222222"/>
+          <w:sz w:val="22"/>
+          <w:szCs w:val="22"/>
+          <w:shd w:val="clear" w:color="auto" w:fill="FFFFFF"/>
+        </w:rPr>
+        <w:t>Trott, S.</w:t>
+      </w:r>
+      <w:r>
+        <w:rPr>
+          <w:b w:val="0"/>
+          <w:bCs w:val="0"/>
+          <w:color w:val="222222"/>
+          <w:sz w:val="22"/>
+          <w:szCs w:val="22"/>
+          <w:shd w:val="clear" w:color="auto" w:fill="FFFFFF"/>
+        </w:rPr>
+        <w:t xml:space="preserve"> (2024). Large Language Models and the Wisdom of Small Crowds. </w:t>
+      </w:r>
+      <w:r>
+        <w:rPr>
+          <w:b w:val="0"/>
+          <w:bCs w:val="0"/>
+          <w:i/>
+          <w:iCs/>
+          <w:color w:val="222222"/>
+          <w:sz w:val="22"/>
+          <w:szCs w:val="22"/>
+          <w:shd w:val="clear" w:color="auto" w:fill="FFFFFF"/>
+        </w:rPr>
+        <w:t>Open Mind</w:t>
+      </w:r>
+      <w:r>
+        <w:rPr>
+          <w:b w:val="0"/>
+          <w:bCs w:val="0"/>
+          <w:color w:val="222222"/>
+          <w:sz w:val="22"/>
+          <w:szCs w:val="22"/>
+          <w:shd w:val="clear" w:color="auto" w:fill="FFFFFF"/>
+        </w:rPr>
+        <w:t>, </w:t>
+      </w:r>
+      <w:r>
+        <w:rPr>
+          <w:b w:val="0"/>
+          <w:bCs w:val="0"/>
+          <w:i/>
+          <w:iCs/>
+          <w:color w:val="222222"/>
+          <w:sz w:val="22"/>
+          <w:szCs w:val="22"/>
+          <w:shd w:val="clear" w:color="auto" w:fill="FFFFFF"/>
+        </w:rPr>
+        <w:t>8</w:t>
+      </w:r>
+      <w:r>
+        <w:rPr>
+          <w:b w:val="0"/>
+          <w:bCs w:val="0"/>
+          <w:color w:val="222222"/>
+          <w:sz w:val="22"/>
+          <w:szCs w:val="22"/>
+          <w:shd w:val="clear" w:color="auto" w:fill="FFFFFF"/>
+        </w:rPr>
+        <w:t>, 723-738.</w:t>
+      </w:r>
+    </w:p>
+    <w:p>
+      <w:pPr>
+        <w:rPr>
+          <w:b/>
+          <w:bCs/>
+          <w:color w:val="222222"/>
+          <w:sz w:val="22"/>
+          <w:szCs w:val="22"/>
+          <w:shd w:val="clear" w:color="auto" w:fill="FFFFFF"/>
+        </w:rPr>
+      </w:pPr>
+    </w:p>
+    <w:p>
+      <w:pPr>
+        <w:rPr>
+          <w:b/>
+          <w:bCs/>
+          <w:color w:val="222222"/>
+          <w:sz w:val="22"/>
+          <w:szCs w:val="22"/>
+          <w:shd w:val="clear" w:color="auto" w:fill="FFFFFF"/>
+        </w:rPr>
+      </w:pPr>
+      <w:r>
+        <w:rPr>
+          <w:b/>
+          <w:bCs/>
+          <w:color w:val="222222"/>
+          <w:sz w:val="22"/>
+          <w:szCs w:val="22"/>
+          <w:shd w:val="clear" w:color="auto" w:fill="FFFFFF"/>
+        </w:rPr>
+        <w:t xml:space="preserve">Trott, S. </w:t>
+      </w:r>
+      <w:r>
+        <w:rPr>
+          <w:color w:val="222222"/>
+          <w:sz w:val="22"/>
+          <w:szCs w:val="22"/>
+          <w:shd w:val="clear" w:color="auto" w:fill="FFFFFF"/>
+        </w:rPr>
+        <w:t>(2024). Can large language models help augment English psycholinguistic datasets?. </w:t>
+      </w:r>
+      <w:r>
+        <w:rPr>
+          <w:i/>
+          <w:iCs/>
+          <w:color w:val="222222"/>
+          <w:sz w:val="22"/>
+          <w:szCs w:val="22"/>
+          <w:shd w:val="clear" w:color="auto" w:fill="FFFFFF"/>
+        </w:rPr>
+        <w:t>Behavior Research Methods</w:t>
+      </w:r>
+      <w:r>
+        <w:rPr>
+          <w:color w:val="222222"/>
+          <w:sz w:val="22"/>
+          <w:szCs w:val="22"/>
+          <w:shd w:val="clear" w:color="auto" w:fill="FFFFFF"/>
+        </w:rPr>
+        <w:t>, </w:t>
+      </w:r>
+      <w:r>
+        <w:rPr>
+          <w:i/>
+          <w:iCs/>
+          <w:color w:val="222222"/>
+          <w:sz w:val="22"/>
+          <w:szCs w:val="22"/>
+          <w:shd w:val="clear" w:color="auto" w:fill="FFFFFF"/>
+        </w:rPr>
+        <w:t>56</w:t>
+      </w:r>
+      <w:r>
+        <w:rPr>
+          <w:color w:val="222222"/>
+          <w:sz w:val="22"/>
+          <w:szCs w:val="22"/>
+          <w:shd w:val="clear" w:color="auto" w:fill="FFFFFF"/>
+        </w:rPr>
+        <w:t>(6), 6082-6100.</w:t>
+      </w:r>
+    </w:p>
+    <w:p>
+      <w:pPr>
+        <w:rPr>
+          <w:b/>
+          <w:bCs/>
+          <w:color w:val="222222"/>
+          <w:sz w:val="22"/>
+          <w:szCs w:val="22"/>
+          <w:shd w:val="clear" w:color="auto" w:fill="FFFFFF"/>
+        </w:rPr>
+      </w:pPr>
+    </w:p>
+    <w:p>
+      <w:pPr>
+        <w:rPr>
+          <w:color w:val="222222"/>
+          <w:sz w:val="22"/>
+          <w:szCs w:val="22"/>
+          <w:shd w:val="clear" w:color="auto" w:fill="FFFFFF"/>
+        </w:rPr>
+      </w:pPr>
+      <w:r>
+        <w:rPr>
+          <w:color w:val="222222"/>
+          <w:sz w:val="22"/>
+          <w:szCs w:val="22"/>
+          <w:shd w:val="clear" w:color="auto" w:fill="FFFFFF"/>
+        </w:rPr>
+        <w:t xml:space="preserve">Jones, C. R., Bergen, B., &amp; </w:t>
+      </w:r>
+      <w:r>
+        <w:rPr>
+          <w:b/>
+          <w:bCs/>
+          <w:color w:val="222222"/>
+          <w:sz w:val="22"/>
+          <w:szCs w:val="22"/>
+          <w:shd w:val="clear" w:color="auto" w:fill="FFFFFF"/>
+        </w:rPr>
+        <w:t>Trott, S.</w:t>
+      </w:r>
+      <w:r>
+        <w:rPr>
+          <w:color w:val="222222"/>
+          <w:sz w:val="22"/>
+          <w:szCs w:val="22"/>
+          <w:shd w:val="clear" w:color="auto" w:fill="FFFFFF"/>
+        </w:rPr>
+        <w:t xml:space="preserve"> (2024). Do multimodal large language models and humans ground language similarly?. </w:t>
+      </w:r>
+      <w:r>
+        <w:rPr>
+          <w:i/>
+          <w:iCs/>
+          <w:color w:val="222222"/>
+          <w:sz w:val="22"/>
+          <w:szCs w:val="22"/>
+          <w:shd w:val="clear" w:color="auto" w:fill="FFFFFF"/>
+        </w:rPr>
+        <w:t>Computational Linguistics</w:t>
+      </w:r>
+      <w:r>
+        <w:rPr>
+          <w:color w:val="222222"/>
+          <w:sz w:val="22"/>
+          <w:szCs w:val="22"/>
+          <w:shd w:val="clear" w:color="auto" w:fill="FFFFFF"/>
+        </w:rPr>
+        <w:t>, </w:t>
+      </w:r>
+      <w:r>
+        <w:rPr>
+          <w:i/>
+          <w:iCs/>
+          <w:color w:val="222222"/>
+          <w:sz w:val="22"/>
+          <w:szCs w:val="22"/>
+          <w:shd w:val="clear" w:color="auto" w:fill="FFFFFF"/>
+        </w:rPr>
+        <w:t>50</w:t>
+      </w:r>
+      <w:r>
+        <w:rPr>
+          <w:color w:val="222222"/>
+          <w:sz w:val="22"/>
+          <w:szCs w:val="22"/>
+          <w:shd w:val="clear" w:color="auto" w:fill="FFFFFF"/>
+        </w:rPr>
+        <w:t>(4), 1415-1440.</w:t>
+      </w:r>
+    </w:p>
+    <w:p>
+      <w:pPr>
+        <w:rPr>
+          <w:color w:val="222222"/>
+          <w:sz w:val="22"/>
+          <w:szCs w:val="22"/>
+          <w:shd w:val="clear" w:color="auto" w:fill="FFFFFF"/>
+        </w:rPr>
+      </w:pPr>
+    </w:p>
+    <w:p>
+      <w:pPr>
+        <w:rPr>
+          <w:color w:val="222222"/>
+          <w:sz w:val="22"/>
+          <w:szCs w:val="22"/>
+          <w:shd w:val="clear" w:color="auto" w:fill="FFFFFF"/>
+        </w:rPr>
+      </w:pPr>
+      <w:r>
+        <w:rPr>
+          <w:color w:val="222222"/>
+          <w:sz w:val="22"/>
+          <w:szCs w:val="22"/>
+          <w:shd w:val="clear" w:color="auto" w:fill="FFFFFF"/>
+        </w:rPr>
+        <w:t xml:space="preserve">Jones, C. R., </w:t>
+      </w:r>
+      <w:r>
+        <w:rPr>
+          <w:b/>
+          <w:bCs/>
+          <w:color w:val="222222"/>
+          <w:sz w:val="22"/>
+          <w:szCs w:val="22"/>
+          <w:shd w:val="clear" w:color="auto" w:fill="FFFFFF"/>
+        </w:rPr>
+        <w:t>Trott, S.,</w:t>
+      </w:r>
+      <w:r>
+        <w:rPr>
+          <w:color w:val="222222"/>
+          <w:sz w:val="22"/>
+          <w:szCs w:val="22"/>
+          <w:shd w:val="clear" w:color="auto" w:fill="FFFFFF"/>
+        </w:rPr>
+        <w:t xml:space="preserve"> &amp; Bergen, B. (2024). Comparing humans and large language models on an experimental protocol inventory for theory of mind evaluation (EPITOME). </w:t>
+      </w:r>
+      <w:r>
+        <w:rPr>
+          <w:i/>
+          <w:iCs/>
+          <w:color w:val="222222"/>
+          <w:sz w:val="22"/>
+          <w:szCs w:val="22"/>
+          <w:shd w:val="clear" w:color="auto" w:fill="FFFFFF"/>
+        </w:rPr>
+        <w:t>Transactions of the Association for Computational Linguistics</w:t>
+      </w:r>
+      <w:r>
+        <w:rPr>
+          <w:color w:val="222222"/>
+          <w:sz w:val="22"/>
+          <w:szCs w:val="22"/>
+          <w:shd w:val="clear" w:color="auto" w:fill="FFFFFF"/>
+        </w:rPr>
+        <w:t>, </w:t>
+      </w:r>
+      <w:r>
+        <w:rPr>
+          <w:i/>
+          <w:iCs/>
+          <w:color w:val="222222"/>
+          <w:sz w:val="22"/>
+          <w:szCs w:val="22"/>
+          <w:shd w:val="clear" w:color="auto" w:fill="FFFFFF"/>
+        </w:rPr>
+        <w:t>12</w:t>
+      </w:r>
+      <w:r>
+        <w:rPr>
+          <w:color w:val="222222"/>
+          <w:sz w:val="22"/>
+          <w:szCs w:val="22"/>
+          <w:shd w:val="clear" w:color="auto" w:fill="FFFFFF"/>
+        </w:rPr>
+        <w:t>, 803-819.</w:t>
+      </w:r>
+    </w:p>
+    <w:p>
+      <w:pPr>
+        <w:rPr>
+          <w:b/>
+          <w:bCs/>
+          <w:color w:val="222222"/>
+          <w:sz w:val="22"/>
+          <w:szCs w:val="22"/>
+          <w:shd w:val="clear" w:color="auto" w:fill="FFFFFF"/>
+        </w:rPr>
+      </w:pPr>
+    </w:p>
+    <w:p>
+      <w:pPr>
+        <w:rPr>
+          <w:color w:val="000000" w:themeColor="text1"/>
+          <w:sz w:val="22"/>
+          <w:szCs w:val="22"/>
+          <w:shd w:val="clear" w:color="auto" w:fill="FFFFFF"/>
+        </w:rPr>
+      </w:pPr>
+      <w:r>
+        <w:rPr>
+          <w:b/>
+          <w:bCs/>
+          <w:color w:val="222222"/>
+          <w:sz w:val="22"/>
+          <w:szCs w:val="22"/>
+          <w:shd w:val="clear" w:color="auto" w:fill="FFFFFF"/>
+        </w:rPr>
+        <w:t>Trott, S.,</w:t>
+      </w:r>
+      <w:r>
+        <w:rPr>
+          <w:color w:val="222222"/>
+          <w:sz w:val="22"/>
+          <w:szCs w:val="22"/>
+          <w:shd w:val="clear" w:color="auto" w:fill="FFFFFF"/>
+        </w:rPr>
+        <w:t xml:space="preserve"> Jones, C., Chang, T., Michaelov, J., &amp; Bergen, B. (2023). Do Large Language Models know what humans know? </w:t>
+      </w:r>
+      <w:r>
+        <w:rPr>
+          <w:i/>
+          <w:iCs/>
+          <w:color w:val="222222"/>
+          <w:sz w:val="22"/>
+          <w:szCs w:val="22"/>
+          <w:shd w:val="clear" w:color="auto" w:fill="FFFFFF"/>
+        </w:rPr>
+        <w:t>Cognitive Science</w:t>
+      </w:r>
+      <w:r>
+        <w:rPr>
+          <w:color w:val="222222"/>
+          <w:sz w:val="22"/>
+          <w:szCs w:val="22"/>
+          <w:shd w:val="clear" w:color="auto" w:fill="FFFFFF"/>
+        </w:rPr>
+        <w:t>, </w:t>
+      </w:r>
+      <w:r>
+        <w:rPr>
+          <w:i/>
+          <w:iCs/>
+          <w:color w:val="222222"/>
+          <w:sz w:val="22"/>
+          <w:szCs w:val="22"/>
+          <w:shd w:val="clear" w:color="auto" w:fill="FFFFFF"/>
+        </w:rPr>
+        <w:t>47</w:t>
+      </w:r>
+      <w:r>
+        <w:rPr>
+          <w:color w:val="222222"/>
+          <w:sz w:val="22"/>
+          <w:szCs w:val="22"/>
+          <w:shd w:val="clear" w:color="auto" w:fill="FFFFFF"/>
+        </w:rPr>
+        <w:t xml:space="preserve">(7), e13309. </w:t>
+      </w:r>
+    </w:p>
+    <w:p>
+      <w:pPr>
+        <w:rPr>
+          <w:b/>
+          <w:bCs/>
+          <w:color w:val="222222"/>
+          <w:sz w:val="22"/>
+          <w:szCs w:val="22"/>
+          <w:shd w:val="clear" w:color="auto" w:fill="FFFFFF"/>
+        </w:rPr>
+      </w:pPr>
+    </w:p>
+    <w:p>
+      <w:pPr>
+        <w:rPr>
+          <w:color w:val="000000" w:themeColor="text1"/>
+          <w:sz w:val="22"/>
+          <w:szCs w:val="22"/>
+          <w:shd w:val="clear" w:color="auto" w:fill="FFFFFF"/>
+        </w:rPr>
+      </w:pPr>
+      <w:r>
+        <w:rPr>
+          <w:b/>
+          <w:bCs/>
+          <w:color w:val="000000" w:themeColor="text1"/>
+          <w:sz w:val="22"/>
+          <w:szCs w:val="22"/>
+          <w:shd w:val="clear" w:color="auto" w:fill="FFFFFF"/>
+        </w:rPr>
+        <w:t xml:space="preserve">Trott, S., </w:t>
+      </w:r>
+      <w:r>
+        <w:rPr>
+          <w:color w:val="000000" w:themeColor="text1"/>
+          <w:sz w:val="22"/>
+          <w:szCs w:val="22"/>
+          <w:shd w:val="clear" w:color="auto" w:fill="FFFFFF"/>
+        </w:rPr>
+        <w:t xml:space="preserve">&amp; Bergen, B. </w:t>
+      </w:r>
+      <w:r>
+        <w:rPr>
+          <w:color w:val="000000" w:themeColor="text1"/>
+          <w:sz w:val="22"/>
+          <w:szCs w:val="22"/>
+        </w:rPr>
+        <w:t>(2023)</w:t>
+      </w:r>
+      <w:r>
+        <w:rPr>
+          <w:color w:val="000000" w:themeColor="text1"/>
+          <w:sz w:val="22"/>
+          <w:szCs w:val="22"/>
+        </w:rPr>
+        <w:t>.</w:t>
+      </w:r>
+      <w:r>
+        <w:rPr>
+          <w:color w:val="000000" w:themeColor="text1"/>
+          <w:sz w:val="22"/>
+          <w:szCs w:val="22"/>
+        </w:rPr>
+        <w:t xml:space="preserve"> </w:t>
+      </w:r>
+      <w:r>
+        <w:rPr>
+          <w:color w:val="000000" w:themeColor="text1"/>
+          <w:sz w:val="22"/>
+          <w:szCs w:val="22"/>
+          <w:shd w:val="clear" w:color="auto" w:fill="FFFFFF"/>
+        </w:rPr>
+        <w:t xml:space="preserve">Word meaning is both categorical and continuous. </w:t>
+      </w:r>
+      <w:r>
+        <w:rPr>
+          <w:i/>
+          <w:iCs/>
+          <w:color w:val="000000" w:themeColor="text1"/>
+          <w:sz w:val="22"/>
+          <w:szCs w:val="22"/>
+          <w:shd w:val="clear" w:color="auto" w:fill="FFFFFF"/>
+        </w:rPr>
+        <w:t>Psychological Review</w:t>
+      </w:r>
+      <w:r>
+        <w:rPr>
+          <w:color w:val="000000" w:themeColor="text1"/>
+          <w:sz w:val="22"/>
+          <w:szCs w:val="22"/>
+          <w:shd w:val="clear" w:color="auto" w:fill="FFFFFF"/>
+        </w:rPr>
+        <w:t xml:space="preserve">. </w:t>
+      </w:r>
+    </w:p>
+    <w:p>
+      <w:pPr>
+        <w:rPr>
+          <w:b/>
+          <w:bCs/>
+          <w:color w:val="222222"/>
+          <w:sz w:val="22"/>
+          <w:szCs w:val="22"/>
+          <w:shd w:val="clear" w:color="auto" w:fill="FFFFFF"/>
+        </w:rPr>
+      </w:pPr>
+    </w:p>
+    <w:p>
+      <w:pPr>
+        <w:rPr>
+          <w:color w:val="000000" w:themeColor="text1"/>
+          <w:sz w:val="22"/>
+          <w:szCs w:val="22"/>
+        </w:rPr>
+      </w:pPr>
+      <w:r>
+        <w:rPr>
+          <w:color w:val="000000" w:themeColor="text1"/>
+          <w:sz w:val="22"/>
+          <w:szCs w:val="22"/>
+        </w:rPr>
+        <w:t xml:space="preserve">Ruytenbeek, N., Bergen, B., &amp; </w:t>
+      </w:r>
+      <w:r>
+        <w:rPr>
+          <w:b/>
+          <w:bCs/>
+          <w:color w:val="000000" w:themeColor="text1"/>
+          <w:sz w:val="22"/>
+          <w:szCs w:val="22"/>
+        </w:rPr>
+        <w:t>Trott, S.</w:t>
+      </w:r>
+      <w:r>
+        <w:rPr>
+          <w:color w:val="000000" w:themeColor="text1"/>
+          <w:sz w:val="22"/>
+          <w:szCs w:val="22"/>
+        </w:rPr>
+        <w:t xml:space="preserve"> (2023). Prosody and speech act interpretation: The case of French indirect requests. </w:t>
+      </w:r>
+      <w:r>
+        <w:rPr>
+          <w:i/>
+          <w:iCs/>
+          <w:color w:val="000000" w:themeColor="text1"/>
+          <w:sz w:val="22"/>
+          <w:szCs w:val="22"/>
+        </w:rPr>
+        <w:t>Journal of French Language Studies</w:t>
+      </w:r>
+      <w:r>
+        <w:rPr>
+          <w:color w:val="000000" w:themeColor="text1"/>
+          <w:sz w:val="22"/>
+          <w:szCs w:val="22"/>
+        </w:rPr>
+        <w:t xml:space="preserve">. </w:t>
+      </w:r>
+    </w:p>
+    <w:p>
+      <w:pPr>
+        <w:rPr>
+          <w:color w:val="000000" w:themeColor="text1"/>
+          <w:sz w:val="22"/>
+          <w:szCs w:val="22"/>
+          <w:shd w:val="clear" w:color="auto" w:fill="FFFFFF"/>
+        </w:rPr>
+      </w:pPr>
+    </w:p>
+    <w:p>
+      <w:pPr>
+        <w:rPr>
+          <w:color w:val="000000" w:themeColor="text1"/>
+          <w:sz w:val="22"/>
+          <w:szCs w:val="22"/>
+          <w:shd w:val="clear" w:color="auto" w:fill="FFFFFF"/>
+        </w:rPr>
+      </w:pPr>
+      <w:r>
+        <w:rPr>
+          <w:color w:val="000000" w:themeColor="text1"/>
+          <w:sz w:val="22"/>
+          <w:szCs w:val="22"/>
+          <w:shd w:val="clear" w:color="auto" w:fill="FFFFFF"/>
+        </w:rPr>
+        <w:t xml:space="preserve">DeLong, K., </w:t>
+      </w:r>
+      <w:r>
+        <w:rPr>
+          <w:b/>
+          <w:bCs/>
+          <w:color w:val="000000" w:themeColor="text1"/>
+          <w:sz w:val="22"/>
+          <w:szCs w:val="22"/>
+          <w:shd w:val="clear" w:color="auto" w:fill="FFFFFF"/>
+        </w:rPr>
+        <w:t>Trott, S.,</w:t>
+      </w:r>
+      <w:r>
+        <w:rPr>
+          <w:color w:val="000000" w:themeColor="text1"/>
+          <w:sz w:val="22"/>
+          <w:szCs w:val="22"/>
+          <w:shd w:val="clear" w:color="auto" w:fill="FFFFFF"/>
+        </w:rPr>
+        <w:t xml:space="preserve"> Kutas, M. (2022). Offline dominance and zeugmatic similarity normings of variably ambiguous words assessed against a neural language model (BERT). </w:t>
+      </w:r>
+      <w:r>
+        <w:rPr>
+          <w:i/>
+          <w:iCs/>
+          <w:color w:val="000000" w:themeColor="text1"/>
+          <w:sz w:val="22"/>
+          <w:szCs w:val="22"/>
+          <w:shd w:val="clear" w:color="auto" w:fill="FFFFFF"/>
+        </w:rPr>
+        <w:t>Behavior Research Methods.</w:t>
+      </w:r>
+      <w:r>
+        <w:rPr>
+          <w:color w:val="000000" w:themeColor="text1"/>
+          <w:sz w:val="22"/>
+          <w:szCs w:val="22"/>
+          <w:shd w:val="clear" w:color="auto" w:fill="FFFFFF"/>
+        </w:rPr>
+        <w:t xml:space="preserve"> </w:t>
+      </w:r>
+    </w:p>
+    <w:p>
+      <w:pPr>
+        <w:rPr>
+          <w:color w:val="000000" w:themeColor="text1"/>
+          <w:sz w:val="22"/>
+          <w:szCs w:val="22"/>
+          <w:shd w:val="clear" w:color="auto" w:fill="FFFFFF"/>
+        </w:rPr>
+      </w:pPr>
+    </w:p>
+    <w:p>
+      <w:pPr>
+        <w:rPr>
+          <w:sz w:val="22"/>
+          <w:szCs w:val="22"/>
+        </w:rPr>
+      </w:pPr>
+      <w:r>
+        <w:rPr>
+          <w:b/>
+          <w:bCs/>
+          <w:color w:val="222222"/>
+          <w:sz w:val="22"/>
+          <w:szCs w:val="22"/>
+          <w:shd w:val="clear" w:color="auto" w:fill="FFFFFF"/>
+        </w:rPr>
+        <w:t>Trott, S.,</w:t>
+      </w:r>
+      <w:r>
+        <w:rPr>
+          <w:color w:val="222222"/>
+          <w:sz w:val="22"/>
+          <w:szCs w:val="22"/>
+          <w:shd w:val="clear" w:color="auto" w:fill="FFFFFF"/>
+        </w:rPr>
+        <w:t xml:space="preserve"> Bergen, B., &amp; Wittenberg, E. (2022). Spontaneous, controlled acts of reference between friends and strangers. </w:t>
+      </w:r>
+      <w:r>
+        <w:rPr>
+          <w:i/>
+          <w:iCs/>
+          <w:color w:val="222222"/>
+          <w:sz w:val="22"/>
+          <w:szCs w:val="22"/>
+          <w:shd w:val="clear" w:color="auto" w:fill="FFFFFF"/>
+        </w:rPr>
+        <w:t>Language Resources and Evaluation</w:t>
+      </w:r>
+      <w:r>
+        <w:rPr>
+          <w:color w:val="222222"/>
+          <w:sz w:val="22"/>
+          <w:szCs w:val="22"/>
+          <w:shd w:val="clear" w:color="auto" w:fill="FFFFFF"/>
+        </w:rPr>
+        <w:t xml:space="preserve">, 1-25. </w:t>
+      </w:r>
+    </w:p>
+    <w:p>
+      <w:pPr>
+        <w:rPr>
+          <w:b/>
+          <w:bCs/>
+          <w:color w:val="222222"/>
+          <w:sz w:val="22"/>
+          <w:szCs w:val="22"/>
+          <w:shd w:val="clear" w:color="auto" w:fill="FFFFFF"/>
+        </w:rPr>
+      </w:pPr>
+    </w:p>
+    <w:p>
+      <w:pPr>
+        <w:rPr>
+          <w:sz w:val="22"/>
+          <w:szCs w:val="22"/>
+        </w:rPr>
+      </w:pPr>
+      <w:r>
+        <w:rPr>
+          <w:color w:val="222222"/>
+          <w:sz w:val="22"/>
+          <w:szCs w:val="22"/>
+          <w:shd w:val="clear" w:color="auto" w:fill="FFFFFF"/>
+        </w:rPr>
+        <w:t xml:space="preserve">Morey, R. D., Kaschak, M. P., Díez-Álamo, A. M., Glenberg, A. M., Zwaan, R. A., Lakens, D., … </w:t>
+      </w:r>
+      <w:r>
+        <w:rPr>
+          <w:b/>
+          <w:bCs/>
+          <w:color w:val="222222"/>
+          <w:sz w:val="22"/>
+          <w:szCs w:val="22"/>
+          <w:shd w:val="clear" w:color="auto" w:fill="FFFFFF"/>
+        </w:rPr>
+        <w:t>Trott, S.</w:t>
+      </w:r>
+      <w:r>
+        <w:rPr>
+          <w:color w:val="222222"/>
+          <w:sz w:val="22"/>
+          <w:szCs w:val="22"/>
+          <w:shd w:val="clear" w:color="auto" w:fill="FFFFFF"/>
+        </w:rPr>
+        <w:t xml:space="preserve"> ... &amp; Ziv-Crispel, N. (2022). A pre-registered, multi-lab non-replication of the action-sentence compatibility effect (ACE). </w:t>
+      </w:r>
+      <w:r>
+        <w:rPr>
+          <w:i/>
+          <w:iCs/>
+          <w:color w:val="222222"/>
+          <w:sz w:val="22"/>
+          <w:szCs w:val="22"/>
+          <w:shd w:val="clear" w:color="auto" w:fill="FFFFFF"/>
+        </w:rPr>
+        <w:t>Psychonomic bulletin &amp; review</w:t>
+      </w:r>
+      <w:r>
+        <w:rPr>
+          <w:color w:val="222222"/>
+          <w:sz w:val="22"/>
+          <w:szCs w:val="22"/>
+          <w:shd w:val="clear" w:color="auto" w:fill="FFFFFF"/>
+        </w:rPr>
+        <w:t>, </w:t>
+      </w:r>
+      <w:r>
+        <w:rPr>
+          <w:i/>
+          <w:iCs/>
+          <w:color w:val="222222"/>
+          <w:sz w:val="22"/>
+          <w:szCs w:val="22"/>
+          <w:shd w:val="clear" w:color="auto" w:fill="FFFFFF"/>
+        </w:rPr>
+        <w:t>29</w:t>
+      </w:r>
+      <w:r>
+        <w:rPr>
+          <w:color w:val="222222"/>
+          <w:sz w:val="22"/>
+          <w:szCs w:val="22"/>
+          <w:shd w:val="clear" w:color="auto" w:fill="FFFFFF"/>
+        </w:rPr>
+        <w:t xml:space="preserve">(2), 613-626. </w:t>
+      </w:r>
+    </w:p>
+    <w:p>
+      <w:pPr>
+        <w:rPr>
+          <w:b/>
+          <w:bCs/>
+          <w:color w:val="222222"/>
+          <w:sz w:val="22"/>
+          <w:szCs w:val="22"/>
+          <w:shd w:val="clear" w:color="auto" w:fill="FFFFFF"/>
+        </w:rPr>
+      </w:pPr>
+    </w:p>
+    <w:p>
+      <w:pPr>
+        <w:rPr>
+          <w:color w:val="222222"/>
+          <w:sz w:val="22"/>
+          <w:szCs w:val="22"/>
+          <w:shd w:val="clear" w:color="auto" w:fill="FFFFFF"/>
+        </w:rPr>
+      </w:pPr>
+      <w:r>
+        <w:rPr>
+          <w:b/>
+          <w:bCs/>
+          <w:color w:val="222222"/>
+          <w:sz w:val="22"/>
+          <w:szCs w:val="22"/>
+          <w:shd w:val="clear" w:color="auto" w:fill="FFFFFF"/>
+        </w:rPr>
+        <w:t>Trott, S.,</w:t>
+      </w:r>
+      <w:r>
+        <w:rPr>
+          <w:color w:val="222222"/>
+          <w:sz w:val="22"/>
+          <w:szCs w:val="22"/>
+          <w:shd w:val="clear" w:color="auto" w:fill="FFFFFF"/>
+        </w:rPr>
+        <w:t xml:space="preserve"> Reed, S., Kaliblotzky, D., Ferreira, V., &amp; Bergen, B. (2022). The Role of Prosody in Disambiguating English Indirect Requests. </w:t>
+      </w:r>
+      <w:r>
+        <w:rPr>
+          <w:i/>
+          <w:iCs/>
+          <w:color w:val="222222"/>
+          <w:sz w:val="22"/>
+          <w:szCs w:val="22"/>
+          <w:shd w:val="clear" w:color="auto" w:fill="FFFFFF"/>
+        </w:rPr>
+        <w:t>Language and Speech</w:t>
+      </w:r>
+      <w:r>
+        <w:rPr>
+          <w:color w:val="222222"/>
+          <w:sz w:val="22"/>
+          <w:szCs w:val="22"/>
+          <w:shd w:val="clear" w:color="auto" w:fill="FFFFFF"/>
+        </w:rPr>
+        <w:t xml:space="preserve">, 00238309221087715. </w:t>
+      </w:r>
+    </w:p>
+    <w:p>
+      <w:pPr>
+        <w:rPr>
+          <w:b/>
+          <w:bCs/>
+          <w:color w:val="222222"/>
+          <w:sz w:val="22"/>
+          <w:szCs w:val="22"/>
+          <w:shd w:val="clear" w:color="auto" w:fill="FFFFFF"/>
+        </w:rPr>
+      </w:pPr>
+    </w:p>
+    <w:p>
+      <w:pPr>
+        <w:rPr>
+          <w:sz w:val="22"/>
+          <w:szCs w:val="22"/>
+        </w:rPr>
+      </w:pPr>
+      <w:r>
+        <w:rPr>
+          <w:b/>
+          <w:bCs/>
+          <w:color w:val="222222"/>
+          <w:sz w:val="22"/>
+          <w:szCs w:val="22"/>
+          <w:shd w:val="clear" w:color="auto" w:fill="FFFFFF"/>
+        </w:rPr>
+        <w:t>Trott, S</w:t>
+      </w:r>
+      <w:r>
+        <w:rPr>
+          <w:color w:val="222222"/>
+          <w:sz w:val="22"/>
+          <w:szCs w:val="22"/>
+          <w:shd w:val="clear" w:color="auto" w:fill="FFFFFF"/>
+        </w:rPr>
+        <w:t>., &amp; Bergen, B. (2022). Languages are efficient, but for whom? </w:t>
+      </w:r>
+      <w:r>
+        <w:rPr>
+          <w:i/>
+          <w:iCs/>
+          <w:color w:val="222222"/>
+          <w:sz w:val="22"/>
+          <w:szCs w:val="22"/>
+          <w:shd w:val="clear" w:color="auto" w:fill="FFFFFF"/>
+        </w:rPr>
+        <w:t>Cognition</w:t>
+      </w:r>
+      <w:r>
+        <w:rPr>
+          <w:color w:val="222222"/>
+          <w:sz w:val="22"/>
+          <w:szCs w:val="22"/>
+          <w:shd w:val="clear" w:color="auto" w:fill="FFFFFF"/>
+        </w:rPr>
+        <w:t>, </w:t>
+      </w:r>
+      <w:r>
+        <w:rPr>
+          <w:i/>
+          <w:iCs/>
+          <w:color w:val="222222"/>
+          <w:sz w:val="22"/>
+          <w:szCs w:val="22"/>
+          <w:shd w:val="clear" w:color="auto" w:fill="FFFFFF"/>
+        </w:rPr>
+        <w:t>225</w:t>
+      </w:r>
+      <w:r>
+        <w:rPr>
+          <w:color w:val="222222"/>
+          <w:sz w:val="22"/>
+          <w:szCs w:val="22"/>
+          <w:shd w:val="clear" w:color="auto" w:fill="FFFFFF"/>
+        </w:rPr>
+        <w:t>, 105094.</w:t>
+      </w:r>
+    </w:p>
+    <w:p>
+      <w:pPr>
+        <w:rPr>
+          <w:b/>
+          <w:bCs/>
+          <w:color w:val="222222"/>
+          <w:sz w:val="22"/>
+          <w:szCs w:val="22"/>
+          <w:shd w:val="clear" w:color="auto" w:fill="FFFFFF"/>
+        </w:rPr>
+      </w:pPr>
+    </w:p>
+    <w:p>
+      <w:pPr>
+        <w:rPr>
+          <w:sz w:val="22"/>
+          <w:szCs w:val="22"/>
+        </w:rPr>
+      </w:pPr>
+      <w:r>
+        <w:rPr>
+          <w:b/>
+          <w:bCs/>
+          <w:color w:val="222222"/>
+          <w:sz w:val="22"/>
+          <w:szCs w:val="22"/>
+          <w:shd w:val="clear" w:color="auto" w:fill="FFFFFF"/>
+        </w:rPr>
+        <w:t>Trott, S.,</w:t>
+      </w:r>
+      <w:r>
+        <w:rPr>
+          <w:color w:val="222222"/>
+          <w:sz w:val="22"/>
+          <w:szCs w:val="22"/>
+          <w:shd w:val="clear" w:color="auto" w:fill="FFFFFF"/>
+        </w:rPr>
+        <w:t xml:space="preserve"> &amp; Bergen, B. (2020). Why do human languages have homophones? </w:t>
+      </w:r>
+      <w:r>
+        <w:rPr>
+          <w:i/>
+          <w:iCs/>
+          <w:color w:val="222222"/>
+          <w:sz w:val="22"/>
+          <w:szCs w:val="22"/>
+          <w:shd w:val="clear" w:color="auto" w:fill="FFFFFF"/>
+        </w:rPr>
+        <w:t>Cognition</w:t>
+      </w:r>
+      <w:r>
+        <w:rPr>
+          <w:color w:val="222222"/>
+          <w:sz w:val="22"/>
+          <w:szCs w:val="22"/>
+          <w:shd w:val="clear" w:color="auto" w:fill="FFFFFF"/>
+        </w:rPr>
+        <w:t>, </w:t>
+      </w:r>
+      <w:r>
+        <w:rPr>
+          <w:i/>
+          <w:iCs/>
+          <w:color w:val="222222"/>
+          <w:sz w:val="22"/>
+          <w:szCs w:val="22"/>
+          <w:shd w:val="clear" w:color="auto" w:fill="FFFFFF"/>
+        </w:rPr>
+        <w:t>205</w:t>
+      </w:r>
+      <w:r>
+        <w:rPr>
+          <w:color w:val="222222"/>
+          <w:sz w:val="22"/>
+          <w:szCs w:val="22"/>
+          <w:shd w:val="clear" w:color="auto" w:fill="FFFFFF"/>
+        </w:rPr>
+        <w:t>, 104449.</w:t>
+      </w:r>
+    </w:p>
+    <w:p>
+      <w:pPr>
+        <w:spacing w:line="276" w:lineRule="auto"/>
+        <w:contextualSpacing/>
+        <w:rPr>
+          <w:sz w:val="22"/>
+          <w:szCs w:val="22"/>
+        </w:rPr>
+      </w:pPr>
+    </w:p>
+    <w:p>
+      <w:pPr>
+        <w:rPr>
+          <w:sz w:val="22"/>
+          <w:szCs w:val="22"/>
+        </w:rPr>
+      </w:pPr>
+      <w:r>
+        <w:rPr>
+          <w:b/>
+          <w:bCs/>
+          <w:color w:val="222222"/>
+          <w:sz w:val="22"/>
+          <w:szCs w:val="22"/>
+          <w:shd w:val="clear" w:color="auto" w:fill="FFFFFF"/>
+        </w:rPr>
+        <w:t>Trott, S.,</w:t>
+      </w:r>
+      <w:r>
+        <w:rPr>
+          <w:color w:val="222222"/>
+          <w:sz w:val="22"/>
+          <w:szCs w:val="22"/>
+          <w:shd w:val="clear" w:color="auto" w:fill="FFFFFF"/>
+        </w:rPr>
+        <w:t xml:space="preserve"> &amp; Bergen, B. (2020). When Do Comprehenders Mentalize for Pragmatic Inference?. </w:t>
+      </w:r>
+      <w:r>
+        <w:rPr>
+          <w:i/>
+          <w:iCs/>
+          <w:color w:val="222222"/>
+          <w:sz w:val="22"/>
+          <w:szCs w:val="22"/>
+          <w:shd w:val="clear" w:color="auto" w:fill="FFFFFF"/>
+        </w:rPr>
+        <w:t>Discourse Processes</w:t>
+      </w:r>
+      <w:r>
+        <w:rPr>
+          <w:color w:val="222222"/>
+          <w:sz w:val="22"/>
+          <w:szCs w:val="22"/>
+          <w:shd w:val="clear" w:color="auto" w:fill="FFFFFF"/>
+        </w:rPr>
+        <w:t>, 1-21.</w:t>
+      </w:r>
+    </w:p>
+    <w:p>
+      <w:pPr>
+        <w:spacing w:line="276" w:lineRule="auto"/>
+        <w:contextualSpacing/>
+        <w:rPr>
+          <w:sz w:val="22"/>
+          <w:szCs w:val="22"/>
+        </w:rPr>
+      </w:pPr>
+    </w:p>
+    <w:p>
+      <w:pPr>
+        <w:rPr>
+          <w:sz w:val="22"/>
+          <w:szCs w:val="22"/>
+        </w:rPr>
+      </w:pPr>
+      <w:r>
+        <w:rPr>
+          <w:b/>
+          <w:bCs/>
+          <w:color w:val="222222"/>
+          <w:sz w:val="22"/>
+          <w:szCs w:val="22"/>
+          <w:shd w:val="clear" w:color="auto" w:fill="FFFFFF"/>
+        </w:rPr>
+        <w:t>Trott, S.,</w:t>
+      </w:r>
+      <w:r>
+        <w:rPr>
+          <w:color w:val="222222"/>
+          <w:sz w:val="22"/>
+          <w:szCs w:val="22"/>
+          <w:shd w:val="clear" w:color="auto" w:fill="FFFFFF"/>
+        </w:rPr>
+        <w:t xml:space="preserve"> &amp; Rossano, F. (2020). The Role of Entitlement in Formatting Preferences Across Requesters and Recipients. </w:t>
+      </w:r>
+      <w:r>
+        <w:rPr>
+          <w:i/>
+          <w:iCs/>
+          <w:color w:val="222222"/>
+          <w:sz w:val="22"/>
+          <w:szCs w:val="22"/>
+          <w:shd w:val="clear" w:color="auto" w:fill="FFFFFF"/>
+        </w:rPr>
+        <w:t>Discourse Processes</w:t>
+      </w:r>
+      <w:r>
+        <w:rPr>
+          <w:color w:val="222222"/>
+          <w:sz w:val="22"/>
+          <w:szCs w:val="22"/>
+          <w:shd w:val="clear" w:color="auto" w:fill="FFFFFF"/>
+        </w:rPr>
+        <w:t>, 1-22.</w:t>
+      </w:r>
+    </w:p>
+    <w:p>
+      <w:pPr>
+        <w:spacing w:line="276" w:lineRule="auto"/>
+        <w:contextualSpacing/>
+        <w:rPr>
+          <w:sz w:val="22"/>
+          <w:szCs w:val="22"/>
+        </w:rPr>
+      </w:pPr>
+    </w:p>
+    <w:p>
+      <w:pPr>
+        <w:rPr>
+          <w:sz w:val="22"/>
+          <w:szCs w:val="22"/>
+        </w:rPr>
+      </w:pPr>
+      <w:r>
+        <w:rPr>
+          <w:b/>
+          <w:sz w:val="22"/>
+          <w:szCs w:val="22"/>
+        </w:rPr>
+        <w:t>Trott, S.,</w:t>
+      </w:r>
+      <w:r>
+        <w:rPr>
+          <w:sz w:val="22"/>
+          <w:szCs w:val="22"/>
+        </w:rPr>
+        <w:t xml:space="preserve"> &amp; Bergen, B. (2018). Individual Differences in Mentalizing Capacity Predict Indirect Request Comprehension. </w:t>
+      </w:r>
+      <w:r>
+        <w:rPr>
+          <w:i/>
+          <w:iCs/>
+          <w:sz w:val="22"/>
+          <w:szCs w:val="22"/>
+        </w:rPr>
+        <w:t>Discourse Processes</w:t>
+      </w:r>
+      <w:r>
+        <w:rPr>
+          <w:sz w:val="22"/>
+          <w:szCs w:val="22"/>
+        </w:rPr>
+        <w:t>, 1-33.</w:t>
+      </w:r>
+    </w:p>
+    <w:p/>
+    <w:p/>
+    <w:p>
+      <w:pPr>
+        <w:spacing w:line="276" w:lineRule="auto"/>
+        <w:contextualSpacing/>
+        <w:rPr>
+          <w:b/>
+          <w:sz w:val="28"/>
+          <w:szCs w:val="28"/>
+        </w:rPr>
+      </w:pPr>
+      <w:r>
+        <w:rPr>
+          <w:b/>
+          <w:sz w:val="28"/>
+          <w:szCs w:val="28"/>
+        </w:rPr>
+        <w:t>Peer-Reviewed</w:t>
+      </w:r>
+      <w:r>
+        <w:rPr>
+          <w:b/>
+          <w:sz w:val="28"/>
+          <w:szCs w:val="28"/>
+        </w:rPr>
+        <w:t xml:space="preserve"> Conference Proceedings</w:t>
+      </w:r>
+    </w:p>
+    <w:p>
+      <w:pPr>
+        <w:pStyle w:val="Heading2"/>
+        <w:shd w:val="clear" w:color="auto" w:fill="FFFFFF"/>
+        <w:spacing w:before="0" w:beforeAutospacing="0" w:after="0" w:afterAutospacing="0"/>
+        <w:rPr>
           <w:b w:val="0"/>
           <w:bCs w:val="0"/>
           <w:color w:val="262626" w:themeColor="text1" w:themeTint="D9"/>
@@ -1789,75 +3167,6 @@
           <w:shd w:val="clear" w:color="auto" w:fill="FFFFFF"/>
         </w:rPr>
       </w:pPr>
-      <w:proofErr w:type="spellStart"/>
-      <w:r>
-        <w:rPr>
-          <w:color w:val="222222"/>
-          <w:sz w:val="22"/>
-          <w:szCs w:val="22"/>
-          <w:shd w:val="clear" w:color="auto" w:fill="FFFFFF"/>
-        </w:rPr>
-        <w:t>Zeelenberg</w:t>
-      </w:r>
-      <w:proofErr w:type="spellEnd"/>
-      <w:r>
-        <w:rPr>
-          <w:color w:val="222222"/>
-          <w:sz w:val="22"/>
-          <w:szCs w:val="22"/>
-          <w:shd w:val="clear" w:color="auto" w:fill="FFFFFF"/>
-        </w:rPr>
-        <w:t>, R.,</w:t>
-      </w:r>
-      <w:r>
-        <w:rPr>
-          <w:color w:val="222222"/>
-          <w:sz w:val="22"/>
-          <w:szCs w:val="22"/>
-          <w:shd w:val="clear" w:color="auto" w:fill="FFFFFF"/>
-        </w:rPr>
-        <w:t xml:space="preserve"> </w:t>
-      </w:r>
-      <w:proofErr w:type="spellStart"/>
-      <w:r>
-        <w:rPr>
-          <w:color w:val="222222"/>
-          <w:sz w:val="22"/>
-          <w:szCs w:val="22"/>
-          <w:shd w:val="clear" w:color="auto" w:fill="FFFFFF"/>
-        </w:rPr>
-        <w:t>Pecher</w:t>
-      </w:r>
-      <w:proofErr w:type="spellEnd"/>
-      <w:r>
-        <w:rPr>
-          <w:color w:val="222222"/>
-          <w:sz w:val="22"/>
-          <w:szCs w:val="22"/>
-          <w:shd w:val="clear" w:color="auto" w:fill="FFFFFF"/>
-        </w:rPr>
-        <w:t xml:space="preserve">, D., van der </w:t>
-      </w:r>
-      <w:proofErr w:type="spellStart"/>
-      <w:r>
-        <w:rPr>
-          <w:color w:val="222222"/>
-          <w:sz w:val="22"/>
-          <w:szCs w:val="22"/>
-          <w:shd w:val="clear" w:color="auto" w:fill="FFFFFF"/>
-        </w:rPr>
-        <w:t>Meijden</w:t>
-      </w:r>
-      <w:proofErr w:type="spellEnd"/>
-      <w:r>
-        <w:rPr>
-          <w:color w:val="222222"/>
-          <w:sz w:val="22"/>
-          <w:szCs w:val="22"/>
-          <w:shd w:val="clear" w:color="auto" w:fill="FFFFFF"/>
-        </w:rPr>
-        <w:t xml:space="preserve">, M. E., </w:t>
-      </w:r>
       <w:r>
         <w:rPr>
           <w:b/>
@@ -1876,48 +3185,502 @@
           <w:szCs w:val="22"/>
           <w:shd w:val="clear" w:color="auto" w:fill="FFFFFF"/>
         </w:rPr>
-        <w:t xml:space="preserve"> &amp; Bergen, B. (</w:t>
-      </w:r>
-      <w:r>
-        <w:rPr>
-          <w:color w:val="222222"/>
-          <w:sz w:val="22"/>
-          <w:szCs w:val="22"/>
-          <w:shd w:val="clear" w:color="auto" w:fill="FFFFFF"/>
-        </w:rPr>
-        <w:t>2025</w:t>
-      </w:r>
-      <w:r>
-        <w:rPr>
-          <w:color w:val="222222"/>
-          <w:sz w:val="22"/>
-          <w:szCs w:val="22"/>
-          <w:shd w:val="clear" w:color="auto" w:fill="FFFFFF"/>
-        </w:rPr>
-        <w:t>). Non-native Language Comprehenders Encode Implied Shapes of Objects in Memory. </w:t>
-      </w:r>
-      <w:r>
-        <w:rPr>
-          <w:i/>
-          <w:iCs/>
-          <w:color w:val="222222"/>
-          <w:sz w:val="22"/>
-          <w:szCs w:val="22"/>
-          <w:shd w:val="clear" w:color="auto" w:fill="FFFFFF"/>
-        </w:rPr>
-        <w:t>Cortex, 182, 100-111.</w:t>
-      </w:r>
-      <w:r>
-        <w:rPr>
-          <w:b/>
-          <w:bCs/>
-          <w:color w:val="222222"/>
-          <w:sz w:val="22"/>
-          <w:szCs w:val="22"/>
-          <w:shd w:val="clear" w:color="auto" w:fill="FFFFFF"/>
-        </w:rPr>
-        <w:t xml:space="preserve"> </w:t>
-      </w:r>
+        <w:t xml:space="preserve"> Taylor, S., Jones, C., Michaelov, J. A., &amp; Rivière, P. D. (2026</w:t>
+      </w:r>
+      <w:r>
+        <w:rPr>
+          <w:color w:val="222222"/>
+          <w:sz w:val="22"/>
+          <w:szCs w:val="22"/>
+          <w:shd w:val="clear" w:color="auto" w:fill="FFFFFF"/>
+        </w:rPr>
+        <w:t>, July</w:t>
+      </w:r>
+      <w:r>
+        <w:rPr>
+          <w:color w:val="222222"/>
+          <w:sz w:val="22"/>
+          <w:szCs w:val="22"/>
+          <w:shd w:val="clear" w:color="auto" w:fill="FFFFFF"/>
+        </w:rPr>
+        <w:t>). Language Statistics and False Belief Reasoning: Evidence from 41 Open-Weight LMs. </w:t>
+      </w:r>
+      <w:r>
+        <w:rPr>
+          <w:i/>
+          <w:iCs/>
+          <w:color w:val="222222"/>
+          <w:sz w:val="22"/>
+          <w:szCs w:val="22"/>
+          <w:shd w:val="clear" w:color="auto" w:fill="FFFFFF"/>
+        </w:rPr>
+        <w:t>Proceedings of the 64</w:t>
+      </w:r>
+      <w:r>
+        <w:rPr>
+          <w:i/>
+          <w:iCs/>
+          <w:color w:val="222222"/>
+          <w:sz w:val="22"/>
+          <w:szCs w:val="22"/>
+          <w:shd w:val="clear" w:color="auto" w:fill="FFFFFF"/>
+          <w:vertAlign w:val="superscript"/>
+        </w:rPr>
+        <w:t>th</w:t>
+      </w:r>
+      <w:r>
+        <w:rPr>
+          <w:i/>
+          <w:iCs/>
+          <w:color w:val="222222"/>
+          <w:sz w:val="22"/>
+          <w:szCs w:val="22"/>
+          <w:shd w:val="clear" w:color="auto" w:fill="FFFFFF"/>
+        </w:rPr>
+        <w:t xml:space="preserve"> Annual Meeting of the Association for Computational Linguistics</w:t>
+      </w:r>
+      <w:r>
+        <w:rPr>
+          <w:color w:val="222222"/>
+          <w:sz w:val="22"/>
+          <w:szCs w:val="22"/>
+          <w:shd w:val="clear" w:color="auto" w:fill="FFFFFF"/>
+        </w:rPr>
+        <w:t>.</w:t>
+      </w:r>
+      <w:r>
+        <w:rPr>
+          <w:color w:val="222222"/>
+          <w:sz w:val="22"/>
+          <w:szCs w:val="22"/>
+          <w:shd w:val="clear" w:color="auto" w:fill="FFFFFF"/>
+        </w:rPr>
+        <w:t xml:space="preserve"> Main Conference.</w:t>
+      </w:r>
+    </w:p>
+    <w:p>
+      <w:pPr>
+        <w:rPr>
+          <w:color w:val="222222"/>
+          <w:sz w:val="22"/>
+          <w:szCs w:val="22"/>
+          <w:shd w:val="clear" w:color="auto" w:fill="FFFFFF"/>
+        </w:rPr>
+      </w:pPr>
+    </w:p>
+    <w:p>
+      <w:pPr>
+        <w:rPr>
+          <w:color w:val="222222"/>
+          <w:sz w:val="22"/>
+          <w:szCs w:val="22"/>
+          <w:shd w:val="clear" w:color="auto" w:fill="FFFFFF"/>
+        </w:rPr>
+      </w:pPr>
+      <w:r>
+        <w:rPr>
+          <w:color w:val="222222"/>
+          <w:sz w:val="22"/>
+          <w:szCs w:val="22"/>
+          <w:shd w:val="clear" w:color="auto" w:fill="FFFFFF"/>
+        </w:rPr>
+        <w:t xml:space="preserve">Vinaya, H., </w:t>
+      </w:r>
+      <w:r>
+        <w:rPr>
+          <w:b/>
+          <w:bCs/>
+          <w:color w:val="222222"/>
+          <w:sz w:val="22"/>
+          <w:szCs w:val="22"/>
+          <w:shd w:val="clear" w:color="auto" w:fill="FFFFFF"/>
+        </w:rPr>
+        <w:t>Trott, S.,</w:t>
+      </w:r>
+      <w:r>
+        <w:rPr>
+          <w:color w:val="222222"/>
+          <w:sz w:val="22"/>
+          <w:szCs w:val="22"/>
+          <w:shd w:val="clear" w:color="auto" w:fill="FFFFFF"/>
+        </w:rPr>
+        <w:t xml:space="preserve"> &amp; Coulson, S. (2026</w:t>
+      </w:r>
+      <w:r>
+        <w:rPr>
+          <w:color w:val="222222"/>
+          <w:sz w:val="22"/>
+          <w:szCs w:val="22"/>
+          <w:shd w:val="clear" w:color="auto" w:fill="FFFFFF"/>
+        </w:rPr>
+        <w:t xml:space="preserve">, March). </w:t>
+      </w:r>
+      <w:r>
+        <w:rPr>
+          <w:color w:val="222222"/>
+          <w:sz w:val="22"/>
+          <w:szCs w:val="22"/>
+          <w:shd w:val="clear" w:color="auto" w:fill="FFFFFF"/>
+        </w:rPr>
+        <w:t>Audition and vision-aligned models diverge in EEG prediction of visual vs</w:t>
+      </w:r>
+      <w:r>
+        <w:rPr>
+          <w:color w:val="222222"/>
+          <w:sz w:val="22"/>
+          <w:szCs w:val="22"/>
+          <w:shd w:val="clear" w:color="auto" w:fill="FFFFFF"/>
+        </w:rPr>
+        <w:t xml:space="preserve">. </w:t>
+      </w:r>
+      <w:r>
+        <w:rPr>
+          <w:color w:val="222222"/>
+          <w:sz w:val="22"/>
+          <w:szCs w:val="22"/>
+          <w:shd w:val="clear" w:color="auto" w:fill="FFFFFF"/>
+        </w:rPr>
+        <w:t>auditory words</w:t>
+      </w:r>
+      <w:r>
+        <w:rPr>
+          <w:color w:val="222222"/>
+          <w:sz w:val="22"/>
+          <w:szCs w:val="22"/>
+          <w:shd w:val="clear" w:color="auto" w:fill="FFFFFF"/>
+        </w:rPr>
+        <w:t xml:space="preserve">. </w:t>
+      </w:r>
+      <w:r>
+        <w:rPr>
+          <w:i/>
+          <w:iCs/>
+          <w:color w:val="222222"/>
+          <w:sz w:val="22"/>
+          <w:szCs w:val="22"/>
+          <w:shd w:val="clear" w:color="auto" w:fill="FFFFFF"/>
+        </w:rPr>
+        <w:t>39th Annual Conference on Human Sentence Processing.</w:t>
+      </w:r>
+    </w:p>
+    <w:p>
+      <w:pPr>
+        <w:rPr>
+          <w:color w:val="222222"/>
+          <w:sz w:val="22"/>
+          <w:szCs w:val="22"/>
+          <w:shd w:val="clear" w:color="auto" w:fill="FFFFFF"/>
+        </w:rPr>
+      </w:pPr>
+    </w:p>
+    <w:p>
+      <w:pPr>
+        <w:rPr>
+          <w:color w:val="222222"/>
+          <w:sz w:val="22"/>
+          <w:szCs w:val="22"/>
+          <w:shd w:val="clear" w:color="auto" w:fill="FFFFFF"/>
+        </w:rPr>
+      </w:pPr>
+      <w:r>
+        <w:rPr>
+          <w:color w:val="222222"/>
+          <w:sz w:val="22"/>
+          <w:szCs w:val="22"/>
+          <w:shd w:val="clear" w:color="auto" w:fill="FFFFFF"/>
+        </w:rPr>
+        <w:lastRenderedPageBreak/>
+        <w:t xml:space="preserve">He, Z. W., </w:t>
+      </w:r>
+      <w:r>
+        <w:rPr>
+          <w:b/>
+          <w:bCs/>
+          <w:color w:val="222222"/>
+          <w:sz w:val="22"/>
+          <w:szCs w:val="22"/>
+          <w:shd w:val="clear" w:color="auto" w:fill="FFFFFF"/>
+        </w:rPr>
+        <w:t>Trott, S.,</w:t>
+      </w:r>
+      <w:r>
+        <w:rPr>
+          <w:color w:val="222222"/>
+          <w:sz w:val="22"/>
+          <w:szCs w:val="22"/>
+          <w:shd w:val="clear" w:color="auto" w:fill="FFFFFF"/>
+        </w:rPr>
+        <w:t xml:space="preserve"> &amp; Khosla, M. (2025, November). Seeing through words, speaking through pixels: Deep representational alignment between vision and language models. In </w:t>
+      </w:r>
+      <w:r>
+        <w:rPr>
+          <w:i/>
+          <w:iCs/>
+          <w:color w:val="222222"/>
+          <w:sz w:val="22"/>
+          <w:szCs w:val="22"/>
+          <w:shd w:val="clear" w:color="auto" w:fill="FFFFFF"/>
+        </w:rPr>
+        <w:t>Proceedings of the 2025 Conference on Empirical Methods in Natural Language Processing</w:t>
+      </w:r>
+      <w:r>
+        <w:rPr>
+          <w:color w:val="222222"/>
+          <w:sz w:val="22"/>
+          <w:szCs w:val="22"/>
+          <w:shd w:val="clear" w:color="auto" w:fill="FFFFFF"/>
+        </w:rPr>
+        <w:t> (pp. 35645-35660).</w:t>
+      </w:r>
+    </w:p>
+    <w:p>
+      <w:pPr>
+        <w:rPr>
+          <w:color w:val="222222"/>
+          <w:sz w:val="22"/>
+          <w:szCs w:val="22"/>
+          <w:shd w:val="clear" w:color="auto" w:fill="FFFFFF"/>
+        </w:rPr>
+      </w:pPr>
+    </w:p>
+    <w:p>
+      <w:pPr>
+        <w:rPr>
+          <w:color w:val="222222"/>
+          <w:sz w:val="22"/>
+          <w:szCs w:val="22"/>
+          <w:shd w:val="clear" w:color="auto" w:fill="FFFFFF"/>
+        </w:rPr>
+      </w:pPr>
+      <w:r>
+        <w:rPr>
+          <w:color w:val="222222"/>
+          <w:sz w:val="22"/>
+          <w:szCs w:val="22"/>
+          <w:shd w:val="clear" w:color="auto" w:fill="FFFFFF"/>
+        </w:rPr>
+        <w:t xml:space="preserve">Vinaya, H., </w:t>
+      </w:r>
+      <w:r>
+        <w:rPr>
+          <w:b/>
+          <w:bCs/>
+          <w:color w:val="222222"/>
+          <w:sz w:val="22"/>
+          <w:szCs w:val="22"/>
+          <w:shd w:val="clear" w:color="auto" w:fill="FFFFFF"/>
+        </w:rPr>
+        <w:t>Trott, S.,</w:t>
+      </w:r>
+      <w:r>
+        <w:rPr>
+          <w:color w:val="222222"/>
+          <w:sz w:val="22"/>
+          <w:szCs w:val="22"/>
+          <w:shd w:val="clear" w:color="auto" w:fill="FFFFFF"/>
+        </w:rPr>
+        <w:t xml:space="preserve"> &amp; Coulson, S. (2025, September). </w:t>
+      </w:r>
+      <w:r>
+        <w:rPr>
+          <w:color w:val="222222"/>
+          <w:sz w:val="22"/>
+          <w:szCs w:val="22"/>
+          <w:shd w:val="clear" w:color="auto" w:fill="FFFFFF"/>
+        </w:rPr>
+        <w:t>Vision Language Model Representations Predict EEG Response to Visual and Auditory Attributes in Property Verification</w:t>
+      </w:r>
+      <w:r>
+        <w:rPr>
+          <w:color w:val="222222"/>
+          <w:sz w:val="22"/>
+          <w:szCs w:val="22"/>
+          <w:shd w:val="clear" w:color="auto" w:fill="FFFFFF"/>
+        </w:rPr>
+        <w:t xml:space="preserve">. </w:t>
+      </w:r>
+      <w:r>
+        <w:rPr>
+          <w:i/>
+          <w:iCs/>
+          <w:color w:val="222222"/>
+          <w:sz w:val="22"/>
+          <w:szCs w:val="22"/>
+          <w:shd w:val="clear" w:color="auto" w:fill="FFFFFF"/>
+        </w:rPr>
+        <w:t>Architectures and Mechanisms for Language Processing</w:t>
+      </w:r>
+      <w:r>
+        <w:rPr>
+          <w:color w:val="222222"/>
+          <w:sz w:val="22"/>
+          <w:szCs w:val="22"/>
+          <w:shd w:val="clear" w:color="auto" w:fill="FFFFFF"/>
+        </w:rPr>
+        <w:t>.</w:t>
+      </w:r>
+    </w:p>
+    <w:p>
+      <w:pPr>
+        <w:rPr>
+          <w:color w:val="222222"/>
+          <w:sz w:val="22"/>
+          <w:szCs w:val="22"/>
+          <w:shd w:val="clear" w:color="auto" w:fill="FFFFFF"/>
+        </w:rPr>
+      </w:pPr>
+    </w:p>
+    <w:p>
+      <w:pPr>
+        <w:rPr>
+          <w:i/>
+          <w:iCs/>
+          <w:color w:val="222222"/>
+          <w:sz w:val="22"/>
+          <w:szCs w:val="22"/>
+          <w:shd w:val="clear" w:color="auto" w:fill="FFFFFF"/>
+        </w:rPr>
+      </w:pPr>
+      <w:r>
+        <w:rPr>
+          <w:color w:val="222222"/>
+          <w:sz w:val="22"/>
+          <w:szCs w:val="22"/>
+          <w:shd w:val="clear" w:color="auto" w:fill="FFFFFF"/>
+        </w:rPr>
+        <w:t xml:space="preserve">Rivière, P. D., </w:t>
+      </w:r>
+      <w:r>
+        <w:rPr>
+          <w:color w:val="222222"/>
+          <w:sz w:val="22"/>
+          <w:szCs w:val="22"/>
+          <w:shd w:val="clear" w:color="auto" w:fill="FFFFFF"/>
+        </w:rPr>
+        <w:t>Parkinson-Coombs, O., Jones, C.,</w:t>
+      </w:r>
+      <w:r>
+        <w:rPr>
+          <w:color w:val="222222"/>
+          <w:sz w:val="22"/>
+          <w:szCs w:val="22"/>
+          <w:shd w:val="clear" w:color="auto" w:fill="FFFFFF"/>
+        </w:rPr>
+        <w:t xml:space="preserve"> &amp; </w:t>
+      </w:r>
+      <w:r>
+        <w:rPr>
+          <w:b/>
+          <w:bCs/>
+          <w:color w:val="222222"/>
+          <w:sz w:val="22"/>
+          <w:szCs w:val="22"/>
+          <w:shd w:val="clear" w:color="auto" w:fill="FFFFFF"/>
+        </w:rPr>
+        <w:t>Trott, S.</w:t>
+      </w:r>
+      <w:r>
+        <w:rPr>
+          <w:color w:val="222222"/>
+          <w:sz w:val="22"/>
+          <w:szCs w:val="22"/>
+          <w:shd w:val="clear" w:color="auto" w:fill="FFFFFF"/>
+        </w:rPr>
+        <w:t xml:space="preserve"> (</w:t>
+      </w:r>
+      <w:r>
+        <w:rPr>
+          <w:color w:val="222222"/>
+          <w:sz w:val="22"/>
+          <w:szCs w:val="22"/>
+          <w:shd w:val="clear" w:color="auto" w:fill="FFFFFF"/>
+        </w:rPr>
+        <w:t>2025, July</w:t>
+      </w:r>
+      <w:r>
+        <w:rPr>
+          <w:color w:val="222222"/>
+          <w:sz w:val="22"/>
+          <w:szCs w:val="22"/>
+          <w:shd w:val="clear" w:color="auto" w:fill="FFFFFF"/>
+        </w:rPr>
+        <w:t xml:space="preserve">). </w:t>
+      </w:r>
+      <w:r>
+        <w:rPr>
+          <w:color w:val="222222"/>
+          <w:sz w:val="22"/>
+          <w:szCs w:val="22"/>
+          <w:shd w:val="clear" w:color="auto" w:fill="FFFFFF"/>
+        </w:rPr>
+        <w:t xml:space="preserve">Does Language Stabilize Quantity Representations in Vision Transformers? </w:t>
+      </w:r>
+      <w:r>
+        <w:rPr>
+          <w:color w:val="222222"/>
+          <w:sz w:val="22"/>
+          <w:szCs w:val="22"/>
+          <w:shd w:val="clear" w:color="auto" w:fill="FFFFFF"/>
+        </w:rPr>
+        <w:t>In </w:t>
+      </w:r>
+      <w:r>
+        <w:rPr>
+          <w:i/>
+          <w:iCs/>
+          <w:color w:val="222222"/>
+          <w:sz w:val="22"/>
+          <w:szCs w:val="22"/>
+          <w:shd w:val="clear" w:color="auto" w:fill="FFFFFF"/>
+        </w:rPr>
+        <w:t>Proceedings of the Annual Meeting of the Cognitive Science Society</w:t>
+      </w:r>
+      <w:r>
+        <w:rPr>
+          <w:color w:val="222222"/>
+          <w:sz w:val="22"/>
+          <w:szCs w:val="22"/>
+          <w:shd w:val="clear" w:color="auto" w:fill="FFFFFF"/>
+        </w:rPr>
+        <w:t> (Vol. 4</w:t>
+      </w:r>
+      <w:r>
+        <w:rPr>
+          <w:color w:val="222222"/>
+          <w:sz w:val="22"/>
+          <w:szCs w:val="22"/>
+          <w:shd w:val="clear" w:color="auto" w:fill="FFFFFF"/>
+        </w:rPr>
+        <w:t>7</w:t>
+      </w:r>
+      <w:r>
+        <w:rPr>
+          <w:color w:val="222222"/>
+          <w:sz w:val="22"/>
+          <w:szCs w:val="22"/>
+          <w:shd w:val="clear" w:color="auto" w:fill="FFFFFF"/>
+        </w:rPr>
+        <w:t>, No. 4</w:t>
+      </w:r>
+      <w:r>
+        <w:rPr>
+          <w:color w:val="222222"/>
+          <w:sz w:val="22"/>
+          <w:szCs w:val="22"/>
+          <w:shd w:val="clear" w:color="auto" w:fill="FFFFFF"/>
+        </w:rPr>
+        <w:t>7).</w:t>
+      </w:r>
+    </w:p>
+    <w:p>
+      <w:pPr>
+        <w:rPr>
+          <w:color w:val="222222"/>
+          <w:sz w:val="22"/>
+          <w:szCs w:val="22"/>
+          <w:shd w:val="clear" w:color="auto" w:fill="FFFFFF"/>
+        </w:rPr>
+      </w:pPr>
     </w:p>
     <w:p>
       <w:pPr>
@@ -1925,12 +3688,69 @@
         <w:shd w:val="clear" w:color="auto" w:fill="FFFFFF"/>
         <w:spacing w:before="0" w:beforeAutospacing="0" w:after="0" w:afterAutospacing="0"/>
         <w:rPr>
-          <w:color w:val="222222"/>
-          <w:sz w:val="22"/>
-          <w:szCs w:val="22"/>
-          <w:shd w:val="clear" w:color="auto" w:fill="FFFFFF"/>
-        </w:rPr>
-      </w:pPr>
+          <w:b w:val="0"/>
+          <w:bCs w:val="0"/>
+          <w:color w:val="222222"/>
+          <w:sz w:val="22"/>
+          <w:szCs w:val="22"/>
+          <w:shd w:val="clear" w:color="auto" w:fill="FFFFFF"/>
+        </w:rPr>
+      </w:pPr>
+      <w:r>
+        <w:rPr>
+          <w:b w:val="0"/>
+          <w:bCs w:val="0"/>
+          <w:color w:val="222222"/>
+          <w:sz w:val="22"/>
+          <w:szCs w:val="22"/>
+          <w:shd w:val="clear" w:color="auto" w:fill="FFFFFF"/>
+        </w:rPr>
+        <w:t xml:space="preserve">Rivière, P. D., Beatty-Martínez, A. L., &amp; </w:t>
+      </w:r>
+      <w:r>
+        <w:rPr>
+          <w:color w:val="222222"/>
+          <w:sz w:val="22"/>
+          <w:szCs w:val="22"/>
+          <w:shd w:val="clear" w:color="auto" w:fill="FFFFFF"/>
+        </w:rPr>
+        <w:t>Trott, S.</w:t>
+      </w:r>
+      <w:r>
+        <w:rPr>
+          <w:b w:val="0"/>
+          <w:bCs w:val="0"/>
+          <w:color w:val="222222"/>
+          <w:sz w:val="22"/>
+          <w:szCs w:val="22"/>
+          <w:shd w:val="clear" w:color="auto" w:fill="FFFFFF"/>
+        </w:rPr>
+        <w:t xml:space="preserve"> (2025, April). Evaluating Contextualized Representations of (Spanish) Ambiguous Words: A New Lexical Resource and Empirical Analysis. In </w:t>
+      </w:r>
+      <w:r>
+        <w:rPr>
+          <w:b w:val="0"/>
+          <w:bCs w:val="0"/>
+          <w:i/>
+          <w:iCs/>
+          <w:color w:val="222222"/>
+          <w:sz w:val="22"/>
+          <w:szCs w:val="22"/>
+          <w:shd w:val="clear" w:color="auto" w:fill="FFFFFF"/>
+        </w:rPr>
+        <w:t>Proceedings of the 2025 Conference of the Nations of the Americas Chapter of the Association for Computational Linguistics: Human Language Technologies (Volume 1: Long Papers)</w:t>
+      </w:r>
+      <w:r>
+        <w:rPr>
+          <w:b w:val="0"/>
+          <w:bCs w:val="0"/>
+          <w:color w:val="222222"/>
+          <w:sz w:val="22"/>
+          <w:szCs w:val="22"/>
+          <w:shd w:val="clear" w:color="auto" w:fill="FFFFFF"/>
+        </w:rPr>
+        <w:t> (pp. 8322-8338).</w:t>
+      </w:r>
     </w:p>
     <w:p>
       <w:pPr>
@@ -1938,1438 +3758,14 @@
         <w:shd w:val="clear" w:color="auto" w:fill="FFFFFF"/>
         <w:spacing w:before="0" w:beforeAutospacing="0" w:after="0" w:afterAutospacing="0"/>
         <w:rPr>
-          <w:color w:val="222222"/>
-          <w:sz w:val="22"/>
-          <w:szCs w:val="22"/>
-          <w:shd w:val="clear" w:color="auto" w:fill="FFFFFF"/>
-        </w:rPr>
-      </w:pPr>
-      <w:r>
-        <w:rPr>
-          <w:color w:val="222222"/>
-          <w:sz w:val="22"/>
-          <w:szCs w:val="22"/>
-          <w:shd w:val="clear" w:color="auto" w:fill="FFFFFF"/>
-        </w:rPr>
-        <w:t>Trott, S.</w:t>
-      </w:r>
-      <w:r>
-        <w:rPr>
           <w:b w:val="0"/>
           <w:bCs w:val="0"/>
-          <w:color w:val="222222"/>
-          <w:sz w:val="22"/>
-          <w:szCs w:val="22"/>
-          <w:shd w:val="clear" w:color="auto" w:fill="FFFFFF"/>
-        </w:rPr>
-        <w:t xml:space="preserve"> (2024). Large Language Models and the Wisdom of Small Crowds. </w:t>
-      </w:r>
-      <w:r>
-        <w:rPr>
-          <w:b w:val="0"/>
-          <w:bCs w:val="0"/>
-          <w:i/>
-          <w:iCs/>
-          <w:color w:val="222222"/>
-          <w:sz w:val="22"/>
-          <w:szCs w:val="22"/>
-          <w:shd w:val="clear" w:color="auto" w:fill="FFFFFF"/>
-        </w:rPr>
-        <w:t>Open Mind</w:t>
-      </w:r>
-      <w:r>
-        <w:rPr>
-          <w:b w:val="0"/>
-          <w:bCs w:val="0"/>
-          <w:color w:val="222222"/>
-          <w:sz w:val="22"/>
-          <w:szCs w:val="22"/>
-          <w:shd w:val="clear" w:color="auto" w:fill="FFFFFF"/>
-        </w:rPr>
-        <w:t>, </w:t>
-      </w:r>
-      <w:r>
-        <w:rPr>
-          <w:b w:val="0"/>
-          <w:bCs w:val="0"/>
-          <w:i/>
-          <w:iCs/>
-          <w:color w:val="222222"/>
-          <w:sz w:val="22"/>
-          <w:szCs w:val="22"/>
-          <w:shd w:val="clear" w:color="auto" w:fill="FFFFFF"/>
-        </w:rPr>
-        <w:t>8</w:t>
-      </w:r>
-      <w:r>
-        <w:rPr>
-          <w:b w:val="0"/>
-          <w:bCs w:val="0"/>
-          <w:color w:val="222222"/>
-          <w:sz w:val="22"/>
-          <w:szCs w:val="22"/>
-          <w:shd w:val="clear" w:color="auto" w:fill="FFFFFF"/>
-        </w:rPr>
-        <w:t>, 723-738.</w:t>
-      </w:r>
-    </w:p>
-    <w:p>
-      <w:pPr>
-        <w:rPr>
-          <w:b/>
-          <w:bCs/>
-          <w:color w:val="222222"/>
-          <w:sz w:val="22"/>
-          <w:szCs w:val="22"/>
-          <w:shd w:val="clear" w:color="auto" w:fill="FFFFFF"/>
-        </w:rPr>
-      </w:pPr>
-    </w:p>
-    <w:p>
-      <w:pPr>
-        <w:rPr>
-          <w:b/>
-          <w:bCs/>
-          <w:color w:val="222222"/>
-          <w:sz w:val="22"/>
-          <w:szCs w:val="22"/>
-          <w:shd w:val="clear" w:color="auto" w:fill="FFFFFF"/>
-        </w:rPr>
-      </w:pPr>
-      <w:r>
-        <w:rPr>
-          <w:b/>
-          <w:bCs/>
-          <w:color w:val="222222"/>
-          <w:sz w:val="22"/>
-          <w:szCs w:val="22"/>
-          <w:shd w:val="clear" w:color="auto" w:fill="FFFFFF"/>
-        </w:rPr>
-        <w:t xml:space="preserve">Trott, S. </w:t>
-      </w:r>
-      <w:r>
-        <w:rPr>
-          <w:color w:val="222222"/>
-          <w:sz w:val="22"/>
-          <w:szCs w:val="22"/>
-          <w:shd w:val="clear" w:color="auto" w:fill="FFFFFF"/>
-        </w:rPr>
-        <w:t xml:space="preserve">(2024). Can large language models help augment English psycholinguistic </w:t>
-      </w:r>
-      <w:proofErr w:type="gramStart"/>
-      <w:r>
-        <w:rPr>
-          <w:color w:val="222222"/>
-          <w:sz w:val="22"/>
-          <w:szCs w:val="22"/>
-          <w:shd w:val="clear" w:color="auto" w:fill="FFFFFF"/>
-        </w:rPr>
-        <w:t>datasets?.</w:t>
-      </w:r>
-      <w:proofErr w:type="gramEnd"/>
-      <w:r>
-        <w:rPr>
-          <w:color w:val="222222"/>
-          <w:sz w:val="22"/>
-          <w:szCs w:val="22"/>
-          <w:shd w:val="clear" w:color="auto" w:fill="FFFFFF"/>
-        </w:rPr>
-        <w:t> </w:t>
-      </w:r>
-      <w:r>
-        <w:rPr>
-          <w:i/>
-          <w:iCs/>
-          <w:color w:val="222222"/>
-          <w:sz w:val="22"/>
-          <w:szCs w:val="22"/>
-          <w:shd w:val="clear" w:color="auto" w:fill="FFFFFF"/>
-        </w:rPr>
-        <w:t>Behavior Research Methods</w:t>
-      </w:r>
-      <w:r>
-        <w:rPr>
-          <w:color w:val="222222"/>
-          <w:sz w:val="22"/>
-          <w:szCs w:val="22"/>
-          <w:shd w:val="clear" w:color="auto" w:fill="FFFFFF"/>
-        </w:rPr>
-        <w:t>, </w:t>
-      </w:r>
-      <w:r>
-        <w:rPr>
-          <w:i/>
-          <w:iCs/>
-          <w:color w:val="222222"/>
-          <w:sz w:val="22"/>
-          <w:szCs w:val="22"/>
-          <w:shd w:val="clear" w:color="auto" w:fill="FFFFFF"/>
-        </w:rPr>
-        <w:t>56</w:t>
-      </w:r>
-      <w:r>
-        <w:rPr>
-          <w:color w:val="222222"/>
-          <w:sz w:val="22"/>
-          <w:szCs w:val="22"/>
-          <w:shd w:val="clear" w:color="auto" w:fill="FFFFFF"/>
-        </w:rPr>
-        <w:t>(6), 6082-6100.</w:t>
-      </w:r>
-    </w:p>
-    <w:p>
-      <w:pPr>
-        <w:rPr>
-          <w:b/>
-          <w:bCs/>
-          <w:color w:val="222222"/>
-          <w:sz w:val="22"/>
-          <w:szCs w:val="22"/>
-          <w:shd w:val="clear" w:color="auto" w:fill="FFFFFF"/>
-        </w:rPr>
-      </w:pPr>
-    </w:p>
-    <w:p>
-      <w:pPr>
-        <w:rPr>
-          <w:color w:val="222222"/>
-          <w:sz w:val="22"/>
-          <w:szCs w:val="22"/>
-          <w:shd w:val="clear" w:color="auto" w:fill="FFFFFF"/>
-        </w:rPr>
-      </w:pPr>
-      <w:r>
-        <w:rPr>
-          <w:color w:val="222222"/>
-          <w:sz w:val="22"/>
-          <w:szCs w:val="22"/>
-          <w:shd w:val="clear" w:color="auto" w:fill="FFFFFF"/>
-        </w:rPr>
-        <w:t xml:space="preserve">Jones, C. R., Bergen, B., &amp; </w:t>
-      </w:r>
-      <w:r>
-        <w:rPr>
-          <w:b/>
-          <w:bCs/>
-          <w:color w:val="222222"/>
-          <w:sz w:val="22"/>
-          <w:szCs w:val="22"/>
-          <w:shd w:val="clear" w:color="auto" w:fill="FFFFFF"/>
-        </w:rPr>
-        <w:t>Trott, S.</w:t>
-      </w:r>
-      <w:r>
-        <w:rPr>
-          <w:color w:val="222222"/>
-          <w:sz w:val="22"/>
-          <w:szCs w:val="22"/>
-          <w:shd w:val="clear" w:color="auto" w:fill="FFFFFF"/>
-        </w:rPr>
-        <w:t xml:space="preserve"> (2024). Do multimodal large language models and humans ground language </w:t>
-      </w:r>
-      <w:proofErr w:type="gramStart"/>
-      <w:r>
-        <w:rPr>
-          <w:color w:val="222222"/>
-          <w:sz w:val="22"/>
-          <w:szCs w:val="22"/>
-          <w:shd w:val="clear" w:color="auto" w:fill="FFFFFF"/>
-        </w:rPr>
-        <w:t>similarly?.</w:t>
-      </w:r>
-      <w:proofErr w:type="gramEnd"/>
-      <w:r>
-        <w:rPr>
-          <w:color w:val="222222"/>
-          <w:sz w:val="22"/>
-          <w:szCs w:val="22"/>
-          <w:shd w:val="clear" w:color="auto" w:fill="FFFFFF"/>
-        </w:rPr>
-        <w:t> </w:t>
-      </w:r>
-      <w:r>
-        <w:rPr>
-          <w:i/>
-          <w:iCs/>
-          <w:color w:val="222222"/>
-          <w:sz w:val="22"/>
-          <w:szCs w:val="22"/>
-          <w:shd w:val="clear" w:color="auto" w:fill="FFFFFF"/>
-        </w:rPr>
-        <w:t>Computational Linguistics</w:t>
-      </w:r>
-      <w:r>
-        <w:rPr>
-          <w:color w:val="222222"/>
-          <w:sz w:val="22"/>
-          <w:szCs w:val="22"/>
-          <w:shd w:val="clear" w:color="auto" w:fill="FFFFFF"/>
-        </w:rPr>
-        <w:t>, </w:t>
-      </w:r>
-      <w:r>
-        <w:rPr>
-          <w:i/>
-          <w:iCs/>
-          <w:color w:val="222222"/>
-          <w:sz w:val="22"/>
-          <w:szCs w:val="22"/>
-          <w:shd w:val="clear" w:color="auto" w:fill="FFFFFF"/>
-        </w:rPr>
-        <w:t>50</w:t>
-      </w:r>
-      <w:r>
-        <w:rPr>
-          <w:color w:val="222222"/>
-          <w:sz w:val="22"/>
-          <w:szCs w:val="22"/>
-          <w:shd w:val="clear" w:color="auto" w:fill="FFFFFF"/>
-        </w:rPr>
-        <w:t>(4), 1415-1440.</w:t>
-      </w:r>
-    </w:p>
-    <w:p>
-      <w:pPr>
-        <w:rPr>
-          <w:color w:val="222222"/>
-          <w:sz w:val="22"/>
-          <w:szCs w:val="22"/>
-          <w:shd w:val="clear" w:color="auto" w:fill="FFFFFF"/>
-        </w:rPr>
-      </w:pPr>
-    </w:p>
-    <w:p>
-      <w:pPr>
-        <w:rPr>
-          <w:color w:val="222222"/>
-          <w:sz w:val="22"/>
-          <w:szCs w:val="22"/>
-          <w:shd w:val="clear" w:color="auto" w:fill="FFFFFF"/>
-        </w:rPr>
-      </w:pPr>
-      <w:r>
-        <w:rPr>
-          <w:color w:val="222222"/>
-          <w:sz w:val="22"/>
-          <w:szCs w:val="22"/>
-          <w:shd w:val="clear" w:color="auto" w:fill="FFFFFF"/>
-        </w:rPr>
-        <w:t xml:space="preserve">Jones, C. R., </w:t>
-      </w:r>
-      <w:r>
-        <w:rPr>
-          <w:b/>
-          <w:bCs/>
-          <w:color w:val="222222"/>
-          <w:sz w:val="22"/>
-          <w:szCs w:val="22"/>
-          <w:shd w:val="clear" w:color="auto" w:fill="FFFFFF"/>
-        </w:rPr>
-        <w:t>Trott, S.,</w:t>
-      </w:r>
-      <w:r>
-        <w:rPr>
-          <w:color w:val="222222"/>
-          <w:sz w:val="22"/>
-          <w:szCs w:val="22"/>
-          <w:shd w:val="clear" w:color="auto" w:fill="FFFFFF"/>
-        </w:rPr>
-        <w:t xml:space="preserve"> &amp; Bergen, B. (2024). Comparing humans and large language models on an experimental protocol inventory for theory of mind evaluation (EPITOME). </w:t>
-      </w:r>
-      <w:r>
-        <w:rPr>
-          <w:i/>
-          <w:iCs/>
-          <w:color w:val="222222"/>
-          <w:sz w:val="22"/>
-          <w:szCs w:val="22"/>
-          <w:shd w:val="clear" w:color="auto" w:fill="FFFFFF"/>
-        </w:rPr>
-        <w:t>Transactions of the Association for Computational Linguistics</w:t>
-      </w:r>
-      <w:r>
-        <w:rPr>
-          <w:color w:val="222222"/>
-          <w:sz w:val="22"/>
-          <w:szCs w:val="22"/>
-          <w:shd w:val="clear" w:color="auto" w:fill="FFFFFF"/>
-        </w:rPr>
-        <w:t>, </w:t>
-      </w:r>
-      <w:r>
-        <w:rPr>
-          <w:i/>
-          <w:iCs/>
-          <w:color w:val="222222"/>
-          <w:sz w:val="22"/>
-          <w:szCs w:val="22"/>
-          <w:shd w:val="clear" w:color="auto" w:fill="FFFFFF"/>
-        </w:rPr>
-        <w:t>12</w:t>
-      </w:r>
-      <w:r>
-        <w:rPr>
-          <w:color w:val="222222"/>
-          <w:sz w:val="22"/>
-          <w:szCs w:val="22"/>
-          <w:shd w:val="clear" w:color="auto" w:fill="FFFFFF"/>
-        </w:rPr>
-        <w:t>, 803-819.</w:t>
-      </w:r>
-    </w:p>
-    <w:p>
-      <w:pPr>
-        <w:rPr>
-          <w:b/>
-          <w:bCs/>
-          <w:color w:val="222222"/>
-          <w:sz w:val="22"/>
-          <w:szCs w:val="22"/>
-          <w:shd w:val="clear" w:color="auto" w:fill="FFFFFF"/>
-        </w:rPr>
-      </w:pPr>
-    </w:p>
-    <w:p>
-      <w:pPr>
-        <w:rPr>
-          <w:color w:val="000000" w:themeColor="text1"/>
-          <w:sz w:val="22"/>
-          <w:szCs w:val="22"/>
-          <w:shd w:val="clear" w:color="auto" w:fill="FFFFFF"/>
-        </w:rPr>
-      </w:pPr>
-      <w:r>
-        <w:rPr>
-          <w:b/>
-          <w:bCs/>
-          <w:color w:val="222222"/>
-          <w:sz w:val="22"/>
-          <w:szCs w:val="22"/>
-          <w:shd w:val="clear" w:color="auto" w:fill="FFFFFF"/>
-        </w:rPr>
-        <w:t>Trott, S.,</w:t>
-      </w:r>
-      <w:r>
-        <w:rPr>
-          <w:color w:val="222222"/>
-          <w:sz w:val="22"/>
-          <w:szCs w:val="22"/>
-          <w:shd w:val="clear" w:color="auto" w:fill="FFFFFF"/>
-        </w:rPr>
-        <w:t xml:space="preserve"> Jones, C., Chang, T., Michaelov, J., &amp; Bergen, B. (2023). Do Large Language Models know what humans know? </w:t>
-      </w:r>
-      <w:r>
-        <w:rPr>
-          <w:i/>
-          <w:iCs/>
-          <w:color w:val="222222"/>
-          <w:sz w:val="22"/>
-          <w:szCs w:val="22"/>
-          <w:shd w:val="clear" w:color="auto" w:fill="FFFFFF"/>
-        </w:rPr>
-        <w:t>Cognitive Science</w:t>
-      </w:r>
-      <w:r>
-        <w:rPr>
-          <w:color w:val="222222"/>
-          <w:sz w:val="22"/>
-          <w:szCs w:val="22"/>
-          <w:shd w:val="clear" w:color="auto" w:fill="FFFFFF"/>
-        </w:rPr>
-        <w:t>, </w:t>
-      </w:r>
-      <w:r>
-        <w:rPr>
-          <w:i/>
-          <w:iCs/>
-          <w:color w:val="222222"/>
-          <w:sz w:val="22"/>
-          <w:szCs w:val="22"/>
-          <w:shd w:val="clear" w:color="auto" w:fill="FFFFFF"/>
-        </w:rPr>
-        <w:t>47</w:t>
-      </w:r>
-      <w:r>
-        <w:rPr>
-          <w:color w:val="222222"/>
-          <w:sz w:val="22"/>
-          <w:szCs w:val="22"/>
-          <w:shd w:val="clear" w:color="auto" w:fill="FFFFFF"/>
-        </w:rPr>
-        <w:t xml:space="preserve">(7), e13309. </w:t>
-      </w:r>
-    </w:p>
-    <w:p>
-      <w:pPr>
-        <w:rPr>
-          <w:b/>
-          <w:bCs/>
-          <w:color w:val="222222"/>
-          <w:sz w:val="22"/>
-          <w:szCs w:val="22"/>
-          <w:shd w:val="clear" w:color="auto" w:fill="FFFFFF"/>
-        </w:rPr>
-      </w:pPr>
-    </w:p>
-    <w:p>
-      <w:pPr>
-        <w:rPr>
-          <w:color w:val="000000" w:themeColor="text1"/>
-          <w:sz w:val="22"/>
-          <w:szCs w:val="22"/>
-          <w:shd w:val="clear" w:color="auto" w:fill="FFFFFF"/>
-        </w:rPr>
-      </w:pPr>
-      <w:r>
-        <w:rPr>
-          <w:b/>
-          <w:bCs/>
-          <w:color w:val="000000" w:themeColor="text1"/>
-          <w:sz w:val="22"/>
-          <w:szCs w:val="22"/>
-          <w:shd w:val="clear" w:color="auto" w:fill="FFFFFF"/>
-        </w:rPr>
-        <w:t xml:space="preserve">Trott, S., </w:t>
-      </w:r>
-      <w:r>
-        <w:rPr>
-          <w:color w:val="000000" w:themeColor="text1"/>
-          <w:sz w:val="22"/>
-          <w:szCs w:val="22"/>
-          <w:shd w:val="clear" w:color="auto" w:fill="FFFFFF"/>
-        </w:rPr>
-        <w:t xml:space="preserve">&amp; Bergen, B. </w:t>
-      </w:r>
-      <w:r>
-        <w:rPr>
-          <w:color w:val="000000" w:themeColor="text1"/>
-          <w:sz w:val="22"/>
-          <w:szCs w:val="22"/>
-        </w:rPr>
-        <w:t>(2023)</w:t>
-      </w:r>
-      <w:r>
-        <w:rPr>
-          <w:color w:val="000000" w:themeColor="text1"/>
-          <w:sz w:val="22"/>
-          <w:szCs w:val="22"/>
-        </w:rPr>
-        <w:t>.</w:t>
-      </w:r>
-      <w:r>
-        <w:rPr>
-          <w:color w:val="000000" w:themeColor="text1"/>
-          <w:sz w:val="22"/>
-          <w:szCs w:val="22"/>
-        </w:rPr>
-        <w:t xml:space="preserve"> </w:t>
-      </w:r>
-      <w:r>
-        <w:rPr>
-          <w:color w:val="000000" w:themeColor="text1"/>
-          <w:sz w:val="22"/>
-          <w:szCs w:val="22"/>
-          <w:shd w:val="clear" w:color="auto" w:fill="FFFFFF"/>
-        </w:rPr>
-        <w:t xml:space="preserve">Word meaning is both categorical and continuous. </w:t>
-      </w:r>
-      <w:r>
-        <w:rPr>
-          <w:i/>
-          <w:iCs/>
-          <w:color w:val="000000" w:themeColor="text1"/>
-          <w:sz w:val="22"/>
-          <w:szCs w:val="22"/>
-          <w:shd w:val="clear" w:color="auto" w:fill="FFFFFF"/>
-        </w:rPr>
-        <w:t>Psychological Review</w:t>
-      </w:r>
-      <w:r>
-        <w:rPr>
-          <w:color w:val="000000" w:themeColor="text1"/>
-          <w:sz w:val="22"/>
-          <w:szCs w:val="22"/>
-          <w:shd w:val="clear" w:color="auto" w:fill="FFFFFF"/>
-        </w:rPr>
-        <w:t xml:space="preserve">. </w:t>
-      </w:r>
-    </w:p>
-    <w:p>
-      <w:pPr>
-        <w:rPr>
-          <w:b/>
-          <w:bCs/>
-          <w:color w:val="222222"/>
-          <w:sz w:val="22"/>
-          <w:szCs w:val="22"/>
-          <w:shd w:val="clear" w:color="auto" w:fill="FFFFFF"/>
-        </w:rPr>
-      </w:pPr>
-    </w:p>
-    <w:p>
-      <w:pPr>
-        <w:rPr>
-          <w:color w:val="000000" w:themeColor="text1"/>
-          <w:sz w:val="22"/>
-          <w:szCs w:val="22"/>
-        </w:rPr>
-      </w:pPr>
-      <w:r>
-        <w:rPr>
-          <w:color w:val="000000" w:themeColor="text1"/>
-          <w:sz w:val="22"/>
-          <w:szCs w:val="22"/>
-        </w:rPr>
-        <w:t xml:space="preserve">Ruytenbeek, N., Bergen, B., &amp; </w:t>
-      </w:r>
-      <w:r>
-        <w:rPr>
-          <w:b/>
-          <w:bCs/>
-          <w:color w:val="000000" w:themeColor="text1"/>
-          <w:sz w:val="22"/>
-          <w:szCs w:val="22"/>
-        </w:rPr>
-        <w:t>Trott, S.</w:t>
-      </w:r>
-      <w:r>
-        <w:rPr>
-          <w:color w:val="000000" w:themeColor="text1"/>
-          <w:sz w:val="22"/>
-          <w:szCs w:val="22"/>
-        </w:rPr>
-        <w:t xml:space="preserve"> (2023). Prosody and speech act interpretation: The case of French indirect requests. </w:t>
-      </w:r>
-      <w:r>
-        <w:rPr>
-          <w:i/>
-          <w:iCs/>
-          <w:color w:val="000000" w:themeColor="text1"/>
-          <w:sz w:val="22"/>
-          <w:szCs w:val="22"/>
-        </w:rPr>
-        <w:t>Journal of French Language Studies</w:t>
-      </w:r>
-      <w:r>
-        <w:rPr>
-          <w:color w:val="000000" w:themeColor="text1"/>
-          <w:sz w:val="22"/>
-          <w:szCs w:val="22"/>
-        </w:rPr>
-        <w:t xml:space="preserve">. </w:t>
-      </w:r>
-    </w:p>
-    <w:p>
-      <w:pPr>
-        <w:rPr>
-          <w:color w:val="000000" w:themeColor="text1"/>
-          <w:sz w:val="22"/>
-          <w:szCs w:val="22"/>
-          <w:shd w:val="clear" w:color="auto" w:fill="FFFFFF"/>
-        </w:rPr>
-      </w:pPr>
-    </w:p>
-    <w:p>
-      <w:pPr>
-        <w:rPr>
-          <w:color w:val="000000" w:themeColor="text1"/>
-          <w:sz w:val="22"/>
-          <w:szCs w:val="22"/>
-          <w:shd w:val="clear" w:color="auto" w:fill="FFFFFF"/>
-        </w:rPr>
-      </w:pPr>
-      <w:r>
-        <w:rPr>
-          <w:color w:val="000000" w:themeColor="text1"/>
-          <w:sz w:val="22"/>
-          <w:szCs w:val="22"/>
-          <w:shd w:val="clear" w:color="auto" w:fill="FFFFFF"/>
-        </w:rPr>
-        <w:t xml:space="preserve">DeLong, K., </w:t>
-      </w:r>
-      <w:r>
-        <w:rPr>
-          <w:b/>
-          <w:bCs/>
-          <w:color w:val="000000" w:themeColor="text1"/>
-          <w:sz w:val="22"/>
-          <w:szCs w:val="22"/>
-          <w:shd w:val="clear" w:color="auto" w:fill="FFFFFF"/>
-        </w:rPr>
-        <w:t>Trott, S.,</w:t>
-      </w:r>
-      <w:r>
-        <w:rPr>
-          <w:color w:val="000000" w:themeColor="text1"/>
-          <w:sz w:val="22"/>
-          <w:szCs w:val="22"/>
-          <w:shd w:val="clear" w:color="auto" w:fill="FFFFFF"/>
-        </w:rPr>
-        <w:t xml:space="preserve"> Kutas, M. (2022). Offline dominance and zeugmatic similarity </w:t>
-      </w:r>
-      <w:proofErr w:type="spellStart"/>
-      <w:r>
-        <w:rPr>
-          <w:color w:val="000000" w:themeColor="text1"/>
-          <w:sz w:val="22"/>
-          <w:szCs w:val="22"/>
-          <w:shd w:val="clear" w:color="auto" w:fill="FFFFFF"/>
-        </w:rPr>
-        <w:t>normings</w:t>
-      </w:r>
-      <w:proofErr w:type="spellEnd"/>
-      <w:r>
-        <w:rPr>
-          <w:color w:val="000000" w:themeColor="text1"/>
-          <w:sz w:val="22"/>
-          <w:szCs w:val="22"/>
-          <w:shd w:val="clear" w:color="auto" w:fill="FFFFFF"/>
-        </w:rPr>
-        <w:t xml:space="preserve"> of variably ambiguous words assessed against a neural language model (BERT). </w:t>
-      </w:r>
-      <w:r>
-        <w:rPr>
-          <w:i/>
-          <w:iCs/>
-          <w:color w:val="000000" w:themeColor="text1"/>
-          <w:sz w:val="22"/>
-          <w:szCs w:val="22"/>
-          <w:shd w:val="clear" w:color="auto" w:fill="FFFFFF"/>
-        </w:rPr>
-        <w:t>Behavior Research Methods.</w:t>
-      </w:r>
-      <w:r>
-        <w:rPr>
-          <w:color w:val="000000" w:themeColor="text1"/>
-          <w:sz w:val="22"/>
-          <w:szCs w:val="22"/>
-          <w:shd w:val="clear" w:color="auto" w:fill="FFFFFF"/>
-        </w:rPr>
-        <w:t xml:space="preserve"> </w:t>
-      </w:r>
-    </w:p>
-    <w:p>
-      <w:pPr>
-        <w:rPr>
-          <w:color w:val="000000" w:themeColor="text1"/>
-          <w:sz w:val="22"/>
-          <w:szCs w:val="22"/>
-          <w:shd w:val="clear" w:color="auto" w:fill="FFFFFF"/>
-        </w:rPr>
-      </w:pPr>
-    </w:p>
-    <w:p>
-      <w:pPr>
-        <w:rPr>
-          <w:sz w:val="22"/>
-          <w:szCs w:val="22"/>
-        </w:rPr>
-      </w:pPr>
-      <w:r>
-        <w:rPr>
-          <w:b/>
-          <w:bCs/>
-          <w:color w:val="222222"/>
-          <w:sz w:val="22"/>
-          <w:szCs w:val="22"/>
-          <w:shd w:val="clear" w:color="auto" w:fill="FFFFFF"/>
-        </w:rPr>
-        <w:t>Trott, S.,</w:t>
-      </w:r>
-      <w:r>
-        <w:rPr>
-          <w:color w:val="222222"/>
-          <w:sz w:val="22"/>
-          <w:szCs w:val="22"/>
-          <w:shd w:val="clear" w:color="auto" w:fill="FFFFFF"/>
-        </w:rPr>
-        <w:t xml:space="preserve"> Bergen, B., &amp; Wittenberg, E. (2022). Spontaneous, controlled acts of reference between friends and strangers. </w:t>
-      </w:r>
-      <w:r>
-        <w:rPr>
-          <w:i/>
-          <w:iCs/>
-          <w:color w:val="222222"/>
-          <w:sz w:val="22"/>
-          <w:szCs w:val="22"/>
-          <w:shd w:val="clear" w:color="auto" w:fill="FFFFFF"/>
-        </w:rPr>
-        <w:t>Language Resources and Evaluation</w:t>
-      </w:r>
-      <w:r>
-        <w:rPr>
-          <w:color w:val="222222"/>
-          <w:sz w:val="22"/>
-          <w:szCs w:val="22"/>
-          <w:shd w:val="clear" w:color="auto" w:fill="FFFFFF"/>
-        </w:rPr>
-        <w:t xml:space="preserve">, 1-25. </w:t>
-      </w:r>
-    </w:p>
-    <w:p>
-      <w:pPr>
-        <w:rPr>
-          <w:b/>
-          <w:bCs/>
-          <w:color w:val="222222"/>
-          <w:sz w:val="22"/>
-          <w:szCs w:val="22"/>
-          <w:shd w:val="clear" w:color="auto" w:fill="FFFFFF"/>
-        </w:rPr>
-      </w:pPr>
-    </w:p>
-    <w:p>
-      <w:pPr>
-        <w:rPr>
-          <w:sz w:val="22"/>
-          <w:szCs w:val="22"/>
-        </w:rPr>
-      </w:pPr>
-      <w:r>
-        <w:rPr>
-          <w:color w:val="222222"/>
-          <w:sz w:val="22"/>
-          <w:szCs w:val="22"/>
-          <w:shd w:val="clear" w:color="auto" w:fill="FFFFFF"/>
-        </w:rPr>
-        <w:t xml:space="preserve">Morey, R. D., </w:t>
-      </w:r>
-      <w:proofErr w:type="spellStart"/>
-      <w:r>
-        <w:rPr>
-          <w:color w:val="222222"/>
-          <w:sz w:val="22"/>
-          <w:szCs w:val="22"/>
-          <w:shd w:val="clear" w:color="auto" w:fill="FFFFFF"/>
-        </w:rPr>
-        <w:t>Kaschak</w:t>
-      </w:r>
-      <w:proofErr w:type="spellEnd"/>
-      <w:r>
-        <w:rPr>
-          <w:color w:val="222222"/>
-          <w:sz w:val="22"/>
-          <w:szCs w:val="22"/>
-          <w:shd w:val="clear" w:color="auto" w:fill="FFFFFF"/>
-        </w:rPr>
-        <w:t xml:space="preserve">, M. P., </w:t>
-      </w:r>
-      <w:proofErr w:type="spellStart"/>
-      <w:r>
-        <w:rPr>
-          <w:color w:val="222222"/>
-          <w:sz w:val="22"/>
-          <w:szCs w:val="22"/>
-          <w:shd w:val="clear" w:color="auto" w:fill="FFFFFF"/>
-        </w:rPr>
-        <w:t>Díez-Álamo</w:t>
-      </w:r>
-      <w:proofErr w:type="spellEnd"/>
-      <w:r>
-        <w:rPr>
-          <w:color w:val="222222"/>
-          <w:sz w:val="22"/>
-          <w:szCs w:val="22"/>
-          <w:shd w:val="clear" w:color="auto" w:fill="FFFFFF"/>
-        </w:rPr>
-        <w:t xml:space="preserve">, A. M., </w:t>
-      </w:r>
-      <w:proofErr w:type="spellStart"/>
-      <w:r>
-        <w:rPr>
-          <w:color w:val="222222"/>
-          <w:sz w:val="22"/>
-          <w:szCs w:val="22"/>
-          <w:shd w:val="clear" w:color="auto" w:fill="FFFFFF"/>
-        </w:rPr>
-        <w:t>Glenberg</w:t>
-      </w:r>
-      <w:proofErr w:type="spellEnd"/>
-      <w:r>
-        <w:rPr>
-          <w:color w:val="222222"/>
-          <w:sz w:val="22"/>
-          <w:szCs w:val="22"/>
-          <w:shd w:val="clear" w:color="auto" w:fill="FFFFFF"/>
-        </w:rPr>
-        <w:t xml:space="preserve">, A. M., Zwaan, R. A., </w:t>
-      </w:r>
-      <w:proofErr w:type="spellStart"/>
-      <w:r>
-        <w:rPr>
-          <w:color w:val="222222"/>
-          <w:sz w:val="22"/>
-          <w:szCs w:val="22"/>
-          <w:shd w:val="clear" w:color="auto" w:fill="FFFFFF"/>
-        </w:rPr>
-        <w:t>Lakens</w:t>
-      </w:r>
-      <w:proofErr w:type="spellEnd"/>
-      <w:r>
-        <w:rPr>
-          <w:color w:val="222222"/>
-          <w:sz w:val="22"/>
-          <w:szCs w:val="22"/>
-          <w:shd w:val="clear" w:color="auto" w:fill="FFFFFF"/>
-        </w:rPr>
-        <w:t xml:space="preserve">, D., … </w:t>
-      </w:r>
-      <w:r>
-        <w:rPr>
-          <w:b/>
-          <w:bCs/>
-          <w:color w:val="222222"/>
-          <w:sz w:val="22"/>
-          <w:szCs w:val="22"/>
-          <w:shd w:val="clear" w:color="auto" w:fill="FFFFFF"/>
-        </w:rPr>
-        <w:t>Trott, S.</w:t>
-      </w:r>
-      <w:r>
-        <w:rPr>
-          <w:color w:val="222222"/>
-          <w:sz w:val="22"/>
-          <w:szCs w:val="22"/>
-          <w:shd w:val="clear" w:color="auto" w:fill="FFFFFF"/>
-        </w:rPr>
-        <w:t xml:space="preserve"> ... &amp; Ziv-</w:t>
-      </w:r>
-      <w:proofErr w:type="spellStart"/>
-      <w:r>
-        <w:rPr>
-          <w:color w:val="222222"/>
-          <w:sz w:val="22"/>
-          <w:szCs w:val="22"/>
-          <w:shd w:val="clear" w:color="auto" w:fill="FFFFFF"/>
-        </w:rPr>
-        <w:t>Crispel</w:t>
-      </w:r>
-      <w:proofErr w:type="spellEnd"/>
-      <w:r>
-        <w:rPr>
-          <w:color w:val="222222"/>
-          <w:sz w:val="22"/>
-          <w:szCs w:val="22"/>
-          <w:shd w:val="clear" w:color="auto" w:fill="FFFFFF"/>
-        </w:rPr>
-        <w:t>, N. (2022). A pre-registered, multi-lab non-replication of the action-sentence compatibility effect (ACE). </w:t>
-      </w:r>
-      <w:r>
-        <w:rPr>
-          <w:i/>
-          <w:iCs/>
-          <w:color w:val="222222"/>
-          <w:sz w:val="22"/>
-          <w:szCs w:val="22"/>
-          <w:shd w:val="clear" w:color="auto" w:fill="FFFFFF"/>
-        </w:rPr>
-        <w:t>Psychonomic bulletin &amp; review</w:t>
-      </w:r>
-      <w:r>
-        <w:rPr>
-          <w:color w:val="222222"/>
-          <w:sz w:val="22"/>
-          <w:szCs w:val="22"/>
-          <w:shd w:val="clear" w:color="auto" w:fill="FFFFFF"/>
-        </w:rPr>
-        <w:t>, </w:t>
-      </w:r>
-      <w:r>
-        <w:rPr>
-          <w:i/>
-          <w:iCs/>
-          <w:color w:val="222222"/>
-          <w:sz w:val="22"/>
-          <w:szCs w:val="22"/>
-          <w:shd w:val="clear" w:color="auto" w:fill="FFFFFF"/>
-        </w:rPr>
-        <w:t>29</w:t>
-      </w:r>
-      <w:r>
-        <w:rPr>
-          <w:color w:val="222222"/>
-          <w:sz w:val="22"/>
-          <w:szCs w:val="22"/>
-          <w:shd w:val="clear" w:color="auto" w:fill="FFFFFF"/>
-        </w:rPr>
-        <w:t xml:space="preserve">(2), 613-626. </w:t>
-      </w:r>
-    </w:p>
-    <w:p>
-      <w:pPr>
-        <w:rPr>
-          <w:b/>
-          <w:bCs/>
-          <w:color w:val="222222"/>
-          <w:sz w:val="22"/>
-          <w:szCs w:val="22"/>
-          <w:shd w:val="clear" w:color="auto" w:fill="FFFFFF"/>
-        </w:rPr>
-      </w:pPr>
-    </w:p>
-    <w:p>
-      <w:pPr>
-        <w:rPr>
-          <w:color w:val="222222"/>
-          <w:sz w:val="22"/>
-          <w:szCs w:val="22"/>
-          <w:shd w:val="clear" w:color="auto" w:fill="FFFFFF"/>
-        </w:rPr>
-      </w:pPr>
-      <w:r>
-        <w:rPr>
-          <w:b/>
-          <w:bCs/>
-          <w:color w:val="222222"/>
-          <w:sz w:val="22"/>
-          <w:szCs w:val="22"/>
-          <w:shd w:val="clear" w:color="auto" w:fill="FFFFFF"/>
-        </w:rPr>
-        <w:t>Trott, S.,</w:t>
-      </w:r>
-      <w:r>
-        <w:rPr>
-          <w:color w:val="222222"/>
-          <w:sz w:val="22"/>
-          <w:szCs w:val="22"/>
-          <w:shd w:val="clear" w:color="auto" w:fill="FFFFFF"/>
-        </w:rPr>
-        <w:t xml:space="preserve"> Reed, S., </w:t>
-      </w:r>
-      <w:proofErr w:type="spellStart"/>
-      <w:r>
-        <w:rPr>
-          <w:color w:val="222222"/>
-          <w:sz w:val="22"/>
-          <w:szCs w:val="22"/>
-          <w:shd w:val="clear" w:color="auto" w:fill="FFFFFF"/>
-        </w:rPr>
-        <w:t>Kaliblotzky</w:t>
-      </w:r>
-      <w:proofErr w:type="spellEnd"/>
-      <w:r>
-        <w:rPr>
-          <w:color w:val="222222"/>
-          <w:sz w:val="22"/>
-          <w:szCs w:val="22"/>
-          <w:shd w:val="clear" w:color="auto" w:fill="FFFFFF"/>
-        </w:rPr>
-        <w:t>, D., Ferreira, V., &amp; Bergen, B. (2022). The Role of Prosody in Disambiguating English Indirect Requests. </w:t>
-      </w:r>
-      <w:r>
-        <w:rPr>
-          <w:i/>
-          <w:iCs/>
-          <w:color w:val="222222"/>
-          <w:sz w:val="22"/>
-          <w:szCs w:val="22"/>
-          <w:shd w:val="clear" w:color="auto" w:fill="FFFFFF"/>
-        </w:rPr>
-        <w:t>Language and Speech</w:t>
-      </w:r>
-      <w:r>
-        <w:rPr>
-          <w:color w:val="222222"/>
-          <w:sz w:val="22"/>
-          <w:szCs w:val="22"/>
-          <w:shd w:val="clear" w:color="auto" w:fill="FFFFFF"/>
-        </w:rPr>
-        <w:t xml:space="preserve">, 00238309221087715. </w:t>
-      </w:r>
-    </w:p>
-    <w:p>
-      <w:pPr>
-        <w:rPr>
-          <w:b/>
-          <w:bCs/>
-          <w:color w:val="222222"/>
-          <w:sz w:val="22"/>
-          <w:szCs w:val="22"/>
-          <w:shd w:val="clear" w:color="auto" w:fill="FFFFFF"/>
-        </w:rPr>
-      </w:pPr>
-    </w:p>
-    <w:p>
-      <w:pPr>
-        <w:rPr>
-          <w:sz w:val="22"/>
-          <w:szCs w:val="22"/>
-        </w:rPr>
-      </w:pPr>
-      <w:r>
-        <w:rPr>
-          <w:b/>
-          <w:bCs/>
-          <w:color w:val="222222"/>
-          <w:sz w:val="22"/>
-          <w:szCs w:val="22"/>
-          <w:shd w:val="clear" w:color="auto" w:fill="FFFFFF"/>
-        </w:rPr>
-        <w:t>Trott, S</w:t>
-      </w:r>
-      <w:r>
-        <w:rPr>
-          <w:color w:val="222222"/>
-          <w:sz w:val="22"/>
-          <w:szCs w:val="22"/>
-          <w:shd w:val="clear" w:color="auto" w:fill="FFFFFF"/>
-        </w:rPr>
-        <w:t>., &amp; Bergen, B. (2022). Languages are efficient, but for whom? </w:t>
-      </w:r>
-      <w:r>
-        <w:rPr>
-          <w:i/>
-          <w:iCs/>
-          <w:color w:val="222222"/>
-          <w:sz w:val="22"/>
-          <w:szCs w:val="22"/>
-          <w:shd w:val="clear" w:color="auto" w:fill="FFFFFF"/>
-        </w:rPr>
-        <w:t>Cognition</w:t>
-      </w:r>
-      <w:r>
-        <w:rPr>
-          <w:color w:val="222222"/>
-          <w:sz w:val="22"/>
-          <w:szCs w:val="22"/>
-          <w:shd w:val="clear" w:color="auto" w:fill="FFFFFF"/>
-        </w:rPr>
-        <w:t>, </w:t>
-      </w:r>
-      <w:r>
-        <w:rPr>
-          <w:i/>
-          <w:iCs/>
-          <w:color w:val="222222"/>
-          <w:sz w:val="22"/>
-          <w:szCs w:val="22"/>
-          <w:shd w:val="clear" w:color="auto" w:fill="FFFFFF"/>
-        </w:rPr>
-        <w:t>225</w:t>
-      </w:r>
-      <w:r>
-        <w:rPr>
-          <w:color w:val="222222"/>
-          <w:sz w:val="22"/>
-          <w:szCs w:val="22"/>
-          <w:shd w:val="clear" w:color="auto" w:fill="FFFFFF"/>
-        </w:rPr>
-        <w:t>, 105094.</w:t>
-      </w:r>
-    </w:p>
-    <w:p>
-      <w:pPr>
-        <w:rPr>
-          <w:b/>
-          <w:bCs/>
-          <w:color w:val="222222"/>
-          <w:sz w:val="22"/>
-          <w:szCs w:val="22"/>
-          <w:shd w:val="clear" w:color="auto" w:fill="FFFFFF"/>
-        </w:rPr>
-      </w:pPr>
-    </w:p>
-    <w:p>
-      <w:pPr>
-        <w:rPr>
-          <w:sz w:val="22"/>
-          <w:szCs w:val="22"/>
-        </w:rPr>
-      </w:pPr>
-      <w:r>
-        <w:rPr>
-          <w:b/>
-          <w:bCs/>
-          <w:color w:val="222222"/>
-          <w:sz w:val="22"/>
-          <w:szCs w:val="22"/>
-          <w:shd w:val="clear" w:color="auto" w:fill="FFFFFF"/>
-        </w:rPr>
-        <w:t>Trott, S.,</w:t>
-      </w:r>
-      <w:r>
-        <w:rPr>
-          <w:color w:val="222222"/>
-          <w:sz w:val="22"/>
-          <w:szCs w:val="22"/>
-          <w:shd w:val="clear" w:color="auto" w:fill="FFFFFF"/>
-        </w:rPr>
-        <w:t xml:space="preserve"> &amp; Bergen, B. (2020). Why do human languages have homophones? </w:t>
-      </w:r>
-      <w:r>
-        <w:rPr>
-          <w:i/>
-          <w:iCs/>
-          <w:color w:val="222222"/>
-          <w:sz w:val="22"/>
-          <w:szCs w:val="22"/>
-          <w:shd w:val="clear" w:color="auto" w:fill="FFFFFF"/>
-        </w:rPr>
-        <w:t>Cognition</w:t>
-      </w:r>
-      <w:r>
-        <w:rPr>
-          <w:color w:val="222222"/>
-          <w:sz w:val="22"/>
-          <w:szCs w:val="22"/>
-          <w:shd w:val="clear" w:color="auto" w:fill="FFFFFF"/>
-        </w:rPr>
-        <w:t>, </w:t>
-      </w:r>
-      <w:r>
-        <w:rPr>
-          <w:i/>
-          <w:iCs/>
-          <w:color w:val="222222"/>
-          <w:sz w:val="22"/>
-          <w:szCs w:val="22"/>
-          <w:shd w:val="clear" w:color="auto" w:fill="FFFFFF"/>
-        </w:rPr>
-        <w:t>205</w:t>
-      </w:r>
-      <w:r>
-        <w:rPr>
-          <w:color w:val="222222"/>
-          <w:sz w:val="22"/>
-          <w:szCs w:val="22"/>
-          <w:shd w:val="clear" w:color="auto" w:fill="FFFFFF"/>
-        </w:rPr>
-        <w:t>, 104449.</w:t>
-      </w:r>
-    </w:p>
-    <w:p>
-      <w:pPr>
-        <w:spacing w:line="276" w:lineRule="auto"/>
-        <w:contextualSpacing/>
-        <w:rPr>
-          <w:sz w:val="22"/>
-          <w:szCs w:val="22"/>
-        </w:rPr>
-      </w:pPr>
-    </w:p>
-    <w:p>
-      <w:pPr>
-        <w:rPr>
-          <w:sz w:val="22"/>
-          <w:szCs w:val="22"/>
-        </w:rPr>
-      </w:pPr>
-      <w:r>
-        <w:rPr>
-          <w:b/>
-          <w:bCs/>
-          <w:color w:val="222222"/>
-          <w:sz w:val="22"/>
-          <w:szCs w:val="22"/>
-          <w:shd w:val="clear" w:color="auto" w:fill="FFFFFF"/>
-        </w:rPr>
-        <w:t>Trott, S.,</w:t>
-      </w:r>
-      <w:r>
-        <w:rPr>
-          <w:color w:val="222222"/>
-          <w:sz w:val="22"/>
-          <w:szCs w:val="22"/>
-          <w:shd w:val="clear" w:color="auto" w:fill="FFFFFF"/>
-        </w:rPr>
-        <w:t xml:space="preserve"> &amp; Bergen, B. (2020). When Do Comprehenders Mentalize for Pragmatic </w:t>
-      </w:r>
-      <w:proofErr w:type="gramStart"/>
-      <w:r>
-        <w:rPr>
-          <w:color w:val="222222"/>
-          <w:sz w:val="22"/>
-          <w:szCs w:val="22"/>
-          <w:shd w:val="clear" w:color="auto" w:fill="FFFFFF"/>
-        </w:rPr>
-        <w:t>Inference?.</w:t>
-      </w:r>
-      <w:proofErr w:type="gramEnd"/>
-      <w:r>
-        <w:rPr>
-          <w:color w:val="222222"/>
-          <w:sz w:val="22"/>
-          <w:szCs w:val="22"/>
-          <w:shd w:val="clear" w:color="auto" w:fill="FFFFFF"/>
-        </w:rPr>
-        <w:t> </w:t>
-      </w:r>
-      <w:r>
-        <w:rPr>
-          <w:i/>
-          <w:iCs/>
-          <w:color w:val="222222"/>
-          <w:sz w:val="22"/>
-          <w:szCs w:val="22"/>
-          <w:shd w:val="clear" w:color="auto" w:fill="FFFFFF"/>
-        </w:rPr>
-        <w:t>Discourse Processes</w:t>
-      </w:r>
-      <w:r>
-        <w:rPr>
-          <w:color w:val="222222"/>
-          <w:sz w:val="22"/>
-          <w:szCs w:val="22"/>
-          <w:shd w:val="clear" w:color="auto" w:fill="FFFFFF"/>
-        </w:rPr>
-        <w:t>, 1-21.</w:t>
-      </w:r>
-    </w:p>
-    <w:p>
-      <w:pPr>
-        <w:spacing w:line="276" w:lineRule="auto"/>
-        <w:contextualSpacing/>
-        <w:rPr>
-          <w:sz w:val="22"/>
-          <w:szCs w:val="22"/>
-        </w:rPr>
-      </w:pPr>
-    </w:p>
-    <w:p>
-      <w:pPr>
-        <w:rPr>
-          <w:sz w:val="22"/>
-          <w:szCs w:val="22"/>
-        </w:rPr>
-      </w:pPr>
-      <w:r>
-        <w:rPr>
-          <w:b/>
-          <w:bCs/>
-          <w:color w:val="222222"/>
-          <w:sz w:val="22"/>
-          <w:szCs w:val="22"/>
-          <w:shd w:val="clear" w:color="auto" w:fill="FFFFFF"/>
-        </w:rPr>
-        <w:t>Trott, S.,</w:t>
-      </w:r>
-      <w:r>
-        <w:rPr>
-          <w:color w:val="222222"/>
-          <w:sz w:val="22"/>
-          <w:szCs w:val="22"/>
-          <w:shd w:val="clear" w:color="auto" w:fill="FFFFFF"/>
-        </w:rPr>
-        <w:t xml:space="preserve"> &amp; </w:t>
-      </w:r>
-      <w:proofErr w:type="spellStart"/>
-      <w:r>
-        <w:rPr>
-          <w:color w:val="222222"/>
-          <w:sz w:val="22"/>
-          <w:szCs w:val="22"/>
-          <w:shd w:val="clear" w:color="auto" w:fill="FFFFFF"/>
-        </w:rPr>
-        <w:t>Rossano</w:t>
-      </w:r>
-      <w:proofErr w:type="spellEnd"/>
-      <w:r>
-        <w:rPr>
-          <w:color w:val="222222"/>
-          <w:sz w:val="22"/>
-          <w:szCs w:val="22"/>
-          <w:shd w:val="clear" w:color="auto" w:fill="FFFFFF"/>
-        </w:rPr>
-        <w:t>, F. (2020). The Role of Entitlement in Formatting Preferences Across Requesters and Recipients. </w:t>
-      </w:r>
-      <w:r>
-        <w:rPr>
-          <w:i/>
-          <w:iCs/>
-          <w:color w:val="222222"/>
-          <w:sz w:val="22"/>
-          <w:szCs w:val="22"/>
-          <w:shd w:val="clear" w:color="auto" w:fill="FFFFFF"/>
-        </w:rPr>
-        <w:t>Discourse Processes</w:t>
-      </w:r>
-      <w:r>
-        <w:rPr>
-          <w:color w:val="222222"/>
-          <w:sz w:val="22"/>
-          <w:szCs w:val="22"/>
-          <w:shd w:val="clear" w:color="auto" w:fill="FFFFFF"/>
-        </w:rPr>
-        <w:t>, 1-22.</w:t>
-      </w:r>
-    </w:p>
-    <w:p>
-      <w:pPr>
-        <w:spacing w:line="276" w:lineRule="auto"/>
-        <w:contextualSpacing/>
-        <w:rPr>
-          <w:sz w:val="22"/>
-          <w:szCs w:val="22"/>
-        </w:rPr>
-      </w:pPr>
-    </w:p>
-    <w:p>
-      <w:pPr>
-        <w:rPr>
-          <w:sz w:val="22"/>
-          <w:szCs w:val="22"/>
-        </w:rPr>
-      </w:pPr>
-      <w:r>
-        <w:rPr>
-          <w:b/>
-          <w:sz w:val="22"/>
-          <w:szCs w:val="22"/>
-        </w:rPr>
-        <w:t>Trott, S.,</w:t>
-      </w:r>
-      <w:r>
-        <w:rPr>
-          <w:sz w:val="22"/>
-          <w:szCs w:val="22"/>
-        </w:rPr>
-        <w:t xml:space="preserve"> &amp; Bergen, B. (2018). Individual Differences in Mentalizing Capacity Predict Indirect Request Comprehension. </w:t>
-      </w:r>
-      <w:r>
-        <w:rPr>
-          <w:i/>
-          <w:iCs/>
-          <w:sz w:val="22"/>
-          <w:szCs w:val="22"/>
-        </w:rPr>
-        <w:t>Discourse Processes</w:t>
-      </w:r>
-      <w:r>
-        <w:rPr>
-          <w:sz w:val="22"/>
-          <w:szCs w:val="22"/>
-        </w:rPr>
-        <w:t>, 1-33.</w:t>
-      </w:r>
-    </w:p>
-    <w:p/>
-    <w:p/>
-    <w:p>
-      <w:pPr>
-        <w:spacing w:line="276" w:lineRule="auto"/>
-        <w:contextualSpacing/>
-        <w:rPr>
-          <w:b/>
-          <w:sz w:val="28"/>
-          <w:szCs w:val="28"/>
-        </w:rPr>
-      </w:pPr>
-      <w:r>
-        <w:rPr>
-          <w:b/>
-          <w:sz w:val="28"/>
-          <w:szCs w:val="28"/>
-        </w:rPr>
-        <w:t>Peer-Reviewed</w:t>
-      </w:r>
-      <w:r>
-        <w:rPr>
-          <w:b/>
-          <w:sz w:val="28"/>
-          <w:szCs w:val="28"/>
-        </w:rPr>
-        <w:t xml:space="preserve"> Conference Proceedings</w:t>
-      </w:r>
+          <w:color w:val="262626" w:themeColor="text1" w:themeTint="D9"/>
+          <w:sz w:val="22"/>
+          <w:szCs w:val="22"/>
+          <w:shd w:val="clear" w:color="auto" w:fill="FFFFFF"/>
+        </w:rPr>
+      </w:pPr>
     </w:p>
     <w:p>
       <w:pPr>
@@ -3385,606 +3781,7 @@
           <w:shd w:val="clear" w:color="auto" w:fill="FFFFFF"/>
         </w:rPr>
       </w:pPr>
-    </w:p>
-    <w:p>
-      <w:pPr>
-        <w:rPr>
-          <w:color w:val="222222"/>
-          <w:sz w:val="22"/>
-          <w:szCs w:val="22"/>
-          <w:shd w:val="clear" w:color="auto" w:fill="FFFFFF"/>
-        </w:rPr>
-      </w:pPr>
-      <w:r>
-        <w:rPr>
-          <w:b/>
-          <w:bCs/>
-          <w:color w:val="222222"/>
-          <w:sz w:val="22"/>
-          <w:szCs w:val="22"/>
-          <w:shd w:val="clear" w:color="auto" w:fill="FFFFFF"/>
-        </w:rPr>
-        <w:t>Trott, S.,</w:t>
-      </w:r>
-      <w:r>
-        <w:rPr>
-          <w:color w:val="222222"/>
-          <w:sz w:val="22"/>
-          <w:szCs w:val="22"/>
-          <w:shd w:val="clear" w:color="auto" w:fill="FFFFFF"/>
-        </w:rPr>
-        <w:t xml:space="preserve"> Taylor, S., Jones, C., Michaelov, J. A., &amp; Rivière, P. D. (2026</w:t>
-      </w:r>
-      <w:r>
-        <w:rPr>
-          <w:color w:val="222222"/>
-          <w:sz w:val="22"/>
-          <w:szCs w:val="22"/>
-          <w:shd w:val="clear" w:color="auto" w:fill="FFFFFF"/>
-        </w:rPr>
-        <w:t>, July</w:t>
-      </w:r>
-      <w:r>
-        <w:rPr>
-          <w:color w:val="222222"/>
-          <w:sz w:val="22"/>
-          <w:szCs w:val="22"/>
-          <w:shd w:val="clear" w:color="auto" w:fill="FFFFFF"/>
-        </w:rPr>
-        <w:t>). Language Statistics and False Belief Reasoning: Evidence from 41 Open-Weight LMs. </w:t>
-      </w:r>
-      <w:r>
-        <w:rPr>
-          <w:i/>
-          <w:iCs/>
-          <w:color w:val="222222"/>
-          <w:sz w:val="22"/>
-          <w:szCs w:val="22"/>
-          <w:shd w:val="clear" w:color="auto" w:fill="FFFFFF"/>
-        </w:rPr>
-        <w:t>Proceedings of the 64</w:t>
-      </w:r>
-      <w:r>
-        <w:rPr>
-          <w:i/>
-          <w:iCs/>
-          <w:color w:val="222222"/>
-          <w:sz w:val="22"/>
-          <w:szCs w:val="22"/>
-          <w:shd w:val="clear" w:color="auto" w:fill="FFFFFF"/>
-          <w:vertAlign w:val="superscript"/>
-        </w:rPr>
-        <w:t>th</w:t>
-      </w:r>
-      <w:r>
-        <w:rPr>
-          <w:i/>
-          <w:iCs/>
-          <w:color w:val="222222"/>
-          <w:sz w:val="22"/>
-          <w:szCs w:val="22"/>
-          <w:shd w:val="clear" w:color="auto" w:fill="FFFFFF"/>
-        </w:rPr>
-        <w:t xml:space="preserve"> Annual Meeting of the Association for Computational Linguistics</w:t>
-      </w:r>
-      <w:r>
-        <w:rPr>
-          <w:color w:val="222222"/>
-          <w:sz w:val="22"/>
-          <w:szCs w:val="22"/>
-          <w:shd w:val="clear" w:color="auto" w:fill="FFFFFF"/>
-        </w:rPr>
-        <w:t>.</w:t>
-      </w:r>
-      <w:r>
-        <w:rPr>
-          <w:color w:val="222222"/>
-          <w:sz w:val="22"/>
-          <w:szCs w:val="22"/>
-          <w:shd w:val="clear" w:color="auto" w:fill="FFFFFF"/>
-        </w:rPr>
-        <w:t xml:space="preserve"> Main Conference.</w:t>
-      </w:r>
-    </w:p>
-    <w:p>
-      <w:pPr>
-        <w:rPr>
-          <w:color w:val="222222"/>
-          <w:sz w:val="22"/>
-          <w:szCs w:val="22"/>
-          <w:shd w:val="clear" w:color="auto" w:fill="FFFFFF"/>
-        </w:rPr>
-      </w:pPr>
-    </w:p>
-    <w:p>
-      <w:pPr>
-        <w:rPr>
-          <w:color w:val="222222"/>
-          <w:sz w:val="22"/>
-          <w:szCs w:val="22"/>
-          <w:shd w:val="clear" w:color="auto" w:fill="FFFFFF"/>
-        </w:rPr>
-      </w:pPr>
-      <w:r>
-        <w:rPr>
-          <w:color w:val="222222"/>
-          <w:sz w:val="22"/>
-          <w:szCs w:val="22"/>
-          <w:shd w:val="clear" w:color="auto" w:fill="FFFFFF"/>
-        </w:rPr>
-        <w:t xml:space="preserve">Vinaya, H., </w:t>
-      </w:r>
-      <w:r>
-        <w:rPr>
-          <w:b/>
-          <w:bCs/>
-          <w:color w:val="222222"/>
-          <w:sz w:val="22"/>
-          <w:szCs w:val="22"/>
-          <w:shd w:val="clear" w:color="auto" w:fill="FFFFFF"/>
-        </w:rPr>
-        <w:t>Trott, S.,</w:t>
-      </w:r>
-      <w:r>
-        <w:rPr>
-          <w:color w:val="222222"/>
-          <w:sz w:val="22"/>
-          <w:szCs w:val="22"/>
-          <w:shd w:val="clear" w:color="auto" w:fill="FFFFFF"/>
-        </w:rPr>
-        <w:t xml:space="preserve"> &amp; Coulson, S. (2026</w:t>
-      </w:r>
-      <w:r>
-        <w:rPr>
-          <w:color w:val="222222"/>
-          <w:sz w:val="22"/>
-          <w:szCs w:val="22"/>
-          <w:shd w:val="clear" w:color="auto" w:fill="FFFFFF"/>
-        </w:rPr>
-        <w:t xml:space="preserve">, March). </w:t>
-      </w:r>
-      <w:r>
-        <w:rPr>
-          <w:color w:val="222222"/>
-          <w:sz w:val="22"/>
-          <w:szCs w:val="22"/>
-          <w:shd w:val="clear" w:color="auto" w:fill="FFFFFF"/>
-        </w:rPr>
-        <w:t>Audition and vision-aligned models diverge in EEG prediction of visual vs</w:t>
-      </w:r>
-      <w:r>
-        <w:rPr>
-          <w:color w:val="222222"/>
-          <w:sz w:val="22"/>
-          <w:szCs w:val="22"/>
-          <w:shd w:val="clear" w:color="auto" w:fill="FFFFFF"/>
-        </w:rPr>
-        <w:t xml:space="preserve">. </w:t>
-      </w:r>
-      <w:r>
-        <w:rPr>
-          <w:color w:val="222222"/>
-          <w:sz w:val="22"/>
-          <w:szCs w:val="22"/>
-          <w:shd w:val="clear" w:color="auto" w:fill="FFFFFF"/>
-        </w:rPr>
-        <w:t>auditory words</w:t>
-      </w:r>
-      <w:r>
-        <w:rPr>
-          <w:color w:val="222222"/>
-          <w:sz w:val="22"/>
-          <w:szCs w:val="22"/>
-          <w:shd w:val="clear" w:color="auto" w:fill="FFFFFF"/>
-        </w:rPr>
-        <w:t xml:space="preserve">. </w:t>
-      </w:r>
-      <w:r>
-        <w:rPr>
-          <w:i/>
-          <w:iCs/>
-          <w:color w:val="222222"/>
-          <w:sz w:val="22"/>
-          <w:szCs w:val="22"/>
-          <w:shd w:val="clear" w:color="auto" w:fill="FFFFFF"/>
-        </w:rPr>
-        <w:t>39th Annual Conference on Human Sentence Processing.</w:t>
-      </w:r>
-    </w:p>
-    <w:p>
-      <w:pPr>
-        <w:rPr>
-          <w:color w:val="222222"/>
-          <w:sz w:val="22"/>
-          <w:szCs w:val="22"/>
-          <w:shd w:val="clear" w:color="auto" w:fill="FFFFFF"/>
-        </w:rPr>
-      </w:pPr>
-    </w:p>
-    <w:p>
-      <w:pPr>
-        <w:rPr>
-          <w:color w:val="222222"/>
-          <w:sz w:val="22"/>
-          <w:szCs w:val="22"/>
-          <w:shd w:val="clear" w:color="auto" w:fill="FFFFFF"/>
-        </w:rPr>
-      </w:pPr>
-      <w:r>
-        <w:rPr>
-          <w:color w:val="222222"/>
-          <w:sz w:val="22"/>
-          <w:szCs w:val="22"/>
-          <w:shd w:val="clear" w:color="auto" w:fill="FFFFFF"/>
-        </w:rPr>
-        <w:t xml:space="preserve">He, Z. W., </w:t>
-      </w:r>
-      <w:r>
-        <w:rPr>
-          <w:b/>
-          <w:bCs/>
-          <w:color w:val="222222"/>
-          <w:sz w:val="22"/>
-          <w:szCs w:val="22"/>
-          <w:shd w:val="clear" w:color="auto" w:fill="FFFFFF"/>
-        </w:rPr>
-        <w:t>Trott, S.,</w:t>
-      </w:r>
-      <w:r>
-        <w:rPr>
-          <w:color w:val="222222"/>
-          <w:sz w:val="22"/>
-          <w:szCs w:val="22"/>
-          <w:shd w:val="clear" w:color="auto" w:fill="FFFFFF"/>
-        </w:rPr>
-        <w:t xml:space="preserve"> &amp; Khosla, M. (2025, November). Seeing through words, speaking through pixels: Deep representational alignment between vision and language models. In </w:t>
-      </w:r>
-      <w:r>
-        <w:rPr>
-          <w:i/>
-          <w:iCs/>
-          <w:color w:val="222222"/>
-          <w:sz w:val="22"/>
-          <w:szCs w:val="22"/>
-          <w:shd w:val="clear" w:color="auto" w:fill="FFFFFF"/>
-        </w:rPr>
-        <w:t>Proceedings of the 2025 Conference on Empirical Methods in Natural Language Processing</w:t>
-      </w:r>
-      <w:r>
-        <w:rPr>
-          <w:color w:val="222222"/>
-          <w:sz w:val="22"/>
-          <w:szCs w:val="22"/>
-          <w:shd w:val="clear" w:color="auto" w:fill="FFFFFF"/>
-        </w:rPr>
-        <w:t> (pp. 35645-35660).</w:t>
-      </w:r>
-    </w:p>
-    <w:p>
-      <w:pPr>
-        <w:rPr>
-          <w:color w:val="222222"/>
-          <w:sz w:val="22"/>
-          <w:szCs w:val="22"/>
-          <w:shd w:val="clear" w:color="auto" w:fill="FFFFFF"/>
-        </w:rPr>
-      </w:pPr>
-    </w:p>
-    <w:p>
-      <w:pPr>
-        <w:rPr>
-          <w:color w:val="222222"/>
-          <w:sz w:val="22"/>
-          <w:szCs w:val="22"/>
-          <w:shd w:val="clear" w:color="auto" w:fill="FFFFFF"/>
-        </w:rPr>
-      </w:pPr>
-      <w:r>
-        <w:rPr>
-          <w:color w:val="222222"/>
-          <w:sz w:val="22"/>
-          <w:szCs w:val="22"/>
-          <w:shd w:val="clear" w:color="auto" w:fill="FFFFFF"/>
-        </w:rPr>
-        <w:lastRenderedPageBreak/>
-        <w:t xml:space="preserve">Vinaya, H., </w:t>
-      </w:r>
-      <w:r>
-        <w:rPr>
-          <w:b/>
-          <w:bCs/>
-          <w:color w:val="222222"/>
-          <w:sz w:val="22"/>
-          <w:szCs w:val="22"/>
-          <w:shd w:val="clear" w:color="auto" w:fill="FFFFFF"/>
-        </w:rPr>
-        <w:t>Trott, S.,</w:t>
-      </w:r>
-      <w:r>
-        <w:rPr>
-          <w:color w:val="222222"/>
-          <w:sz w:val="22"/>
-          <w:szCs w:val="22"/>
-          <w:shd w:val="clear" w:color="auto" w:fill="FFFFFF"/>
-        </w:rPr>
-        <w:t xml:space="preserve"> &amp; Coulson, S. (2025, September). </w:t>
-      </w:r>
-      <w:r>
-        <w:rPr>
-          <w:color w:val="222222"/>
-          <w:sz w:val="22"/>
-          <w:szCs w:val="22"/>
-          <w:shd w:val="clear" w:color="auto" w:fill="FFFFFF"/>
-        </w:rPr>
-        <w:t>Vision Language Model Representations Predict EEG Response to Visual and Auditory Attributes in Property Verification</w:t>
-      </w:r>
-      <w:r>
-        <w:rPr>
-          <w:color w:val="222222"/>
-          <w:sz w:val="22"/>
-          <w:szCs w:val="22"/>
-          <w:shd w:val="clear" w:color="auto" w:fill="FFFFFF"/>
-        </w:rPr>
-        <w:t xml:space="preserve">. </w:t>
-      </w:r>
-      <w:r>
-        <w:rPr>
-          <w:i/>
-          <w:iCs/>
-          <w:color w:val="222222"/>
-          <w:sz w:val="22"/>
-          <w:szCs w:val="22"/>
-          <w:shd w:val="clear" w:color="auto" w:fill="FFFFFF"/>
-        </w:rPr>
-        <w:t>Architectures and Mechanisms for Language Processing</w:t>
-      </w:r>
-      <w:r>
-        <w:rPr>
-          <w:color w:val="222222"/>
-          <w:sz w:val="22"/>
-          <w:szCs w:val="22"/>
-          <w:shd w:val="clear" w:color="auto" w:fill="FFFFFF"/>
-        </w:rPr>
-        <w:t>.</w:t>
-      </w:r>
-    </w:p>
-    <w:p>
-      <w:pPr>
-        <w:rPr>
-          <w:color w:val="222222"/>
-          <w:sz w:val="22"/>
-          <w:szCs w:val="22"/>
-          <w:shd w:val="clear" w:color="auto" w:fill="FFFFFF"/>
-        </w:rPr>
-      </w:pPr>
-    </w:p>
-    <w:p>
-      <w:pPr>
-        <w:rPr>
-          <w:i/>
-          <w:iCs/>
-          <w:color w:val="222222"/>
-          <w:sz w:val="22"/>
-          <w:szCs w:val="22"/>
-          <w:shd w:val="clear" w:color="auto" w:fill="FFFFFF"/>
-        </w:rPr>
-      </w:pPr>
-      <w:r>
-        <w:rPr>
-          <w:color w:val="222222"/>
-          <w:sz w:val="22"/>
-          <w:szCs w:val="22"/>
-          <w:shd w:val="clear" w:color="auto" w:fill="FFFFFF"/>
-        </w:rPr>
-        <w:t xml:space="preserve">Rivière, P. D., </w:t>
-      </w:r>
-      <w:r>
-        <w:rPr>
-          <w:color w:val="222222"/>
-          <w:sz w:val="22"/>
-          <w:szCs w:val="22"/>
-          <w:shd w:val="clear" w:color="auto" w:fill="FFFFFF"/>
-        </w:rPr>
-        <w:t>Parkinson-Coombs, O., Jones, C.,</w:t>
-      </w:r>
-      <w:r>
-        <w:rPr>
-          <w:color w:val="222222"/>
-          <w:sz w:val="22"/>
-          <w:szCs w:val="22"/>
-          <w:shd w:val="clear" w:color="auto" w:fill="FFFFFF"/>
-        </w:rPr>
-        <w:t xml:space="preserve"> &amp; </w:t>
-      </w:r>
-      <w:r>
-        <w:rPr>
-          <w:b/>
-          <w:bCs/>
-          <w:color w:val="222222"/>
-          <w:sz w:val="22"/>
-          <w:szCs w:val="22"/>
-          <w:shd w:val="clear" w:color="auto" w:fill="FFFFFF"/>
-        </w:rPr>
-        <w:t>Trott, S.</w:t>
-      </w:r>
-      <w:r>
-        <w:rPr>
-          <w:color w:val="222222"/>
-          <w:sz w:val="22"/>
-          <w:szCs w:val="22"/>
-          <w:shd w:val="clear" w:color="auto" w:fill="FFFFFF"/>
-        </w:rPr>
-        <w:t xml:space="preserve"> (</w:t>
-      </w:r>
-      <w:r>
-        <w:rPr>
-          <w:color w:val="222222"/>
-          <w:sz w:val="22"/>
-          <w:szCs w:val="22"/>
-          <w:shd w:val="clear" w:color="auto" w:fill="FFFFFF"/>
-        </w:rPr>
-        <w:t>2025, July</w:t>
-      </w:r>
-      <w:r>
-        <w:rPr>
-          <w:color w:val="222222"/>
-          <w:sz w:val="22"/>
-          <w:szCs w:val="22"/>
-          <w:shd w:val="clear" w:color="auto" w:fill="FFFFFF"/>
-        </w:rPr>
-        <w:t xml:space="preserve">). </w:t>
-      </w:r>
-      <w:r>
-        <w:rPr>
-          <w:color w:val="222222"/>
-          <w:sz w:val="22"/>
-          <w:szCs w:val="22"/>
-          <w:shd w:val="clear" w:color="auto" w:fill="FFFFFF"/>
-        </w:rPr>
-        <w:t xml:space="preserve">Does Language Stabilize Quantity Representations in Vision Transformers? </w:t>
-      </w:r>
-      <w:r>
-        <w:rPr>
-          <w:color w:val="222222"/>
-          <w:sz w:val="22"/>
-          <w:szCs w:val="22"/>
-          <w:shd w:val="clear" w:color="auto" w:fill="FFFFFF"/>
-        </w:rPr>
-        <w:t>In </w:t>
-      </w:r>
-      <w:r>
-        <w:rPr>
-          <w:i/>
-          <w:iCs/>
-          <w:color w:val="222222"/>
-          <w:sz w:val="22"/>
-          <w:szCs w:val="22"/>
-          <w:shd w:val="clear" w:color="auto" w:fill="FFFFFF"/>
-        </w:rPr>
-        <w:t>Proceedings of the Annual Meeting of the Cognitive Science Society</w:t>
-      </w:r>
-      <w:r>
-        <w:rPr>
-          <w:color w:val="222222"/>
-          <w:sz w:val="22"/>
-          <w:szCs w:val="22"/>
-          <w:shd w:val="clear" w:color="auto" w:fill="FFFFFF"/>
-        </w:rPr>
-        <w:t> (Vol. 4</w:t>
-      </w:r>
-      <w:r>
-        <w:rPr>
-          <w:color w:val="222222"/>
-          <w:sz w:val="22"/>
-          <w:szCs w:val="22"/>
-          <w:shd w:val="clear" w:color="auto" w:fill="FFFFFF"/>
-        </w:rPr>
-        <w:t>7</w:t>
-      </w:r>
-      <w:r>
-        <w:rPr>
-          <w:color w:val="222222"/>
-          <w:sz w:val="22"/>
-          <w:szCs w:val="22"/>
-          <w:shd w:val="clear" w:color="auto" w:fill="FFFFFF"/>
-        </w:rPr>
-        <w:t>, No. 4</w:t>
-      </w:r>
-      <w:r>
-        <w:rPr>
-          <w:color w:val="222222"/>
-          <w:sz w:val="22"/>
-          <w:szCs w:val="22"/>
-          <w:shd w:val="clear" w:color="auto" w:fill="FFFFFF"/>
-        </w:rPr>
-        <w:t>7).</w:t>
-      </w:r>
-    </w:p>
-    <w:p>
-      <w:pPr>
-        <w:rPr>
-          <w:color w:val="222222"/>
-          <w:sz w:val="22"/>
-          <w:szCs w:val="22"/>
-          <w:shd w:val="clear" w:color="auto" w:fill="FFFFFF"/>
-        </w:rPr>
-      </w:pPr>
-    </w:p>
-    <w:p>
-      <w:pPr>
-        <w:pStyle w:val="Heading2"/>
-        <w:shd w:val="clear" w:color="auto" w:fill="FFFFFF"/>
-        <w:spacing w:before="0" w:beforeAutospacing="0" w:after="0" w:afterAutospacing="0"/>
-        <w:rPr>
-          <w:b w:val="0"/>
-          <w:bCs w:val="0"/>
-          <w:color w:val="222222"/>
-          <w:sz w:val="22"/>
-          <w:szCs w:val="22"/>
-          <w:shd w:val="clear" w:color="auto" w:fill="FFFFFF"/>
-        </w:rPr>
-      </w:pPr>
-      <w:r>
-        <w:rPr>
-          <w:b w:val="0"/>
-          <w:bCs w:val="0"/>
-          <w:color w:val="222222"/>
-          <w:sz w:val="22"/>
-          <w:szCs w:val="22"/>
-          <w:shd w:val="clear" w:color="auto" w:fill="FFFFFF"/>
-        </w:rPr>
-        <w:t xml:space="preserve">Rivière, P. D., Beatty-Martínez, A. L., &amp; </w:t>
-      </w:r>
-      <w:r>
-        <w:rPr>
-          <w:color w:val="222222"/>
-          <w:sz w:val="22"/>
-          <w:szCs w:val="22"/>
-          <w:shd w:val="clear" w:color="auto" w:fill="FFFFFF"/>
-        </w:rPr>
-        <w:t>Trott, S.</w:t>
-      </w:r>
-      <w:r>
-        <w:rPr>
-          <w:b w:val="0"/>
-          <w:bCs w:val="0"/>
-          <w:color w:val="222222"/>
-          <w:sz w:val="22"/>
-          <w:szCs w:val="22"/>
-          <w:shd w:val="clear" w:color="auto" w:fill="FFFFFF"/>
-        </w:rPr>
-        <w:t xml:space="preserve"> (2025, April). Evaluating Contextualized Representations of (Spanish) Ambiguous Words: A New Lexical Resource and Empirical Analysis. In </w:t>
-      </w:r>
-      <w:r>
-        <w:rPr>
-          <w:b w:val="0"/>
-          <w:bCs w:val="0"/>
-          <w:i/>
-          <w:iCs/>
-          <w:color w:val="222222"/>
-          <w:sz w:val="22"/>
-          <w:szCs w:val="22"/>
-          <w:shd w:val="clear" w:color="auto" w:fill="FFFFFF"/>
-        </w:rPr>
-        <w:t>Proceedings of the 2025 Conference of the Nations of the Americas Chapter of the Association for Computational Linguistics: Human Language Technologies (Volume 1: Long Papers)</w:t>
-      </w:r>
-      <w:r>
-        <w:rPr>
-          <w:b w:val="0"/>
-          <w:bCs w:val="0"/>
-          <w:color w:val="222222"/>
-          <w:sz w:val="22"/>
-          <w:szCs w:val="22"/>
-          <w:shd w:val="clear" w:color="auto" w:fill="FFFFFF"/>
-        </w:rPr>
-        <w:t> (pp. 8322-8338).</w:t>
-      </w:r>
-    </w:p>
-    <w:p>
-      <w:pPr>
-        <w:pStyle w:val="Heading2"/>
-        <w:shd w:val="clear" w:color="auto" w:fill="FFFFFF"/>
-        <w:spacing w:before="0" w:beforeAutospacing="0" w:after="0" w:afterAutospacing="0"/>
+      <w:r>
         <w:rPr>
           <w:b w:val="0"/>
           <w:bCs w:val="0"/>
@@ -3993,13 +3790,18 @@
           <w:szCs w:val="22"/>
           <w:shd w:val="clear" w:color="auto" w:fill="FFFFFF"/>
         </w:rPr>
-      </w:pPr>
-    </w:p>
-    <w:p>
-      <w:pPr>
-        <w:pStyle w:val="Heading2"/>
-        <w:shd w:val="clear" w:color="auto" w:fill="FFFFFF"/>
-        <w:spacing w:before="0" w:beforeAutospacing="0" w:after="0" w:afterAutospacing="0"/>
+        <w:t xml:space="preserve">Shin, H., &amp; </w:t>
+      </w:r>
+      <w:r>
+        <w:rPr>
+          <w:color w:val="262626" w:themeColor="text1" w:themeTint="D9"/>
+          <w:sz w:val="22"/>
+          <w:szCs w:val="22"/>
+          <w:shd w:val="clear" w:color="auto" w:fill="FFFFFF"/>
+        </w:rPr>
+        <w:t>Trott, S.</w:t>
+      </w:r>
+      <w:r>
         <w:rPr>
           <w:b w:val="0"/>
           <w:bCs w:val="0"/>
@@ -4008,78 +3810,20 @@
           <w:szCs w:val="22"/>
           <w:shd w:val="clear" w:color="auto" w:fill="FFFFFF"/>
         </w:rPr>
-      </w:pPr>
+        <w:t xml:space="preserve"> (2024, June). Do language models capture implied discourse meanings? </w:t>
+      </w:r>
       <w:r>
         <w:rPr>
           <w:b w:val="0"/>
           <w:bCs w:val="0"/>
+          <w:i/>
+          <w:iCs/>
           <w:color w:val="262626" w:themeColor="text1" w:themeTint="D9"/>
           <w:sz w:val="22"/>
           <w:szCs w:val="22"/>
           <w:shd w:val="clear" w:color="auto" w:fill="FFFFFF"/>
         </w:rPr>
-        <w:t xml:space="preserve">Shin, H., &amp; </w:t>
-      </w:r>
-      <w:r>
-        <w:rPr>
-          <w:color w:val="262626" w:themeColor="text1" w:themeTint="D9"/>
-          <w:sz w:val="22"/>
-          <w:szCs w:val="22"/>
-          <w:shd w:val="clear" w:color="auto" w:fill="FFFFFF"/>
-        </w:rPr>
-        <w:t>Trott, S.</w:t>
-      </w:r>
-      <w:r>
-        <w:rPr>
-          <w:b w:val="0"/>
-          <w:bCs w:val="0"/>
-          <w:color w:val="262626" w:themeColor="text1" w:themeTint="D9"/>
-          <w:sz w:val="22"/>
-          <w:szCs w:val="22"/>
-          <w:shd w:val="clear" w:color="auto" w:fill="FFFFFF"/>
-        </w:rPr>
-        <w:t xml:space="preserve"> (2024, June). Do language models capture implied discourse meanings? </w:t>
-      </w:r>
-      <w:r>
-        <w:rPr>
-          <w:b w:val="0"/>
-          <w:bCs w:val="0"/>
-          <w:i/>
-          <w:iCs/>
-          <w:color w:val="262626" w:themeColor="text1" w:themeTint="D9"/>
-          <w:sz w:val="22"/>
-          <w:szCs w:val="22"/>
-          <w:shd w:val="clear" w:color="auto" w:fill="FFFFFF"/>
-        </w:rPr>
-        <w:t>The 2024 Meeting of the Society for Computation in Linguistics (</w:t>
-      </w:r>
-      <w:proofErr w:type="spellStart"/>
-      <w:r>
-        <w:rPr>
-          <w:b w:val="0"/>
-          <w:bCs w:val="0"/>
-          <w:i/>
-          <w:iCs/>
-          <w:color w:val="262626" w:themeColor="text1" w:themeTint="D9"/>
-          <w:sz w:val="22"/>
-          <w:szCs w:val="22"/>
-          <w:shd w:val="clear" w:color="auto" w:fill="FFFFFF"/>
-        </w:rPr>
-        <w:t>SCiL</w:t>
-      </w:r>
-      <w:proofErr w:type="spellEnd"/>
-      <w:r>
-        <w:rPr>
-          <w:b w:val="0"/>
-          <w:bCs w:val="0"/>
-          <w:i/>
-          <w:iCs/>
-          <w:color w:val="262626" w:themeColor="text1" w:themeTint="D9"/>
-          <w:sz w:val="22"/>
-          <w:szCs w:val="22"/>
-          <w:shd w:val="clear" w:color="auto" w:fill="FFFFFF"/>
-        </w:rPr>
-        <w:t>)</w:t>
+        <w:t>The 2024 Meeting of the Society for Computation in Linguistics (SCiL)</w:t>
       </w:r>
       <w:r>
         <w:rPr>
@@ -4521,27 +4265,7 @@
           <w:szCs w:val="22"/>
           <w:shd w:val="clear" w:color="auto" w:fill="FFFFFF"/>
         </w:rPr>
-        <w:t xml:space="preserve"> &amp; Bergen, B. (2022). Can a pressure against homophones explain phonological </w:t>
-      </w:r>
-      <w:proofErr w:type="gramStart"/>
-      <w:r>
-        <w:rPr>
-          <w:color w:val="222222"/>
-          <w:sz w:val="22"/>
-          <w:szCs w:val="22"/>
-          <w:shd w:val="clear" w:color="auto" w:fill="FFFFFF"/>
-        </w:rPr>
-        <w:t>neighborhoods?.</w:t>
-      </w:r>
-      <w:proofErr w:type="gramEnd"/>
-      <w:r>
-        <w:rPr>
-          <w:color w:val="222222"/>
-          <w:sz w:val="22"/>
-          <w:szCs w:val="22"/>
-          <w:shd w:val="clear" w:color="auto" w:fill="FFFFFF"/>
-        </w:rPr>
-        <w:t xml:space="preserve"> In </w:t>
+        <w:t xml:space="preserve"> &amp; Bergen, B. (2022). Can a pressure against homophones explain phonological neighborhoods?. In </w:t>
       </w:r>
       <w:r>
         <w:rPr>
@@ -4783,6 +4507,7 @@
           <w:sz w:val="22"/>
           <w:szCs w:val="22"/>
         </w:rPr>
+        <w:lastRenderedPageBreak/>
         <w:t>Trott, S</w:t>
       </w:r>
       <w:r>
@@ -4852,7 +4577,6 @@
           <w:sz w:val="28"/>
           <w:szCs w:val="28"/>
         </w:rPr>
-        <w:lastRenderedPageBreak/>
         <w:t xml:space="preserve">Pending </w:t>
       </w:r>
       <w:r>
@@ -4934,74 +4658,6 @@
     </w:p>
     <w:p>
       <w:pPr>
-        <w:rPr>
-          <w:color w:val="222222"/>
-          <w:sz w:val="22"/>
-          <w:szCs w:val="22"/>
-          <w:shd w:val="clear" w:color="auto" w:fill="FFFFFF"/>
-        </w:rPr>
-      </w:pPr>
-      <w:r>
-        <w:rPr>
-          <w:color w:val="222222"/>
-          <w:sz w:val="22"/>
-          <w:szCs w:val="22"/>
-          <w:shd w:val="clear" w:color="auto" w:fill="FFFFFF"/>
-        </w:rPr>
-        <w:t xml:space="preserve">Rivière, P., &amp; </w:t>
-      </w:r>
-      <w:r>
-        <w:rPr>
-          <w:b/>
-          <w:bCs/>
-          <w:color w:val="222222"/>
-          <w:sz w:val="22"/>
-          <w:szCs w:val="22"/>
-          <w:shd w:val="clear" w:color="auto" w:fill="FFFFFF"/>
-        </w:rPr>
-        <w:t>Trott, S.</w:t>
-      </w:r>
-      <w:r>
-        <w:rPr>
-          <w:color w:val="222222"/>
-          <w:sz w:val="22"/>
-          <w:szCs w:val="22"/>
-          <w:shd w:val="clear" w:color="auto" w:fill="FFFFFF"/>
-        </w:rPr>
-        <w:t xml:space="preserve"> (</w:t>
-      </w:r>
-      <w:r>
-        <w:rPr>
-          <w:color w:val="222222"/>
-          <w:sz w:val="22"/>
-          <w:szCs w:val="22"/>
-          <w:shd w:val="clear" w:color="auto" w:fill="FFFFFF"/>
-        </w:rPr>
-        <w:t>To appear</w:t>
-      </w:r>
-      <w:r>
-        <w:rPr>
-          <w:color w:val="222222"/>
-          <w:sz w:val="22"/>
-          <w:szCs w:val="22"/>
-          <w:shd w:val="clear" w:color="auto" w:fill="FFFFFF"/>
-        </w:rPr>
-        <w:t xml:space="preserve">). Start Making Sense(s): A Developmental Probe of Attention Specialization Using Lexical Ambiguity. </w:t>
-      </w:r>
-      <w:r>
-        <w:rPr>
-          <w:i/>
-          <w:iCs/>
-          <w:color w:val="222222"/>
-          <w:sz w:val="22"/>
-          <w:szCs w:val="22"/>
-          <w:shd w:val="clear" w:color="auto" w:fill="FFFFFF"/>
-        </w:rPr>
-        <w:t xml:space="preserve">Transactions of the Association for Computational Linguistics (TACL). </w:t>
-      </w:r>
-    </w:p>
-    <w:p>
-      <w:pPr>
         <w:tabs>
           <w:tab w:val="left" w:pos="5500"/>
         </w:tabs>
@@ -5011,6 +4667,73 @@
           <w:szCs w:val="22"/>
         </w:rPr>
       </w:pPr>
+      <w:r>
+        <w:rPr>
+          <w:sz w:val="22"/>
+          <w:szCs w:val="22"/>
+        </w:rPr>
+        <w:t xml:space="preserve">Conde, J., Martínez, G., Arriaga, C., </w:t>
+      </w:r>
+      <w:r>
+        <w:rPr>
+          <w:b/>
+          <w:bCs/>
+          <w:sz w:val="22"/>
+          <w:szCs w:val="22"/>
+        </w:rPr>
+        <w:t>Trott, S.,</w:t>
+      </w:r>
+      <w:r>
+        <w:rPr>
+          <w:sz w:val="22"/>
+          <w:szCs w:val="22"/>
+        </w:rPr>
+        <w:t xml:space="preserve"> &amp; Reviriego, P. (</w:t>
+      </w:r>
+      <w:r>
+        <w:rPr>
+          <w:sz w:val="22"/>
+          <w:szCs w:val="22"/>
+        </w:rPr>
+        <w:t>To appear</w:t>
+      </w:r>
+      <w:r>
+        <w:rPr>
+          <w:sz w:val="22"/>
+          <w:szCs w:val="22"/>
+        </w:rPr>
+        <w:t xml:space="preserve">). </w:t>
+      </w:r>
+      <w:r>
+        <w:rPr>
+          <w:sz w:val="22"/>
+          <w:szCs w:val="22"/>
+        </w:rPr>
+        <w:t xml:space="preserve">LLM </w:t>
+      </w:r>
+      <w:r>
+        <w:rPr>
+          <w:sz w:val="22"/>
+          <w:szCs w:val="22"/>
+        </w:rPr>
+        <w:t xml:space="preserve">estimates of word characteristics. </w:t>
+      </w:r>
+      <w:r>
+        <w:rPr>
+          <w:i/>
+          <w:iCs/>
+          <w:sz w:val="22"/>
+          <w:szCs w:val="22"/>
+        </w:rPr>
+        <w:t>International Encyclopedia of Language and Linguistics, 3rd Edition</w:t>
+      </w:r>
+      <w:r>
+        <w:rPr>
+          <w:sz w:val="22"/>
+          <w:szCs w:val="22"/>
+        </w:rPr>
+        <w:t>.</w:t>
+      </w:r>
     </w:p>
     <w:p>
       <w:pPr>
@@ -5023,89 +4746,6 @@
           <w:szCs w:val="22"/>
         </w:rPr>
       </w:pPr>
-      <w:r>
-        <w:rPr>
-          <w:sz w:val="22"/>
-          <w:szCs w:val="22"/>
-        </w:rPr>
-        <w:t xml:space="preserve">Conde, J., Martínez, G., Arriaga, C., </w:t>
-      </w:r>
-      <w:r>
-        <w:rPr>
-          <w:b/>
-          <w:bCs/>
-          <w:sz w:val="22"/>
-          <w:szCs w:val="22"/>
-        </w:rPr>
-        <w:t>Trott, S.,</w:t>
-      </w:r>
-      <w:r>
-        <w:rPr>
-          <w:sz w:val="22"/>
-          <w:szCs w:val="22"/>
-        </w:rPr>
-        <w:t xml:space="preserve"> &amp; </w:t>
-      </w:r>
-      <w:proofErr w:type="spellStart"/>
-      <w:r>
-        <w:rPr>
-          <w:sz w:val="22"/>
-          <w:szCs w:val="22"/>
-        </w:rPr>
-        <w:t>Reviriego</w:t>
-      </w:r>
-      <w:proofErr w:type="spellEnd"/>
-      <w:r>
-        <w:rPr>
-          <w:sz w:val="22"/>
-          <w:szCs w:val="22"/>
-        </w:rPr>
-        <w:t>, P. (</w:t>
-      </w:r>
-      <w:r>
-        <w:rPr>
-          <w:sz w:val="22"/>
-          <w:szCs w:val="22"/>
-        </w:rPr>
-        <w:t>To appear</w:t>
-      </w:r>
-      <w:r>
-        <w:rPr>
-          <w:sz w:val="22"/>
-          <w:szCs w:val="22"/>
-        </w:rPr>
-        <w:t xml:space="preserve">). </w:t>
-      </w:r>
-      <w:r>
-        <w:rPr>
-          <w:sz w:val="22"/>
-          <w:szCs w:val="22"/>
-        </w:rPr>
-        <w:t xml:space="preserve">LLM </w:t>
-      </w:r>
-      <w:r>
-        <w:rPr>
-          <w:sz w:val="22"/>
-          <w:szCs w:val="22"/>
-        </w:rPr>
-        <w:t xml:space="preserve">estimates of word characteristics. </w:t>
-      </w:r>
-      <w:r>
-        <w:rPr>
-          <w:i/>
-          <w:iCs/>
-          <w:sz w:val="22"/>
-          <w:szCs w:val="22"/>
-        </w:rPr>
-        <w:t>International Encyclopedia of Language and Linguistics, 3rd Edition</w:t>
-      </w:r>
-      <w:r>
-        <w:rPr>
-          <w:sz w:val="22"/>
-          <w:szCs w:val="22"/>
-        </w:rPr>
-        <w:t>.</w:t>
-      </w:r>
     </w:p>
     <w:p>
       <w:pPr>
@@ -5118,6 +4758,71 @@
           <w:szCs w:val="22"/>
         </w:rPr>
       </w:pPr>
+      <w:r>
+        <w:rPr>
+          <w:sz w:val="22"/>
+          <w:szCs w:val="22"/>
+        </w:rPr>
+        <w:t xml:space="preserve">Conde, J., Grandury, M., Fu, T., Arriaga, C., Martínez, G., Clark, T., </w:t>
+      </w:r>
+      <w:r>
+        <w:rPr>
+          <w:b/>
+          <w:bCs/>
+          <w:sz w:val="22"/>
+          <w:szCs w:val="22"/>
+        </w:rPr>
+        <w:t>Trott, S.,</w:t>
+      </w:r>
+      <w:r>
+        <w:rPr>
+          <w:sz w:val="22"/>
+          <w:szCs w:val="22"/>
+        </w:rPr>
+        <w:t xml:space="preserve"> Green, C. G., Reviriego, P., &amp; Brysbaert, M. (</w:t>
+      </w:r>
+      <w:r>
+        <w:rPr>
+          <w:sz w:val="22"/>
+          <w:szCs w:val="22"/>
+        </w:rPr>
+        <w:t>Under Review</w:t>
+      </w:r>
+      <w:r>
+        <w:rPr>
+          <w:sz w:val="22"/>
+          <w:szCs w:val="22"/>
+        </w:rPr>
+        <w:t>). Adding LLMs to the psycholinguistic norming toolbox: A practical guide to getting the most out of human ratings.</w:t>
+      </w:r>
+      <w:r>
+        <w:rPr>
+          <w:rFonts w:ascii="Arial" w:hAnsi="Arial" w:cs="Arial"/>
+          <w:i/>
+          <w:iCs/>
+          <w:color w:val="222222"/>
+          <w:sz w:val="20"/>
+          <w:szCs w:val="20"/>
+          <w:shd w:val="clear" w:color="auto" w:fill="FFFFFF"/>
+        </w:rPr>
+        <w:t xml:space="preserve"> </w:t>
+      </w:r>
+      <w:r>
+        <w:rPr>
+          <w:i/>
+          <w:iCs/>
+          <w:sz w:val="22"/>
+          <w:szCs w:val="22"/>
+        </w:rPr>
+        <w:t>arXiv preprint arXiv:2509.14405</w:t>
+      </w:r>
+      <w:r>
+        <w:rPr>
+          <w:sz w:val="22"/>
+          <w:szCs w:val="22"/>
+        </w:rPr>
+        <w:t>.</w:t>
+      </w:r>
     </w:p>
     <w:p>
       <w:pPr>
@@ -5130,130 +4835,6 @@
           <w:szCs w:val="22"/>
         </w:rPr>
       </w:pPr>
-      <w:r>
-        <w:rPr>
-          <w:sz w:val="22"/>
-          <w:szCs w:val="22"/>
-        </w:rPr>
-        <w:t xml:space="preserve">Conde, J., </w:t>
-      </w:r>
-      <w:proofErr w:type="spellStart"/>
-      <w:r>
-        <w:rPr>
-          <w:sz w:val="22"/>
-          <w:szCs w:val="22"/>
-        </w:rPr>
-        <w:t>Grandury</w:t>
-      </w:r>
-      <w:proofErr w:type="spellEnd"/>
-      <w:r>
-        <w:rPr>
-          <w:sz w:val="22"/>
-          <w:szCs w:val="22"/>
-        </w:rPr>
-        <w:t xml:space="preserve">, M., Fu, T., Arriaga, C., Martínez, G., Clark, T., </w:t>
-      </w:r>
-      <w:r>
-        <w:rPr>
-          <w:b/>
-          <w:bCs/>
-          <w:sz w:val="22"/>
-          <w:szCs w:val="22"/>
-        </w:rPr>
-        <w:t>Trott, S.,</w:t>
-      </w:r>
-      <w:r>
-        <w:rPr>
-          <w:sz w:val="22"/>
-          <w:szCs w:val="22"/>
-        </w:rPr>
-        <w:t xml:space="preserve"> Green, C. G., </w:t>
-      </w:r>
-      <w:proofErr w:type="spellStart"/>
-      <w:r>
-        <w:rPr>
-          <w:sz w:val="22"/>
-          <w:szCs w:val="22"/>
-        </w:rPr>
-        <w:t>Reviriego</w:t>
-      </w:r>
-      <w:proofErr w:type="spellEnd"/>
-      <w:r>
-        <w:rPr>
-          <w:sz w:val="22"/>
-          <w:szCs w:val="22"/>
-        </w:rPr>
-        <w:t xml:space="preserve">, P., &amp; </w:t>
-      </w:r>
-      <w:proofErr w:type="spellStart"/>
-      <w:r>
-        <w:rPr>
-          <w:sz w:val="22"/>
-          <w:szCs w:val="22"/>
-        </w:rPr>
-        <w:t>Brysbaert</w:t>
-      </w:r>
-      <w:proofErr w:type="spellEnd"/>
-      <w:r>
-        <w:rPr>
-          <w:sz w:val="22"/>
-          <w:szCs w:val="22"/>
-        </w:rPr>
-        <w:t>, M. (</w:t>
-      </w:r>
-      <w:r>
-        <w:rPr>
-          <w:sz w:val="22"/>
-          <w:szCs w:val="22"/>
-        </w:rPr>
-        <w:t>Under Review</w:t>
-      </w:r>
-      <w:r>
-        <w:rPr>
-          <w:sz w:val="22"/>
-          <w:szCs w:val="22"/>
-        </w:rPr>
-        <w:t>). Adding LLMs to the psycholinguistic norming toolbox: A practical guide to getting the most out of human ratings.</w:t>
-      </w:r>
-      <w:r>
-        <w:rPr>
-          <w:rFonts w:ascii="Arial" w:hAnsi="Arial" w:cs="Arial"/>
-          <w:i/>
-          <w:iCs/>
-          <w:color w:val="222222"/>
-          <w:sz w:val="20"/>
-          <w:szCs w:val="20"/>
-          <w:shd w:val="clear" w:color="auto" w:fill="FFFFFF"/>
-        </w:rPr>
-        <w:t xml:space="preserve"> </w:t>
-      </w:r>
-      <w:proofErr w:type="spellStart"/>
-      <w:r>
-        <w:rPr>
-          <w:i/>
-          <w:iCs/>
-          <w:sz w:val="22"/>
-          <w:szCs w:val="22"/>
-        </w:rPr>
-        <w:t>arXiv</w:t>
-      </w:r>
-      <w:proofErr w:type="spellEnd"/>
-      <w:r>
-        <w:rPr>
-          <w:i/>
-          <w:iCs/>
-          <w:sz w:val="22"/>
-          <w:szCs w:val="22"/>
-        </w:rPr>
-        <w:t xml:space="preserve"> preprint arXiv:2509.14405</w:t>
-      </w:r>
-      <w:r>
-        <w:rPr>
-          <w:sz w:val="22"/>
-          <w:szCs w:val="22"/>
-        </w:rPr>
-        <w:t>.</w:t>
-      </w:r>
     </w:p>
     <w:p>
       <w:pPr>
@@ -5266,6 +4847,52 @@
           <w:szCs w:val="22"/>
         </w:rPr>
       </w:pPr>
+      <w:r>
+        <w:rPr>
+          <w:b/>
+          <w:bCs/>
+          <w:sz w:val="22"/>
+          <w:szCs w:val="22"/>
+        </w:rPr>
+        <w:t>Trott, S.</w:t>
+      </w:r>
+      <w:r>
+        <w:rPr>
+          <w:sz w:val="22"/>
+          <w:szCs w:val="22"/>
+        </w:rPr>
+        <w:t>, &amp; Rivière, P. D. (</w:t>
+      </w:r>
+      <w:r>
+        <w:rPr>
+          <w:sz w:val="22"/>
+          <w:szCs w:val="22"/>
+        </w:rPr>
+        <w:t>Under Review</w:t>
+      </w:r>
+      <w:r>
+        <w:rPr>
+          <w:sz w:val="22"/>
+          <w:szCs w:val="22"/>
+        </w:rPr>
+        <w:t>). Capacity Constraints and the Multilingual Penalty for Lexical Disambiguation. </w:t>
+      </w:r>
+      <w:r>
+        <w:rPr>
+          <w:i/>
+          <w:iCs/>
+          <w:sz w:val="22"/>
+          <w:szCs w:val="22"/>
+        </w:rPr>
+        <w:t>arXiv preprint arXiv:2602.05035</w:t>
+      </w:r>
+      <w:r>
+        <w:rPr>
+          <w:sz w:val="22"/>
+          <w:szCs w:val="22"/>
+        </w:rPr>
+        <w:t>.</w:t>
+      </w:r>
     </w:p>
     <w:p>
       <w:pPr>
@@ -5278,75 +4905,6 @@
           <w:szCs w:val="22"/>
         </w:rPr>
       </w:pPr>
-      <w:r>
-        <w:rPr>
-          <w:b/>
-          <w:bCs/>
-          <w:sz w:val="22"/>
-          <w:szCs w:val="22"/>
-        </w:rPr>
-        <w:t>Trott, S.</w:t>
-      </w:r>
-      <w:r>
-        <w:rPr>
-          <w:sz w:val="22"/>
-          <w:szCs w:val="22"/>
-        </w:rPr>
-        <w:t>, &amp; Rivière, P. D. (</w:t>
-      </w:r>
-      <w:r>
-        <w:rPr>
-          <w:sz w:val="22"/>
-          <w:szCs w:val="22"/>
-        </w:rPr>
-        <w:t>Under Review</w:t>
-      </w:r>
-      <w:r>
-        <w:rPr>
-          <w:sz w:val="22"/>
-          <w:szCs w:val="22"/>
-        </w:rPr>
-        <w:t>). Capacity Constraints and the Multilingual Penalty for Lexical Disambiguation. </w:t>
-      </w:r>
-      <w:proofErr w:type="spellStart"/>
-      <w:r>
-        <w:rPr>
-          <w:i/>
-          <w:iCs/>
-          <w:sz w:val="22"/>
-          <w:szCs w:val="22"/>
-        </w:rPr>
-        <w:t>arXiv</w:t>
-      </w:r>
-      <w:proofErr w:type="spellEnd"/>
-      <w:r>
-        <w:rPr>
-          <w:i/>
-          <w:iCs/>
-          <w:sz w:val="22"/>
-          <w:szCs w:val="22"/>
-        </w:rPr>
-        <w:t xml:space="preserve"> preprint arXiv:2602.05035</w:t>
-      </w:r>
-      <w:r>
-        <w:rPr>
-          <w:sz w:val="22"/>
-          <w:szCs w:val="22"/>
-        </w:rPr>
-        <w:t>.</w:t>
-      </w:r>
-    </w:p>
-    <w:p>
-      <w:pPr>
-        <w:tabs>
-          <w:tab w:val="left" w:pos="5500"/>
-        </w:tabs>
-        <w:spacing w:line="276" w:lineRule="auto"/>
-        <w:rPr>
-          <w:sz w:val="22"/>
-          <w:szCs w:val="22"/>
-        </w:rPr>
-      </w:pPr>
     </w:p>
     <w:p>
       <w:pPr>
@@ -5399,7 +4957,7 @@
           <w:b/>
           <w:noProof/>
         </w:rPr>
-        <w:pict w14:anchorId="16B87AF4">
+        <w:pict w14:anchorId="60748D67">
           <v:rect id="_x0000_i1029" alt="" style="width:468pt;height:1.5pt;mso-width-percent:0;mso-height-percent:0;mso-width-percent:0;mso-height-percent:0" o:hralign="center" o:hrstd="t" o:hrnoshade="t" o:hr="t" fillcolor="black [3213]" stroked="f"/>
         </w:pict>
       </w:r>
@@ -5513,25 +5071,7 @@
           <w:sz w:val="22"/>
           <w:szCs w:val="22"/>
         </w:rPr>
-        <w:t xml:space="preserve"> </w:t>
-      </w:r>
-      <w:proofErr w:type="spellStart"/>
-      <w:r>
-        <w:rPr>
-          <w:bCs/>
-          <w:sz w:val="22"/>
-          <w:szCs w:val="22"/>
-        </w:rPr>
-        <w:t>Lupyan</w:t>
-      </w:r>
-      <w:proofErr w:type="spellEnd"/>
-      <w:r>
-        <w:rPr>
-          <w:bCs/>
-          <w:sz w:val="22"/>
-          <w:szCs w:val="22"/>
-        </w:rPr>
-        <w:t xml:space="preserve">, G., </w:t>
+        <w:t xml:space="preserve"> Lupyan, G., </w:t>
       </w:r>
       <w:r>
         <w:rPr>
@@ -5547,25 +5087,7 @@
           <w:sz w:val="22"/>
           <w:szCs w:val="22"/>
         </w:rPr>
-        <w:t xml:space="preserve"> </w:t>
-      </w:r>
-      <w:proofErr w:type="spellStart"/>
-      <w:r>
-        <w:rPr>
-          <w:bCs/>
-          <w:sz w:val="22"/>
-          <w:szCs w:val="22"/>
-        </w:rPr>
-        <w:t>Zettersten</w:t>
-      </w:r>
-      <w:proofErr w:type="spellEnd"/>
-      <w:r>
-        <w:rPr>
-          <w:bCs/>
-          <w:sz w:val="22"/>
-          <w:szCs w:val="22"/>
-        </w:rPr>
-        <w:t>, M., Gentry, H., Griffiths, T., &amp; Ivanova, A.</w:t>
+        <w:t xml:space="preserve"> Zettersten, M., Gentry, H., Griffiths, T., &amp; Ivanova, A.</w:t>
       </w:r>
     </w:p>
     <w:p>
@@ -5790,6 +5312,7 @@
           <w:sz w:val="22"/>
           <w:szCs w:val="22"/>
         </w:rPr>
+        <w:lastRenderedPageBreak/>
         <w:t>Trott, S. (</w:t>
       </w:r>
       <w:r>
@@ -5933,27 +5456,15 @@
         </w:rPr>
         <w:t xml:space="preserve">Using Cognitive Science to Understand Large Language Models. </w:t>
       </w:r>
-      <w:proofErr w:type="spellStart"/>
-      <w:r>
-        <w:rPr>
-          <w:bCs/>
-          <w:i/>
-          <w:iCs/>
-          <w:sz w:val="22"/>
-          <w:szCs w:val="22"/>
-        </w:rPr>
-        <w:t>Osher</w:t>
-      </w:r>
-      <w:proofErr w:type="spellEnd"/>
-      <w:r>
-        <w:rPr>
-          <w:bCs/>
-          <w:i/>
-          <w:iCs/>
-          <w:sz w:val="22"/>
-          <w:szCs w:val="22"/>
-        </w:rPr>
-        <w:t xml:space="preserve"> Institute for Lifelong Learning in San Diego. </w:t>
+      <w:r>
+        <w:rPr>
+          <w:bCs/>
+          <w:i/>
+          <w:iCs/>
+          <w:sz w:val="22"/>
+          <w:szCs w:val="22"/>
+        </w:rPr>
+        <w:t xml:space="preserve">Osher Institute for Lifelong Learning in San Diego. </w:t>
       </w:r>
       <w:r>
         <w:rPr>
@@ -6381,27 +5892,15 @@
         </w:rPr>
         <w:t xml:space="preserve">. Large Language Models as Model Organisms—Opportunities and Challenges. </w:t>
       </w:r>
-      <w:proofErr w:type="spellStart"/>
-      <w:r>
-        <w:rPr>
-          <w:bCs/>
-          <w:i/>
-          <w:iCs/>
-          <w:sz w:val="22"/>
-          <w:szCs w:val="22"/>
-        </w:rPr>
-        <w:t>BetterUp</w:t>
-      </w:r>
-      <w:proofErr w:type="spellEnd"/>
-      <w:r>
-        <w:rPr>
-          <w:bCs/>
-          <w:i/>
-          <w:iCs/>
-          <w:sz w:val="22"/>
-          <w:szCs w:val="22"/>
-        </w:rPr>
-        <w:t xml:space="preserve"> Invited Speaker</w:t>
+      <w:r>
+        <w:rPr>
+          <w:bCs/>
+          <w:i/>
+          <w:iCs/>
+          <w:sz w:val="22"/>
+          <w:szCs w:val="22"/>
+        </w:rPr>
+        <w:t>BetterUp Invited Speaker</w:t>
       </w:r>
       <w:r>
         <w:rPr>
@@ -6996,79 +6495,6 @@
           <w:szCs w:val="22"/>
           <w:shd w:val="clear" w:color="auto" w:fill="FFFFFF"/>
         </w:rPr>
-        <w:t>Trott, S.,</w:t>
-      </w:r>
-      <w:r>
-        <w:rPr>
-          <w:color w:val="222222"/>
-          <w:sz w:val="22"/>
-          <w:szCs w:val="22"/>
-          <w:shd w:val="clear" w:color="auto" w:fill="FFFFFF"/>
-        </w:rPr>
-        <w:t xml:space="preserve"> &amp; Bergen, B. (2022). Can a pressure against homophones explain phonological </w:t>
-      </w:r>
-      <w:proofErr w:type="gramStart"/>
-      <w:r>
-        <w:rPr>
-          <w:color w:val="222222"/>
-          <w:sz w:val="22"/>
-          <w:szCs w:val="22"/>
-          <w:shd w:val="clear" w:color="auto" w:fill="FFFFFF"/>
-        </w:rPr>
-        <w:t>neighborhoods?.</w:t>
-      </w:r>
-      <w:proofErr w:type="gramEnd"/>
-      <w:r>
-        <w:rPr>
-          <w:color w:val="222222"/>
-          <w:sz w:val="22"/>
-          <w:szCs w:val="22"/>
-          <w:shd w:val="clear" w:color="auto" w:fill="FFFFFF"/>
-        </w:rPr>
-        <w:t xml:space="preserve"> In </w:t>
-      </w:r>
-      <w:r>
-        <w:rPr>
-          <w:i/>
-          <w:iCs/>
-          <w:color w:val="222222"/>
-          <w:sz w:val="22"/>
-          <w:szCs w:val="22"/>
-          <w:shd w:val="clear" w:color="auto" w:fill="FFFFFF"/>
-        </w:rPr>
-        <w:t>Proceedings of the Annual Meeting of the Cognitive Science Society</w:t>
-      </w:r>
-      <w:r>
-        <w:rPr>
-          <w:color w:val="222222"/>
-          <w:sz w:val="22"/>
-          <w:szCs w:val="22"/>
-          <w:shd w:val="clear" w:color="auto" w:fill="FFFFFF"/>
-        </w:rPr>
-        <w:t> (Vol. 44, No. 44). (Acceptance rate: 20.4%)</w:t>
-      </w:r>
-    </w:p>
-    <w:p>
-      <w:pPr>
-        <w:pStyle w:val="NormalWeb"/>
-        <w:spacing w:line="276" w:lineRule="auto"/>
-        <w:contextualSpacing/>
-        <w:rPr>
-          <w:color w:val="222222"/>
-          <w:sz w:val="22"/>
-          <w:szCs w:val="22"/>
-          <w:shd w:val="clear" w:color="auto" w:fill="FFFFFF"/>
-        </w:rPr>
-      </w:pPr>
-      <w:r>
-        <w:rPr>
-          <w:b/>
-          <w:bCs/>
-          <w:color w:val="222222"/>
-          <w:sz w:val="22"/>
-          <w:szCs w:val="22"/>
-          <w:shd w:val="clear" w:color="auto" w:fill="FFFFFF"/>
-        </w:rPr>
         <w:lastRenderedPageBreak/>
         <w:t>Trott, S.,</w:t>
       </w:r>
@@ -7079,6 +6505,59 @@
           <w:szCs w:val="22"/>
           <w:shd w:val="clear" w:color="auto" w:fill="FFFFFF"/>
         </w:rPr>
+        <w:t xml:space="preserve"> &amp; Bergen, B. (2022). Can a pressure against homophones explain phonological neighborhoods?. In </w:t>
+      </w:r>
+      <w:r>
+        <w:rPr>
+          <w:i/>
+          <w:iCs/>
+          <w:color w:val="222222"/>
+          <w:sz w:val="22"/>
+          <w:szCs w:val="22"/>
+          <w:shd w:val="clear" w:color="auto" w:fill="FFFFFF"/>
+        </w:rPr>
+        <w:t>Proceedings of the Annual Meeting of the Cognitive Science Society</w:t>
+      </w:r>
+      <w:r>
+        <w:rPr>
+          <w:color w:val="222222"/>
+          <w:sz w:val="22"/>
+          <w:szCs w:val="22"/>
+          <w:shd w:val="clear" w:color="auto" w:fill="FFFFFF"/>
+        </w:rPr>
+        <w:t> (Vol. 44, No. 44). (Acceptance rate: 20.4%)</w:t>
+      </w:r>
+    </w:p>
+    <w:p>
+      <w:pPr>
+        <w:pStyle w:val="NormalWeb"/>
+        <w:spacing w:line="276" w:lineRule="auto"/>
+        <w:contextualSpacing/>
+        <w:rPr>
+          <w:color w:val="222222"/>
+          <w:sz w:val="22"/>
+          <w:szCs w:val="22"/>
+          <w:shd w:val="clear" w:color="auto" w:fill="FFFFFF"/>
+        </w:rPr>
+      </w:pPr>
+      <w:r>
+        <w:rPr>
+          <w:b/>
+          <w:bCs/>
+          <w:color w:val="222222"/>
+          <w:sz w:val="22"/>
+          <w:szCs w:val="22"/>
+          <w:shd w:val="clear" w:color="auto" w:fill="FFFFFF"/>
+        </w:rPr>
+        <w:t>Trott, S.,</w:t>
+      </w:r>
+      <w:r>
+        <w:rPr>
+          <w:color w:val="222222"/>
+          <w:sz w:val="22"/>
+          <w:szCs w:val="22"/>
+          <w:shd w:val="clear" w:color="auto" w:fill="FFFFFF"/>
+        </w:rPr>
         <w:t xml:space="preserve"> &amp; Bergen, B. (2021). RAW-C: Relatedness of Ambiguous Words––in Context (A New Lexical Resource for English). </w:t>
       </w:r>
       <w:r>
@@ -7335,29 +6814,7 @@
           <w:sz w:val="22"/>
           <w:szCs w:val="22"/>
         </w:rPr>
-        <w:t>ACL 2026 Workshop on Evaluating Evaluations (</w:t>
-      </w:r>
-      <w:proofErr w:type="spellStart"/>
-      <w:r>
-        <w:rPr>
-          <w:bCs/>
-          <w:i/>
-          <w:iCs/>
-          <w:sz w:val="22"/>
-          <w:szCs w:val="22"/>
-        </w:rPr>
-        <w:t>EvalEval</w:t>
-      </w:r>
-      <w:proofErr w:type="spellEnd"/>
-      <w:r>
-        <w:rPr>
-          <w:bCs/>
-          <w:i/>
-          <w:iCs/>
-          <w:sz w:val="22"/>
-          <w:szCs w:val="22"/>
-        </w:rPr>
-        <w:t>)</w:t>
+        <w:t>ACL 2026 Workshop on Evaluating Evaluations (EvalEval)</w:t>
       </w:r>
       <w:r>
         <w:rPr>
@@ -7439,29 +6896,7 @@
           <w:sz w:val="22"/>
           <w:szCs w:val="22"/>
         </w:rPr>
-        <w:t>ACL 2026 Workshop on Evaluating Evaluations (</w:t>
-      </w:r>
-      <w:proofErr w:type="spellStart"/>
-      <w:r>
-        <w:rPr>
-          <w:bCs/>
-          <w:i/>
-          <w:iCs/>
-          <w:sz w:val="22"/>
-          <w:szCs w:val="22"/>
-        </w:rPr>
-        <w:t>EvalEval</w:t>
-      </w:r>
-      <w:proofErr w:type="spellEnd"/>
-      <w:r>
-        <w:rPr>
-          <w:bCs/>
-          <w:i/>
-          <w:iCs/>
-          <w:sz w:val="22"/>
-          <w:szCs w:val="22"/>
-        </w:rPr>
-        <w:t>)</w:t>
+        <w:t>ACL 2026 Workshop on Evaluating Evaluations (EvalEval)</w:t>
       </w:r>
       <w:r>
         <w:rPr>
@@ -8047,31 +7482,7 @@
           <w:szCs w:val="22"/>
           <w:shd w:val="clear" w:color="auto" w:fill="FFFFFF"/>
         </w:rPr>
-        <w:t xml:space="preserve">Mechanistic Interpretability Workshop at </w:t>
-      </w:r>
-      <w:proofErr w:type="spellStart"/>
-      <w:r>
-        <w:rPr>
-          <w:i/>
-          <w:iCs/>
-          <w:color w:val="222222"/>
-          <w:sz w:val="22"/>
-          <w:szCs w:val="22"/>
-          <w:shd w:val="clear" w:color="auto" w:fill="FFFFFF"/>
-        </w:rPr>
-        <w:t>NeurIPS</w:t>
-      </w:r>
-      <w:proofErr w:type="spellEnd"/>
-      <w:r>
-        <w:rPr>
-          <w:i/>
-          <w:iCs/>
-          <w:color w:val="222222"/>
-          <w:sz w:val="22"/>
-          <w:szCs w:val="22"/>
-          <w:shd w:val="clear" w:color="auto" w:fill="FFFFFF"/>
-        </w:rPr>
-        <w:t xml:space="preserve"> 2025</w:t>
+        <w:t>Mechanistic Interpretability Workshop at NeurIPS 2025</w:t>
       </w:r>
       <w:r>
         <w:rPr>
@@ -8207,6 +7618,7 @@
           <w:szCs w:val="22"/>
           <w:shd w:val="clear" w:color="auto" w:fill="FFFFFF"/>
         </w:rPr>
+        <w:lastRenderedPageBreak/>
         <w:t xml:space="preserve">He, Z., </w:t>
       </w:r>
       <w:r>
@@ -8359,7 +7771,6 @@
           <w:szCs w:val="22"/>
           <w:shd w:val="clear" w:color="auto" w:fill="FFFFFF"/>
         </w:rPr>
-        <w:lastRenderedPageBreak/>
         <w:t>Trott, S.,</w:t>
       </w:r>
       <w:r>
@@ -8424,25 +7835,14 @@
           <w:shd w:val="clear" w:color="auto" w:fill="FFFFFF"/>
         </w:rPr>
       </w:pPr>
-      <w:proofErr w:type="spellStart"/>
-      <w:r>
-        <w:rPr>
-          <w:color w:val="222222"/>
-          <w:sz w:val="22"/>
-          <w:szCs w:val="22"/>
-          <w:shd w:val="clear" w:color="auto" w:fill="FFFFFF"/>
-        </w:rPr>
-        <w:t>Chkhaidze</w:t>
-      </w:r>
-      <w:proofErr w:type="spellEnd"/>
-      <w:r>
-        <w:rPr>
-          <w:color w:val="222222"/>
-          <w:sz w:val="22"/>
-          <w:szCs w:val="22"/>
-          <w:shd w:val="clear" w:color="auto" w:fill="FFFFFF"/>
-        </w:rPr>
-        <w:t xml:space="preserve">, A., Coulson, S., </w:t>
+      <w:r>
+        <w:rPr>
+          <w:color w:val="222222"/>
+          <w:sz w:val="22"/>
+          <w:szCs w:val="22"/>
+          <w:shd w:val="clear" w:color="auto" w:fill="FFFFFF"/>
+        </w:rPr>
+        <w:t xml:space="preserve">Chkhaidze, A., Coulson, S., </w:t>
       </w:r>
       <w:r>
         <w:rPr>
@@ -8462,27 +7862,7 @@
           <w:szCs w:val="22"/>
           <w:shd w:val="clear" w:color="auto" w:fill="FFFFFF"/>
         </w:rPr>
-        <w:t xml:space="preserve">&amp; </w:t>
-      </w:r>
-      <w:proofErr w:type="spellStart"/>
-      <w:r>
-        <w:rPr>
-          <w:color w:val="222222"/>
-          <w:sz w:val="22"/>
-          <w:szCs w:val="22"/>
-          <w:shd w:val="clear" w:color="auto" w:fill="FFFFFF"/>
-        </w:rPr>
-        <w:t>Kiyonaga</w:t>
-      </w:r>
-      <w:proofErr w:type="spellEnd"/>
-      <w:r>
-        <w:rPr>
-          <w:color w:val="222222"/>
-          <w:sz w:val="22"/>
-          <w:szCs w:val="22"/>
-          <w:shd w:val="clear" w:color="auto" w:fill="FFFFFF"/>
-        </w:rPr>
-        <w:t>, A. (2024, October). </w:t>
+        <w:t>&amp; Kiyonaga, A. (2024, October). </w:t>
       </w:r>
       <w:r>
         <w:rPr>
@@ -8650,27 +8030,7 @@
           <w:szCs w:val="22"/>
           <w:shd w:val="clear" w:color="auto" w:fill="FFFFFF"/>
         </w:rPr>
-        <w:t xml:space="preserve">, S., &amp; Bergen, B. (2023, June). EPITOME: Experimental Protocol Inventory for Theory </w:t>
-      </w:r>
-      <w:proofErr w:type="gramStart"/>
-      <w:r>
-        <w:rPr>
-          <w:color w:val="222222"/>
-          <w:sz w:val="22"/>
-          <w:szCs w:val="22"/>
-          <w:shd w:val="clear" w:color="auto" w:fill="FFFFFF"/>
-        </w:rPr>
-        <w:t>Of</w:t>
-      </w:r>
-      <w:proofErr w:type="gramEnd"/>
-      <w:r>
-        <w:rPr>
-          <w:color w:val="222222"/>
-          <w:sz w:val="22"/>
-          <w:szCs w:val="22"/>
-          <w:shd w:val="clear" w:color="auto" w:fill="FFFFFF"/>
-        </w:rPr>
-        <w:t xml:space="preserve"> Mind Evaluation. In </w:t>
+        <w:t>, S., &amp; Bergen, B. (2023, June). EPITOME: Experimental Protocol Inventory for Theory Of Mind Evaluation. In </w:t>
       </w:r>
       <w:r>
         <w:rPr>
@@ -8799,27 +8159,7 @@
           <w:szCs w:val="22"/>
           <w:shd w:val="clear" w:color="auto" w:fill="FFFFFF"/>
         </w:rPr>
-        <w:t xml:space="preserve"> </w:t>
-      </w:r>
-      <w:proofErr w:type="spellStart"/>
-      <w:r>
-        <w:rPr>
-          <w:color w:val="222222"/>
-          <w:sz w:val="22"/>
-          <w:szCs w:val="22"/>
-          <w:shd w:val="clear" w:color="auto" w:fill="FFFFFF"/>
-        </w:rPr>
-        <w:t>Semenuks</w:t>
-      </w:r>
-      <w:proofErr w:type="spellEnd"/>
-      <w:r>
-        <w:rPr>
-          <w:color w:val="222222"/>
-          <w:sz w:val="22"/>
-          <w:szCs w:val="22"/>
-          <w:shd w:val="clear" w:color="auto" w:fill="FFFFFF"/>
-        </w:rPr>
-        <w:t>, A., &amp; Bergen, B. (2019). Sub-morphemic form-meaning systematicity: the impact of onset phones on word concreteness. In </w:t>
+        <w:t xml:space="preserve"> Semenuks, A., &amp; Bergen, B. (2019). Sub-morphemic form-meaning systematicity: the impact of onset phones on word concreteness. In </w:t>
       </w:r>
       <w:r>
         <w:rPr>
@@ -8890,23 +8230,7 @@
           <w:sz w:val="22"/>
           <w:szCs w:val="22"/>
         </w:rPr>
-        <w:t xml:space="preserve">., </w:t>
-      </w:r>
-      <w:proofErr w:type="spellStart"/>
-      <w:r>
-        <w:rPr>
-          <w:sz w:val="22"/>
-          <w:szCs w:val="22"/>
-        </w:rPr>
-        <w:t>Rossano</w:t>
-      </w:r>
-      <w:proofErr w:type="spellEnd"/>
-      <w:r>
-        <w:rPr>
-          <w:sz w:val="22"/>
-          <w:szCs w:val="22"/>
-        </w:rPr>
-        <w:t xml:space="preserve">, F. (2017). Theoretical Concerns for the Integration of Repair. </w:t>
+        <w:t xml:space="preserve">., Rossano, F. (2017). Theoretical Concerns for the Integration of Repair. </w:t>
       </w:r>
       <w:r>
         <w:rPr>
@@ -9003,50 +8327,21 @@
         </w:rPr>
         <w:t xml:space="preserve">Trott, S., </w:t>
       </w:r>
-      <w:proofErr w:type="spellStart"/>
-      <w:r>
-        <w:rPr>
-          <w:sz w:val="22"/>
-          <w:szCs w:val="22"/>
-        </w:rPr>
-        <w:t>Gilardi</w:t>
-      </w:r>
-      <w:proofErr w:type="spellEnd"/>
-      <w:r>
-        <w:rPr>
-          <w:sz w:val="22"/>
-          <w:szCs w:val="22"/>
-        </w:rPr>
-        <w:t xml:space="preserve">, L., &amp; Stickles, E. (2017). </w:t>
-      </w:r>
-      <w:r>
-        <w:rPr>
-          <w:i/>
-          <w:iCs/>
-          <w:sz w:val="22"/>
-          <w:szCs w:val="22"/>
-        </w:rPr>
-        <w:t xml:space="preserve">Grammar Scaling: Leveraging </w:t>
-      </w:r>
-      <w:proofErr w:type="spellStart"/>
-      <w:r>
-        <w:rPr>
-          <w:i/>
-          <w:iCs/>
-          <w:sz w:val="22"/>
-          <w:szCs w:val="22"/>
-        </w:rPr>
-        <w:t>FrameNet</w:t>
-      </w:r>
-      <w:proofErr w:type="spellEnd"/>
-      <w:r>
-        <w:rPr>
-          <w:i/>
-          <w:iCs/>
-          <w:sz w:val="22"/>
-          <w:szCs w:val="22"/>
-        </w:rPr>
-        <w:t xml:space="preserve"> </w:t>
+      <w:r>
+        <w:rPr>
+          <w:sz w:val="22"/>
+          <w:szCs w:val="22"/>
+        </w:rPr>
+        <w:t xml:space="preserve">Gilardi, L., &amp; Stickles, E. (2017). </w:t>
+      </w:r>
+      <w:r>
+        <w:rPr>
+          <w:i/>
+          <w:iCs/>
+          <w:sz w:val="22"/>
+          <w:szCs w:val="22"/>
+        </w:rPr>
+        <w:t xml:space="preserve">Grammar Scaling: Leveraging FrameNet </w:t>
       </w:r>
       <w:r>
         <w:rPr>
@@ -9097,39 +8392,7 @@
           <w:sz w:val="22"/>
           <w:szCs w:val="22"/>
         </w:rPr>
-        <w:t xml:space="preserve">., </w:t>
-      </w:r>
-      <w:proofErr w:type="spellStart"/>
-      <w:r>
-        <w:rPr>
-          <w:sz w:val="22"/>
-          <w:szCs w:val="22"/>
-        </w:rPr>
-        <w:t>Eppe</w:t>
-      </w:r>
-      <w:proofErr w:type="spellEnd"/>
-      <w:r>
-        <w:rPr>
-          <w:sz w:val="22"/>
-          <w:szCs w:val="22"/>
-        </w:rPr>
-        <w:t xml:space="preserve">, M., &amp; Feldman, J. (2016). Recognizing Intention from Natural </w:t>
-      </w:r>
-      <w:proofErr w:type="gramStart"/>
-      <w:r>
-        <w:rPr>
-          <w:sz w:val="22"/>
-          <w:szCs w:val="22"/>
-        </w:rPr>
-        <w:t>Language :</w:t>
-      </w:r>
-      <w:proofErr w:type="gramEnd"/>
-      <w:r>
-        <w:rPr>
-          <w:sz w:val="22"/>
-          <w:szCs w:val="22"/>
-        </w:rPr>
-        <w:t xml:space="preserve"> Clarification Dialog and Construction Grammar. </w:t>
+        <w:t xml:space="preserve">., Eppe, M., &amp; Feldman, J. (2016). Recognizing Intention from Natural Language : Clarification Dialog and Construction Grammar. </w:t>
       </w:r>
       <w:r>
         <w:rPr>
@@ -9189,39 +8452,7 @@
           <w:sz w:val="22"/>
           <w:szCs w:val="22"/>
         </w:rPr>
-        <w:t xml:space="preserve">., </w:t>
-      </w:r>
-      <w:proofErr w:type="spellStart"/>
-      <w:r>
-        <w:rPr>
-          <w:sz w:val="22"/>
-          <w:szCs w:val="22"/>
-        </w:rPr>
-        <w:t>Appriou</w:t>
-      </w:r>
-      <w:proofErr w:type="spellEnd"/>
-      <w:r>
-        <w:rPr>
-          <w:sz w:val="22"/>
-          <w:szCs w:val="22"/>
-        </w:rPr>
-        <w:t xml:space="preserve">, A., Feldman, J., &amp; </w:t>
-      </w:r>
-      <w:proofErr w:type="spellStart"/>
-      <w:r>
-        <w:rPr>
-          <w:sz w:val="22"/>
-          <w:szCs w:val="22"/>
-        </w:rPr>
-        <w:t>Janin</w:t>
-      </w:r>
-      <w:proofErr w:type="spellEnd"/>
-      <w:r>
-        <w:rPr>
-          <w:sz w:val="22"/>
-          <w:szCs w:val="22"/>
-        </w:rPr>
-        <w:t xml:space="preserve">, A. (2015). Natural Language Understanding and Communication for Multi-Agent Systems. </w:t>
+        <w:t xml:space="preserve">., Appriou, A., Feldman, J., &amp; Janin, A. (2015). Natural Language Understanding and Communication for Multi-Agent Systems. </w:t>
       </w:r>
       <w:r>
         <w:rPr>
@@ -9321,7 +8552,7 @@
           <w:b/>
           <w:noProof/>
         </w:rPr>
-        <w:pict w14:anchorId="2C799933">
+        <w:pict w14:anchorId="74E03ACD">
           <v:rect id="_x0000_i1028" alt="" style="width:468pt;height:1.5pt;mso-width-percent:0;mso-height-percent:0;mso-width-percent:0;mso-height-percent:0" o:hralign="center" o:hrstd="t" o:hrnoshade="t" o:hr="t" fillcolor="black [3213]" stroked="f"/>
         </w:pict>
       </w:r>
@@ -9342,6 +8573,7 @@
           <w:i/>
           <w:iCs/>
         </w:rPr>
+        <w:lastRenderedPageBreak/>
         <w:t>Note: although I develop material for all courses I teach, the “*” means that a course design was either entirely re-envisioned or created from scratch.</w:t>
       </w:r>
     </w:p>
@@ -9447,732 +8679,702 @@
         <w:rPr>
           <w:bCs/>
         </w:rPr>
+        <w:t xml:space="preserve">CSS 211*: </w:t>
+      </w:r>
+      <w:r>
+        <w:rPr>
+          <w:bCs/>
+        </w:rPr>
+        <w:t>Statistical Methods for</w:t>
+      </w:r>
+      <w:r>
+        <w:rPr>
+          <w:bCs/>
+        </w:rPr>
+        <w:t xml:space="preserve"> Computational Social Science [Fall, </w:t>
+      </w:r>
+      <w:r>
+        <w:rPr>
+          <w:bCs/>
+        </w:rPr>
+        <w:t>2025</w:t>
+      </w:r>
+      <w:r>
+        <w:rPr>
+          <w:bCs/>
+        </w:rPr>
+        <w:t>]</w:t>
+      </w:r>
+      <w:r>
+        <w:rPr>
+          <w:bCs/>
+        </w:rPr>
+        <w:br/>
+      </w:r>
+      <w:r>
+        <w:rPr>
+          <w:bCs/>
+        </w:rPr>
+        <w:t>COGS 150*: Large Language Models and Cognitive Science [Fall, 2025]</w:t>
+      </w:r>
+    </w:p>
+    <w:p>
+      <w:pPr>
+        <w:spacing w:line="276" w:lineRule="auto"/>
+        <w:contextualSpacing/>
+        <w:rPr>
+          <w:bCs/>
+        </w:rPr>
+      </w:pPr>
+      <w:r>
+        <w:rPr>
+          <w:bCs/>
+        </w:rPr>
+        <w:t>COGS 150*: Large Language Models and Cognitive Science [Spring, 2025]</w:t>
+      </w:r>
+    </w:p>
+    <w:p>
+      <w:pPr>
+        <w:spacing w:line="276" w:lineRule="auto"/>
+        <w:contextualSpacing/>
+        <w:rPr>
+          <w:bCs/>
+        </w:rPr>
+      </w:pPr>
+      <w:r>
+        <w:rPr>
+          <w:bCs/>
+        </w:rPr>
+        <w:t>CSS 100*: Advanced Programming for Computational Social Science [Spring, 2025]</w:t>
+      </w:r>
+    </w:p>
+    <w:p>
+      <w:pPr>
+        <w:spacing w:line="276" w:lineRule="auto"/>
+        <w:contextualSpacing/>
+        <w:rPr>
+          <w:bCs/>
+        </w:rPr>
+      </w:pPr>
+      <w:r>
+        <w:rPr>
+          <w:bCs/>
+        </w:rPr>
+        <w:t>CSS 100*: Advanced Programming for Computational Social Science [Spring, 2024]</w:t>
+      </w:r>
+    </w:p>
+    <w:p>
+      <w:pPr>
+        <w:spacing w:line="276" w:lineRule="auto"/>
+        <w:contextualSpacing/>
+        <w:rPr>
+          <w:bCs/>
+        </w:rPr>
+      </w:pPr>
+      <w:r>
+        <w:rPr>
+          <w:bCs/>
+        </w:rPr>
+        <w:t>COGS 101C: Language [Spring, 2024]</w:t>
+      </w:r>
+    </w:p>
+    <w:p>
+      <w:pPr>
+        <w:spacing w:line="276" w:lineRule="auto"/>
+        <w:contextualSpacing/>
+        <w:rPr>
+          <w:bCs/>
+        </w:rPr>
+      </w:pPr>
+      <w:r>
+        <w:rPr>
+          <w:bCs/>
+        </w:rPr>
+        <w:t>COGS 150*: Large Language Models and Cognitive Science [Winter, 2024]</w:t>
+      </w:r>
+    </w:p>
+    <w:p>
+      <w:pPr>
+        <w:spacing w:line="276" w:lineRule="auto"/>
+        <w:contextualSpacing/>
+        <w:rPr>
+          <w:bCs/>
+        </w:rPr>
+      </w:pPr>
+      <w:r>
+        <w:rPr>
+          <w:bCs/>
+        </w:rPr>
+        <w:t>CSS 2*: Data and Model Programming for Computational Social Science [Winter, 2024]</w:t>
+      </w:r>
+    </w:p>
+    <w:p>
+      <w:pPr>
+        <w:spacing w:line="276" w:lineRule="auto"/>
+        <w:contextualSpacing/>
+        <w:rPr>
+          <w:bCs/>
+        </w:rPr>
+      </w:pPr>
+      <w:r>
+        <w:rPr>
+          <w:bCs/>
+        </w:rPr>
+        <w:t>COGS 153*: Language Comprehension [Fall, 2023]</w:t>
+      </w:r>
+    </w:p>
+    <w:p>
+      <w:pPr>
+        <w:spacing w:line="276" w:lineRule="auto"/>
+        <w:contextualSpacing/>
+        <w:rPr>
+          <w:bCs/>
+        </w:rPr>
+      </w:pPr>
+      <w:r>
+        <w:rPr>
+          <w:bCs/>
+        </w:rPr>
+        <w:t>CSS 1*: Introductory Programming for Computational Social Science [Fall, 2023]</w:t>
+      </w:r>
+    </w:p>
+    <w:p>
+      <w:pPr>
+        <w:spacing w:line="276" w:lineRule="auto"/>
+        <w:contextualSpacing/>
+        <w:rPr>
+          <w:bCs/>
+        </w:rPr>
+      </w:pPr>
+      <w:r>
+        <w:rPr>
+          <w:bCs/>
+        </w:rPr>
+        <w:t>COGS 14A: Introduction to Research Methods [Spring, 2023]</w:t>
+      </w:r>
+    </w:p>
+    <w:p>
+      <w:pPr>
+        <w:spacing w:line="276" w:lineRule="auto"/>
+        <w:contextualSpacing/>
+        <w:rPr>
+          <w:bCs/>
+        </w:rPr>
+      </w:pPr>
+      <w:r>
+        <w:rPr>
+          <w:bCs/>
+        </w:rPr>
+        <w:t>COGS 101C: Language [Winter, 2023]</w:t>
+      </w:r>
+    </w:p>
+    <w:p>
+      <w:pPr>
+        <w:spacing w:line="276" w:lineRule="auto"/>
+        <w:contextualSpacing/>
+        <w:rPr>
+          <w:bCs/>
+        </w:rPr>
+      </w:pPr>
+      <w:r>
+        <w:rPr>
+          <w:bCs/>
+        </w:rPr>
+        <w:t>CSS 2*: Data and Model Programming for Computational Social Science [Winter, 2023]</w:t>
+      </w:r>
+    </w:p>
+    <w:p>
+      <w:pPr>
+        <w:spacing w:line="276" w:lineRule="auto"/>
+        <w:contextualSpacing/>
+        <w:rPr>
+          <w:bCs/>
+        </w:rPr>
+      </w:pPr>
+      <w:r>
+        <w:rPr>
+          <w:bCs/>
+        </w:rPr>
+        <w:t>CSS 1*: Introductory Programming for Computational Social Science [Fall, 2022]</w:t>
+      </w:r>
+    </w:p>
+    <w:p>
+      <w:pPr>
+        <w:spacing w:line="276" w:lineRule="auto"/>
+        <w:contextualSpacing/>
+        <w:rPr>
+          <w:bCs/>
+        </w:rPr>
+      </w:pPr>
+      <w:r>
+        <w:rPr>
+          <w:bCs/>
+        </w:rPr>
+        <w:t>COGS 101C: Language [Spring, 2022]</w:t>
+      </w:r>
+    </w:p>
+    <w:p>
+      <w:pPr>
+        <w:spacing w:line="276" w:lineRule="auto"/>
+        <w:contextualSpacing/>
+        <w:rPr>
+          <w:bCs/>
+        </w:rPr>
+      </w:pPr>
+      <w:r>
+        <w:rPr>
+          <w:bCs/>
+        </w:rPr>
+        <w:t>COGS 14B: Introduction to Statistical Analysis [Summer 2021]</w:t>
+      </w:r>
+    </w:p>
+    <w:p>
+      <w:pPr>
+        <w:spacing w:line="276" w:lineRule="auto"/>
+        <w:contextualSpacing/>
+        <w:rPr>
+          <w:bCs/>
+        </w:rPr>
+      </w:pPr>
+      <w:r>
+        <w:rPr>
+          <w:bCs/>
+        </w:rPr>
+        <w:t>COGS 14B: Introduction to Statistical Analysis [Summer 2020]</w:t>
+      </w:r>
+    </w:p>
+    <w:p>
+      <w:pPr>
+        <w:spacing w:line="276" w:lineRule="auto"/>
+        <w:rPr>
+          <w:b/>
+        </w:rPr>
+      </w:pPr>
+    </w:p>
+    <w:p>
+      <w:pPr>
+        <w:spacing w:line="276" w:lineRule="auto"/>
+        <w:contextualSpacing/>
+        <w:rPr>
+          <w:i/>
+        </w:rPr>
+      </w:pPr>
+      <w:r>
+        <w:rPr>
+          <w:b/>
+        </w:rPr>
+        <w:t>Teaching Assistant</w:t>
+      </w:r>
+      <w:r>
+        <w:t xml:space="preserve"> </w:t>
+      </w:r>
+      <w:r>
+        <w:tab/>
+      </w:r>
+      <w:r>
+        <w:tab/>
+      </w:r>
+      <w:r>
+        <w:tab/>
+      </w:r>
+      <w:r>
+        <w:tab/>
+      </w:r>
+      <w:r>
+        <w:tab/>
+      </w:r>
+      <w:r>
+        <w:tab/>
+      </w:r>
+      <w:r>
+        <w:tab/>
+      </w:r>
+      <w:r>
+        <w:tab/>
+      </w:r>
+      <w:r>
+        <w:tab/>
+      </w:r>
+      <w:r>
+        <w:rPr>
+          <w:i/>
+        </w:rPr>
+        <w:t>2016-</w:t>
+      </w:r>
+      <w:r>
+        <w:rPr>
+          <w:i/>
+        </w:rPr>
+        <w:t>2022</w:t>
+      </w:r>
+    </w:p>
+    <w:p>
+      <w:pPr>
+        <w:spacing w:line="276" w:lineRule="auto"/>
+        <w:rPr>
+          <w:iCs/>
+        </w:rPr>
+      </w:pPr>
+      <w:r>
+        <w:rPr>
+          <w:iCs/>
+        </w:rPr>
+        <w:t>COGS 101C: Language [Winter, 2022]</w:t>
+      </w:r>
+    </w:p>
+    <w:p>
+      <w:pPr>
+        <w:spacing w:line="276" w:lineRule="auto"/>
+        <w:rPr>
+          <w:iCs/>
+        </w:rPr>
+      </w:pPr>
+      <w:r>
+        <w:rPr>
+          <w:iCs/>
+        </w:rPr>
+        <w:t>COGS 137: Practical Data Science in R</w:t>
+      </w:r>
+      <w:r>
+        <w:rPr>
+          <w:iCs/>
+        </w:rPr>
+        <w:t xml:space="preserve"> [Fall 2021]</w:t>
+      </w:r>
+    </w:p>
+    <w:p>
+      <w:pPr>
+        <w:spacing w:line="276" w:lineRule="auto"/>
+        <w:rPr>
+          <w:iCs/>
+        </w:rPr>
+      </w:pPr>
+      <w:r>
+        <w:rPr>
+          <w:iCs/>
+        </w:rPr>
+        <w:t xml:space="preserve">COGS 101B: Learning, Memory, and Attention </w:t>
+      </w:r>
+      <w:r>
+        <w:rPr>
+          <w:iCs/>
+        </w:rPr>
+        <w:t>[Winter 2021]</w:t>
+      </w:r>
+    </w:p>
+    <w:p>
+      <w:pPr>
+        <w:spacing w:line="276" w:lineRule="auto"/>
+        <w:rPr>
+          <w:iCs/>
+        </w:rPr>
+      </w:pPr>
+      <w:r>
+        <w:rPr>
+          <w:iCs/>
+        </w:rPr>
+        <w:t xml:space="preserve">COGS 109: Data Analysis and Modeling </w:t>
+      </w:r>
+      <w:r>
+        <w:rPr>
+          <w:iCs/>
+        </w:rPr>
+        <w:t>[Spring 2021]</w:t>
+      </w:r>
+    </w:p>
+    <w:p>
+      <w:pPr>
+        <w:spacing w:line="276" w:lineRule="auto"/>
+        <w:rPr>
+          <w:iCs/>
+        </w:rPr>
+      </w:pPr>
+      <w:r>
+        <w:rPr>
+          <w:iCs/>
+        </w:rPr>
+        <w:t xml:space="preserve">COGS 153: Language Comprehension </w:t>
+      </w:r>
+      <w:r>
+        <w:rPr>
+          <w:iCs/>
+        </w:rPr>
+        <w:t>[Spring 2021]</w:t>
+      </w:r>
+    </w:p>
+    <w:p>
+      <w:pPr>
+        <w:spacing w:line="276" w:lineRule="auto"/>
+        <w:rPr>
+          <w:iCs/>
+        </w:rPr>
+      </w:pPr>
+      <w:r>
+        <w:rPr>
+          <w:iCs/>
+        </w:rPr>
+        <w:t xml:space="preserve">COGS 14B: Introduction to Statistical Analysis </w:t>
+      </w:r>
+      <w:r>
+        <w:rPr>
+          <w:iCs/>
+        </w:rPr>
+        <w:t>[Fall 2020]</w:t>
+      </w:r>
+    </w:p>
+    <w:p>
+      <w:pPr>
+        <w:spacing w:line="276" w:lineRule="auto"/>
+        <w:rPr>
+          <w:iCs/>
+        </w:rPr>
+      </w:pPr>
+      <w:r>
+        <w:rPr>
+          <w:iCs/>
+        </w:rPr>
+        <w:t xml:space="preserve">COGS 14B: Introduction to Statistical Analysis </w:t>
+      </w:r>
+      <w:r>
+        <w:rPr>
+          <w:iCs/>
+        </w:rPr>
+        <w:t>[Winter 2020]</w:t>
+      </w:r>
+    </w:p>
+    <w:p>
+      <w:pPr>
+        <w:spacing w:line="276" w:lineRule="auto"/>
+        <w:rPr>
+          <w:iCs/>
+        </w:rPr>
+      </w:pPr>
+      <w:r>
+        <w:rPr>
+          <w:iCs/>
+        </w:rPr>
+        <w:t xml:space="preserve">COGS 14A: Introduction to Research Methods </w:t>
+      </w:r>
+      <w:r>
+        <w:rPr>
+          <w:iCs/>
+        </w:rPr>
+        <w:t xml:space="preserve">[Winter 2018] </w:t>
+      </w:r>
+    </w:p>
+    <w:p>
+      <w:pPr>
+        <w:spacing w:line="276" w:lineRule="auto"/>
+        <w:rPr>
+          <w:iCs/>
+        </w:rPr>
+      </w:pPr>
+      <w:r>
+        <w:rPr>
+          <w:iCs/>
+        </w:rPr>
+        <w:t xml:space="preserve">COGS 100: Cyborgs Now and in the Future </w:t>
+      </w:r>
+      <w:r>
+        <w:rPr>
+          <w:iCs/>
+        </w:rPr>
+        <w:t>[Fall 2017]</w:t>
+      </w:r>
+    </w:p>
+    <w:p>
+      <w:pPr>
+        <w:spacing w:line="276" w:lineRule="auto"/>
+        <w:rPr>
+          <w:iCs/>
+        </w:rPr>
+      </w:pPr>
+      <w:r>
+        <w:rPr>
+          <w:iCs/>
+        </w:rPr>
+        <w:t xml:space="preserve">COGS 101C: Language </w:t>
+      </w:r>
+      <w:r>
+        <w:rPr>
+          <w:iCs/>
+        </w:rPr>
+        <w:t>[Spring 2017]</w:t>
+      </w:r>
+    </w:p>
+    <w:p>
+      <w:pPr>
+        <w:spacing w:line="276" w:lineRule="auto"/>
+        <w:rPr>
+          <w:iCs/>
+        </w:rPr>
+      </w:pPr>
+      <w:r>
+        <w:rPr>
+          <w:iCs/>
+        </w:rPr>
+        <w:t xml:space="preserve">COGS 3: Introduction to Computing </w:t>
+      </w:r>
+      <w:r>
+        <w:rPr>
+          <w:iCs/>
+        </w:rPr>
+        <w:t>[Winter 2017]</w:t>
+      </w:r>
+    </w:p>
+    <w:p>
+      <w:pPr>
+        <w:spacing w:line="276" w:lineRule="auto"/>
+        <w:rPr>
+          <w:iCs/>
+        </w:rPr>
+      </w:pPr>
+    </w:p>
+    <w:p>
+      <w:pPr>
+        <w:spacing w:line="276" w:lineRule="auto"/>
+        <w:rPr>
+          <w:b/>
+          <w:bCs/>
+          <w:iCs/>
+        </w:rPr>
+      </w:pPr>
+      <w:r>
+        <w:rPr>
+          <w:b/>
+          <w:bCs/>
+          <w:iCs/>
+        </w:rPr>
+        <w:t>Mentorship</w:t>
+      </w:r>
+    </w:p>
+    <w:p>
+      <w:pPr>
+        <w:spacing w:line="276" w:lineRule="auto"/>
+        <w:rPr>
+          <w:iCs/>
+        </w:rPr>
+      </w:pPr>
+      <w:r>
+        <w:rPr>
+          <w:iCs/>
+        </w:rPr>
+        <w:t>2023</w:t>
+      </w:r>
+      <w:r>
+        <w:rPr>
+          <w:iCs/>
+        </w:rPr>
+        <w:t>-2024</w:t>
+      </w:r>
+      <w:r>
+        <w:rPr>
+          <w:iCs/>
+        </w:rPr>
+        <w:t xml:space="preserve">: </w:t>
+      </w:r>
+      <w:r>
+        <w:rPr>
+          <w:iCs/>
+        </w:rPr>
+        <w:t xml:space="preserve">Yuhan Fu (Honors student), </w:t>
+      </w:r>
+      <w:r>
+        <w:rPr>
+          <w:iCs/>
+        </w:rPr>
+        <w:t>Kai Bian</w:t>
+      </w:r>
+      <w:r>
+        <w:rPr>
+          <w:iCs/>
+        </w:rPr>
+        <w:t xml:space="preserve"> (Faculty Mentor Program), Alice Li (Faculty Mentor Program), Sydney Taylor (Faculty Mentor Program)</w:t>
+      </w:r>
+    </w:p>
+    <w:p>
+      <w:pPr>
+        <w:spacing w:line="276" w:lineRule="auto"/>
+        <w:rPr>
+          <w:iCs/>
+        </w:rPr>
+      </w:pPr>
+      <w:r>
+        <w:rPr>
+          <w:iCs/>
+        </w:rPr>
+        <w:t>2022</w:t>
+      </w:r>
+      <w:r>
+        <w:rPr>
+          <w:iCs/>
+        </w:rPr>
+        <w:t>-2023</w:t>
+      </w:r>
+      <w:r>
+        <w:rPr>
+          <w:iCs/>
+        </w:rPr>
+        <w:t>: Owen Pi</w:t>
+      </w:r>
+    </w:p>
+    <w:p>
+      <w:pPr>
+        <w:spacing w:line="276" w:lineRule="auto"/>
+        <w:rPr>
+          <w:iCs/>
+        </w:rPr>
+      </w:pPr>
+      <w:r>
+        <w:rPr>
+          <w:iCs/>
+        </w:rPr>
+        <w:t>2021</w:t>
+      </w:r>
+      <w:r>
+        <w:rPr>
+          <w:iCs/>
+        </w:rPr>
+        <w:t>-2022</w:t>
+      </w:r>
+      <w:r>
+        <w:rPr>
+          <w:iCs/>
+        </w:rPr>
+        <w:t>: Monica Van</w:t>
+      </w:r>
+      <w:r>
+        <w:rPr>
+          <w:iCs/>
+        </w:rPr>
+        <w:t xml:space="preserve"> (Honors student)</w:t>
+      </w:r>
+      <w:r>
+        <w:rPr>
+          <w:iCs/>
+        </w:rPr>
+        <w:t>,</w:t>
+      </w:r>
+      <w:r>
+        <w:rPr>
+          <w:iCs/>
+        </w:rPr>
+        <w:t xml:space="preserve"> Dan Kaliblotzky</w:t>
+      </w:r>
+    </w:p>
+    <w:p>
+      <w:pPr>
+        <w:spacing w:line="276" w:lineRule="auto"/>
+        <w:rPr>
+          <w:iCs/>
+        </w:rPr>
+      </w:pPr>
+      <w:r>
+        <w:rPr>
+          <w:iCs/>
+        </w:rPr>
         <w:lastRenderedPageBreak/>
-        <w:t xml:space="preserve">CSS 211*: </w:t>
-      </w:r>
-      <w:r>
-        <w:rPr>
-          <w:bCs/>
-        </w:rPr>
-        <w:t>Statistical Methods for</w:t>
-      </w:r>
-      <w:r>
-        <w:rPr>
-          <w:bCs/>
-        </w:rPr>
-        <w:t xml:space="preserve"> Computational Social Science [Fall, </w:t>
-      </w:r>
-      <w:r>
-        <w:rPr>
-          <w:bCs/>
-        </w:rPr>
-        <w:t>2025</w:t>
-      </w:r>
-      <w:r>
-        <w:rPr>
-          <w:bCs/>
-        </w:rPr>
-        <w:t>]</w:t>
-      </w:r>
-      <w:r>
-        <w:rPr>
-          <w:bCs/>
-        </w:rPr>
-        <w:br/>
-      </w:r>
-      <w:r>
-        <w:rPr>
-          <w:bCs/>
-        </w:rPr>
-        <w:t>COGS 150*: Large Language Models and Cognitive Science [Fall, 2025]</w:t>
-      </w:r>
-    </w:p>
-    <w:p>
-      <w:pPr>
-        <w:spacing w:line="276" w:lineRule="auto"/>
-        <w:contextualSpacing/>
-        <w:rPr>
-          <w:bCs/>
-        </w:rPr>
-      </w:pPr>
-      <w:r>
-        <w:rPr>
-          <w:bCs/>
-        </w:rPr>
-        <w:t>COGS 150*: Large Language Models and Cognitive Science [Spring, 2025]</w:t>
-      </w:r>
-    </w:p>
-    <w:p>
-      <w:pPr>
-        <w:spacing w:line="276" w:lineRule="auto"/>
-        <w:contextualSpacing/>
-        <w:rPr>
-          <w:bCs/>
-        </w:rPr>
-      </w:pPr>
-      <w:r>
-        <w:rPr>
-          <w:bCs/>
-        </w:rPr>
-        <w:t>CSS 100*: Advanced Programming for Computational Social Science [Spring, 2025]</w:t>
-      </w:r>
-    </w:p>
-    <w:p>
-      <w:pPr>
-        <w:spacing w:line="276" w:lineRule="auto"/>
-        <w:contextualSpacing/>
-        <w:rPr>
-          <w:bCs/>
-        </w:rPr>
-      </w:pPr>
-      <w:r>
-        <w:rPr>
-          <w:bCs/>
-        </w:rPr>
-        <w:t>CSS 100*: Advanced Programming for Computational Social Science [Spring, 2024]</w:t>
-      </w:r>
-    </w:p>
-    <w:p>
-      <w:pPr>
-        <w:spacing w:line="276" w:lineRule="auto"/>
-        <w:contextualSpacing/>
-        <w:rPr>
-          <w:bCs/>
-        </w:rPr>
-      </w:pPr>
-      <w:r>
-        <w:rPr>
-          <w:bCs/>
-        </w:rPr>
-        <w:t>COGS 101C: Language [Spring, 2024]</w:t>
-      </w:r>
-    </w:p>
-    <w:p>
-      <w:pPr>
-        <w:spacing w:line="276" w:lineRule="auto"/>
-        <w:contextualSpacing/>
-        <w:rPr>
-          <w:bCs/>
-        </w:rPr>
-      </w:pPr>
-      <w:r>
-        <w:rPr>
-          <w:bCs/>
-        </w:rPr>
-        <w:t>COGS 150*: Large Language Models and Cognitive Science [Winter, 2024]</w:t>
-      </w:r>
-    </w:p>
-    <w:p>
-      <w:pPr>
-        <w:spacing w:line="276" w:lineRule="auto"/>
-        <w:contextualSpacing/>
-        <w:rPr>
-          <w:bCs/>
-        </w:rPr>
-      </w:pPr>
-      <w:r>
-        <w:rPr>
-          <w:bCs/>
-        </w:rPr>
-        <w:t>CSS 2*: Data and Model Programming for Computational Social Science [Winter, 2024]</w:t>
-      </w:r>
-    </w:p>
-    <w:p>
-      <w:pPr>
-        <w:spacing w:line="276" w:lineRule="auto"/>
-        <w:contextualSpacing/>
-        <w:rPr>
-          <w:bCs/>
-        </w:rPr>
-      </w:pPr>
-      <w:r>
-        <w:rPr>
-          <w:bCs/>
-        </w:rPr>
-        <w:t>COGS 153*: Language Comprehension [Fall, 2023]</w:t>
-      </w:r>
-    </w:p>
-    <w:p>
-      <w:pPr>
-        <w:spacing w:line="276" w:lineRule="auto"/>
-        <w:contextualSpacing/>
-        <w:rPr>
-          <w:bCs/>
-        </w:rPr>
-      </w:pPr>
-      <w:r>
-        <w:rPr>
-          <w:bCs/>
-        </w:rPr>
-        <w:t>CSS 1*: Introductory Programming for Computational Social Science [Fall, 2023]</w:t>
-      </w:r>
-    </w:p>
-    <w:p>
-      <w:pPr>
-        <w:spacing w:line="276" w:lineRule="auto"/>
-        <w:contextualSpacing/>
-        <w:rPr>
-          <w:bCs/>
-        </w:rPr>
-      </w:pPr>
-      <w:r>
-        <w:rPr>
-          <w:bCs/>
-        </w:rPr>
-        <w:t>COGS 14A: Introduction to Research Methods [Spring, 2023]</w:t>
-      </w:r>
-    </w:p>
-    <w:p>
-      <w:pPr>
-        <w:spacing w:line="276" w:lineRule="auto"/>
-        <w:contextualSpacing/>
-        <w:rPr>
-          <w:bCs/>
-        </w:rPr>
-      </w:pPr>
-      <w:r>
-        <w:rPr>
-          <w:bCs/>
-        </w:rPr>
-        <w:t>COGS 101C: Language [Winter, 2023]</w:t>
-      </w:r>
-    </w:p>
-    <w:p>
-      <w:pPr>
-        <w:spacing w:line="276" w:lineRule="auto"/>
-        <w:contextualSpacing/>
-        <w:rPr>
-          <w:bCs/>
-        </w:rPr>
-      </w:pPr>
-      <w:r>
-        <w:rPr>
-          <w:bCs/>
-        </w:rPr>
-        <w:t>CSS 2*: Data and Model Programming for Computational Social Science [Winter, 2023]</w:t>
-      </w:r>
-    </w:p>
-    <w:p>
-      <w:pPr>
-        <w:spacing w:line="276" w:lineRule="auto"/>
-        <w:contextualSpacing/>
-        <w:rPr>
-          <w:bCs/>
-        </w:rPr>
-      </w:pPr>
-      <w:r>
-        <w:rPr>
-          <w:bCs/>
-        </w:rPr>
-        <w:t>CSS 1*: Introductory Programming for Computational Social Science [Fall, 2022]</w:t>
-      </w:r>
-    </w:p>
-    <w:p>
-      <w:pPr>
-        <w:spacing w:line="276" w:lineRule="auto"/>
-        <w:contextualSpacing/>
-        <w:rPr>
-          <w:bCs/>
-        </w:rPr>
-      </w:pPr>
-      <w:r>
-        <w:rPr>
-          <w:bCs/>
-        </w:rPr>
-        <w:t>COGS 101C: Language [Spring, 2022]</w:t>
-      </w:r>
-    </w:p>
-    <w:p>
-      <w:pPr>
-        <w:spacing w:line="276" w:lineRule="auto"/>
-        <w:contextualSpacing/>
-        <w:rPr>
-          <w:bCs/>
-        </w:rPr>
-      </w:pPr>
-      <w:r>
-        <w:rPr>
-          <w:bCs/>
-        </w:rPr>
-        <w:t>COGS 14B: Introduction to Statistical Analysis [Summer 2021]</w:t>
-      </w:r>
-    </w:p>
-    <w:p>
-      <w:pPr>
-        <w:spacing w:line="276" w:lineRule="auto"/>
-        <w:contextualSpacing/>
-        <w:rPr>
-          <w:bCs/>
-        </w:rPr>
-      </w:pPr>
-      <w:r>
-        <w:rPr>
-          <w:bCs/>
-        </w:rPr>
-        <w:t>COGS 14B: Introduction to Statistical Analysis [Summer 2020]</w:t>
-      </w:r>
-    </w:p>
-    <w:p>
-      <w:pPr>
-        <w:spacing w:line="276" w:lineRule="auto"/>
-        <w:rPr>
-          <w:b/>
-        </w:rPr>
-      </w:pPr>
-    </w:p>
-    <w:p>
-      <w:pPr>
-        <w:spacing w:line="276" w:lineRule="auto"/>
-        <w:contextualSpacing/>
-        <w:rPr>
-          <w:i/>
-        </w:rPr>
-      </w:pPr>
-      <w:r>
-        <w:rPr>
-          <w:b/>
-        </w:rPr>
-        <w:t>Teaching Assistant</w:t>
-      </w:r>
-      <w:r>
-        <w:t xml:space="preserve"> </w:t>
-      </w:r>
-      <w:r>
-        <w:tab/>
-      </w:r>
-      <w:r>
-        <w:tab/>
-      </w:r>
-      <w:r>
-        <w:tab/>
-      </w:r>
-      <w:r>
-        <w:tab/>
-      </w:r>
-      <w:r>
-        <w:tab/>
-      </w:r>
-      <w:r>
-        <w:tab/>
-      </w:r>
-      <w:r>
-        <w:tab/>
-      </w:r>
-      <w:r>
-        <w:tab/>
-      </w:r>
-      <w:r>
-        <w:tab/>
-      </w:r>
-      <w:r>
-        <w:rPr>
-          <w:i/>
-        </w:rPr>
-        <w:t>2016-</w:t>
-      </w:r>
-      <w:r>
-        <w:rPr>
-          <w:i/>
-        </w:rPr>
-        <w:t>2022</w:t>
-      </w:r>
-    </w:p>
-    <w:p>
-      <w:pPr>
-        <w:spacing w:line="276" w:lineRule="auto"/>
-        <w:rPr>
-          <w:iCs/>
-        </w:rPr>
-      </w:pPr>
-      <w:r>
-        <w:rPr>
-          <w:iCs/>
-        </w:rPr>
-        <w:t>COGS 101C: Language [Winter, 2022]</w:t>
-      </w:r>
-    </w:p>
-    <w:p>
-      <w:pPr>
-        <w:spacing w:line="276" w:lineRule="auto"/>
-        <w:rPr>
-          <w:iCs/>
-        </w:rPr>
-      </w:pPr>
-      <w:r>
-        <w:rPr>
-          <w:iCs/>
-        </w:rPr>
-        <w:t>COGS 137: Practical Data Science in R</w:t>
-      </w:r>
-      <w:r>
-        <w:rPr>
-          <w:iCs/>
-        </w:rPr>
-        <w:t xml:space="preserve"> [Fall 2021]</w:t>
-      </w:r>
-    </w:p>
-    <w:p>
-      <w:pPr>
-        <w:spacing w:line="276" w:lineRule="auto"/>
-        <w:rPr>
-          <w:iCs/>
-        </w:rPr>
-      </w:pPr>
-      <w:r>
-        <w:rPr>
-          <w:iCs/>
-        </w:rPr>
-        <w:t xml:space="preserve">COGS 101B: Learning, Memory, and Attention </w:t>
-      </w:r>
-      <w:r>
-        <w:rPr>
-          <w:iCs/>
-        </w:rPr>
-        <w:t>[Winter 2021]</w:t>
-      </w:r>
-    </w:p>
-    <w:p>
-      <w:pPr>
-        <w:spacing w:line="276" w:lineRule="auto"/>
-        <w:rPr>
-          <w:iCs/>
-        </w:rPr>
-      </w:pPr>
-      <w:r>
-        <w:rPr>
-          <w:iCs/>
-        </w:rPr>
-        <w:t xml:space="preserve">COGS 109: Data Analysis and Modeling </w:t>
-      </w:r>
-      <w:r>
-        <w:rPr>
-          <w:iCs/>
-        </w:rPr>
-        <w:t>[Spring 2021]</w:t>
-      </w:r>
-    </w:p>
-    <w:p>
-      <w:pPr>
-        <w:spacing w:line="276" w:lineRule="auto"/>
-        <w:rPr>
-          <w:iCs/>
-        </w:rPr>
-      </w:pPr>
-      <w:r>
-        <w:rPr>
-          <w:iCs/>
-        </w:rPr>
-        <w:t xml:space="preserve">COGS 153: Language Comprehension </w:t>
-      </w:r>
-      <w:r>
-        <w:rPr>
-          <w:iCs/>
-        </w:rPr>
-        <w:t>[Spring 2021]</w:t>
-      </w:r>
-    </w:p>
-    <w:p>
-      <w:pPr>
-        <w:spacing w:line="276" w:lineRule="auto"/>
-        <w:rPr>
-          <w:iCs/>
-        </w:rPr>
-      </w:pPr>
-      <w:r>
-        <w:rPr>
-          <w:iCs/>
-        </w:rPr>
-        <w:t xml:space="preserve">COGS 14B: Introduction to Statistical Analysis </w:t>
-      </w:r>
-      <w:r>
-        <w:rPr>
-          <w:iCs/>
-        </w:rPr>
-        <w:t>[Fall 2020]</w:t>
-      </w:r>
-    </w:p>
-    <w:p>
-      <w:pPr>
-        <w:spacing w:line="276" w:lineRule="auto"/>
-        <w:rPr>
-          <w:iCs/>
-        </w:rPr>
-      </w:pPr>
-      <w:r>
-        <w:rPr>
-          <w:iCs/>
-        </w:rPr>
-        <w:t xml:space="preserve">COGS 14B: Introduction to Statistical Analysis </w:t>
-      </w:r>
-      <w:r>
-        <w:rPr>
-          <w:iCs/>
-        </w:rPr>
-        <w:t>[Winter 2020]</w:t>
-      </w:r>
-    </w:p>
-    <w:p>
-      <w:pPr>
-        <w:spacing w:line="276" w:lineRule="auto"/>
-        <w:rPr>
-          <w:iCs/>
-        </w:rPr>
-      </w:pPr>
-      <w:r>
-        <w:rPr>
-          <w:iCs/>
-        </w:rPr>
-        <w:t xml:space="preserve">COGS 14A: Introduction to Research Methods </w:t>
-      </w:r>
-      <w:r>
-        <w:rPr>
-          <w:iCs/>
-        </w:rPr>
-        <w:t xml:space="preserve">[Winter 2018] </w:t>
-      </w:r>
-    </w:p>
-    <w:p>
-      <w:pPr>
-        <w:spacing w:line="276" w:lineRule="auto"/>
-        <w:rPr>
-          <w:iCs/>
-        </w:rPr>
-      </w:pPr>
-      <w:r>
-        <w:rPr>
-          <w:iCs/>
-        </w:rPr>
-        <w:t xml:space="preserve">COGS 100: Cyborgs Now and in the Future </w:t>
-      </w:r>
-      <w:r>
-        <w:rPr>
-          <w:iCs/>
-        </w:rPr>
-        <w:t>[Fall 2017]</w:t>
-      </w:r>
-    </w:p>
-    <w:p>
-      <w:pPr>
-        <w:spacing w:line="276" w:lineRule="auto"/>
-        <w:rPr>
-          <w:iCs/>
-        </w:rPr>
-      </w:pPr>
-      <w:r>
-        <w:rPr>
-          <w:iCs/>
-        </w:rPr>
-        <w:t xml:space="preserve">COGS 101C: Language </w:t>
-      </w:r>
-      <w:r>
-        <w:rPr>
-          <w:iCs/>
-        </w:rPr>
-        <w:t>[Spring 2017]</w:t>
-      </w:r>
-    </w:p>
-    <w:p>
-      <w:pPr>
-        <w:spacing w:line="276" w:lineRule="auto"/>
-        <w:rPr>
-          <w:iCs/>
-        </w:rPr>
-      </w:pPr>
-      <w:r>
-        <w:rPr>
-          <w:iCs/>
-        </w:rPr>
-        <w:t xml:space="preserve">COGS 3: Introduction to Computing </w:t>
-      </w:r>
-      <w:r>
-        <w:rPr>
-          <w:iCs/>
-        </w:rPr>
-        <w:t>[Winter 2017]</w:t>
-      </w:r>
-    </w:p>
-    <w:p>
-      <w:pPr>
-        <w:spacing w:line="276" w:lineRule="auto"/>
-        <w:rPr>
-          <w:iCs/>
-        </w:rPr>
-      </w:pPr>
-    </w:p>
-    <w:p>
-      <w:pPr>
-        <w:spacing w:line="276" w:lineRule="auto"/>
-        <w:rPr>
-          <w:b/>
-          <w:bCs/>
-          <w:iCs/>
-        </w:rPr>
-      </w:pPr>
-      <w:r>
-        <w:rPr>
-          <w:b/>
-          <w:bCs/>
-          <w:iCs/>
-        </w:rPr>
-        <w:t>Mentorship</w:t>
-      </w:r>
-    </w:p>
-    <w:p>
-      <w:pPr>
-        <w:spacing w:line="276" w:lineRule="auto"/>
-        <w:rPr>
-          <w:iCs/>
-        </w:rPr>
-      </w:pPr>
-      <w:r>
-        <w:rPr>
-          <w:iCs/>
-        </w:rPr>
-        <w:t>2023</w:t>
-      </w:r>
-      <w:r>
-        <w:rPr>
-          <w:iCs/>
-        </w:rPr>
-        <w:t>-2024</w:t>
-      </w:r>
-      <w:r>
-        <w:rPr>
-          <w:iCs/>
-        </w:rPr>
-        <w:t xml:space="preserve">: </w:t>
-      </w:r>
-      <w:proofErr w:type="spellStart"/>
-      <w:r>
-        <w:rPr>
-          <w:iCs/>
-        </w:rPr>
-        <w:t>Yuhan</w:t>
-      </w:r>
-      <w:proofErr w:type="spellEnd"/>
-      <w:r>
-        <w:rPr>
-          <w:iCs/>
-        </w:rPr>
-        <w:t xml:space="preserve"> Fu (Honors student), </w:t>
-      </w:r>
-      <w:r>
-        <w:rPr>
-          <w:iCs/>
-        </w:rPr>
-        <w:t>Kai Bian</w:t>
-      </w:r>
-      <w:r>
-        <w:rPr>
-          <w:iCs/>
-        </w:rPr>
-        <w:t xml:space="preserve"> (Faculty Mentor Program), Alice Li (Faculty Mentor Program), Sydney Taylor (Faculty Mentor Program)</w:t>
-      </w:r>
-    </w:p>
-    <w:p>
-      <w:pPr>
-        <w:spacing w:line="276" w:lineRule="auto"/>
-        <w:rPr>
-          <w:iCs/>
-        </w:rPr>
-      </w:pPr>
-      <w:r>
-        <w:rPr>
-          <w:iCs/>
-        </w:rPr>
-        <w:t>2022</w:t>
-      </w:r>
-      <w:r>
-        <w:rPr>
-          <w:iCs/>
-        </w:rPr>
-        <w:t>-2023</w:t>
-      </w:r>
-      <w:r>
-        <w:rPr>
-          <w:iCs/>
-        </w:rPr>
-        <w:t>: Owen Pi</w:t>
-      </w:r>
-    </w:p>
-    <w:p>
-      <w:pPr>
-        <w:spacing w:line="276" w:lineRule="auto"/>
-        <w:rPr>
-          <w:iCs/>
-        </w:rPr>
-      </w:pPr>
-      <w:r>
-        <w:rPr>
-          <w:iCs/>
-        </w:rPr>
-        <w:t>2021</w:t>
-      </w:r>
-      <w:r>
-        <w:rPr>
-          <w:iCs/>
-        </w:rPr>
-        <w:t>-2022</w:t>
-      </w:r>
-      <w:r>
-        <w:rPr>
-          <w:iCs/>
-        </w:rPr>
-        <w:t>: Monica Van</w:t>
-      </w:r>
-      <w:r>
-        <w:rPr>
-          <w:iCs/>
-        </w:rPr>
-        <w:t xml:space="preserve"> (Honors student)</w:t>
-      </w:r>
-      <w:r>
-        <w:rPr>
-          <w:iCs/>
-        </w:rPr>
-        <w:t>,</w:t>
-      </w:r>
-      <w:r>
-        <w:rPr>
-          <w:iCs/>
-        </w:rPr>
-        <w:t xml:space="preserve"> Dan </w:t>
-      </w:r>
-      <w:proofErr w:type="spellStart"/>
-      <w:r>
-        <w:rPr>
-          <w:iCs/>
-        </w:rPr>
-        <w:t>Kaliblotzky</w:t>
-      </w:r>
-      <w:proofErr w:type="spellEnd"/>
-    </w:p>
-    <w:p>
-      <w:pPr>
-        <w:spacing w:line="276" w:lineRule="auto"/>
-        <w:rPr>
-          <w:iCs/>
-        </w:rPr>
-      </w:pPr>
-      <w:r>
-        <w:rPr>
-          <w:iCs/>
-        </w:rPr>
-        <w:t xml:space="preserve">2020-2021: Alex </w:t>
-      </w:r>
-      <w:proofErr w:type="spellStart"/>
-      <w:r>
-        <w:rPr>
-          <w:iCs/>
-        </w:rPr>
-        <w:t>Liebscher</w:t>
-      </w:r>
-      <w:proofErr w:type="spellEnd"/>
-      <w:r>
-        <w:rPr>
-          <w:iCs/>
-        </w:rPr>
-        <w:t xml:space="preserve"> (Honors student)</w:t>
+        <w:t>2020-2021: Alex Liebscher (Honors student)</w:t>
       </w:r>
     </w:p>
     <w:p>
@@ -10222,22 +9424,12 @@
           <w:iCs/>
         </w:rPr>
       </w:pPr>
-      <w:proofErr w:type="spellStart"/>
-      <w:r>
-        <w:rPr>
-          <w:color w:val="222222"/>
-          <w:shd w:val="clear" w:color="auto" w:fill="FFFFFF"/>
-        </w:rPr>
-        <w:lastRenderedPageBreak/>
-        <w:t>Liebscher</w:t>
-      </w:r>
-      <w:proofErr w:type="spellEnd"/>
-      <w:r>
-        <w:rPr>
-          <w:color w:val="222222"/>
-          <w:shd w:val="clear" w:color="auto" w:fill="FFFFFF"/>
-        </w:rPr>
-        <w:t>, A., Trott, S., &amp; Bergen, B. (2020). Effects of Battle and Journey Metaphors on Charitable Donations for Cancer Patients. In </w:t>
+      <w:r>
+        <w:rPr>
+          <w:color w:val="222222"/>
+          <w:shd w:val="clear" w:color="auto" w:fill="FFFFFF"/>
+        </w:rPr>
+        <w:t>Liebscher, A., Trott, S., &amp; Bergen, B. (2020). Effects of Battle and Journey Metaphors on Charitable Donations for Cancer Patients. In </w:t>
       </w:r>
       <w:r>
         <w:rPr>
@@ -10304,7 +9496,7 @@
           <w:b/>
           <w:noProof/>
         </w:rPr>
-        <w:pict w14:anchorId="5175D3F0">
+        <w:pict w14:anchorId="1BE36E74">
           <v:rect id="_x0000_i1027" alt="" style="width:468pt;height:1.5pt;mso-width-percent:0;mso-height-percent:0;mso-width-percent:0;mso-height-percent:0" o:hralign="center" o:hrstd="t" o:hrnoshade="t" o:hr="t" fillcolor="black [3213]" stroked="f"/>
         </w:pict>
       </w:r>
@@ -10374,7 +9566,7 @@
           <w:b/>
           <w:noProof/>
         </w:rPr>
-        <w:pict w14:anchorId="55FE940C">
+        <w:pict w14:anchorId="32D8C0C3">
           <v:rect id="_x0000_i1026" alt="" style="width:468pt;height:1.5pt;mso-width-percent:0;mso-height-percent:0;mso-width-percent:0;mso-height-percent:0" o:hralign="center" o:hrstd="t" o:hrnoshade="t" o:hr="t" fillcolor="black [3213]" stroked="f"/>
         </w:pict>
       </w:r>
@@ -10863,21 +10055,12 @@
       <w:r>
         <w:t xml:space="preserve">, </w:t>
       </w:r>
-      <w:proofErr w:type="spellStart"/>
-      <w:r>
-        <w:rPr>
-          <w:i/>
-          <w:iCs/>
-        </w:rPr>
-        <w:t>PeerJ</w:t>
-      </w:r>
-      <w:proofErr w:type="spellEnd"/>
-      <w:r>
-        <w:rPr>
-          <w:i/>
-          <w:iCs/>
-        </w:rPr>
-        <w:t xml:space="preserve"> Computer Science</w:t>
+      <w:r>
+        <w:rPr>
+          <w:i/>
+          <w:iCs/>
+        </w:rPr>
+        <w:t>PeerJ Computer Science</w:t>
       </w:r>
       <w:r>
         <w:t xml:space="preserve">, </w:t>
@@ -11076,6 +10259,7 @@
           <w:b/>
           <w:bCs/>
         </w:rPr>
+        <w:lastRenderedPageBreak/>
         <w:t>2022</w:t>
       </w:r>
       <w:r>
@@ -11200,8 +10384,7 @@
           <w:b/>
           <w:noProof/>
         </w:rPr>
-        <w:lastRenderedPageBreak/>
-        <w:pict w14:anchorId="674BE7C9">
+        <w:pict w14:anchorId="27C17A08">
           <v:rect id="_x0000_i1025" alt="" style="width:468pt;height:1.5pt;mso-width-percent:0;mso-height-percent:0;mso-width-percent:0;mso-height-percent:0" o:hralign="center" o:hrstd="t" o:hrnoshade="t" o:hr="t" fillcolor="black [3213]" stroked="f"/>
         </w:pict>
       </w:r>
@@ -11535,7 +10718,7 @@
 </file>
 
 <file path=word/endnotes.xml><?xml version="1.0" encoding="utf-8"?>
-<w:endnotes xmlns:wpc="http://schemas.microsoft.com/office/word/2010/wordprocessingCanvas" xmlns:cx="http://schemas.microsoft.com/office/drawing/2014/chartex" xmlns:cx1="http://schemas.microsoft.com/office/drawing/2015/9/8/chartex" xmlns:cx2="http://schemas.microsoft.com/office/drawing/2015/10/21/chartex" xmlns:cx3="http://schemas.microsoft.com/office/drawing/2016/5/9/chartex" xmlns:cx4="http://schemas.microsoft.com/office/drawing/2016/5/10/chartex" xmlns:cx5="http://schemas.microsoft.com/office/drawing/2016/5/11/chartex" xmlns:cx6="http://schemas.microsoft.com/office/drawing/2016/5/12/chartex" xmlns:cx7="http://schemas.microsoft.com/office/drawing/2016/5/13/chartex" xmlns:cx8="http://schemas.microsoft.com/office/drawing/2016/5/14/chartex" xmlns:mc="http://schemas.openxmlformats.org/markup-compatibility/2006" xmlns:aink="http://schemas.microsoft.com/office/drawing/2016/ink" xmlns:am3d="http://schemas.microsoft.com/office/drawing/2017/model3d" xmlns:o="urn:schemas-microsoft-com:office:office" xmlns:oel="http://schemas.microsoft.com/office/2019/extlst" xmlns:r="http://schemas.openxmlformats.org/officeDocument/2006/relationships" xmlns:m="http://schemas.openxmlformats.org/officeDocument/2006/math" xmlns:v="urn:schemas-microsoft-com:vml" xmlns:wp14="http://schemas.microsoft.com/office/word/2010/wordprocessingDrawing" xmlns:wp="http://schemas.openxmlformats.org/drawingml/2006/wordprocessingDrawing" xmlns:w10="urn:schemas-microsoft-com:office:word" xmlns:w="http://schemas.openxmlformats.org/wordprocessingml/2006/main" xmlns:w14="http://schemas.microsoft.com/office/word/2010/wordml" xmlns:w15="http://schemas.microsoft.com/office/word/2012/wordml" xmlns:w16cex="http://schemas.microsoft.com/office/word/2018/wordml/cex" xmlns:w16cid="http://schemas.microsoft.com/office/word/2016/wordml/cid" xmlns:w16="http://schemas.microsoft.com/office/word/2018/wordml" xmlns:w16du="http://schemas.microsoft.com/office/word/2023/wordml/word16du" xmlns:w16sdtdh="http://schemas.microsoft.com/office/word/2020/wordml/sdtdatahash" xmlns:w16se="http://schemas.microsoft.com/office/word/2015/wordml/symex" xmlns:wpg="http://schemas.microsoft.com/office/word/2010/wordprocessingGroup" xmlns:wpi="http://schemas.microsoft.com/office/word/2010/wordprocessingInk" xmlns:wne="http://schemas.microsoft.com/office/word/2006/wordml" xmlns:wps="http://schemas.microsoft.com/office/word/2010/wordprocessingShape" mc:Ignorable="w14 w15 w16se w16cid w16 w16cex w16sdtdh w16du wp14">
+<w:endnotes xmlns:wpc="http://schemas.microsoft.com/office/word/2010/wordprocessingCanvas" xmlns:cx="http://schemas.microsoft.com/office/drawing/2014/chartex" xmlns:cx1="http://schemas.microsoft.com/office/drawing/2015/9/8/chartex" xmlns:cx2="http://schemas.microsoft.com/office/drawing/2015/10/21/chartex" xmlns:cx3="http://schemas.microsoft.com/office/drawing/2016/5/9/chartex" xmlns:cx4="http://schemas.microsoft.com/office/drawing/2016/5/10/chartex" xmlns:cx5="http://schemas.microsoft.com/office/drawing/2016/5/11/chartex" xmlns:cx6="http://schemas.microsoft.com/office/drawing/2016/5/12/chartex" xmlns:cx7="http://schemas.microsoft.com/office/drawing/2016/5/13/chartex" xmlns:cx8="http://schemas.microsoft.com/office/drawing/2016/5/14/chartex" xmlns:mc="http://schemas.openxmlformats.org/markup-compatibility/2006" xmlns:m="http://schemas.openxmlformats.org/officeDocument/2006/math" xmlns:aink="http://schemas.microsoft.com/office/drawing/2016/ink" xmlns:am3d="http://schemas.microsoft.com/office/drawing/2017/model3d" xmlns:oel="http://schemas.microsoft.com/office/2019/extlst" xmlns:r="http://schemas.openxmlformats.org/officeDocument/2006/relationships" xmlns:wp14="http://schemas.microsoft.com/office/word/2010/wordprocessingDrawing" xmlns:wp="http://schemas.openxmlformats.org/drawingml/2006/wordprocessingDrawing" xmlns:wpg="http://schemas.microsoft.com/office/word/2010/wordprocessingGroup" xmlns:wpi="http://schemas.microsoft.com/office/word/2010/wordprocessingInk" xmlns:wps="http://schemas.microsoft.com/office/word/2010/wordprocessingShape" xmlns:o="urn:schemas-microsoft-com:office:office" xmlns:v="urn:schemas-microsoft-com:vml" xmlns:w10="urn:schemas-microsoft-com:office:word" xmlns:w="http://schemas.openxmlformats.org/wordprocessingml/2006/main" xmlns:w14="http://schemas.microsoft.com/office/word/2010/wordml" xmlns:w15="http://schemas.microsoft.com/office/word/2012/wordml" xmlns:w16cex="http://schemas.microsoft.com/office/word/2018/wordml/cex" xmlns:w16cid="http://schemas.microsoft.com/office/word/2016/wordml/cid" xmlns:w16="http://schemas.microsoft.com/office/word/2018/wordml" xmlns:w16sdtdh="http://schemas.microsoft.com/office/word/2020/wordml/sdtdatahash" xmlns:w16sdtfl="http://schemas.microsoft.com/office/word/2024/wordml/sdtformatlock" xmlns:w16se="http://schemas.microsoft.com/office/word/2015/wordml/symex" xmlns:w16du="http://schemas.microsoft.com/office/word/2023/wordml/word16du" xmlns:wne="http://schemas.microsoft.com/office/word/2006/wordml" mc:Ignorable="w14 w15 w16se w16cid w16 w16cex w16sdtdh w16sdtfl w16du wp14">
   <w:endnote w:type="separator" w:id="-1">
     <w:p>
       <w:r>
@@ -11554,7 +10737,7 @@
 </file>
 
 <file path=word/footnotes.xml><?xml version="1.0" encoding="utf-8"?>
-<w:footnotes xmlns:wpc="http://schemas.microsoft.com/office/word/2010/wordprocessingCanvas" xmlns:cx="http://schemas.microsoft.com/office/drawing/2014/chartex" xmlns:cx1="http://schemas.microsoft.com/office/drawing/2015/9/8/chartex" xmlns:cx2="http://schemas.microsoft.com/office/drawing/2015/10/21/chartex" xmlns:cx3="http://schemas.microsoft.com/office/drawing/2016/5/9/chartex" xmlns:cx4="http://schemas.microsoft.com/office/drawing/2016/5/10/chartex" xmlns:cx5="http://schemas.microsoft.com/office/drawing/2016/5/11/chartex" xmlns:cx6="http://schemas.microsoft.com/office/drawing/2016/5/12/chartex" xmlns:cx7="http://schemas.microsoft.com/office/drawing/2016/5/13/chartex" xmlns:cx8="http://schemas.microsoft.com/office/drawing/2016/5/14/chartex" xmlns:mc="http://schemas.openxmlformats.org/markup-compatibility/2006" xmlns:aink="http://schemas.microsoft.com/office/drawing/2016/ink" xmlns:am3d="http://schemas.microsoft.com/office/drawing/2017/model3d" xmlns:o="urn:schemas-microsoft-com:office:office" xmlns:oel="http://schemas.microsoft.com/office/2019/extlst" xmlns:r="http://schemas.openxmlformats.org/officeDocument/2006/relationships" xmlns:m="http://schemas.openxmlformats.org/officeDocument/2006/math" xmlns:v="urn:schemas-microsoft-com:vml" xmlns:wp14="http://schemas.microsoft.com/office/word/2010/wordprocessingDrawing" xmlns:wp="http://schemas.openxmlformats.org/drawingml/2006/wordprocessingDrawing" xmlns:w10="urn:schemas-microsoft-com:office:word" xmlns:w="http://schemas.openxmlformats.org/wordprocessingml/2006/main" xmlns:w14="http://schemas.microsoft.com/office/word/2010/wordml" xmlns:w15="http://schemas.microsoft.com/office/word/2012/wordml" xmlns:w16cex="http://schemas.microsoft.com/office/word/2018/wordml/cex" xmlns:w16cid="http://schemas.microsoft.com/office/word/2016/wordml/cid" xmlns:w16="http://schemas.microsoft.com/office/word/2018/wordml" xmlns:w16du="http://schemas.microsoft.com/office/word/2023/wordml/word16du" xmlns:w16sdtdh="http://schemas.microsoft.com/office/word/2020/wordml/sdtdatahash" xmlns:w16se="http://schemas.microsoft.com/office/word/2015/wordml/symex" xmlns:wpg="http://schemas.microsoft.com/office/word/2010/wordprocessingGroup" xmlns:wpi="http://schemas.microsoft.com/office/word/2010/wordprocessingInk" xmlns:wne="http://schemas.microsoft.com/office/word/2006/wordml" xmlns:wps="http://schemas.microsoft.com/office/word/2010/wordprocessingShape" mc:Ignorable="w14 w15 w16se w16cid w16 w16cex w16sdtdh w16du wp14">
+<w:footnotes xmlns:wpc="http://schemas.microsoft.com/office/word/2010/wordprocessingCanvas" xmlns:cx="http://schemas.microsoft.com/office/drawing/2014/chartex" xmlns:cx1="http://schemas.microsoft.com/office/drawing/2015/9/8/chartex" xmlns:cx2="http://schemas.microsoft.com/office/drawing/2015/10/21/chartex" xmlns:cx3="http://schemas.microsoft.com/office/drawing/2016/5/9/chartex" xmlns:cx4="http://schemas.microsoft.com/office/drawing/2016/5/10/chartex" xmlns:cx5="http://schemas.microsoft.com/office/drawing/2016/5/11/chartex" xmlns:cx6="http://schemas.microsoft.com/office/drawing/2016/5/12/chartex" xmlns:cx7="http://schemas.microsoft.com/office/drawing/2016/5/13/chartex" xmlns:cx8="http://schemas.microsoft.com/office/drawing/2016/5/14/chartex" xmlns:mc="http://schemas.openxmlformats.org/markup-compatibility/2006" xmlns:m="http://schemas.openxmlformats.org/officeDocument/2006/math" xmlns:aink="http://schemas.microsoft.com/office/drawing/2016/ink" xmlns:am3d="http://schemas.microsoft.com/office/drawing/2017/model3d" xmlns:oel="http://schemas.microsoft.com/office/2019/extlst" xmlns:r="http://schemas.openxmlformats.org/officeDocument/2006/relationships" xmlns:wp14="http://schemas.microsoft.com/office/word/2010/wordprocessingDrawing" xmlns:wp="http://schemas.openxmlformats.org/drawingml/2006/wordprocessingDrawing" xmlns:wpg="http://schemas.microsoft.com/office/word/2010/wordprocessingGroup" xmlns:wpi="http://schemas.microsoft.com/office/word/2010/wordprocessingInk" xmlns:wps="http://schemas.microsoft.com/office/word/2010/wordprocessingShape" xmlns:o="urn:schemas-microsoft-com:office:office" xmlns:v="urn:schemas-microsoft-com:vml" xmlns:w10="urn:schemas-microsoft-com:office:word" xmlns:w="http://schemas.openxmlformats.org/wordprocessingml/2006/main" xmlns:w14="http://schemas.microsoft.com/office/word/2010/wordml" xmlns:w15="http://schemas.microsoft.com/office/word/2012/wordml" xmlns:w16cex="http://schemas.microsoft.com/office/word/2018/wordml/cex" xmlns:w16cid="http://schemas.microsoft.com/office/word/2016/wordml/cid" xmlns:w16="http://schemas.microsoft.com/office/word/2018/wordml" xmlns:w16sdtdh="http://schemas.microsoft.com/office/word/2020/wordml/sdtdatahash" xmlns:w16sdtfl="http://schemas.microsoft.com/office/word/2024/wordml/sdtformatlock" xmlns:w16se="http://schemas.microsoft.com/office/word/2015/wordml/symex" xmlns:w16du="http://schemas.microsoft.com/office/word/2023/wordml/word16du" xmlns:wne="http://schemas.microsoft.com/office/word/2006/wordml" mc:Ignorable="w14 w15 w16se w16cid w16 w16cex w16sdtdh w16sdtfl w16du wp14">
   <w:footnote w:type="separator" w:id="-1">
     <w:p>
       <w:r>
@@ -11573,7 +10756,7 @@
 </file>
 
 <file path=word/numbering.xml><?xml version="1.0" encoding="utf-8"?>
-<w:numbering xmlns:wpc="http://schemas.microsoft.com/office/word/2010/wordprocessingCanvas" xmlns:cx="http://schemas.microsoft.com/office/drawing/2014/chartex" xmlns:cx1="http://schemas.microsoft.com/office/drawing/2015/9/8/chartex" xmlns:cx2="http://schemas.microsoft.com/office/drawing/2015/10/21/chartex" xmlns:cx3="http://schemas.microsoft.com/office/drawing/2016/5/9/chartex" xmlns:cx4="http://schemas.microsoft.com/office/drawing/2016/5/10/chartex" xmlns:cx5="http://schemas.microsoft.com/office/drawing/2016/5/11/chartex" xmlns:cx6="http://schemas.microsoft.com/office/drawing/2016/5/12/chartex" xmlns:cx7="http://schemas.microsoft.com/office/drawing/2016/5/13/chartex" xmlns:cx8="http://schemas.microsoft.com/office/drawing/2016/5/14/chartex" xmlns:mc="http://schemas.openxmlformats.org/markup-compatibility/2006" xmlns:aink="http://schemas.microsoft.com/office/drawing/2016/ink" xmlns:am3d="http://schemas.microsoft.com/office/drawing/2017/model3d" xmlns:o="urn:schemas-microsoft-com:office:office" xmlns:oel="http://schemas.microsoft.com/office/2019/extlst" xmlns:r="http://schemas.openxmlformats.org/officeDocument/2006/relationships" xmlns:m="http://schemas.openxmlformats.org/officeDocument/2006/math" xmlns:v="urn:schemas-microsoft-com:vml" xmlns:wp14="http://schemas.microsoft.com/office/word/2010/wordprocessingDrawing" xmlns:wp="http://schemas.openxmlformats.org/drawingml/2006/wordprocessingDrawing" xmlns:w10="urn:schemas-microsoft-com:office:word" xmlns:w="http://schemas.openxmlformats.org/wordprocessingml/2006/main" xmlns:w14="http://schemas.microsoft.com/office/word/2010/wordml" xmlns:w15="http://schemas.microsoft.com/office/word/2012/wordml" xmlns:w16cex="http://schemas.microsoft.com/office/word/2018/wordml/cex" xmlns:w16cid="http://schemas.microsoft.com/office/word/2016/wordml/cid" xmlns:w16="http://schemas.microsoft.com/office/word/2018/wordml" xmlns:w16du="http://schemas.microsoft.com/office/word/2023/wordml/word16du" xmlns:w16sdtdh="http://schemas.microsoft.com/office/word/2020/wordml/sdtdatahash" xmlns:w16se="http://schemas.microsoft.com/office/word/2015/wordml/symex" xmlns:wpg="http://schemas.microsoft.com/office/word/2010/wordprocessingGroup" xmlns:wpi="http://schemas.microsoft.com/office/word/2010/wordprocessingInk" xmlns:wne="http://schemas.microsoft.com/office/word/2006/wordml" xmlns:wps="http://schemas.microsoft.com/office/word/2010/wordprocessingShape" mc:Ignorable="w14 w15 w16se w16cid w16 w16cex w16sdtdh w16du wp14">
+<w:numbering xmlns:wpc="http://schemas.microsoft.com/office/word/2010/wordprocessingCanvas" xmlns:cx="http://schemas.microsoft.com/office/drawing/2014/chartex" xmlns:cx1="http://schemas.microsoft.com/office/drawing/2015/9/8/chartex" xmlns:cx2="http://schemas.microsoft.com/office/drawing/2015/10/21/chartex" xmlns:cx3="http://schemas.microsoft.com/office/drawing/2016/5/9/chartex" xmlns:cx4="http://schemas.microsoft.com/office/drawing/2016/5/10/chartex" xmlns:cx5="http://schemas.microsoft.com/office/drawing/2016/5/11/chartex" xmlns:cx6="http://schemas.microsoft.com/office/drawing/2016/5/12/chartex" xmlns:cx7="http://schemas.microsoft.com/office/drawing/2016/5/13/chartex" xmlns:cx8="http://schemas.microsoft.com/office/drawing/2016/5/14/chartex" xmlns:mc="http://schemas.openxmlformats.org/markup-compatibility/2006" xmlns:m="http://schemas.openxmlformats.org/officeDocument/2006/math" xmlns:aink="http://schemas.microsoft.com/office/drawing/2016/ink" xmlns:am3d="http://schemas.microsoft.com/office/drawing/2017/model3d" xmlns:oel="http://schemas.microsoft.com/office/2019/extlst" xmlns:r="http://schemas.openxmlformats.org/officeDocument/2006/relationships" xmlns:wp14="http://schemas.microsoft.com/office/word/2010/wordprocessingDrawing" xmlns:wp="http://schemas.openxmlformats.org/drawingml/2006/wordprocessingDrawing" xmlns:wpg="http://schemas.microsoft.com/office/word/2010/wordprocessingGroup" xmlns:wpi="http://schemas.microsoft.com/office/word/2010/wordprocessingInk" xmlns:wps="http://schemas.microsoft.com/office/word/2010/wordprocessingShape" xmlns:o="urn:schemas-microsoft-com:office:office" xmlns:v="urn:schemas-microsoft-com:vml" xmlns:w10="urn:schemas-microsoft-com:office:word" xmlns:w="http://schemas.openxmlformats.org/wordprocessingml/2006/main" xmlns:w14="http://schemas.microsoft.com/office/word/2010/wordml" xmlns:w15="http://schemas.microsoft.com/office/word/2012/wordml" xmlns:w16cex="http://schemas.microsoft.com/office/word/2018/wordml/cex" xmlns:w16cid="http://schemas.microsoft.com/office/word/2016/wordml/cid" xmlns:w16="http://schemas.microsoft.com/office/word/2018/wordml" xmlns:w16sdtdh="http://schemas.microsoft.com/office/word/2020/wordml/sdtdatahash" xmlns:w16sdtfl="http://schemas.microsoft.com/office/word/2024/wordml/sdtformatlock" xmlns:w16se="http://schemas.microsoft.com/office/word/2015/wordml/symex" xmlns:w16du="http://schemas.microsoft.com/office/word/2023/wordml/word16du" xmlns:wne="http://schemas.microsoft.com/office/word/2006/wordml" mc:Ignorable="w14 w15 w16se w16cid w16 w16cex w16sdtdh w16sdtfl w16du wp14">
   <w:abstractNum w:abstractNumId="0" w15:restartNumberingAfterBreak="0">
     <w:nsid w:val="03126E40"/>
     <w:multiLevelType w:val="hybridMultilevel"/>
@@ -12983,7 +12166,7 @@
 </file>
 
 <file path=word/styles.xml><?xml version="1.0" encoding="utf-8"?>
-<w:styles xmlns:mc="http://schemas.openxmlformats.org/markup-compatibility/2006" xmlns:r="http://schemas.openxmlformats.org/officeDocument/2006/relationships" xmlns:w="http://schemas.openxmlformats.org/wordprocessingml/2006/main" xmlns:w14="http://schemas.microsoft.com/office/word/2010/wordml" xmlns:w15="http://schemas.microsoft.com/office/word/2012/wordml" xmlns:w16cex="http://schemas.microsoft.com/office/word/2018/wordml/cex" xmlns:w16cid="http://schemas.microsoft.com/office/word/2016/wordml/cid" xmlns:w16="http://schemas.microsoft.com/office/word/2018/wordml" xmlns:w16du="http://schemas.microsoft.com/office/word/2023/wordml/word16du" xmlns:w16sdtdh="http://schemas.microsoft.com/office/word/2020/wordml/sdtdatahash" xmlns:w16se="http://schemas.microsoft.com/office/word/2015/wordml/symex" mc:Ignorable="w14 w15 w16se w16cid w16 w16cex w16sdtdh w16du">
+<w:styles xmlns:mc="http://schemas.openxmlformats.org/markup-compatibility/2006" xmlns:r="http://schemas.openxmlformats.org/officeDocument/2006/relationships" xmlns:w="http://schemas.openxmlformats.org/wordprocessingml/2006/main" xmlns:w14="http://schemas.microsoft.com/office/word/2010/wordml" xmlns:w15="http://schemas.microsoft.com/office/word/2012/wordml" xmlns:w16cex="http://schemas.microsoft.com/office/word/2018/wordml/cex" xmlns:w16cid="http://schemas.microsoft.com/office/word/2016/wordml/cid" xmlns:w16="http://schemas.microsoft.com/office/word/2018/wordml" xmlns:w16sdtdh="http://schemas.microsoft.com/office/word/2020/wordml/sdtdatahash" xmlns:w16sdtfl="http://schemas.microsoft.com/office/word/2024/wordml/sdtformatlock" xmlns:w16se="http://schemas.microsoft.com/office/word/2015/wordml/symex" xmlns:w16du="http://schemas.microsoft.com/office/word/2023/wordml/word16du" mc:Ignorable="w14 w15 w16se w16cid w16 w16cex w16sdtdh w16sdtfl w16du">
   <w:docDefaults>
     <w:rPrDefault>
       <w:rPr>
